--- a/01_Standards/GitHub_Repository_Folder_Structure.docx
+++ b/01_Standards/GitHub_Repository_Folder_Structure.docx
@@ -3523,6 +3523,79 @@
         </w:rPr>
         <w:t>/</w:t>
       </w:r>
+    </w:p>
+    <w:p>
+      <w:pPr>
+        <w:rPr>
+          <w:rFonts w:ascii="Courier New" w:hAnsi="Courier New" w:cs="Courier New"/>
+        </w:rPr>
+      </w:pPr>
+      <w:r>
+        <w:rPr>
+          <w:rFonts w:ascii="Courier New" w:eastAsia="MS Mincho" w:hAnsi="Courier New" w:cs="Courier New"/>
+        </w:rPr>
+        <w:t>│</w:t>
+      </w:r>
+      <w:r>
+        <w:rPr>
+          <w:rFonts w:ascii="Courier New" w:hAnsi="Courier New" w:cs="Courier New"/>
+        </w:rPr>
+        <w:t xml:space="preserve"> </w:t>
+      </w:r>
+      <w:r>
+        <w:rPr>
+          <w:rFonts w:ascii="Courier New" w:eastAsia="MS Mincho" w:hAnsi="Courier New" w:cs="Courier New"/>
+        </w:rPr>
+        <w:t>│</w:t>
+      </w:r>
+      <w:r>
+        <w:rPr>
+          <w:rFonts w:ascii="Courier New" w:hAnsi="Courier New" w:cs="Courier New"/>
+        </w:rPr>
+        <w:t xml:space="preserve"> </w:t>
+      </w:r>
+      <w:r>
+        <w:rPr>
+          <w:rFonts w:ascii="Courier New" w:eastAsia="MS Mincho" w:hAnsi="Courier New" w:cs="Courier New"/>
+        </w:rPr>
+        <w:t>│</w:t>
+      </w:r>
+      <w:r>
+        <w:rPr>
+          <w:rFonts w:ascii="Courier New" w:hAnsi="Courier New" w:cs="Courier New"/>
+        </w:rPr>
+        <w:t xml:space="preserve"> </w:t>
+      </w:r>
+      <w:r>
+        <w:rPr>
+          <w:rFonts w:ascii="Courier New" w:eastAsia="MS Mincho" w:hAnsi="Courier New" w:cs="Courier New"/>
+        </w:rPr>
+        <w:t>└──</w:t>
+      </w:r>
+      <w:r>
+        <w:rPr>
+          <w:rFonts w:ascii="Courier New" w:hAnsi="Courier New" w:cs="Courier New"/>
+        </w:rPr>
+        <w:t xml:space="preserve"> </w:t>
+      </w:r>
+      <w:r>
+        <w:rPr>
+          <w:rFonts w:ascii="Courier New" w:hAnsi="Courier New" w:cs="Courier New"/>
+        </w:rPr>
+        <w:t>Component_Diagram_Examples</w:t>
+      </w:r>
+      <w:r>
+        <w:rPr>
+          <w:rFonts w:ascii="Courier New" w:hAnsi="Courier New" w:cs="Courier New"/>
+        </w:rPr>
+        <w:t>.d</w:t>
+      </w:r>
+      <w:r>
+        <w:rPr>
+          <w:rFonts w:ascii="Courier New" w:hAnsi="Courier New" w:cs="Courier New"/>
+        </w:rPr>
+        <w:t>ocx</w:t>
+      </w:r>
       <w:r>
         <w:rPr>
           <w:rFonts w:ascii="Courier New" w:hAnsi="Courier New" w:cs="Courier New"/>
@@ -3633,7 +3706,7 @@
       </w:r>
       <w:r>
         <w:rPr>
-          <w:rFonts w:ascii="Courier New" w:eastAsia="MS Mincho" w:hAnsi="Courier New" w:cs="Courier New"/>
+          <w:rFonts w:ascii="Courier New" w:hAnsi="Courier New" w:cs="Courier New"/>
         </w:rPr>
         <w:t xml:space="preserve"> </w:t>
       </w:r>
@@ -3653,37 +3726,25 @@
         <w:rPr>
           <w:rFonts w:ascii="Courier New" w:hAnsi="Courier New" w:cs="Courier New"/>
         </w:rPr>
-        <w:t>F</w:t>
-      </w:r>
-      <w:r>
-        <w:rPr>
-          <w:rFonts w:ascii="Courier New" w:hAnsi="Courier New" w:cs="Courier New"/>
-        </w:rPr>
-        <w:t>ile_</w:t>
-      </w:r>
-      <w:r>
-        <w:rPr>
-          <w:rFonts w:ascii="Courier New" w:hAnsi="Courier New" w:cs="Courier New"/>
-        </w:rPr>
-        <w:t>N</w:t>
-      </w:r>
-      <w:r>
-        <w:rPr>
-          <w:rFonts w:ascii="Courier New" w:hAnsi="Courier New" w:cs="Courier New"/>
-        </w:rPr>
-        <w:t>aming_</w:t>
-      </w:r>
-      <w:r>
-        <w:rPr>
-          <w:rFonts w:ascii="Courier New" w:hAnsi="Courier New" w:cs="Courier New"/>
-        </w:rPr>
-        <w:t>S</w:t>
-      </w:r>
-      <w:r>
-        <w:rPr>
-          <w:rFonts w:ascii="Courier New" w:hAnsi="Courier New" w:cs="Courier New"/>
-        </w:rPr>
-        <w:t>tandard.</w:t>
+        <w:t>D</w:t>
+      </w:r>
+      <w:r>
+        <w:rPr>
+          <w:rFonts w:ascii="Courier New" w:hAnsi="Courier New" w:cs="Courier New"/>
+        </w:rPr>
+        <w:t>ocument_</w:t>
+      </w:r>
+      <w:r>
+        <w:rPr>
+          <w:rFonts w:ascii="Courier New" w:hAnsi="Courier New" w:cs="Courier New"/>
+        </w:rPr>
+        <w:t>W</w:t>
+      </w:r>
+      <w:r>
+        <w:rPr>
+          <w:rFonts w:ascii="Courier New" w:hAnsi="Courier New" w:cs="Courier New"/>
+        </w:rPr>
+        <w:t>orkflow.</w:t>
       </w:r>
       <w:r>
         <w:rPr>
@@ -3691,6 +3752,67 @@
         </w:rPr>
         <w:t>docx</w:t>
       </w:r>
+    </w:p>
+    <w:p>
+      <w:pPr>
+        <w:rPr>
+          <w:rFonts w:ascii="Courier New" w:hAnsi="Courier New" w:cs="Courier New"/>
+        </w:rPr>
+      </w:pPr>
+      <w:r>
+        <w:rPr>
+          <w:rFonts w:ascii="Courier New" w:eastAsia="MS Mincho" w:hAnsi="Courier New" w:cs="Courier New"/>
+        </w:rPr>
+        <w:t>│</w:t>
+      </w:r>
+      <w:r>
+        <w:rPr>
+          <w:rFonts w:ascii="Courier New" w:hAnsi="Courier New" w:cs="Courier New"/>
+        </w:rPr>
+        <w:t xml:space="preserve"> </w:t>
+      </w:r>
+      <w:r>
+        <w:rPr>
+          <w:rFonts w:ascii="Courier New" w:eastAsia="MS Mincho" w:hAnsi="Courier New" w:cs="Courier New"/>
+        </w:rPr>
+        <w:t>│</w:t>
+      </w:r>
+      <w:r>
+        <w:rPr>
+          <w:rFonts w:ascii="Courier New" w:hAnsi="Courier New" w:cs="Courier New"/>
+        </w:rPr>
+        <w:t xml:space="preserve"> </w:t>
+      </w:r>
+      <w:r>
+        <w:rPr>
+          <w:rFonts w:ascii="Courier New" w:eastAsia="MS Mincho" w:hAnsi="Courier New" w:cs="Courier New"/>
+        </w:rPr>
+        <w:t>├──</w:t>
+      </w:r>
+      <w:r>
+        <w:rPr>
+          <w:rFonts w:ascii="Courier New" w:hAnsi="Courier New" w:cs="Courier New"/>
+        </w:rPr>
+        <w:t xml:space="preserve"> </w:t>
+      </w:r>
+      <w:r>
+        <w:rPr>
+          <w:rFonts w:ascii="Courier New" w:hAnsi="Courier New" w:cs="Courier New"/>
+        </w:rPr>
+        <w:t>Integration_Rules</w:t>
+      </w:r>
+      <w:r>
+        <w:rPr>
+          <w:rFonts w:ascii="Courier New" w:hAnsi="Courier New" w:cs="Courier New"/>
+        </w:rPr>
+        <w:t>.</w:t>
+      </w:r>
+      <w:r>
+        <w:rPr>
+          <w:rFonts w:ascii="Courier New" w:hAnsi="Courier New" w:cs="Courier New"/>
+        </w:rPr>
+        <w:t>docx</w:t>
+      </w:r>
       <w:r>
         <w:rPr>
           <w:rFonts w:ascii="Courier New" w:hAnsi="Courier New" w:cs="Courier New"/>
@@ -3725,71 +3847,331 @@
         <w:rPr>
           <w:rFonts w:ascii="Courier New" w:eastAsia="MS Mincho" w:hAnsi="Courier New" w:cs="Courier New"/>
         </w:rPr>
+        <w:t>└──</w:t>
+      </w:r>
+      <w:r>
+        <w:rPr>
+          <w:rFonts w:ascii="Courier New" w:hAnsi="Courier New" w:cs="Courier New"/>
+        </w:rPr>
+        <w:t xml:space="preserve"> </w:t>
+      </w:r>
+      <w:r>
+        <w:rPr>
+          <w:rFonts w:ascii="Courier New" w:hAnsi="Courier New" w:cs="Courier New"/>
+        </w:rPr>
+        <w:t>QA</w:t>
+      </w:r>
+      <w:r>
+        <w:rPr>
+          <w:rFonts w:ascii="Courier New" w:hAnsi="Courier New" w:cs="Courier New"/>
+        </w:rPr>
+        <w:t>_</w:t>
+      </w:r>
+      <w:r>
+        <w:rPr>
+          <w:rFonts w:ascii="Courier New" w:hAnsi="Courier New" w:cs="Courier New"/>
+        </w:rPr>
+        <w:t>C</w:t>
+      </w:r>
+      <w:r>
+        <w:rPr>
+          <w:rFonts w:ascii="Courier New" w:hAnsi="Courier New" w:cs="Courier New"/>
+        </w:rPr>
+        <w:t>hecklist.</w:t>
+      </w:r>
+      <w:r>
+        <w:rPr>
+          <w:rFonts w:ascii="Courier New" w:hAnsi="Courier New" w:cs="Courier New"/>
+        </w:rPr>
+        <w:t>docx</w:t>
+      </w:r>
+    </w:p>
+    <w:p>
+      <w:pPr>
+        <w:rPr>
+          <w:rFonts w:ascii="Courier New" w:eastAsia="MS Mincho" w:hAnsi="Courier New" w:cs="Courier New"/>
+        </w:rPr>
+      </w:pPr>
+      <w:r>
+        <w:rPr>
+          <w:rFonts w:ascii="Courier New" w:eastAsia="MS Mincho" w:hAnsi="Courier New" w:cs="Courier New"/>
+        </w:rPr>
+        <w:t>│</w:t>
+      </w:r>
+      <w:r>
+        <w:rPr>
+          <w:rFonts w:ascii="Courier New" w:eastAsia="MS Mincho" w:hAnsi="Courier New" w:cs="Courier New"/>
+        </w:rPr>
+        <w:t xml:space="preserve"> </w:t>
+      </w:r>
+      <w:r>
+        <w:rPr>
+          <w:rFonts w:ascii="Courier New" w:eastAsia="MS Mincho" w:hAnsi="Courier New" w:cs="Courier New"/>
+        </w:rPr>
+        <w:t xml:space="preserve">├── </w:t>
+      </w:r>
+      <w:r>
+        <w:rPr>
+          <w:rFonts w:ascii="Courier New" w:hAnsi="Courier New" w:cs="Courier New"/>
+        </w:rPr>
+        <w:t>Milestone_2_First_Dozen_Views/</w:t>
+      </w:r>
+    </w:p>
+    <w:p>
+      <w:pPr>
+        <w:rPr>
+          <w:rFonts w:ascii="Courier New" w:eastAsia="MS Mincho" w:hAnsi="Courier New" w:cs="Courier New"/>
+        </w:rPr>
+      </w:pPr>
+      <w:r>
+        <w:rPr>
+          <w:rFonts w:ascii="Courier New" w:eastAsia="MS Mincho" w:hAnsi="Courier New" w:cs="Courier New"/>
+        </w:rPr>
+        <w:t>│</w:t>
+      </w:r>
+      <w:r>
+        <w:rPr>
+          <w:rFonts w:ascii="Courier New" w:eastAsia="MS Mincho" w:hAnsi="Courier New" w:cs="Courier New"/>
+        </w:rPr>
+        <w:t xml:space="preserve"> </w:t>
+      </w:r>
+      <w:r>
+        <w:rPr>
+          <w:rFonts w:ascii="Courier New" w:eastAsia="MS Mincho" w:hAnsi="Courier New" w:cs="Courier New"/>
+        </w:rPr>
+        <w:t xml:space="preserve">├── </w:t>
+      </w:r>
+      <w:r>
+        <w:rPr>
+          <w:rFonts w:ascii="Courier New" w:hAnsi="Courier New" w:cs="Courier New"/>
+        </w:rPr>
+        <w:t>Milestone_3_Components</w:t>
+      </w:r>
+      <w:r>
+        <w:rPr>
+          <w:rFonts w:ascii="Courier New" w:eastAsia="MS Mincho" w:hAnsi="Courier New" w:cs="Courier New"/>
+        </w:rPr>
+        <w:t>/</w:t>
+      </w:r>
+    </w:p>
+    <w:p>
+      <w:pPr>
+        <w:rPr>
+          <w:rFonts w:ascii="Courier New" w:eastAsia="MS Mincho" w:hAnsi="Courier New" w:cs="Courier New"/>
+        </w:rPr>
+      </w:pPr>
+      <w:r>
+        <w:rPr>
+          <w:rFonts w:ascii="Courier New" w:eastAsia="MS Mincho" w:hAnsi="Courier New" w:cs="Courier New"/>
+        </w:rPr>
+        <w:t>│</w:t>
+      </w:r>
+      <w:r>
+        <w:rPr>
+          <w:rFonts w:ascii="Courier New" w:eastAsia="MS Mincho" w:hAnsi="Courier New" w:cs="Courier New"/>
+        </w:rPr>
+        <w:t xml:space="preserve"> </w:t>
+      </w:r>
+      <w:r>
+        <w:rPr>
+          <w:rFonts w:ascii="Courier New" w:eastAsia="MS Mincho" w:hAnsi="Courier New" w:cs="Courier New"/>
+        </w:rPr>
+        <w:t>├─</w:t>
+      </w:r>
+      <w:r>
+        <w:rPr>
+          <w:rFonts w:ascii="Courier New" w:eastAsia="MS Mincho" w:hAnsi="Courier New" w:cs="Courier New"/>
+        </w:rPr>
+        <w:t>─</w:t>
+      </w:r>
+      <w:r>
+        <w:rPr>
+          <w:rFonts w:ascii="Courier New" w:eastAsia="MS Mincho" w:hAnsi="Courier New" w:cs="Courier New"/>
+        </w:rPr>
+        <w:t xml:space="preserve"> </w:t>
+      </w:r>
+      <w:r>
+        <w:rPr>
+          <w:rFonts w:ascii="Courier New" w:hAnsi="Courier New" w:cs="Courier New"/>
+        </w:rPr>
+        <w:t>Milestone_4_Interfaces_and_Data_Structures</w:t>
+      </w:r>
+      <w:r>
+        <w:rPr>
+          <w:rFonts w:ascii="Courier New" w:eastAsia="MS Mincho" w:hAnsi="Courier New" w:cs="Courier New"/>
+        </w:rPr>
+        <w:t>/</w:t>
+      </w:r>
+    </w:p>
+    <w:p>
+      <w:pPr>
+        <w:rPr>
+          <w:rFonts w:ascii="Courier New" w:eastAsia="MS Mincho" w:hAnsi="Courier New" w:cs="Courier New"/>
+        </w:rPr>
+      </w:pPr>
+      <w:r>
+        <w:rPr>
+          <w:rFonts w:ascii="Courier New" w:eastAsia="MS Mincho" w:hAnsi="Courier New" w:cs="Courier New"/>
+        </w:rPr>
+        <w:t>│</w:t>
+      </w:r>
+      <w:r>
+        <w:rPr>
+          <w:rFonts w:ascii="Courier New" w:eastAsia="MS Mincho" w:hAnsi="Courier New" w:cs="Courier New"/>
+        </w:rPr>
+        <w:t xml:space="preserve"> </w:t>
+      </w:r>
+      <w:r>
+        <w:rPr>
+          <w:rFonts w:ascii="Courier New" w:eastAsia="MS Mincho" w:hAnsi="Courier New" w:cs="Courier New"/>
+        </w:rPr>
+        <w:t xml:space="preserve">├── </w:t>
+      </w:r>
+      <w:r>
+        <w:rPr>
+          <w:rFonts w:ascii="Courier New" w:hAnsi="Courier New" w:cs="Courier New"/>
+        </w:rPr>
+        <w:t>Milestone_5_Algorithms</w:t>
+      </w:r>
+      <w:r>
+        <w:rPr>
+          <w:rFonts w:ascii="Courier New" w:eastAsia="MS Mincho" w:hAnsi="Courier New" w:cs="Courier New"/>
+        </w:rPr>
+        <w:t>/</w:t>
+      </w:r>
+    </w:p>
+    <w:p>
+      <w:pPr>
+        <w:rPr>
+          <w:rFonts w:ascii="Courier New" w:eastAsia="MS Mincho" w:hAnsi="Courier New" w:cs="Courier New"/>
+        </w:rPr>
+      </w:pPr>
+      <w:r>
+        <w:rPr>
+          <w:rFonts w:ascii="Courier New" w:eastAsia="MS Mincho" w:hAnsi="Courier New" w:cs="Courier New"/>
+        </w:rPr>
+        <w:t>│</w:t>
+      </w:r>
+      <w:r>
+        <w:rPr>
+          <w:rFonts w:ascii="Courier New" w:eastAsia="MS Mincho" w:hAnsi="Courier New" w:cs="Courier New"/>
+        </w:rPr>
+        <w:t xml:space="preserve"> </w:t>
+      </w:r>
+      <w:r>
+        <w:rPr>
+          <w:rFonts w:ascii="Courier New" w:eastAsia="MS Mincho" w:hAnsi="Courier New" w:cs="Courier New"/>
+        </w:rPr>
         <w:t>├──</w:t>
       </w:r>
       <w:r>
         <w:rPr>
-          <w:rFonts w:ascii="Courier New" w:hAnsi="Courier New" w:cs="Courier New"/>
-        </w:rPr>
-        <w:t xml:space="preserve"> </w:t>
-      </w:r>
-      <w:r>
-        <w:rPr>
-          <w:rFonts w:ascii="Courier New" w:hAnsi="Courier New" w:cs="Courier New"/>
-        </w:rPr>
-        <w:t>D</w:t>
-      </w:r>
-      <w:r>
-        <w:rPr>
-          <w:rFonts w:ascii="Courier New" w:hAnsi="Courier New" w:cs="Courier New"/>
-        </w:rPr>
-        <w:t>ocument_</w:t>
-      </w:r>
-      <w:r>
-        <w:rPr>
-          <w:rFonts w:ascii="Courier New" w:hAnsi="Courier New" w:cs="Courier New"/>
-        </w:rPr>
-        <w:t>W</w:t>
-      </w:r>
-      <w:r>
-        <w:rPr>
-          <w:rFonts w:ascii="Courier New" w:hAnsi="Courier New" w:cs="Courier New"/>
-        </w:rPr>
-        <w:t>orkflow.</w:t>
-      </w:r>
-      <w:r>
-        <w:rPr>
-          <w:rFonts w:ascii="Courier New" w:hAnsi="Courier New" w:cs="Courier New"/>
-        </w:rPr>
-        <w:t>docx</w:t>
-      </w:r>
-      <w:r>
-        <w:rPr>
-          <w:rFonts w:ascii="Courier New" w:hAnsi="Courier New" w:cs="Courier New"/>
-        </w:rPr>
-        <w:br/>
-      </w:r>
-      <w:r>
-        <w:rPr>
-          <w:rFonts w:ascii="Courier New" w:eastAsia="MS Mincho" w:hAnsi="Courier New" w:cs="Courier New"/>
-        </w:rPr>
-        <w:t>│</w:t>
-      </w:r>
-      <w:r>
-        <w:rPr>
-          <w:rFonts w:ascii="Courier New" w:hAnsi="Courier New" w:cs="Courier New"/>
-        </w:rPr>
-        <w:t xml:space="preserve"> </w:t>
-      </w:r>
-      <w:r>
-        <w:rPr>
-          <w:rFonts w:ascii="Courier New" w:eastAsia="MS Mincho" w:hAnsi="Courier New" w:cs="Courier New"/>
-        </w:rPr>
-        <w:t>│</w:t>
-      </w:r>
-      <w:r>
-        <w:rPr>
-          <w:rFonts w:ascii="Courier New" w:hAnsi="Courier New" w:cs="Courier New"/>
+          <w:rFonts w:ascii="Courier New" w:eastAsia="MS Mincho" w:hAnsi="Courier New" w:cs="Courier New"/>
+        </w:rPr>
+        <w:t xml:space="preserve"> </w:t>
+      </w:r>
+      <w:r>
+        <w:rPr>
+          <w:rFonts w:ascii="Courier New" w:hAnsi="Courier New" w:cs="Courier New"/>
+        </w:rPr>
+        <w:t>Milestone_6_Software_Design_Description</w:t>
+      </w:r>
+      <w:r>
+        <w:rPr>
+          <w:rFonts w:ascii="Courier New" w:eastAsia="MS Mincho" w:hAnsi="Courier New" w:cs="Courier New"/>
+        </w:rPr>
+        <w:t>/</w:t>
+      </w:r>
+    </w:p>
+    <w:p>
+      <w:pPr>
+        <w:rPr>
+          <w:rFonts w:ascii="Courier New" w:eastAsia="MS Mincho" w:hAnsi="Courier New" w:cs="Courier New"/>
+        </w:rPr>
+      </w:pPr>
+      <w:r>
+        <w:rPr>
+          <w:rFonts w:ascii="Courier New" w:eastAsia="MS Mincho" w:hAnsi="Courier New" w:cs="Courier New"/>
+        </w:rPr>
+        <w:t>│</w:t>
+      </w:r>
+      <w:r>
+        <w:rPr>
+          <w:rFonts w:ascii="Courier New" w:eastAsia="MS Mincho" w:hAnsi="Courier New" w:cs="Courier New"/>
+        </w:rPr>
+        <w:t xml:space="preserve"> </w:t>
+      </w:r>
+      <w:r>
+        <w:rPr>
+          <w:rFonts w:ascii="Courier New" w:eastAsia="MS Mincho" w:hAnsi="Courier New" w:cs="Courier New"/>
+        </w:rPr>
+        <w:t xml:space="preserve">├── </w:t>
+      </w:r>
+      <w:r>
+        <w:rPr>
+          <w:rFonts w:ascii="Courier New" w:hAnsi="Courier New" w:cs="Courier New"/>
+        </w:rPr>
+        <w:t>GitHub_Repository_Folder_Structure</w:t>
+      </w:r>
+      <w:r>
+        <w:rPr>
+          <w:rFonts w:ascii="Courier New" w:hAnsi="Courier New" w:cs="Courier New"/>
+        </w:rPr>
+        <w:t>.docx</w:t>
+      </w:r>
+    </w:p>
+    <w:p>
+      <w:pPr>
+        <w:rPr>
+          <w:rFonts w:ascii="Courier New" w:eastAsia="MS Mincho" w:hAnsi="Courier New" w:cs="Courier New"/>
+        </w:rPr>
+      </w:pPr>
+      <w:r>
+        <w:rPr>
+          <w:rFonts w:ascii="Courier New" w:eastAsia="MS Mincho" w:hAnsi="Courier New" w:cs="Courier New"/>
+        </w:rPr>
+        <w:t>│</w:t>
+      </w:r>
+      <w:r>
+        <w:rPr>
+          <w:rFonts w:ascii="Courier New" w:eastAsia="MS Mincho" w:hAnsi="Courier New" w:cs="Courier New"/>
+        </w:rPr>
+        <w:t xml:space="preserve"> </w:t>
+      </w:r>
+      <w:r>
+        <w:rPr>
+          <w:rFonts w:ascii="Courier New" w:eastAsia="MS Mincho" w:hAnsi="Courier New" w:cs="Courier New"/>
+        </w:rPr>
+        <w:t xml:space="preserve">├── </w:t>
+      </w:r>
+      <w:r>
+        <w:rPr>
+          <w:rFonts w:ascii="Courier New" w:hAnsi="Courier New" w:cs="Courier New"/>
+        </w:rPr>
+        <w:t>Required_Tools_&amp;_Their_Workflow</w:t>
+      </w:r>
+      <w:r>
+        <w:rPr>
+          <w:rFonts w:ascii="Courier New" w:hAnsi="Courier New" w:cs="Courier New"/>
+        </w:rPr>
+        <w:t>.docx</w:t>
+      </w:r>
+    </w:p>
+    <w:p>
+      <w:pPr>
+        <w:rPr>
+          <w:rFonts w:ascii="Courier New" w:eastAsia="MS Mincho" w:hAnsi="Courier New" w:cs="Courier New"/>
+        </w:rPr>
+      </w:pPr>
+      <w:r>
+        <w:rPr>
+          <w:rFonts w:ascii="Courier New" w:eastAsia="MS Mincho" w:hAnsi="Courier New" w:cs="Courier New"/>
+        </w:rPr>
+        <w:t>│</w:t>
+      </w:r>
+      <w:r>
+        <w:rPr>
+          <w:rFonts w:ascii="Courier New" w:eastAsia="MS Mincho" w:hAnsi="Courier New" w:cs="Courier New"/>
         </w:rPr>
         <w:t xml:space="preserve"> </w:t>
       </w:r>
@@ -3801,236 +4183,21 @@
       </w:r>
       <w:r>
         <w:rPr>
-          <w:rFonts w:ascii="Courier New" w:hAnsi="Courier New" w:cs="Courier New"/>
-        </w:rPr>
-        <w:t xml:space="preserve"> </w:t>
-      </w:r>
-      <w:r>
-        <w:rPr>
-          <w:rFonts w:ascii="Courier New" w:hAnsi="Courier New" w:cs="Courier New"/>
-        </w:rPr>
-        <w:t>QA</w:t>
-      </w:r>
-      <w:r>
-        <w:rPr>
-          <w:rFonts w:ascii="Courier New" w:hAnsi="Courier New" w:cs="Courier New"/>
-        </w:rPr>
-        <w:t>_</w:t>
-      </w:r>
-      <w:r>
-        <w:rPr>
-          <w:rFonts w:ascii="Courier New" w:hAnsi="Courier New" w:cs="Courier New"/>
-        </w:rPr>
-        <w:t>C</w:t>
-      </w:r>
-      <w:r>
-        <w:rPr>
-          <w:rFonts w:ascii="Courier New" w:hAnsi="Courier New" w:cs="Courier New"/>
-        </w:rPr>
-        <w:t>hecklist.</w:t>
-      </w:r>
-      <w:r>
-        <w:rPr>
-          <w:rFonts w:ascii="Courier New" w:hAnsi="Courier New" w:cs="Courier New"/>
-        </w:rPr>
-        <w:t>docx</w:t>
-      </w:r>
-    </w:p>
-    <w:p>
-      <w:pPr>
-        <w:rPr>
-          <w:rFonts w:ascii="Courier New" w:eastAsia="MS Mincho" w:hAnsi="Courier New" w:cs="Courier New"/>
-        </w:rPr>
-      </w:pPr>
-      <w:r>
-        <w:rPr>
-          <w:rFonts w:ascii="Courier New" w:eastAsia="MS Mincho" w:hAnsi="Courier New" w:cs="Courier New"/>
-        </w:rPr>
-        <w:t>│</w:t>
-      </w:r>
-      <w:r>
-        <w:rPr>
-          <w:rFonts w:ascii="Courier New" w:eastAsia="MS Mincho" w:hAnsi="Courier New" w:cs="Courier New"/>
-        </w:rPr>
-        <w:t xml:space="preserve"> </w:t>
-      </w:r>
-      <w:r>
-        <w:rPr>
-          <w:rFonts w:ascii="Courier New" w:eastAsia="MS Mincho" w:hAnsi="Courier New" w:cs="Courier New"/>
-        </w:rPr>
-        <w:t xml:space="preserve">├── </w:t>
-      </w:r>
-      <w:r>
-        <w:rPr>
-          <w:rFonts w:ascii="Courier New" w:hAnsi="Courier New" w:cs="Courier New"/>
-        </w:rPr>
-        <w:t>Milestone_2_First_Dozen_Views/</w:t>
-      </w:r>
-    </w:p>
-    <w:p>
-      <w:pPr>
-        <w:rPr>
-          <w:rFonts w:ascii="Courier New" w:eastAsia="MS Mincho" w:hAnsi="Courier New" w:cs="Courier New"/>
-        </w:rPr>
-      </w:pPr>
-      <w:r>
-        <w:rPr>
-          <w:rFonts w:ascii="Courier New" w:eastAsia="MS Mincho" w:hAnsi="Courier New" w:cs="Courier New"/>
-        </w:rPr>
-        <w:t>│</w:t>
-      </w:r>
-      <w:r>
-        <w:rPr>
-          <w:rFonts w:ascii="Courier New" w:eastAsia="MS Mincho" w:hAnsi="Courier New" w:cs="Courier New"/>
-        </w:rPr>
-        <w:t xml:space="preserve"> </w:t>
-      </w:r>
-      <w:r>
-        <w:rPr>
-          <w:rFonts w:ascii="Courier New" w:eastAsia="MS Mincho" w:hAnsi="Courier New" w:cs="Courier New"/>
-        </w:rPr>
-        <w:t xml:space="preserve">├── </w:t>
-      </w:r>
-      <w:r>
-        <w:rPr>
-          <w:rFonts w:ascii="Courier New" w:hAnsi="Courier New" w:cs="Courier New"/>
-        </w:rPr>
-        <w:t>Milestone_3_Components</w:t>
-      </w:r>
-      <w:r>
-        <w:rPr>
-          <w:rFonts w:ascii="Courier New" w:eastAsia="MS Mincho" w:hAnsi="Courier New" w:cs="Courier New"/>
-        </w:rPr>
-        <w:t>/</w:t>
-      </w:r>
-    </w:p>
-    <w:p>
-      <w:pPr>
-        <w:rPr>
-          <w:rFonts w:ascii="Courier New" w:eastAsia="MS Mincho" w:hAnsi="Courier New" w:cs="Courier New"/>
-        </w:rPr>
-      </w:pPr>
-      <w:r>
-        <w:rPr>
-          <w:rFonts w:ascii="Courier New" w:eastAsia="MS Mincho" w:hAnsi="Courier New" w:cs="Courier New"/>
-        </w:rPr>
-        <w:t>│</w:t>
-      </w:r>
-      <w:r>
-        <w:rPr>
-          <w:rFonts w:ascii="Courier New" w:eastAsia="MS Mincho" w:hAnsi="Courier New" w:cs="Courier New"/>
-        </w:rPr>
-        <w:t xml:space="preserve"> </w:t>
-      </w:r>
-      <w:r>
-        <w:rPr>
-          <w:rFonts w:ascii="Courier New" w:eastAsia="MS Mincho" w:hAnsi="Courier New" w:cs="Courier New"/>
-        </w:rPr>
-        <w:t>├─</w:t>
-      </w:r>
-      <w:r>
-        <w:rPr>
-          <w:rFonts w:ascii="Courier New" w:eastAsia="MS Mincho" w:hAnsi="Courier New" w:cs="Courier New"/>
-        </w:rPr>
-        <w:t>─</w:t>
-      </w:r>
-      <w:r>
-        <w:rPr>
-          <w:rFonts w:ascii="Courier New" w:eastAsia="MS Mincho" w:hAnsi="Courier New" w:cs="Courier New"/>
-        </w:rPr>
-        <w:t xml:space="preserve"> </w:t>
-      </w:r>
-      <w:r>
-        <w:rPr>
-          <w:rFonts w:ascii="Courier New" w:hAnsi="Courier New" w:cs="Courier New"/>
-        </w:rPr>
-        <w:t>Milestone_4_Interfaces_and_Data_Structures</w:t>
-      </w:r>
-      <w:r>
-        <w:rPr>
-          <w:rFonts w:ascii="Courier New" w:eastAsia="MS Mincho" w:hAnsi="Courier New" w:cs="Courier New"/>
-        </w:rPr>
-        <w:t>/</w:t>
-      </w:r>
-    </w:p>
-    <w:p>
-      <w:pPr>
-        <w:rPr>
-          <w:rFonts w:ascii="Courier New" w:eastAsia="MS Mincho" w:hAnsi="Courier New" w:cs="Courier New"/>
-        </w:rPr>
-      </w:pPr>
-      <w:r>
-        <w:rPr>
-          <w:rFonts w:ascii="Courier New" w:eastAsia="MS Mincho" w:hAnsi="Courier New" w:cs="Courier New"/>
-        </w:rPr>
-        <w:t>│</w:t>
-      </w:r>
-      <w:r>
-        <w:rPr>
-          <w:rFonts w:ascii="Courier New" w:eastAsia="MS Mincho" w:hAnsi="Courier New" w:cs="Courier New"/>
-        </w:rPr>
-        <w:t xml:space="preserve"> </w:t>
-      </w:r>
-      <w:r>
-        <w:rPr>
-          <w:rFonts w:ascii="Courier New" w:eastAsia="MS Mincho" w:hAnsi="Courier New" w:cs="Courier New"/>
-        </w:rPr>
-        <w:t xml:space="preserve">├── </w:t>
-      </w:r>
-      <w:r>
-        <w:rPr>
-          <w:rFonts w:ascii="Courier New" w:hAnsi="Courier New" w:cs="Courier New"/>
-        </w:rPr>
-        <w:t>Milestone_5_Algorithms</w:t>
-      </w:r>
-      <w:r>
-        <w:rPr>
-          <w:rFonts w:ascii="Courier New" w:eastAsia="MS Mincho" w:hAnsi="Courier New" w:cs="Courier New"/>
-        </w:rPr>
-        <w:t>/</w:t>
-      </w:r>
-    </w:p>
-    <w:p>
-      <w:pPr>
-        <w:rPr>
-          <w:rFonts w:ascii="Courier New" w:eastAsia="MS Mincho" w:hAnsi="Courier New" w:cs="Courier New"/>
-        </w:rPr>
-      </w:pPr>
-      <w:r>
-        <w:rPr>
-          <w:rFonts w:ascii="Courier New" w:eastAsia="MS Mincho" w:hAnsi="Courier New" w:cs="Courier New"/>
-        </w:rPr>
-        <w:t>│</w:t>
-      </w:r>
-      <w:r>
-        <w:rPr>
-          <w:rFonts w:ascii="Courier New" w:eastAsia="MS Mincho" w:hAnsi="Courier New" w:cs="Courier New"/>
-        </w:rPr>
-        <w:t xml:space="preserve"> </w:t>
-      </w:r>
-      <w:r>
-        <w:rPr>
-          <w:rFonts w:ascii="Courier New" w:eastAsia="MS Mincho" w:hAnsi="Courier New" w:cs="Courier New"/>
-        </w:rPr>
-        <w:t>└──</w:t>
-      </w:r>
-      <w:r>
-        <w:rPr>
-          <w:rFonts w:ascii="Courier New" w:eastAsia="MS Mincho" w:hAnsi="Courier New" w:cs="Courier New"/>
-        </w:rPr>
-        <w:t xml:space="preserve"> </w:t>
-      </w:r>
-      <w:r>
-        <w:rPr>
-          <w:rFonts w:ascii="Courier New" w:hAnsi="Courier New" w:cs="Courier New"/>
-        </w:rPr>
-        <w:t>Milestone_6_Software_Design_Description</w:t>
-      </w:r>
-      <w:r>
-        <w:rPr>
-          <w:rFonts w:ascii="Courier New" w:eastAsia="MS Mincho" w:hAnsi="Courier New" w:cs="Courier New"/>
-        </w:rPr>
-        <w:t>/</w:t>
+          <w:rFonts w:ascii="Courier New" w:eastAsia="MS Mincho" w:hAnsi="Courier New" w:cs="Courier New"/>
+        </w:rPr>
+        <w:t xml:space="preserve"> </w:t>
+      </w:r>
+      <w:r>
+        <w:rPr>
+          <w:rFonts w:ascii="Courier New" w:hAnsi="Courier New" w:cs="Courier New"/>
+        </w:rPr>
+        <w:t>File_Naming_Standard</w:t>
+      </w:r>
+      <w:r>
+        <w:rPr>
+          <w:rFonts w:ascii="Courier New" w:hAnsi="Courier New" w:cs="Courier New"/>
+        </w:rPr>
+        <w:t>.docx</w:t>
       </w:r>
       <w:r>
         <w:rPr>
@@ -4366,12 +4533,6 @@
         <w:rPr>
           <w:rFonts w:ascii="Courier New" w:eastAsia="MS Mincho" w:hAnsi="Courier New" w:cs="Courier New"/>
         </w:rPr>
-        <w:t>│</w:t>
-      </w:r>
-      <w:r>
-        <w:rPr>
-          <w:rFonts w:ascii="Courier New" w:eastAsia="MS Mincho" w:hAnsi="Courier New" w:cs="Courier New"/>
-        </w:rPr>
         <w:t xml:space="preserve"> </w:t>
       </w:r>
       <w:r>
@@ -4661,6 +4822,7 @@
         <w:rPr>
           <w:rFonts w:ascii="Courier New" w:eastAsia="MS Mincho" w:hAnsi="Courier New" w:cs="Courier New"/>
         </w:rPr>
+        <w:lastRenderedPageBreak/>
         <w:t>│</w:t>
       </w:r>
       <w:r>
@@ -4783,7 +4945,6 @@
         <w:rPr>
           <w:rFonts w:ascii="Courier New" w:eastAsia="MS Mincho" w:hAnsi="Courier New" w:cs="Courier New"/>
         </w:rPr>
-        <w:lastRenderedPageBreak/>
         <w:t>│</w:t>
       </w:r>
       <w:r>
@@ -5088,108 +5249,15 @@
           <w:sz w:val="20"/>
           <w:szCs w:val="20"/>
         </w:rPr>
-        <w:t>← Lead’s final combined diagram</w:t>
-      </w:r>
-    </w:p>
-    <w:p>
-      <w:pPr>
+        <w:t xml:space="preserve">← </w:t>
+      </w:r>
+      <w:r>
         <w:rPr>
           <w:rFonts w:ascii="Courier New" w:eastAsia="MS Mincho" w:hAnsi="Courier New" w:cs="Courier New"/>
           <w:sz w:val="20"/>
           <w:szCs w:val="20"/>
         </w:rPr>
-      </w:pPr>
-      <w:r>
-        <w:rPr>
-          <w:rFonts w:ascii="Courier New" w:eastAsia="MS Mincho" w:hAnsi="Courier New" w:cs="Courier New"/>
-        </w:rPr>
-        <w:t>│</w:t>
-      </w:r>
-      <w:r>
-        <w:rPr>
-          <w:rFonts w:ascii="Courier New" w:eastAsia="MS Mincho" w:hAnsi="Courier New" w:cs="Courier New"/>
-        </w:rPr>
-        <w:t xml:space="preserve">   </w:t>
-      </w:r>
-      <w:r>
-        <w:rPr>
-          <w:rFonts w:ascii="Courier New" w:eastAsia="MS Mincho" w:hAnsi="Courier New" w:cs="Courier New"/>
-        </w:rPr>
-        <w:t>│</w:t>
-      </w:r>
-      <w:r>
-        <w:rPr>
-          <w:rFonts w:ascii="Courier New" w:eastAsia="MS Mincho" w:hAnsi="Courier New" w:cs="Courier New"/>
-        </w:rPr>
-        <w:t xml:space="preserve"> </w:t>
-      </w:r>
-      <w:r>
-        <w:rPr>
-          <w:rFonts w:ascii="Courier New" w:eastAsia="MS Mincho" w:hAnsi="Courier New" w:cs="Courier New"/>
-        </w:rPr>
-        <w:t>│</w:t>
-      </w:r>
-      <w:r>
-        <w:rPr>
-          <w:rFonts w:ascii="Courier New" w:eastAsia="MS Mincho" w:hAnsi="Courier New" w:cs="Courier New"/>
-        </w:rPr>
-        <w:t xml:space="preserve"> </w:t>
-      </w:r>
-      <w:r>
-        <w:rPr>
-          <w:rFonts w:ascii="Courier New" w:eastAsia="MS Mincho" w:hAnsi="Courier New" w:cs="Courier New"/>
-        </w:rPr>
-        <w:t>└──</w:t>
-      </w:r>
-      <w:r>
-        <w:rPr>
-          <w:rFonts w:ascii="Courier New" w:eastAsia="MS Mincho" w:hAnsi="Courier New" w:cs="Courier New"/>
-        </w:rPr>
-        <w:t xml:space="preserve"> </w:t>
-      </w:r>
-      <w:proofErr w:type="spellStart"/>
-      <w:r>
-        <w:rPr>
-          <w:rFonts w:ascii="Courier New" w:eastAsia="MS Mincho" w:hAnsi="Courier New" w:cs="Courier New"/>
-        </w:rPr>
-        <w:t>F</w:t>
-      </w:r>
-      <w:r>
-        <w:rPr>
-          <w:rFonts w:ascii="Courier New" w:eastAsia="MS Mincho" w:hAnsi="Courier New" w:cs="Courier New"/>
-        </w:rPr>
-        <w:t>aulty_</w:t>
-      </w:r>
-      <w:r>
-        <w:rPr>
-          <w:rFonts w:ascii="Courier New" w:eastAsia="MS Mincho" w:hAnsi="Courier New" w:cs="Courier New"/>
-        </w:rPr>
-        <w:t>F</w:t>
-      </w:r>
-      <w:r>
-        <w:rPr>
-          <w:rFonts w:ascii="Courier New" w:eastAsia="MS Mincho" w:hAnsi="Courier New" w:cs="Courier New"/>
-        </w:rPr>
-        <w:t>inal_</w:t>
-      </w:r>
-      <w:r>
-        <w:rPr>
-          <w:rFonts w:ascii="Courier New" w:eastAsia="MS Mincho" w:hAnsi="Courier New" w:cs="Courier New"/>
-        </w:rPr>
-        <w:t>I</w:t>
-      </w:r>
-      <w:r>
-        <w:rPr>
-          <w:rFonts w:ascii="Courier New" w:eastAsia="MS Mincho" w:hAnsi="Courier New" w:cs="Courier New"/>
-        </w:rPr>
-        <w:t>ntegrated</w:t>
-      </w:r>
-      <w:proofErr w:type="spellEnd"/>
-      <w:r>
-        <w:rPr>
-          <w:rFonts w:ascii="Courier New" w:eastAsia="MS Mincho" w:hAnsi="Courier New" w:cs="Courier New"/>
-        </w:rPr>
-        <w:t xml:space="preserve">/   </w:t>
+        <w:t>Team Editor</w:t>
       </w:r>
       <w:r>
         <w:rPr>
@@ -5197,28 +5265,46 @@
           <w:sz w:val="20"/>
           <w:szCs w:val="20"/>
         </w:rPr>
-        <w:t xml:space="preserve">← </w:t>
-      </w:r>
-      <w:r>
+        <w:t>’s final combined diagram</w:t>
+      </w:r>
+    </w:p>
+    <w:p>
+      <w:pPr>
         <w:rPr>
           <w:rFonts w:ascii="Courier New" w:eastAsia="MS Mincho" w:hAnsi="Courier New" w:cs="Courier New"/>
           <w:sz w:val="20"/>
           <w:szCs w:val="20"/>
         </w:rPr>
-        <w:t>reject by Chief of Q/A</w:t>
-      </w:r>
-    </w:p>
-    <w:p>
-      <w:pPr>
-        <w:rPr>
-          <w:rFonts w:ascii="Courier New" w:eastAsia="MS Mincho" w:hAnsi="Courier New" w:cs="Courier New"/>
-        </w:rPr>
-      </w:pPr>
-      <w:r>
-        <w:rPr>
-          <w:rFonts w:ascii="Courier New" w:eastAsia="MS Mincho" w:hAnsi="Courier New" w:cs="Courier New"/>
-        </w:rPr>
-        <w:t>│   │</w:t>
+      </w:pPr>
+      <w:r>
+        <w:rPr>
+          <w:rFonts w:ascii="Courier New" w:eastAsia="MS Mincho" w:hAnsi="Courier New" w:cs="Courier New"/>
+        </w:rPr>
+        <w:t>│</w:t>
+      </w:r>
+      <w:r>
+        <w:rPr>
+          <w:rFonts w:ascii="Courier New" w:eastAsia="MS Mincho" w:hAnsi="Courier New" w:cs="Courier New"/>
+        </w:rPr>
+        <w:t xml:space="preserve">   </w:t>
+      </w:r>
+      <w:r>
+        <w:rPr>
+          <w:rFonts w:ascii="Courier New" w:eastAsia="MS Mincho" w:hAnsi="Courier New" w:cs="Courier New"/>
+        </w:rPr>
+        <w:t>│</w:t>
+      </w:r>
+      <w:r>
+        <w:rPr>
+          <w:rFonts w:ascii="Courier New" w:eastAsia="MS Mincho" w:hAnsi="Courier New" w:cs="Courier New"/>
+        </w:rPr>
+        <w:t xml:space="preserve"> </w:t>
+      </w:r>
+      <w:r>
+        <w:rPr>
+          <w:rFonts w:ascii="Courier New" w:eastAsia="MS Mincho" w:hAnsi="Courier New" w:cs="Courier New"/>
+        </w:rPr>
+        <w:t>│</w:t>
       </w:r>
       <w:r>
         <w:rPr>
@@ -5234,458 +5320,53 @@
       </w:r>
       <w:r>
         <w:rPr>
-          <w:rFonts w:ascii="Courier New" w:hAnsi="Courier New" w:cs="Courier New"/>
-        </w:rPr>
-        <w:t xml:space="preserve"> </w:t>
-      </w:r>
-      <w:r>
-        <w:rPr>
-          <w:rFonts w:ascii="Courier New" w:hAnsi="Courier New" w:cs="Courier New"/>
-        </w:rPr>
-        <w:t>PNG</w:t>
-      </w:r>
-      <w:r>
-        <w:rPr>
-          <w:rFonts w:ascii="Courier New" w:hAnsi="Courier New" w:cs="Courier New"/>
-        </w:rPr>
-        <w:t>/</w:t>
-      </w:r>
-    </w:p>
-    <w:p>
-      <w:pPr>
-        <w:rPr>
-          <w:rFonts w:ascii="Courier New" w:eastAsia="MS Mincho" w:hAnsi="Courier New" w:cs="Courier New"/>
-        </w:rPr>
-      </w:pPr>
-      <w:r>
-        <w:rPr>
-          <w:rFonts w:ascii="Courier New" w:eastAsia="MS Mincho" w:hAnsi="Courier New" w:cs="Courier New"/>
-        </w:rPr>
-        <w:t>│</w:t>
-      </w:r>
-      <w:r>
-        <w:rPr>
-          <w:rFonts w:ascii="Courier New" w:eastAsia="MS Mincho" w:hAnsi="Courier New" w:cs="Courier New"/>
-        </w:rPr>
-        <w:t xml:space="preserve">   </w:t>
-      </w:r>
-      <w:r>
-        <w:rPr>
-          <w:rFonts w:ascii="Courier New" w:eastAsia="MS Mincho" w:hAnsi="Courier New" w:cs="Courier New"/>
-        </w:rPr>
-        <w:t xml:space="preserve">│ </w:t>
-      </w:r>
-      <w:r>
-        <w:rPr>
-          <w:rFonts w:ascii="Courier New" w:eastAsia="MS Mincho" w:hAnsi="Courier New" w:cs="Courier New"/>
-        </w:rPr>
-        <w:t xml:space="preserve">  </w:t>
-      </w:r>
-      <w:r>
-        <w:rPr>
-          <w:rFonts w:ascii="Courier New" w:eastAsia="MS Mincho" w:hAnsi="Courier New" w:cs="Courier New"/>
-        </w:rPr>
-        <w:t>└── FINAL_</w:t>
-      </w:r>
-      <w:r>
-        <w:rPr>
-          <w:rFonts w:ascii="Courier New" w:eastAsia="MS Mincho" w:hAnsi="Courier New" w:cs="Courier New"/>
-        </w:rPr>
-        <w:t>Component</w:t>
-      </w:r>
-      <w:r>
-        <w:rPr>
-          <w:rFonts w:ascii="Courier New" w:eastAsia="MS Mincho" w:hAnsi="Courier New" w:cs="Courier New"/>
-        </w:rPr>
-        <w:t>_v01</w:t>
-      </w:r>
-      <w:r>
-        <w:rPr>
-          <w:rFonts w:ascii="Courier New" w:eastAsia="MS Mincho" w:hAnsi="Courier New" w:cs="Courier New"/>
-        </w:rPr>
-        <w:t>.png</w:t>
-      </w:r>
-    </w:p>
-    <w:p>
-      <w:pPr>
-        <w:rPr>
-          <w:rFonts w:ascii="Courier New" w:eastAsia="MS Mincho" w:hAnsi="Courier New" w:cs="Courier New"/>
-        </w:rPr>
-      </w:pPr>
-      <w:r>
-        <w:rPr>
-          <w:rFonts w:ascii="Courier New" w:eastAsia="MS Mincho" w:hAnsi="Courier New" w:cs="Courier New"/>
-        </w:rPr>
-        <w:t>│</w:t>
-      </w:r>
-      <w:r>
-        <w:rPr>
-          <w:rFonts w:ascii="Courier New" w:eastAsia="MS Mincho" w:hAnsi="Courier New" w:cs="Courier New"/>
-        </w:rPr>
-        <w:t xml:space="preserve">   </w:t>
-      </w:r>
-      <w:r>
-        <w:rPr>
-          <w:rFonts w:ascii="Courier New" w:eastAsia="MS Mincho" w:hAnsi="Courier New" w:cs="Courier New"/>
-        </w:rPr>
-        <w:t xml:space="preserve">├── </w:t>
-      </w:r>
-      <w:r>
-        <w:rPr>
-          <w:rFonts w:ascii="Courier New" w:hAnsi="Courier New" w:cs="Courier New"/>
-        </w:rPr>
-        <w:t>Milestone_2_First_Dozen_Views/</w:t>
-      </w:r>
-    </w:p>
-    <w:p>
-      <w:pPr>
-        <w:rPr>
-          <w:rFonts w:ascii="Courier New" w:eastAsia="MS Mincho" w:hAnsi="Courier New" w:cs="Courier New"/>
-        </w:rPr>
-      </w:pPr>
-      <w:r>
-        <w:rPr>
-          <w:rFonts w:ascii="Courier New" w:eastAsia="MS Mincho" w:hAnsi="Courier New" w:cs="Courier New"/>
-        </w:rPr>
-        <w:t>│</w:t>
-      </w:r>
-      <w:r>
-        <w:rPr>
-          <w:rFonts w:ascii="Courier New" w:eastAsia="MS Mincho" w:hAnsi="Courier New" w:cs="Courier New"/>
-        </w:rPr>
-        <w:t xml:space="preserve">   </w:t>
-      </w:r>
-      <w:r>
-        <w:rPr>
-          <w:rFonts w:ascii="Courier New" w:eastAsia="MS Mincho" w:hAnsi="Courier New" w:cs="Courier New"/>
-        </w:rPr>
-        <w:t xml:space="preserve">├── </w:t>
-      </w:r>
-      <w:r>
-        <w:rPr>
-          <w:rFonts w:ascii="Courier New" w:hAnsi="Courier New" w:cs="Courier New"/>
-        </w:rPr>
-        <w:t>Milestone_3_Components</w:t>
-      </w:r>
-      <w:r>
-        <w:rPr>
-          <w:rFonts w:ascii="Courier New" w:eastAsia="MS Mincho" w:hAnsi="Courier New" w:cs="Courier New"/>
-        </w:rPr>
-        <w:t>/</w:t>
-      </w:r>
-    </w:p>
-    <w:p>
-      <w:pPr>
-        <w:rPr>
-          <w:rFonts w:ascii="Courier New" w:eastAsia="MS Mincho" w:hAnsi="Courier New" w:cs="Courier New"/>
-        </w:rPr>
-      </w:pPr>
-      <w:r>
-        <w:rPr>
-          <w:rFonts w:ascii="Courier New" w:eastAsia="MS Mincho" w:hAnsi="Courier New" w:cs="Courier New"/>
-        </w:rPr>
-        <w:t>│</w:t>
-      </w:r>
-      <w:r>
-        <w:rPr>
-          <w:rFonts w:ascii="Courier New" w:eastAsia="MS Mincho" w:hAnsi="Courier New" w:cs="Courier New"/>
-        </w:rPr>
-        <w:t xml:space="preserve">   </w:t>
-      </w:r>
-      <w:r>
-        <w:rPr>
-          <w:rFonts w:ascii="Courier New" w:eastAsia="MS Mincho" w:hAnsi="Courier New" w:cs="Courier New"/>
-        </w:rPr>
-        <w:t xml:space="preserve">├── </w:t>
-      </w:r>
-      <w:r>
-        <w:rPr>
-          <w:rFonts w:ascii="Courier New" w:hAnsi="Courier New" w:cs="Courier New"/>
-        </w:rPr>
-        <w:t>Milestone_4_Interfaces_and_Data_Structures</w:t>
-      </w:r>
-      <w:r>
-        <w:rPr>
-          <w:rFonts w:ascii="Courier New" w:eastAsia="MS Mincho" w:hAnsi="Courier New" w:cs="Courier New"/>
-        </w:rPr>
-        <w:t>/</w:t>
-      </w:r>
-    </w:p>
-    <w:p>
-      <w:pPr>
-        <w:rPr>
-          <w:rFonts w:ascii="Courier New" w:eastAsia="MS Mincho" w:hAnsi="Courier New" w:cs="Courier New"/>
-        </w:rPr>
-      </w:pPr>
-      <w:r>
-        <w:rPr>
-          <w:rFonts w:ascii="Courier New" w:eastAsia="MS Mincho" w:hAnsi="Courier New" w:cs="Courier New"/>
-        </w:rPr>
-        <w:t>│</w:t>
-      </w:r>
-      <w:r>
-        <w:rPr>
-          <w:rFonts w:ascii="Courier New" w:eastAsia="MS Mincho" w:hAnsi="Courier New" w:cs="Courier New"/>
-        </w:rPr>
-        <w:t xml:space="preserve">   </w:t>
-      </w:r>
-      <w:r>
-        <w:rPr>
-          <w:rFonts w:ascii="Courier New" w:eastAsia="MS Mincho" w:hAnsi="Courier New" w:cs="Courier New"/>
-        </w:rPr>
-        <w:t xml:space="preserve">├── </w:t>
-      </w:r>
-      <w:r>
-        <w:rPr>
-          <w:rFonts w:ascii="Courier New" w:hAnsi="Courier New" w:cs="Courier New"/>
-        </w:rPr>
-        <w:t>Milestone_5_Algorithms</w:t>
-      </w:r>
-      <w:r>
-        <w:rPr>
-          <w:rFonts w:ascii="Courier New" w:eastAsia="MS Mincho" w:hAnsi="Courier New" w:cs="Courier New"/>
-        </w:rPr>
-        <w:t>/</w:t>
-      </w:r>
-    </w:p>
-    <w:p>
-      <w:pPr>
-        <w:rPr>
-          <w:rFonts w:ascii="Courier New" w:hAnsi="Courier New" w:cs="Courier New"/>
-        </w:rPr>
-      </w:pPr>
-      <w:r>
-        <w:rPr>
-          <w:rFonts w:ascii="Courier New" w:eastAsia="MS Mincho" w:hAnsi="Courier New" w:cs="Courier New"/>
-        </w:rPr>
-        <w:t>│</w:t>
-      </w:r>
-      <w:r>
-        <w:rPr>
-          <w:rFonts w:ascii="Courier New" w:eastAsia="MS Mincho" w:hAnsi="Courier New" w:cs="Courier New"/>
-        </w:rPr>
-        <w:t xml:space="preserve">   </w:t>
-      </w:r>
-      <w:r>
-        <w:rPr>
-          <w:rFonts w:ascii="Courier New" w:eastAsia="MS Mincho" w:hAnsi="Courier New" w:cs="Courier New"/>
-        </w:rPr>
-        <w:t>└──</w:t>
-      </w:r>
-      <w:r>
-        <w:rPr>
-          <w:rFonts w:ascii="Courier New" w:eastAsia="MS Mincho" w:hAnsi="Courier New" w:cs="Courier New"/>
-        </w:rPr>
-        <w:t xml:space="preserve"> </w:t>
-      </w:r>
-      <w:r>
-        <w:rPr>
-          <w:rFonts w:ascii="Courier New" w:hAnsi="Courier New" w:cs="Courier New"/>
-        </w:rPr>
-        <w:t>Milestone_6_Software_Design_Description</w:t>
-      </w:r>
-      <w:r>
-        <w:rPr>
-          <w:rFonts w:ascii="Courier New" w:eastAsia="MS Mincho" w:hAnsi="Courier New" w:cs="Courier New"/>
-        </w:rPr>
-        <w:t>/</w:t>
-      </w:r>
-      <w:r>
-        <w:rPr>
-          <w:rFonts w:ascii="Courier New" w:hAnsi="Courier New" w:cs="Courier New"/>
-        </w:rPr>
-        <w:br/>
-      </w:r>
-      <w:r>
-        <w:rPr>
-          <w:rFonts w:ascii="Courier New" w:eastAsia="MS Mincho" w:hAnsi="Courier New" w:cs="Courier New"/>
-        </w:rPr>
-        <w:t>│</w:t>
-      </w:r>
-      <w:r>
-        <w:rPr>
-          <w:rFonts w:ascii="Courier New" w:hAnsi="Courier New" w:cs="Courier New"/>
-        </w:rPr>
-        <w:t xml:space="preserve"> </w:t>
-      </w:r>
-      <w:r>
-        <w:rPr>
-          <w:rFonts w:ascii="Courier New" w:eastAsia="MS Mincho" w:hAnsi="Courier New" w:cs="Courier New"/>
-        </w:rPr>
-        <w:t>├──</w:t>
-      </w:r>
-      <w:r>
-        <w:rPr>
-          <w:rFonts w:ascii="Courier New" w:hAnsi="Courier New" w:cs="Courier New"/>
-        </w:rPr>
-        <w:t xml:space="preserve"> Team_02_Student_Profile_Resume/</w:t>
-      </w:r>
-    </w:p>
-    <w:p>
-      <w:pPr>
-        <w:rPr>
-          <w:rFonts w:ascii="Courier New" w:hAnsi="Courier New" w:cs="Courier New"/>
-        </w:rPr>
-      </w:pPr>
-      <w:r>
-        <w:rPr>
-          <w:rFonts w:ascii="Courier New" w:eastAsia="MS Mincho" w:hAnsi="Courier New" w:cs="Courier New"/>
-        </w:rPr>
-        <w:t>│</w:t>
-      </w:r>
-      <w:r>
-        <w:rPr>
-          <w:rFonts w:ascii="Courier New" w:hAnsi="Courier New" w:cs="Courier New"/>
-        </w:rPr>
-        <w:t xml:space="preserve"> </w:t>
-      </w:r>
-      <w:r>
-        <w:rPr>
-          <w:rFonts w:ascii="Courier New" w:hAnsi="Courier New" w:cs="Courier New"/>
-        </w:rPr>
-        <w:t xml:space="preserve">  </w:t>
-      </w:r>
-      <w:r>
-        <w:rPr>
-          <w:rFonts w:ascii="Courier New" w:eastAsia="MS Mincho" w:hAnsi="Courier New" w:cs="Courier New"/>
-        </w:rPr>
-        <w:t>└──</w:t>
-      </w:r>
-      <w:r>
-        <w:rPr>
-          <w:rFonts w:ascii="Courier New" w:hAnsi="Courier New" w:cs="Courier New"/>
-        </w:rPr>
-        <w:t xml:space="preserve"> </w:t>
-      </w:r>
-      <w:r>
-        <w:rPr>
-          <w:rFonts w:ascii="Courier New" w:hAnsi="Courier New" w:cs="Courier New"/>
-        </w:rPr>
-        <w:t>Milestone_1_Component_Diagram</w:t>
-      </w:r>
-      <w:r>
-        <w:rPr>
-          <w:rFonts w:ascii="Courier New" w:hAnsi="Courier New" w:cs="Courier New"/>
-        </w:rPr>
-        <w:t>/</w:t>
-      </w:r>
-    </w:p>
-    <w:p>
-      <w:pPr>
-        <w:rPr>
-          <w:rFonts w:ascii="Courier New" w:eastAsia="MS Mincho" w:hAnsi="Courier New" w:cs="Courier New"/>
-        </w:rPr>
-      </w:pPr>
-      <w:r>
-        <w:rPr>
-          <w:rFonts w:ascii="Courier New" w:eastAsia="MS Mincho" w:hAnsi="Courier New" w:cs="Courier New"/>
-        </w:rPr>
-        <w:t>│</w:t>
-      </w:r>
-      <w:r>
-        <w:rPr>
-          <w:rFonts w:ascii="Courier New" w:eastAsia="MS Mincho" w:hAnsi="Courier New" w:cs="Courier New"/>
-        </w:rPr>
-        <w:t xml:space="preserve">   </w:t>
-      </w:r>
-      <w:r>
-        <w:rPr>
-          <w:rFonts w:ascii="Courier New" w:eastAsia="MS Mincho" w:hAnsi="Courier New" w:cs="Courier New"/>
-        </w:rPr>
-        <w:t>│</w:t>
-      </w:r>
-      <w:r>
-        <w:rPr>
-          <w:rFonts w:ascii="Courier New" w:eastAsia="MS Mincho" w:hAnsi="Courier New" w:cs="Courier New"/>
-        </w:rPr>
-        <w:t xml:space="preserve"> </w:t>
-      </w:r>
-      <w:r>
-        <w:rPr>
-          <w:rFonts w:ascii="Courier New" w:eastAsia="MS Mincho" w:hAnsi="Courier New" w:cs="Courier New"/>
-        </w:rPr>
-        <w:t xml:space="preserve">├── </w:t>
+          <w:rFonts w:ascii="Courier New" w:eastAsia="MS Mincho" w:hAnsi="Courier New" w:cs="Courier New"/>
+        </w:rPr>
+        <w:t xml:space="preserve"> </w:t>
       </w:r>
       <w:proofErr w:type="spellStart"/>
       <w:r>
         <w:rPr>
           <w:rFonts w:ascii="Courier New" w:eastAsia="MS Mincho" w:hAnsi="Courier New" w:cs="Courier New"/>
         </w:rPr>
-        <w:t>D</w:t>
-      </w:r>
-      <w:r>
-        <w:rPr>
-          <w:rFonts w:ascii="Courier New" w:eastAsia="MS Mincho" w:hAnsi="Courier New" w:cs="Courier New"/>
-        </w:rPr>
-        <w:t>rawio</w:t>
+        <w:t>F</w:t>
+      </w:r>
+      <w:r>
+        <w:rPr>
+          <w:rFonts w:ascii="Courier New" w:eastAsia="MS Mincho" w:hAnsi="Courier New" w:cs="Courier New"/>
+        </w:rPr>
+        <w:t>aulty_</w:t>
+      </w:r>
+      <w:r>
+        <w:rPr>
+          <w:rFonts w:ascii="Courier New" w:eastAsia="MS Mincho" w:hAnsi="Courier New" w:cs="Courier New"/>
+        </w:rPr>
+        <w:t>F</w:t>
+      </w:r>
+      <w:r>
+        <w:rPr>
+          <w:rFonts w:ascii="Courier New" w:eastAsia="MS Mincho" w:hAnsi="Courier New" w:cs="Courier New"/>
+        </w:rPr>
+        <w:t>inal_</w:t>
+      </w:r>
+      <w:r>
+        <w:rPr>
+          <w:rFonts w:ascii="Courier New" w:eastAsia="MS Mincho" w:hAnsi="Courier New" w:cs="Courier New"/>
+        </w:rPr>
+        <w:t>I</w:t>
+      </w:r>
+      <w:r>
+        <w:rPr>
+          <w:rFonts w:ascii="Courier New" w:eastAsia="MS Mincho" w:hAnsi="Courier New" w:cs="Courier New"/>
+        </w:rPr>
+        <w:t>ntegrated</w:t>
       </w:r>
       <w:proofErr w:type="spellEnd"/>
       <w:r>
         <w:rPr>
           <w:rFonts w:ascii="Courier New" w:eastAsia="MS Mincho" w:hAnsi="Courier New" w:cs="Courier New"/>
         </w:rPr>
-        <w:t>/</w:t>
-      </w:r>
-    </w:p>
-    <w:p>
-      <w:pPr>
-        <w:rPr>
-          <w:rFonts w:ascii="Courier New" w:eastAsia="MS Mincho" w:hAnsi="Courier New" w:cs="Courier New"/>
-        </w:rPr>
-      </w:pPr>
-      <w:r>
-        <w:rPr>
-          <w:rFonts w:ascii="Courier New" w:eastAsia="MS Mincho" w:hAnsi="Courier New" w:cs="Courier New"/>
-        </w:rPr>
-        <w:t>│</w:t>
-      </w:r>
-      <w:r>
-        <w:rPr>
-          <w:rFonts w:ascii="Courier New" w:eastAsia="MS Mincho" w:hAnsi="Courier New" w:cs="Courier New"/>
-        </w:rPr>
-        <w:t xml:space="preserve">   </w:t>
-      </w:r>
-      <w:r>
-        <w:rPr>
-          <w:rFonts w:ascii="Courier New" w:eastAsia="MS Mincho" w:hAnsi="Courier New" w:cs="Courier New"/>
-        </w:rPr>
-        <w:t>│</w:t>
-      </w:r>
-      <w:r>
-        <w:rPr>
-          <w:rFonts w:ascii="Courier New" w:eastAsia="MS Mincho" w:hAnsi="Courier New" w:cs="Courier New"/>
-        </w:rPr>
-        <w:t xml:space="preserve"> </w:t>
-      </w:r>
-      <w:r>
-        <w:rPr>
-          <w:rFonts w:ascii="Courier New" w:eastAsia="MS Mincho" w:hAnsi="Courier New" w:cs="Courier New"/>
-        </w:rPr>
-        <w:t>│</w:t>
-      </w:r>
-      <w:r>
-        <w:rPr>
-          <w:rFonts w:ascii="Courier New" w:eastAsia="MS Mincho" w:hAnsi="Courier New" w:cs="Courier New"/>
-        </w:rPr>
-        <w:t xml:space="preserve"> </w:t>
-      </w:r>
-      <w:r>
-        <w:rPr>
-          <w:rFonts w:ascii="Courier New" w:eastAsia="MS Mincho" w:hAnsi="Courier New" w:cs="Courier New"/>
-        </w:rPr>
-        <w:t xml:space="preserve">├── </w:t>
-      </w:r>
-      <w:r>
-        <w:rPr>
-          <w:rFonts w:ascii="Courier New" w:eastAsia="MS Mincho" w:hAnsi="Courier New" w:cs="Courier New"/>
-        </w:rPr>
-        <w:t>W</w:t>
-      </w:r>
-      <w:r>
-        <w:rPr>
-          <w:rFonts w:ascii="Courier New" w:eastAsia="MS Mincho" w:hAnsi="Courier New" w:cs="Courier New"/>
-        </w:rPr>
-        <w:t xml:space="preserve">orking/             </w:t>
+        <w:t xml:space="preserve">/   </w:t>
       </w:r>
       <w:r>
         <w:rPr>
@@ -5693,56 +5374,7 @@
           <w:sz w:val="20"/>
           <w:szCs w:val="20"/>
         </w:rPr>
-        <w:t>← ICs actively editing</w:t>
-      </w:r>
-    </w:p>
-    <w:p>
-      <w:pPr>
-        <w:rPr>
-          <w:rFonts w:ascii="Courier New" w:eastAsia="MS Mincho" w:hAnsi="Courier New" w:cs="Courier New"/>
-        </w:rPr>
-      </w:pPr>
-      <w:r>
-        <w:rPr>
-          <w:rFonts w:ascii="Courier New" w:eastAsia="MS Mincho" w:hAnsi="Courier New" w:cs="Courier New"/>
-        </w:rPr>
-        <w:t>│</w:t>
-      </w:r>
-      <w:r>
-        <w:rPr>
-          <w:rFonts w:ascii="Courier New" w:eastAsia="MS Mincho" w:hAnsi="Courier New" w:cs="Courier New"/>
-        </w:rPr>
-        <w:t xml:space="preserve">   </w:t>
-      </w:r>
-      <w:r>
-        <w:rPr>
-          <w:rFonts w:ascii="Courier New" w:eastAsia="MS Mincho" w:hAnsi="Courier New" w:cs="Courier New"/>
-        </w:rPr>
-        <w:t>│ │</w:t>
-      </w:r>
-      <w:r>
-        <w:rPr>
-          <w:rFonts w:ascii="Courier New" w:eastAsia="MS Mincho" w:hAnsi="Courier New" w:cs="Courier New"/>
-        </w:rPr>
-        <w:t xml:space="preserve"> </w:t>
-      </w:r>
-      <w:r>
-        <w:rPr>
-          <w:rFonts w:ascii="Courier New" w:eastAsia="MS Mincho" w:hAnsi="Courier New" w:cs="Courier New"/>
-        </w:rPr>
-        <w:t xml:space="preserve">├── </w:t>
-      </w:r>
-      <w:r>
-        <w:rPr>
-          <w:rFonts w:ascii="Courier New" w:eastAsia="MS Mincho" w:hAnsi="Courier New" w:cs="Courier New"/>
-        </w:rPr>
-        <w:t>R</w:t>
-      </w:r>
-      <w:r>
-        <w:rPr>
-          <w:rFonts w:ascii="Courier New" w:eastAsia="MS Mincho" w:hAnsi="Courier New" w:cs="Courier New"/>
-        </w:rPr>
-        <w:t xml:space="preserve">eady/               </w:t>
+        <w:t xml:space="preserve">← </w:t>
       </w:r>
       <w:r>
         <w:rPr>
@@ -5750,7 +5382,50 @@
           <w:sz w:val="20"/>
           <w:szCs w:val="20"/>
         </w:rPr>
-        <w:t>← IC thinks it's done</w:t>
+        <w:t>reject by Chief of Q/A</w:t>
+      </w:r>
+    </w:p>
+    <w:p>
+      <w:pPr>
+        <w:rPr>
+          <w:rFonts w:ascii="Courier New" w:eastAsia="MS Mincho" w:hAnsi="Courier New" w:cs="Courier New"/>
+        </w:rPr>
+      </w:pPr>
+      <w:r>
+        <w:rPr>
+          <w:rFonts w:ascii="Courier New" w:eastAsia="MS Mincho" w:hAnsi="Courier New" w:cs="Courier New"/>
+        </w:rPr>
+        <w:t>│   │</w:t>
+      </w:r>
+      <w:r>
+        <w:rPr>
+          <w:rFonts w:ascii="Courier New" w:eastAsia="MS Mincho" w:hAnsi="Courier New" w:cs="Courier New"/>
+        </w:rPr>
+        <w:t xml:space="preserve"> </w:t>
+      </w:r>
+      <w:r>
+        <w:rPr>
+          <w:rFonts w:ascii="Courier New" w:eastAsia="MS Mincho" w:hAnsi="Courier New" w:cs="Courier New"/>
+        </w:rPr>
+        <w:t>└──</w:t>
+      </w:r>
+      <w:r>
+        <w:rPr>
+          <w:rFonts w:ascii="Courier New" w:hAnsi="Courier New" w:cs="Courier New"/>
+        </w:rPr>
+        <w:t xml:space="preserve"> </w:t>
+      </w:r>
+      <w:r>
+        <w:rPr>
+          <w:rFonts w:ascii="Courier New" w:hAnsi="Courier New" w:cs="Courier New"/>
+        </w:rPr>
+        <w:t>PNG</w:t>
+      </w:r>
+      <w:r>
+        <w:rPr>
+          <w:rFonts w:ascii="Courier New" w:hAnsi="Courier New" w:cs="Courier New"/>
+        </w:rPr>
+        <w:t>/</w:t>
       </w:r>
     </w:p>
     <w:p>
@@ -5775,13 +5450,56 @@
         <w:rPr>
           <w:rFonts w:ascii="Courier New" w:eastAsia="MS Mincho" w:hAnsi="Courier New" w:cs="Courier New"/>
         </w:rPr>
-        <w:t>│ │</w:t>
-      </w:r>
-      <w:r>
-        <w:rPr>
-          <w:rFonts w:ascii="Courier New" w:eastAsia="MS Mincho" w:hAnsi="Courier New" w:cs="Courier New"/>
-        </w:rPr>
-        <w:t xml:space="preserve"> </w:t>
+        <w:t xml:space="preserve">│ </w:t>
+      </w:r>
+      <w:r>
+        <w:rPr>
+          <w:rFonts w:ascii="Courier New" w:eastAsia="MS Mincho" w:hAnsi="Courier New" w:cs="Courier New"/>
+        </w:rPr>
+        <w:t xml:space="preserve">  </w:t>
+      </w:r>
+      <w:r>
+        <w:rPr>
+          <w:rFonts w:ascii="Courier New" w:eastAsia="MS Mincho" w:hAnsi="Courier New" w:cs="Courier New"/>
+        </w:rPr>
+        <w:t>└── FINAL_</w:t>
+      </w:r>
+      <w:r>
+        <w:rPr>
+          <w:rFonts w:ascii="Courier New" w:eastAsia="MS Mincho" w:hAnsi="Courier New" w:cs="Courier New"/>
+        </w:rPr>
+        <w:t>Component</w:t>
+      </w:r>
+      <w:r>
+        <w:rPr>
+          <w:rFonts w:ascii="Courier New" w:eastAsia="MS Mincho" w:hAnsi="Courier New" w:cs="Courier New"/>
+        </w:rPr>
+        <w:t>_v01</w:t>
+      </w:r>
+      <w:r>
+        <w:rPr>
+          <w:rFonts w:ascii="Courier New" w:eastAsia="MS Mincho" w:hAnsi="Courier New" w:cs="Courier New"/>
+        </w:rPr>
+        <w:t>.png</w:t>
+      </w:r>
+    </w:p>
+    <w:p>
+      <w:pPr>
+        <w:rPr>
+          <w:rFonts w:ascii="Courier New" w:eastAsia="MS Mincho" w:hAnsi="Courier New" w:cs="Courier New"/>
+        </w:rPr>
+      </w:pPr>
+      <w:r>
+        <w:rPr>
+          <w:rFonts w:ascii="Courier New" w:eastAsia="MS Mincho" w:hAnsi="Courier New" w:cs="Courier New"/>
+        </w:rPr>
+        <w:t>│</w:t>
+      </w:r>
+      <w:r>
+        <w:rPr>
+          <w:rFonts w:ascii="Courier New" w:eastAsia="MS Mincho" w:hAnsi="Courier New" w:cs="Courier New"/>
+        </w:rPr>
+        <w:t xml:space="preserve">   </w:t>
       </w:r>
       <w:r>
         <w:rPr>
@@ -5791,15 +5509,360 @@
       </w:r>
       <w:r>
         <w:rPr>
-          <w:rFonts w:ascii="Courier New" w:eastAsia="MS Mincho" w:hAnsi="Courier New" w:cs="Courier New"/>
-        </w:rPr>
-        <w:t>C</w:t>
-      </w:r>
-      <w:r>
-        <w:rPr>
-          <w:rFonts w:ascii="Courier New" w:eastAsia="MS Mincho" w:hAnsi="Courier New" w:cs="Courier New"/>
-        </w:rPr>
-        <w:t xml:space="preserve">hecked/             </w:t>
+          <w:rFonts w:ascii="Courier New" w:hAnsi="Courier New" w:cs="Courier New"/>
+        </w:rPr>
+        <w:t>Milestone_2_First_Dozen_Views/</w:t>
+      </w:r>
+    </w:p>
+    <w:p>
+      <w:pPr>
+        <w:rPr>
+          <w:rFonts w:ascii="Courier New" w:eastAsia="MS Mincho" w:hAnsi="Courier New" w:cs="Courier New"/>
+        </w:rPr>
+      </w:pPr>
+      <w:r>
+        <w:rPr>
+          <w:rFonts w:ascii="Courier New" w:eastAsia="MS Mincho" w:hAnsi="Courier New" w:cs="Courier New"/>
+        </w:rPr>
+        <w:t>│</w:t>
+      </w:r>
+      <w:r>
+        <w:rPr>
+          <w:rFonts w:ascii="Courier New" w:eastAsia="MS Mincho" w:hAnsi="Courier New" w:cs="Courier New"/>
+        </w:rPr>
+        <w:t xml:space="preserve">   </w:t>
+      </w:r>
+      <w:r>
+        <w:rPr>
+          <w:rFonts w:ascii="Courier New" w:eastAsia="MS Mincho" w:hAnsi="Courier New" w:cs="Courier New"/>
+        </w:rPr>
+        <w:t xml:space="preserve">├── </w:t>
+      </w:r>
+      <w:r>
+        <w:rPr>
+          <w:rFonts w:ascii="Courier New" w:hAnsi="Courier New" w:cs="Courier New"/>
+        </w:rPr>
+        <w:t>Milestone_3_Components</w:t>
+      </w:r>
+      <w:r>
+        <w:rPr>
+          <w:rFonts w:ascii="Courier New" w:eastAsia="MS Mincho" w:hAnsi="Courier New" w:cs="Courier New"/>
+        </w:rPr>
+        <w:t>/</w:t>
+      </w:r>
+    </w:p>
+    <w:p>
+      <w:pPr>
+        <w:rPr>
+          <w:rFonts w:ascii="Courier New" w:eastAsia="MS Mincho" w:hAnsi="Courier New" w:cs="Courier New"/>
+        </w:rPr>
+      </w:pPr>
+      <w:r>
+        <w:rPr>
+          <w:rFonts w:ascii="Courier New" w:eastAsia="MS Mincho" w:hAnsi="Courier New" w:cs="Courier New"/>
+        </w:rPr>
+        <w:t>│</w:t>
+      </w:r>
+      <w:r>
+        <w:rPr>
+          <w:rFonts w:ascii="Courier New" w:eastAsia="MS Mincho" w:hAnsi="Courier New" w:cs="Courier New"/>
+        </w:rPr>
+        <w:t xml:space="preserve">   </w:t>
+      </w:r>
+      <w:r>
+        <w:rPr>
+          <w:rFonts w:ascii="Courier New" w:eastAsia="MS Mincho" w:hAnsi="Courier New" w:cs="Courier New"/>
+        </w:rPr>
+        <w:t xml:space="preserve">├── </w:t>
+      </w:r>
+      <w:r>
+        <w:rPr>
+          <w:rFonts w:ascii="Courier New" w:hAnsi="Courier New" w:cs="Courier New"/>
+        </w:rPr>
+        <w:t>Milestone_4_Interfaces_and_Data_Structures</w:t>
+      </w:r>
+      <w:r>
+        <w:rPr>
+          <w:rFonts w:ascii="Courier New" w:eastAsia="MS Mincho" w:hAnsi="Courier New" w:cs="Courier New"/>
+        </w:rPr>
+        <w:t>/</w:t>
+      </w:r>
+    </w:p>
+    <w:p>
+      <w:pPr>
+        <w:rPr>
+          <w:rFonts w:ascii="Courier New" w:eastAsia="MS Mincho" w:hAnsi="Courier New" w:cs="Courier New"/>
+        </w:rPr>
+      </w:pPr>
+      <w:r>
+        <w:rPr>
+          <w:rFonts w:ascii="Courier New" w:eastAsia="MS Mincho" w:hAnsi="Courier New" w:cs="Courier New"/>
+        </w:rPr>
+        <w:t>│</w:t>
+      </w:r>
+      <w:r>
+        <w:rPr>
+          <w:rFonts w:ascii="Courier New" w:eastAsia="MS Mincho" w:hAnsi="Courier New" w:cs="Courier New"/>
+        </w:rPr>
+        <w:t xml:space="preserve">   </w:t>
+      </w:r>
+      <w:r>
+        <w:rPr>
+          <w:rFonts w:ascii="Courier New" w:eastAsia="MS Mincho" w:hAnsi="Courier New" w:cs="Courier New"/>
+        </w:rPr>
+        <w:t xml:space="preserve">├── </w:t>
+      </w:r>
+      <w:r>
+        <w:rPr>
+          <w:rFonts w:ascii="Courier New" w:hAnsi="Courier New" w:cs="Courier New"/>
+        </w:rPr>
+        <w:t>Milestone_5_Algorithms</w:t>
+      </w:r>
+      <w:r>
+        <w:rPr>
+          <w:rFonts w:ascii="Courier New" w:eastAsia="MS Mincho" w:hAnsi="Courier New" w:cs="Courier New"/>
+        </w:rPr>
+        <w:t>/</w:t>
+      </w:r>
+    </w:p>
+    <w:p>
+      <w:pPr>
+        <w:rPr>
+          <w:rFonts w:ascii="Courier New" w:hAnsi="Courier New" w:cs="Courier New"/>
+        </w:rPr>
+      </w:pPr>
+      <w:r>
+        <w:rPr>
+          <w:rFonts w:ascii="Courier New" w:eastAsia="MS Mincho" w:hAnsi="Courier New" w:cs="Courier New"/>
+        </w:rPr>
+        <w:t>│</w:t>
+      </w:r>
+      <w:r>
+        <w:rPr>
+          <w:rFonts w:ascii="Courier New" w:eastAsia="MS Mincho" w:hAnsi="Courier New" w:cs="Courier New"/>
+        </w:rPr>
+        <w:t xml:space="preserve">   </w:t>
+      </w:r>
+      <w:r>
+        <w:rPr>
+          <w:rFonts w:ascii="Courier New" w:eastAsia="MS Mincho" w:hAnsi="Courier New" w:cs="Courier New"/>
+        </w:rPr>
+        <w:t>└──</w:t>
+      </w:r>
+      <w:r>
+        <w:rPr>
+          <w:rFonts w:ascii="Courier New" w:eastAsia="MS Mincho" w:hAnsi="Courier New" w:cs="Courier New"/>
+        </w:rPr>
+        <w:t xml:space="preserve"> </w:t>
+      </w:r>
+      <w:r>
+        <w:rPr>
+          <w:rFonts w:ascii="Courier New" w:hAnsi="Courier New" w:cs="Courier New"/>
+        </w:rPr>
+        <w:t>Milestone_6_Software_Design_Description</w:t>
+      </w:r>
+      <w:r>
+        <w:rPr>
+          <w:rFonts w:ascii="Courier New" w:eastAsia="MS Mincho" w:hAnsi="Courier New" w:cs="Courier New"/>
+        </w:rPr>
+        <w:t>/</w:t>
+      </w:r>
+      <w:r>
+        <w:rPr>
+          <w:rFonts w:ascii="Courier New" w:hAnsi="Courier New" w:cs="Courier New"/>
+        </w:rPr>
+        <w:br/>
+      </w:r>
+      <w:r>
+        <w:rPr>
+          <w:rFonts w:ascii="Courier New" w:eastAsia="MS Mincho" w:hAnsi="Courier New" w:cs="Courier New"/>
+        </w:rPr>
+        <w:t>│</w:t>
+      </w:r>
+      <w:r>
+        <w:rPr>
+          <w:rFonts w:ascii="Courier New" w:hAnsi="Courier New" w:cs="Courier New"/>
+        </w:rPr>
+        <w:t xml:space="preserve"> </w:t>
+      </w:r>
+      <w:r>
+        <w:rPr>
+          <w:rFonts w:ascii="Courier New" w:eastAsia="MS Mincho" w:hAnsi="Courier New" w:cs="Courier New"/>
+        </w:rPr>
+        <w:t>├──</w:t>
+      </w:r>
+      <w:r>
+        <w:rPr>
+          <w:rFonts w:ascii="Courier New" w:hAnsi="Courier New" w:cs="Courier New"/>
+        </w:rPr>
+        <w:t xml:space="preserve"> Team_02_Student_Profile_Resume/</w:t>
+      </w:r>
+    </w:p>
+    <w:p>
+      <w:pPr>
+        <w:rPr>
+          <w:rFonts w:ascii="Courier New" w:hAnsi="Courier New" w:cs="Courier New"/>
+        </w:rPr>
+      </w:pPr>
+      <w:r>
+        <w:rPr>
+          <w:rFonts w:ascii="Courier New" w:eastAsia="MS Mincho" w:hAnsi="Courier New" w:cs="Courier New"/>
+        </w:rPr>
+        <w:t>│</w:t>
+      </w:r>
+      <w:r>
+        <w:rPr>
+          <w:rFonts w:ascii="Courier New" w:hAnsi="Courier New" w:cs="Courier New"/>
+        </w:rPr>
+        <w:t xml:space="preserve"> </w:t>
+      </w:r>
+      <w:r>
+        <w:rPr>
+          <w:rFonts w:ascii="Courier New" w:hAnsi="Courier New" w:cs="Courier New"/>
+        </w:rPr>
+        <w:t xml:space="preserve">  </w:t>
+      </w:r>
+      <w:r>
+        <w:rPr>
+          <w:rFonts w:ascii="Courier New" w:eastAsia="MS Mincho" w:hAnsi="Courier New" w:cs="Courier New"/>
+        </w:rPr>
+        <w:t>└──</w:t>
+      </w:r>
+      <w:r>
+        <w:rPr>
+          <w:rFonts w:ascii="Courier New" w:hAnsi="Courier New" w:cs="Courier New"/>
+        </w:rPr>
+        <w:t xml:space="preserve"> </w:t>
+      </w:r>
+      <w:r>
+        <w:rPr>
+          <w:rFonts w:ascii="Courier New" w:hAnsi="Courier New" w:cs="Courier New"/>
+        </w:rPr>
+        <w:t>Milestone_1_Component_Diagram</w:t>
+      </w:r>
+      <w:r>
+        <w:rPr>
+          <w:rFonts w:ascii="Courier New" w:hAnsi="Courier New" w:cs="Courier New"/>
+        </w:rPr>
+        <w:t>/</w:t>
+      </w:r>
+    </w:p>
+    <w:p>
+      <w:pPr>
+        <w:rPr>
+          <w:rFonts w:ascii="Courier New" w:eastAsia="MS Mincho" w:hAnsi="Courier New" w:cs="Courier New"/>
+        </w:rPr>
+      </w:pPr>
+      <w:r>
+        <w:rPr>
+          <w:rFonts w:ascii="Courier New" w:eastAsia="MS Mincho" w:hAnsi="Courier New" w:cs="Courier New"/>
+        </w:rPr>
+        <w:t>│</w:t>
+      </w:r>
+      <w:r>
+        <w:rPr>
+          <w:rFonts w:ascii="Courier New" w:eastAsia="MS Mincho" w:hAnsi="Courier New" w:cs="Courier New"/>
+        </w:rPr>
+        <w:t xml:space="preserve">   </w:t>
+      </w:r>
+      <w:r>
+        <w:rPr>
+          <w:rFonts w:ascii="Courier New" w:eastAsia="MS Mincho" w:hAnsi="Courier New" w:cs="Courier New"/>
+        </w:rPr>
+        <w:t>│</w:t>
+      </w:r>
+      <w:r>
+        <w:rPr>
+          <w:rFonts w:ascii="Courier New" w:eastAsia="MS Mincho" w:hAnsi="Courier New" w:cs="Courier New"/>
+        </w:rPr>
+        <w:t xml:space="preserve"> </w:t>
+      </w:r>
+      <w:r>
+        <w:rPr>
+          <w:rFonts w:ascii="Courier New" w:eastAsia="MS Mincho" w:hAnsi="Courier New" w:cs="Courier New"/>
+        </w:rPr>
+        <w:t xml:space="preserve">├── </w:t>
+      </w:r>
+      <w:proofErr w:type="spellStart"/>
+      <w:r>
+        <w:rPr>
+          <w:rFonts w:ascii="Courier New" w:eastAsia="MS Mincho" w:hAnsi="Courier New" w:cs="Courier New"/>
+        </w:rPr>
+        <w:t>D</w:t>
+      </w:r>
+      <w:r>
+        <w:rPr>
+          <w:rFonts w:ascii="Courier New" w:eastAsia="MS Mincho" w:hAnsi="Courier New" w:cs="Courier New"/>
+        </w:rPr>
+        <w:t>rawio</w:t>
+      </w:r>
+      <w:proofErr w:type="spellEnd"/>
+      <w:r>
+        <w:rPr>
+          <w:rFonts w:ascii="Courier New" w:eastAsia="MS Mincho" w:hAnsi="Courier New" w:cs="Courier New"/>
+        </w:rPr>
+        <w:t>/</w:t>
+      </w:r>
+    </w:p>
+    <w:p>
+      <w:pPr>
+        <w:rPr>
+          <w:rFonts w:ascii="Courier New" w:eastAsia="MS Mincho" w:hAnsi="Courier New" w:cs="Courier New"/>
+        </w:rPr>
+      </w:pPr>
+      <w:r>
+        <w:rPr>
+          <w:rFonts w:ascii="Courier New" w:eastAsia="MS Mincho" w:hAnsi="Courier New" w:cs="Courier New"/>
+        </w:rPr>
+        <w:t>│</w:t>
+      </w:r>
+      <w:r>
+        <w:rPr>
+          <w:rFonts w:ascii="Courier New" w:eastAsia="MS Mincho" w:hAnsi="Courier New" w:cs="Courier New"/>
+        </w:rPr>
+        <w:t xml:space="preserve">   </w:t>
+      </w:r>
+      <w:r>
+        <w:rPr>
+          <w:rFonts w:ascii="Courier New" w:eastAsia="MS Mincho" w:hAnsi="Courier New" w:cs="Courier New"/>
+        </w:rPr>
+        <w:t>│</w:t>
+      </w:r>
+      <w:r>
+        <w:rPr>
+          <w:rFonts w:ascii="Courier New" w:eastAsia="MS Mincho" w:hAnsi="Courier New" w:cs="Courier New"/>
+        </w:rPr>
+        <w:t xml:space="preserve"> </w:t>
+      </w:r>
+      <w:r>
+        <w:rPr>
+          <w:rFonts w:ascii="Courier New" w:eastAsia="MS Mincho" w:hAnsi="Courier New" w:cs="Courier New"/>
+        </w:rPr>
+        <w:t>│</w:t>
+      </w:r>
+      <w:r>
+        <w:rPr>
+          <w:rFonts w:ascii="Courier New" w:eastAsia="MS Mincho" w:hAnsi="Courier New" w:cs="Courier New"/>
+        </w:rPr>
+        <w:t xml:space="preserve"> </w:t>
+      </w:r>
+      <w:r>
+        <w:rPr>
+          <w:rFonts w:ascii="Courier New" w:eastAsia="MS Mincho" w:hAnsi="Courier New" w:cs="Courier New"/>
+        </w:rPr>
+        <w:t xml:space="preserve">├── </w:t>
+      </w:r>
+      <w:r>
+        <w:rPr>
+          <w:rFonts w:ascii="Courier New" w:eastAsia="MS Mincho" w:hAnsi="Courier New" w:cs="Courier New"/>
+        </w:rPr>
+        <w:t>W</w:t>
+      </w:r>
+      <w:r>
+        <w:rPr>
+          <w:rFonts w:ascii="Courier New" w:eastAsia="MS Mincho" w:hAnsi="Courier New" w:cs="Courier New"/>
+        </w:rPr>
+        <w:t xml:space="preserve">orking/             </w:t>
       </w:r>
       <w:r>
         <w:rPr>
@@ -5807,16 +5870,71 @@
           <w:sz w:val="20"/>
           <w:szCs w:val="20"/>
         </w:rPr>
-        <w:t>← Team QA approved internally</w:t>
-      </w:r>
-    </w:p>
-    <w:p>
-      <w:pPr>
+        <w:t>← ICs actively editing</w:t>
+      </w:r>
+    </w:p>
+    <w:p>
+      <w:pPr>
+        <w:rPr>
+          <w:rFonts w:ascii="Courier New" w:eastAsia="MS Mincho" w:hAnsi="Courier New" w:cs="Courier New"/>
+        </w:rPr>
+      </w:pPr>
+      <w:r>
+        <w:rPr>
+          <w:rFonts w:ascii="Courier New" w:eastAsia="MS Mincho" w:hAnsi="Courier New" w:cs="Courier New"/>
+        </w:rPr>
+        <w:t>│</w:t>
+      </w:r>
+      <w:r>
+        <w:rPr>
+          <w:rFonts w:ascii="Courier New" w:eastAsia="MS Mincho" w:hAnsi="Courier New" w:cs="Courier New"/>
+        </w:rPr>
+        <w:t xml:space="preserve">   </w:t>
+      </w:r>
+      <w:r>
+        <w:rPr>
+          <w:rFonts w:ascii="Courier New" w:eastAsia="MS Mincho" w:hAnsi="Courier New" w:cs="Courier New"/>
+        </w:rPr>
+        <w:t>│ │</w:t>
+      </w:r>
+      <w:r>
+        <w:rPr>
+          <w:rFonts w:ascii="Courier New" w:eastAsia="MS Mincho" w:hAnsi="Courier New" w:cs="Courier New"/>
+        </w:rPr>
+        <w:t xml:space="preserve"> </w:t>
+      </w:r>
+      <w:r>
+        <w:rPr>
+          <w:rFonts w:ascii="Courier New" w:eastAsia="MS Mincho" w:hAnsi="Courier New" w:cs="Courier New"/>
+        </w:rPr>
+        <w:t xml:space="preserve">├── </w:t>
+      </w:r>
+      <w:r>
+        <w:rPr>
+          <w:rFonts w:ascii="Courier New" w:eastAsia="MS Mincho" w:hAnsi="Courier New" w:cs="Courier New"/>
+        </w:rPr>
+        <w:t>R</w:t>
+      </w:r>
+      <w:r>
+        <w:rPr>
+          <w:rFonts w:ascii="Courier New" w:eastAsia="MS Mincho" w:hAnsi="Courier New" w:cs="Courier New"/>
+        </w:rPr>
+        <w:t xml:space="preserve">eady/               </w:t>
+      </w:r>
+      <w:r>
         <w:rPr>
           <w:rFonts w:ascii="Courier New" w:eastAsia="MS Mincho" w:hAnsi="Courier New" w:cs="Courier New"/>
           <w:sz w:val="20"/>
           <w:szCs w:val="20"/>
         </w:rPr>
+        <w:t>← IC thinks it's done</w:t>
+      </w:r>
+    </w:p>
+    <w:p>
+      <w:pPr>
+        <w:rPr>
+          <w:rFonts w:ascii="Courier New" w:eastAsia="MS Mincho" w:hAnsi="Courier New" w:cs="Courier New"/>
+        </w:rPr>
       </w:pPr>
       <w:r>
         <w:rPr>
@@ -5852,25 +5970,13 @@
         <w:rPr>
           <w:rFonts w:ascii="Courier New" w:eastAsia="MS Mincho" w:hAnsi="Courier New" w:cs="Courier New"/>
         </w:rPr>
-        <w:t>F</w:t>
-      </w:r>
-      <w:r>
-        <w:rPr>
-          <w:rFonts w:ascii="Courier New" w:eastAsia="MS Mincho" w:hAnsi="Courier New" w:cs="Courier New"/>
-        </w:rPr>
-        <w:t>inal_</w:t>
-      </w:r>
-      <w:r>
-        <w:rPr>
-          <w:rFonts w:ascii="Courier New" w:eastAsia="MS Mincho" w:hAnsi="Courier New" w:cs="Courier New"/>
-        </w:rPr>
-        <w:t>I</w:t>
-      </w:r>
-      <w:r>
-        <w:rPr>
-          <w:rFonts w:ascii="Courier New" w:eastAsia="MS Mincho" w:hAnsi="Courier New" w:cs="Courier New"/>
-        </w:rPr>
-        <w:t xml:space="preserve">ntegrated/    </w:t>
+        <w:t>C</w:t>
+      </w:r>
+      <w:r>
+        <w:rPr>
+          <w:rFonts w:ascii="Courier New" w:eastAsia="MS Mincho" w:hAnsi="Courier New" w:cs="Courier New"/>
+        </w:rPr>
+        <w:t xml:space="preserve">hecked/             </w:t>
       </w:r>
       <w:r>
         <w:rPr>
@@ -5878,7 +5984,7 @@
           <w:sz w:val="20"/>
           <w:szCs w:val="20"/>
         </w:rPr>
-        <w:t>← Lead’s final combined diagram</w:t>
+        <w:t>← Team QA approved internally</w:t>
       </w:r>
     </w:p>
     <w:p>
@@ -5905,39 +6011,20 @@
         <w:rPr>
           <w:rFonts w:ascii="Courier New" w:eastAsia="MS Mincho" w:hAnsi="Courier New" w:cs="Courier New"/>
         </w:rPr>
-        <w:t>│</w:t>
-      </w:r>
-      <w:r>
-        <w:rPr>
-          <w:rFonts w:ascii="Courier New" w:eastAsia="MS Mincho" w:hAnsi="Courier New" w:cs="Courier New"/>
-        </w:rPr>
-        <w:t xml:space="preserve"> </w:t>
-      </w:r>
-      <w:r>
-        <w:rPr>
-          <w:rFonts w:ascii="Courier New" w:eastAsia="MS Mincho" w:hAnsi="Courier New" w:cs="Courier New"/>
-        </w:rPr>
-        <w:t>│</w:t>
-      </w:r>
-      <w:r>
-        <w:rPr>
-          <w:rFonts w:ascii="Courier New" w:eastAsia="MS Mincho" w:hAnsi="Courier New" w:cs="Courier New"/>
-        </w:rPr>
-        <w:t xml:space="preserve"> </w:t>
-      </w:r>
-      <w:r>
-        <w:rPr>
-          <w:rFonts w:ascii="Courier New" w:eastAsia="MS Mincho" w:hAnsi="Courier New" w:cs="Courier New"/>
-        </w:rPr>
-        <w:t>└──</w:t>
-      </w:r>
-      <w:r>
-        <w:rPr>
-          <w:rFonts w:ascii="Courier New" w:eastAsia="MS Mincho" w:hAnsi="Courier New" w:cs="Courier New"/>
-        </w:rPr>
-        <w:t xml:space="preserve"> </w:t>
-      </w:r>
-      <w:proofErr w:type="spellStart"/>
+        <w:t>│ │</w:t>
+      </w:r>
+      <w:r>
+        <w:rPr>
+          <w:rFonts w:ascii="Courier New" w:eastAsia="MS Mincho" w:hAnsi="Courier New" w:cs="Courier New"/>
+        </w:rPr>
+        <w:t xml:space="preserve"> </w:t>
+      </w:r>
+      <w:r>
+        <w:rPr>
+          <w:rFonts w:ascii="Courier New" w:eastAsia="MS Mincho" w:hAnsi="Courier New" w:cs="Courier New"/>
+        </w:rPr>
+        <w:t xml:space="preserve">├── </w:t>
+      </w:r>
       <w:r>
         <w:rPr>
           <w:rFonts w:ascii="Courier New" w:eastAsia="MS Mincho" w:hAnsi="Courier New" w:cs="Courier New"/>
@@ -5948,18 +6035,6 @@
         <w:rPr>
           <w:rFonts w:ascii="Courier New" w:eastAsia="MS Mincho" w:hAnsi="Courier New" w:cs="Courier New"/>
         </w:rPr>
-        <w:t>aulty_</w:t>
-      </w:r>
-      <w:r>
-        <w:rPr>
-          <w:rFonts w:ascii="Courier New" w:eastAsia="MS Mincho" w:hAnsi="Courier New" w:cs="Courier New"/>
-        </w:rPr>
-        <w:t>F</w:t>
-      </w:r>
-      <w:r>
-        <w:rPr>
-          <w:rFonts w:ascii="Courier New" w:eastAsia="MS Mincho" w:hAnsi="Courier New" w:cs="Courier New"/>
-        </w:rPr>
         <w:t>inal_</w:t>
       </w:r>
       <w:r>
@@ -5972,14 +6047,7 @@
         <w:rPr>
           <w:rFonts w:ascii="Courier New" w:eastAsia="MS Mincho" w:hAnsi="Courier New" w:cs="Courier New"/>
         </w:rPr>
-        <w:t>ntegrated</w:t>
-      </w:r>
-      <w:proofErr w:type="spellEnd"/>
-      <w:r>
-        <w:rPr>
-          <w:rFonts w:ascii="Courier New" w:eastAsia="MS Mincho" w:hAnsi="Courier New" w:cs="Courier New"/>
-        </w:rPr>
-        <w:t xml:space="preserve">/   </w:t>
+        <w:t xml:space="preserve">ntegrated/    </w:t>
       </w:r>
       <w:r>
         <w:rPr>
@@ -5987,28 +6055,46 @@
           <w:sz w:val="20"/>
           <w:szCs w:val="20"/>
         </w:rPr>
-        <w:t xml:space="preserve">← </w:t>
-      </w:r>
-      <w:r>
+        <w:t>← Lead’s final combined diagram</w:t>
+      </w:r>
+    </w:p>
+    <w:p>
+      <w:pPr>
         <w:rPr>
           <w:rFonts w:ascii="Courier New" w:eastAsia="MS Mincho" w:hAnsi="Courier New" w:cs="Courier New"/>
           <w:sz w:val="20"/>
           <w:szCs w:val="20"/>
         </w:rPr>
-        <w:t>reject by Chief of Q/A</w:t>
-      </w:r>
-    </w:p>
-    <w:p>
-      <w:pPr>
-        <w:rPr>
-          <w:rFonts w:ascii="Courier New" w:eastAsia="MS Mincho" w:hAnsi="Courier New" w:cs="Courier New"/>
-        </w:rPr>
-      </w:pPr>
-      <w:r>
-        <w:rPr>
-          <w:rFonts w:ascii="Courier New" w:eastAsia="MS Mincho" w:hAnsi="Courier New" w:cs="Courier New"/>
-        </w:rPr>
-        <w:t>│   │</w:t>
+      </w:pPr>
+      <w:r>
+        <w:rPr>
+          <w:rFonts w:ascii="Courier New" w:eastAsia="MS Mincho" w:hAnsi="Courier New" w:cs="Courier New"/>
+        </w:rPr>
+        <w:t>│</w:t>
+      </w:r>
+      <w:r>
+        <w:rPr>
+          <w:rFonts w:ascii="Courier New" w:eastAsia="MS Mincho" w:hAnsi="Courier New" w:cs="Courier New"/>
+        </w:rPr>
+        <w:t xml:space="preserve">   </w:t>
+      </w:r>
+      <w:r>
+        <w:rPr>
+          <w:rFonts w:ascii="Courier New" w:eastAsia="MS Mincho" w:hAnsi="Courier New" w:cs="Courier New"/>
+        </w:rPr>
+        <w:t>│</w:t>
+      </w:r>
+      <w:r>
+        <w:rPr>
+          <w:rFonts w:ascii="Courier New" w:eastAsia="MS Mincho" w:hAnsi="Courier New" w:cs="Courier New"/>
+        </w:rPr>
+        <w:t xml:space="preserve"> </w:t>
+      </w:r>
+      <w:r>
+        <w:rPr>
+          <w:rFonts w:ascii="Courier New" w:eastAsia="MS Mincho" w:hAnsi="Courier New" w:cs="Courier New"/>
+        </w:rPr>
+        <w:t>│</w:t>
       </w:r>
       <w:r>
         <w:rPr>
@@ -6024,452 +6110,53 @@
       </w:r>
       <w:r>
         <w:rPr>
-          <w:rFonts w:ascii="Courier New" w:hAnsi="Courier New" w:cs="Courier New"/>
-        </w:rPr>
-        <w:t xml:space="preserve"> </w:t>
-      </w:r>
-      <w:r>
-        <w:rPr>
-          <w:rFonts w:ascii="Courier New" w:hAnsi="Courier New" w:cs="Courier New"/>
-        </w:rPr>
-        <w:t>PNG</w:t>
-      </w:r>
-      <w:r>
-        <w:rPr>
-          <w:rFonts w:ascii="Courier New" w:hAnsi="Courier New" w:cs="Courier New"/>
-        </w:rPr>
-        <w:t>/</w:t>
-      </w:r>
-    </w:p>
-    <w:p>
-      <w:pPr>
-        <w:rPr>
-          <w:rFonts w:ascii="Courier New" w:eastAsia="MS Mincho" w:hAnsi="Courier New" w:cs="Courier New"/>
-        </w:rPr>
-      </w:pPr>
-      <w:r>
-        <w:rPr>
-          <w:rFonts w:ascii="Courier New" w:eastAsia="MS Mincho" w:hAnsi="Courier New" w:cs="Courier New"/>
-        </w:rPr>
-        <w:t>│</w:t>
-      </w:r>
-      <w:r>
-        <w:rPr>
-          <w:rFonts w:ascii="Courier New" w:eastAsia="MS Mincho" w:hAnsi="Courier New" w:cs="Courier New"/>
-        </w:rPr>
-        <w:t xml:space="preserve">   </w:t>
-      </w:r>
-      <w:r>
-        <w:rPr>
-          <w:rFonts w:ascii="Courier New" w:eastAsia="MS Mincho" w:hAnsi="Courier New" w:cs="Courier New"/>
-        </w:rPr>
-        <w:t xml:space="preserve">│ </w:t>
-      </w:r>
-      <w:r>
-        <w:rPr>
-          <w:rFonts w:ascii="Courier New" w:eastAsia="MS Mincho" w:hAnsi="Courier New" w:cs="Courier New"/>
-        </w:rPr>
-        <w:t xml:space="preserve">  </w:t>
-      </w:r>
-      <w:r>
-        <w:rPr>
-          <w:rFonts w:ascii="Courier New" w:eastAsia="MS Mincho" w:hAnsi="Courier New" w:cs="Courier New"/>
-        </w:rPr>
-        <w:t>└── FINAL_</w:t>
-      </w:r>
-      <w:r>
-        <w:rPr>
-          <w:rFonts w:ascii="Courier New" w:eastAsia="MS Mincho" w:hAnsi="Courier New" w:cs="Courier New"/>
-        </w:rPr>
-        <w:t>Component_v01</w:t>
-      </w:r>
-      <w:r>
-        <w:rPr>
-          <w:rFonts w:ascii="Courier New" w:eastAsia="MS Mincho" w:hAnsi="Courier New" w:cs="Courier New"/>
-        </w:rPr>
-        <w:t>.png</w:t>
-      </w:r>
-    </w:p>
-    <w:p>
-      <w:pPr>
-        <w:rPr>
-          <w:rFonts w:ascii="Courier New" w:eastAsia="MS Mincho" w:hAnsi="Courier New" w:cs="Courier New"/>
-        </w:rPr>
-      </w:pPr>
-      <w:r>
-        <w:rPr>
-          <w:rFonts w:ascii="Courier New" w:eastAsia="MS Mincho" w:hAnsi="Courier New" w:cs="Courier New"/>
-        </w:rPr>
-        <w:t>│</w:t>
-      </w:r>
-      <w:r>
-        <w:rPr>
-          <w:rFonts w:ascii="Courier New" w:eastAsia="MS Mincho" w:hAnsi="Courier New" w:cs="Courier New"/>
-        </w:rPr>
-        <w:t xml:space="preserve">   </w:t>
-      </w:r>
-      <w:r>
-        <w:rPr>
-          <w:rFonts w:ascii="Courier New" w:eastAsia="MS Mincho" w:hAnsi="Courier New" w:cs="Courier New"/>
-        </w:rPr>
-        <w:t xml:space="preserve">├── </w:t>
-      </w:r>
-      <w:r>
-        <w:rPr>
-          <w:rFonts w:ascii="Courier New" w:hAnsi="Courier New" w:cs="Courier New"/>
-        </w:rPr>
-        <w:t>Milestone_2_First_Dozen_Views/</w:t>
-      </w:r>
-    </w:p>
-    <w:p>
-      <w:pPr>
-        <w:rPr>
-          <w:rFonts w:ascii="Courier New" w:eastAsia="MS Mincho" w:hAnsi="Courier New" w:cs="Courier New"/>
-        </w:rPr>
-      </w:pPr>
-      <w:r>
-        <w:rPr>
-          <w:rFonts w:ascii="Courier New" w:eastAsia="MS Mincho" w:hAnsi="Courier New" w:cs="Courier New"/>
-        </w:rPr>
-        <w:t>│</w:t>
-      </w:r>
-      <w:r>
-        <w:rPr>
-          <w:rFonts w:ascii="Courier New" w:eastAsia="MS Mincho" w:hAnsi="Courier New" w:cs="Courier New"/>
-        </w:rPr>
-        <w:t xml:space="preserve">   </w:t>
-      </w:r>
-      <w:r>
-        <w:rPr>
-          <w:rFonts w:ascii="Courier New" w:eastAsia="MS Mincho" w:hAnsi="Courier New" w:cs="Courier New"/>
-        </w:rPr>
-        <w:t xml:space="preserve">├── </w:t>
-      </w:r>
-      <w:r>
-        <w:rPr>
-          <w:rFonts w:ascii="Courier New" w:hAnsi="Courier New" w:cs="Courier New"/>
-        </w:rPr>
-        <w:t>Milestone_3_Components</w:t>
-      </w:r>
-      <w:r>
-        <w:rPr>
-          <w:rFonts w:ascii="Courier New" w:eastAsia="MS Mincho" w:hAnsi="Courier New" w:cs="Courier New"/>
-        </w:rPr>
-        <w:t>/</w:t>
-      </w:r>
-    </w:p>
-    <w:p>
-      <w:pPr>
-        <w:rPr>
-          <w:rFonts w:ascii="Courier New" w:eastAsia="MS Mincho" w:hAnsi="Courier New" w:cs="Courier New"/>
-        </w:rPr>
-      </w:pPr>
-      <w:r>
-        <w:rPr>
-          <w:rFonts w:ascii="Courier New" w:eastAsia="MS Mincho" w:hAnsi="Courier New" w:cs="Courier New"/>
-        </w:rPr>
-        <w:t>│</w:t>
-      </w:r>
-      <w:r>
-        <w:rPr>
-          <w:rFonts w:ascii="Courier New" w:eastAsia="MS Mincho" w:hAnsi="Courier New" w:cs="Courier New"/>
-        </w:rPr>
-        <w:t xml:space="preserve">   </w:t>
-      </w:r>
-      <w:r>
-        <w:rPr>
-          <w:rFonts w:ascii="Courier New" w:eastAsia="MS Mincho" w:hAnsi="Courier New" w:cs="Courier New"/>
-        </w:rPr>
-        <w:t xml:space="preserve">├── </w:t>
-      </w:r>
-      <w:r>
-        <w:rPr>
-          <w:rFonts w:ascii="Courier New" w:hAnsi="Courier New" w:cs="Courier New"/>
-        </w:rPr>
-        <w:t>Milestone_4_Interfaces_and_Data_Structures</w:t>
-      </w:r>
-      <w:r>
-        <w:rPr>
-          <w:rFonts w:ascii="Courier New" w:eastAsia="MS Mincho" w:hAnsi="Courier New" w:cs="Courier New"/>
-        </w:rPr>
-        <w:t>/</w:t>
-      </w:r>
-    </w:p>
-    <w:p>
-      <w:pPr>
-        <w:rPr>
-          <w:rFonts w:ascii="Courier New" w:eastAsia="MS Mincho" w:hAnsi="Courier New" w:cs="Courier New"/>
-        </w:rPr>
-      </w:pPr>
-      <w:r>
-        <w:rPr>
-          <w:rFonts w:ascii="Courier New" w:eastAsia="MS Mincho" w:hAnsi="Courier New" w:cs="Courier New"/>
-        </w:rPr>
-        <w:t>│</w:t>
-      </w:r>
-      <w:r>
-        <w:rPr>
-          <w:rFonts w:ascii="Courier New" w:eastAsia="MS Mincho" w:hAnsi="Courier New" w:cs="Courier New"/>
-        </w:rPr>
-        <w:t xml:space="preserve">   </w:t>
-      </w:r>
-      <w:r>
-        <w:rPr>
-          <w:rFonts w:ascii="Courier New" w:eastAsia="MS Mincho" w:hAnsi="Courier New" w:cs="Courier New"/>
-        </w:rPr>
-        <w:t xml:space="preserve">├── </w:t>
-      </w:r>
-      <w:r>
-        <w:rPr>
-          <w:rFonts w:ascii="Courier New" w:hAnsi="Courier New" w:cs="Courier New"/>
-        </w:rPr>
-        <w:t>Milestone_5_Algorithms</w:t>
-      </w:r>
-      <w:r>
-        <w:rPr>
-          <w:rFonts w:ascii="Courier New" w:eastAsia="MS Mincho" w:hAnsi="Courier New" w:cs="Courier New"/>
-        </w:rPr>
-        <w:t>/</w:t>
-      </w:r>
-    </w:p>
-    <w:p>
-      <w:pPr>
-        <w:rPr>
-          <w:rFonts w:ascii="Courier New" w:hAnsi="Courier New" w:cs="Courier New"/>
-        </w:rPr>
-      </w:pPr>
-      <w:r>
-        <w:rPr>
-          <w:rFonts w:ascii="Courier New" w:eastAsia="MS Mincho" w:hAnsi="Courier New" w:cs="Courier New"/>
-        </w:rPr>
-        <w:t>│</w:t>
-      </w:r>
-      <w:r>
-        <w:rPr>
-          <w:rFonts w:ascii="Courier New" w:eastAsia="MS Mincho" w:hAnsi="Courier New" w:cs="Courier New"/>
-        </w:rPr>
-        <w:t xml:space="preserve">   </w:t>
-      </w:r>
-      <w:r>
-        <w:rPr>
-          <w:rFonts w:ascii="Courier New" w:eastAsia="MS Mincho" w:hAnsi="Courier New" w:cs="Courier New"/>
-        </w:rPr>
-        <w:t>└──</w:t>
-      </w:r>
-      <w:r>
-        <w:rPr>
-          <w:rFonts w:ascii="Courier New" w:eastAsia="MS Mincho" w:hAnsi="Courier New" w:cs="Courier New"/>
-        </w:rPr>
-        <w:t xml:space="preserve"> </w:t>
-      </w:r>
-      <w:r>
-        <w:rPr>
-          <w:rFonts w:ascii="Courier New" w:hAnsi="Courier New" w:cs="Courier New"/>
-        </w:rPr>
-        <w:t>Milestone_6_Software_Design_Description</w:t>
-      </w:r>
-      <w:r>
-        <w:rPr>
-          <w:rFonts w:ascii="Courier New" w:eastAsia="MS Mincho" w:hAnsi="Courier New" w:cs="Courier New"/>
-        </w:rPr>
-        <w:t>/</w:t>
-      </w:r>
-      <w:r>
-        <w:rPr>
-          <w:rFonts w:ascii="Courier New" w:hAnsi="Courier New" w:cs="Courier New"/>
-        </w:rPr>
-        <w:br/>
-      </w:r>
-      <w:r>
-        <w:rPr>
-          <w:rFonts w:ascii="Courier New" w:eastAsia="MS Mincho" w:hAnsi="Courier New" w:cs="Courier New"/>
-        </w:rPr>
-        <w:t>│</w:t>
-      </w:r>
-      <w:r>
-        <w:rPr>
-          <w:rFonts w:ascii="Courier New" w:hAnsi="Courier New" w:cs="Courier New"/>
-        </w:rPr>
-        <w:t xml:space="preserve"> </w:t>
-      </w:r>
-      <w:r>
-        <w:rPr>
-          <w:rFonts w:ascii="Courier New" w:eastAsia="MS Mincho" w:hAnsi="Courier New" w:cs="Courier New"/>
-        </w:rPr>
-        <w:t>├──</w:t>
-      </w:r>
-      <w:r>
-        <w:rPr>
-          <w:rFonts w:ascii="Courier New" w:hAnsi="Courier New" w:cs="Courier New"/>
-        </w:rPr>
-        <w:t xml:space="preserve"> Team_03_Company_Profile_Job_Posting/</w:t>
-      </w:r>
-    </w:p>
-    <w:p>
-      <w:pPr>
-        <w:rPr>
-          <w:rFonts w:ascii="Courier New" w:hAnsi="Courier New" w:cs="Courier New"/>
-        </w:rPr>
-      </w:pPr>
-      <w:r>
-        <w:rPr>
-          <w:rFonts w:ascii="Courier New" w:eastAsia="MS Mincho" w:hAnsi="Courier New" w:cs="Courier New"/>
-        </w:rPr>
-        <w:t>│</w:t>
-      </w:r>
-      <w:r>
-        <w:rPr>
-          <w:rFonts w:ascii="Courier New" w:hAnsi="Courier New" w:cs="Courier New"/>
-        </w:rPr>
-        <w:t xml:space="preserve"> </w:t>
-      </w:r>
-      <w:r>
-        <w:rPr>
-          <w:rFonts w:ascii="Courier New" w:hAnsi="Courier New" w:cs="Courier New"/>
-        </w:rPr>
-        <w:t xml:space="preserve">  </w:t>
-      </w:r>
-      <w:r>
-        <w:rPr>
-          <w:rFonts w:ascii="Courier New" w:eastAsia="MS Mincho" w:hAnsi="Courier New" w:cs="Courier New"/>
-        </w:rPr>
-        <w:t>└──</w:t>
-      </w:r>
-      <w:r>
-        <w:rPr>
-          <w:rFonts w:ascii="Courier New" w:hAnsi="Courier New" w:cs="Courier New"/>
-        </w:rPr>
-        <w:t xml:space="preserve"> </w:t>
-      </w:r>
-      <w:r>
-        <w:rPr>
-          <w:rFonts w:ascii="Courier New" w:hAnsi="Courier New" w:cs="Courier New"/>
-        </w:rPr>
-        <w:t>Milestone_1_Component_Diagram</w:t>
-      </w:r>
-      <w:r>
-        <w:rPr>
-          <w:rFonts w:ascii="Courier New" w:hAnsi="Courier New" w:cs="Courier New"/>
-        </w:rPr>
-        <w:t>/</w:t>
-      </w:r>
-    </w:p>
-    <w:p>
-      <w:pPr>
-        <w:rPr>
-          <w:rFonts w:ascii="Courier New" w:eastAsia="MS Mincho" w:hAnsi="Courier New" w:cs="Courier New"/>
-        </w:rPr>
-      </w:pPr>
-      <w:r>
-        <w:rPr>
-          <w:rFonts w:ascii="Courier New" w:eastAsia="MS Mincho" w:hAnsi="Courier New" w:cs="Courier New"/>
-        </w:rPr>
-        <w:t>│</w:t>
-      </w:r>
-      <w:r>
-        <w:rPr>
-          <w:rFonts w:ascii="Courier New" w:eastAsia="MS Mincho" w:hAnsi="Courier New" w:cs="Courier New"/>
-        </w:rPr>
-        <w:t xml:space="preserve">   </w:t>
-      </w:r>
-      <w:r>
-        <w:rPr>
-          <w:rFonts w:ascii="Courier New" w:eastAsia="MS Mincho" w:hAnsi="Courier New" w:cs="Courier New"/>
-        </w:rPr>
-        <w:t>│</w:t>
-      </w:r>
-      <w:r>
-        <w:rPr>
-          <w:rFonts w:ascii="Courier New" w:eastAsia="MS Mincho" w:hAnsi="Courier New" w:cs="Courier New"/>
-        </w:rPr>
-        <w:t xml:space="preserve"> </w:t>
-      </w:r>
-      <w:r>
-        <w:rPr>
-          <w:rFonts w:ascii="Courier New" w:eastAsia="MS Mincho" w:hAnsi="Courier New" w:cs="Courier New"/>
-        </w:rPr>
-        <w:t xml:space="preserve">├── </w:t>
+          <w:rFonts w:ascii="Courier New" w:eastAsia="MS Mincho" w:hAnsi="Courier New" w:cs="Courier New"/>
+        </w:rPr>
+        <w:t xml:space="preserve"> </w:t>
       </w:r>
       <w:proofErr w:type="spellStart"/>
       <w:r>
         <w:rPr>
           <w:rFonts w:ascii="Courier New" w:eastAsia="MS Mincho" w:hAnsi="Courier New" w:cs="Courier New"/>
         </w:rPr>
-        <w:t>D</w:t>
-      </w:r>
-      <w:r>
-        <w:rPr>
-          <w:rFonts w:ascii="Courier New" w:eastAsia="MS Mincho" w:hAnsi="Courier New" w:cs="Courier New"/>
-        </w:rPr>
-        <w:t>rawio</w:t>
+        <w:t>F</w:t>
+      </w:r>
+      <w:r>
+        <w:rPr>
+          <w:rFonts w:ascii="Courier New" w:eastAsia="MS Mincho" w:hAnsi="Courier New" w:cs="Courier New"/>
+        </w:rPr>
+        <w:t>aulty_</w:t>
+      </w:r>
+      <w:r>
+        <w:rPr>
+          <w:rFonts w:ascii="Courier New" w:eastAsia="MS Mincho" w:hAnsi="Courier New" w:cs="Courier New"/>
+        </w:rPr>
+        <w:t>F</w:t>
+      </w:r>
+      <w:r>
+        <w:rPr>
+          <w:rFonts w:ascii="Courier New" w:eastAsia="MS Mincho" w:hAnsi="Courier New" w:cs="Courier New"/>
+        </w:rPr>
+        <w:t>inal_</w:t>
+      </w:r>
+      <w:r>
+        <w:rPr>
+          <w:rFonts w:ascii="Courier New" w:eastAsia="MS Mincho" w:hAnsi="Courier New" w:cs="Courier New"/>
+        </w:rPr>
+        <w:t>I</w:t>
+      </w:r>
+      <w:r>
+        <w:rPr>
+          <w:rFonts w:ascii="Courier New" w:eastAsia="MS Mincho" w:hAnsi="Courier New" w:cs="Courier New"/>
+        </w:rPr>
+        <w:t>ntegrated</w:t>
       </w:r>
       <w:proofErr w:type="spellEnd"/>
       <w:r>
         <w:rPr>
           <w:rFonts w:ascii="Courier New" w:eastAsia="MS Mincho" w:hAnsi="Courier New" w:cs="Courier New"/>
         </w:rPr>
-        <w:t>/</w:t>
-      </w:r>
-    </w:p>
-    <w:p>
-      <w:pPr>
-        <w:rPr>
-          <w:rFonts w:ascii="Courier New" w:eastAsia="MS Mincho" w:hAnsi="Courier New" w:cs="Courier New"/>
-        </w:rPr>
-      </w:pPr>
-      <w:r>
-        <w:rPr>
-          <w:rFonts w:ascii="Courier New" w:eastAsia="MS Mincho" w:hAnsi="Courier New" w:cs="Courier New"/>
-        </w:rPr>
-        <w:t>│</w:t>
-      </w:r>
-      <w:r>
-        <w:rPr>
-          <w:rFonts w:ascii="Courier New" w:eastAsia="MS Mincho" w:hAnsi="Courier New" w:cs="Courier New"/>
-        </w:rPr>
-        <w:t xml:space="preserve">   </w:t>
-      </w:r>
-      <w:r>
-        <w:rPr>
-          <w:rFonts w:ascii="Courier New" w:eastAsia="MS Mincho" w:hAnsi="Courier New" w:cs="Courier New"/>
-        </w:rPr>
-        <w:t>│</w:t>
-      </w:r>
-      <w:r>
-        <w:rPr>
-          <w:rFonts w:ascii="Courier New" w:eastAsia="MS Mincho" w:hAnsi="Courier New" w:cs="Courier New"/>
-        </w:rPr>
-        <w:t xml:space="preserve"> </w:t>
-      </w:r>
-      <w:r>
-        <w:rPr>
-          <w:rFonts w:ascii="Courier New" w:eastAsia="MS Mincho" w:hAnsi="Courier New" w:cs="Courier New"/>
-        </w:rPr>
-        <w:t>│</w:t>
-      </w:r>
-      <w:r>
-        <w:rPr>
-          <w:rFonts w:ascii="Courier New" w:eastAsia="MS Mincho" w:hAnsi="Courier New" w:cs="Courier New"/>
-        </w:rPr>
-        <w:t xml:space="preserve"> </w:t>
-      </w:r>
-      <w:r>
-        <w:rPr>
-          <w:rFonts w:ascii="Courier New" w:eastAsia="MS Mincho" w:hAnsi="Courier New" w:cs="Courier New"/>
-        </w:rPr>
-        <w:t xml:space="preserve">├── </w:t>
-      </w:r>
-      <w:r>
-        <w:rPr>
-          <w:rFonts w:ascii="Courier New" w:eastAsia="MS Mincho" w:hAnsi="Courier New" w:cs="Courier New"/>
-        </w:rPr>
-        <w:t>W</w:t>
-      </w:r>
-      <w:r>
-        <w:rPr>
-          <w:rFonts w:ascii="Courier New" w:eastAsia="MS Mincho" w:hAnsi="Courier New" w:cs="Courier New"/>
-        </w:rPr>
-        <w:t xml:space="preserve">orking/             </w:t>
+        <w:t xml:space="preserve">/   </w:t>
       </w:r>
       <w:r>
         <w:rPr>
@@ -6477,56 +6164,7 @@
           <w:sz w:val="20"/>
           <w:szCs w:val="20"/>
         </w:rPr>
-        <w:t>← ICs actively editing</w:t>
-      </w:r>
-    </w:p>
-    <w:p>
-      <w:pPr>
-        <w:rPr>
-          <w:rFonts w:ascii="Courier New" w:eastAsia="MS Mincho" w:hAnsi="Courier New" w:cs="Courier New"/>
-        </w:rPr>
-      </w:pPr>
-      <w:r>
-        <w:rPr>
-          <w:rFonts w:ascii="Courier New" w:eastAsia="MS Mincho" w:hAnsi="Courier New" w:cs="Courier New"/>
-        </w:rPr>
-        <w:t>│</w:t>
-      </w:r>
-      <w:r>
-        <w:rPr>
-          <w:rFonts w:ascii="Courier New" w:eastAsia="MS Mincho" w:hAnsi="Courier New" w:cs="Courier New"/>
-        </w:rPr>
-        <w:t xml:space="preserve">   </w:t>
-      </w:r>
-      <w:r>
-        <w:rPr>
-          <w:rFonts w:ascii="Courier New" w:eastAsia="MS Mincho" w:hAnsi="Courier New" w:cs="Courier New"/>
-        </w:rPr>
-        <w:t>│ │</w:t>
-      </w:r>
-      <w:r>
-        <w:rPr>
-          <w:rFonts w:ascii="Courier New" w:eastAsia="MS Mincho" w:hAnsi="Courier New" w:cs="Courier New"/>
-        </w:rPr>
-        <w:t xml:space="preserve"> </w:t>
-      </w:r>
-      <w:r>
-        <w:rPr>
-          <w:rFonts w:ascii="Courier New" w:eastAsia="MS Mincho" w:hAnsi="Courier New" w:cs="Courier New"/>
-        </w:rPr>
-        <w:t xml:space="preserve">├── </w:t>
-      </w:r>
-      <w:r>
-        <w:rPr>
-          <w:rFonts w:ascii="Courier New" w:eastAsia="MS Mincho" w:hAnsi="Courier New" w:cs="Courier New"/>
-        </w:rPr>
-        <w:t>R</w:t>
-      </w:r>
-      <w:r>
-        <w:rPr>
-          <w:rFonts w:ascii="Courier New" w:eastAsia="MS Mincho" w:hAnsi="Courier New" w:cs="Courier New"/>
-        </w:rPr>
-        <w:t xml:space="preserve">eady/               </w:t>
+        <w:t xml:space="preserve">← </w:t>
       </w:r>
       <w:r>
         <w:rPr>
@@ -6534,7 +6172,50 @@
           <w:sz w:val="20"/>
           <w:szCs w:val="20"/>
         </w:rPr>
-        <w:t>← IC thinks it's done</w:t>
+        <w:t>reject by Chief of Q/A</w:t>
+      </w:r>
+    </w:p>
+    <w:p>
+      <w:pPr>
+        <w:rPr>
+          <w:rFonts w:ascii="Courier New" w:eastAsia="MS Mincho" w:hAnsi="Courier New" w:cs="Courier New"/>
+        </w:rPr>
+      </w:pPr>
+      <w:r>
+        <w:rPr>
+          <w:rFonts w:ascii="Courier New" w:eastAsia="MS Mincho" w:hAnsi="Courier New" w:cs="Courier New"/>
+        </w:rPr>
+        <w:t>│   │</w:t>
+      </w:r>
+      <w:r>
+        <w:rPr>
+          <w:rFonts w:ascii="Courier New" w:eastAsia="MS Mincho" w:hAnsi="Courier New" w:cs="Courier New"/>
+        </w:rPr>
+        <w:t xml:space="preserve"> </w:t>
+      </w:r>
+      <w:r>
+        <w:rPr>
+          <w:rFonts w:ascii="Courier New" w:eastAsia="MS Mincho" w:hAnsi="Courier New" w:cs="Courier New"/>
+        </w:rPr>
+        <w:t>└──</w:t>
+      </w:r>
+      <w:r>
+        <w:rPr>
+          <w:rFonts w:ascii="Courier New" w:hAnsi="Courier New" w:cs="Courier New"/>
+        </w:rPr>
+        <w:t xml:space="preserve"> </w:t>
+      </w:r>
+      <w:r>
+        <w:rPr>
+          <w:rFonts w:ascii="Courier New" w:hAnsi="Courier New" w:cs="Courier New"/>
+        </w:rPr>
+        <w:t>PNG</w:t>
+      </w:r>
+      <w:r>
+        <w:rPr>
+          <w:rFonts w:ascii="Courier New" w:hAnsi="Courier New" w:cs="Courier New"/>
+        </w:rPr>
+        <w:t>/</w:t>
       </w:r>
     </w:p>
     <w:p>
@@ -6559,13 +6240,50 @@
         <w:rPr>
           <w:rFonts w:ascii="Courier New" w:eastAsia="MS Mincho" w:hAnsi="Courier New" w:cs="Courier New"/>
         </w:rPr>
-        <w:t>│ │</w:t>
-      </w:r>
-      <w:r>
-        <w:rPr>
-          <w:rFonts w:ascii="Courier New" w:eastAsia="MS Mincho" w:hAnsi="Courier New" w:cs="Courier New"/>
-        </w:rPr>
-        <w:t xml:space="preserve"> </w:t>
+        <w:t xml:space="preserve">│ </w:t>
+      </w:r>
+      <w:r>
+        <w:rPr>
+          <w:rFonts w:ascii="Courier New" w:eastAsia="MS Mincho" w:hAnsi="Courier New" w:cs="Courier New"/>
+        </w:rPr>
+        <w:t xml:space="preserve">  </w:t>
+      </w:r>
+      <w:r>
+        <w:rPr>
+          <w:rFonts w:ascii="Courier New" w:eastAsia="MS Mincho" w:hAnsi="Courier New" w:cs="Courier New"/>
+        </w:rPr>
+        <w:t>└── FINAL_</w:t>
+      </w:r>
+      <w:r>
+        <w:rPr>
+          <w:rFonts w:ascii="Courier New" w:eastAsia="MS Mincho" w:hAnsi="Courier New" w:cs="Courier New"/>
+        </w:rPr>
+        <w:t>Component_v01</w:t>
+      </w:r>
+      <w:r>
+        <w:rPr>
+          <w:rFonts w:ascii="Courier New" w:eastAsia="MS Mincho" w:hAnsi="Courier New" w:cs="Courier New"/>
+        </w:rPr>
+        <w:t>.png</w:t>
+      </w:r>
+    </w:p>
+    <w:p>
+      <w:pPr>
+        <w:rPr>
+          <w:rFonts w:ascii="Courier New" w:eastAsia="MS Mincho" w:hAnsi="Courier New" w:cs="Courier New"/>
+        </w:rPr>
+      </w:pPr>
+      <w:r>
+        <w:rPr>
+          <w:rFonts w:ascii="Courier New" w:eastAsia="MS Mincho" w:hAnsi="Courier New" w:cs="Courier New"/>
+        </w:rPr>
+        <w:t>│</w:t>
+      </w:r>
+      <w:r>
+        <w:rPr>
+          <w:rFonts w:ascii="Courier New" w:eastAsia="MS Mincho" w:hAnsi="Courier New" w:cs="Courier New"/>
+        </w:rPr>
+        <w:t xml:space="preserve">   </w:t>
       </w:r>
       <w:r>
         <w:rPr>
@@ -6575,15 +6293,360 @@
       </w:r>
       <w:r>
         <w:rPr>
-          <w:rFonts w:ascii="Courier New" w:eastAsia="MS Mincho" w:hAnsi="Courier New" w:cs="Courier New"/>
-        </w:rPr>
-        <w:t>C</w:t>
-      </w:r>
-      <w:r>
-        <w:rPr>
-          <w:rFonts w:ascii="Courier New" w:eastAsia="MS Mincho" w:hAnsi="Courier New" w:cs="Courier New"/>
-        </w:rPr>
-        <w:t xml:space="preserve">hecked/             </w:t>
+          <w:rFonts w:ascii="Courier New" w:hAnsi="Courier New" w:cs="Courier New"/>
+        </w:rPr>
+        <w:t>Milestone_2_First_Dozen_Views/</w:t>
+      </w:r>
+    </w:p>
+    <w:p>
+      <w:pPr>
+        <w:rPr>
+          <w:rFonts w:ascii="Courier New" w:eastAsia="MS Mincho" w:hAnsi="Courier New" w:cs="Courier New"/>
+        </w:rPr>
+      </w:pPr>
+      <w:r>
+        <w:rPr>
+          <w:rFonts w:ascii="Courier New" w:eastAsia="MS Mincho" w:hAnsi="Courier New" w:cs="Courier New"/>
+        </w:rPr>
+        <w:t>│</w:t>
+      </w:r>
+      <w:r>
+        <w:rPr>
+          <w:rFonts w:ascii="Courier New" w:eastAsia="MS Mincho" w:hAnsi="Courier New" w:cs="Courier New"/>
+        </w:rPr>
+        <w:t xml:space="preserve">   </w:t>
+      </w:r>
+      <w:r>
+        <w:rPr>
+          <w:rFonts w:ascii="Courier New" w:eastAsia="MS Mincho" w:hAnsi="Courier New" w:cs="Courier New"/>
+        </w:rPr>
+        <w:t xml:space="preserve">├── </w:t>
+      </w:r>
+      <w:r>
+        <w:rPr>
+          <w:rFonts w:ascii="Courier New" w:hAnsi="Courier New" w:cs="Courier New"/>
+        </w:rPr>
+        <w:t>Milestone_3_Components</w:t>
+      </w:r>
+      <w:r>
+        <w:rPr>
+          <w:rFonts w:ascii="Courier New" w:eastAsia="MS Mincho" w:hAnsi="Courier New" w:cs="Courier New"/>
+        </w:rPr>
+        <w:t>/</w:t>
+      </w:r>
+    </w:p>
+    <w:p>
+      <w:pPr>
+        <w:rPr>
+          <w:rFonts w:ascii="Courier New" w:eastAsia="MS Mincho" w:hAnsi="Courier New" w:cs="Courier New"/>
+        </w:rPr>
+      </w:pPr>
+      <w:r>
+        <w:rPr>
+          <w:rFonts w:ascii="Courier New" w:eastAsia="MS Mincho" w:hAnsi="Courier New" w:cs="Courier New"/>
+        </w:rPr>
+        <w:t>│</w:t>
+      </w:r>
+      <w:r>
+        <w:rPr>
+          <w:rFonts w:ascii="Courier New" w:eastAsia="MS Mincho" w:hAnsi="Courier New" w:cs="Courier New"/>
+        </w:rPr>
+        <w:t xml:space="preserve">   </w:t>
+      </w:r>
+      <w:r>
+        <w:rPr>
+          <w:rFonts w:ascii="Courier New" w:eastAsia="MS Mincho" w:hAnsi="Courier New" w:cs="Courier New"/>
+        </w:rPr>
+        <w:t xml:space="preserve">├── </w:t>
+      </w:r>
+      <w:r>
+        <w:rPr>
+          <w:rFonts w:ascii="Courier New" w:hAnsi="Courier New" w:cs="Courier New"/>
+        </w:rPr>
+        <w:t>Milestone_4_Interfaces_and_Data_Structures</w:t>
+      </w:r>
+      <w:r>
+        <w:rPr>
+          <w:rFonts w:ascii="Courier New" w:eastAsia="MS Mincho" w:hAnsi="Courier New" w:cs="Courier New"/>
+        </w:rPr>
+        <w:t>/</w:t>
+      </w:r>
+    </w:p>
+    <w:p>
+      <w:pPr>
+        <w:rPr>
+          <w:rFonts w:ascii="Courier New" w:eastAsia="MS Mincho" w:hAnsi="Courier New" w:cs="Courier New"/>
+        </w:rPr>
+      </w:pPr>
+      <w:r>
+        <w:rPr>
+          <w:rFonts w:ascii="Courier New" w:eastAsia="MS Mincho" w:hAnsi="Courier New" w:cs="Courier New"/>
+        </w:rPr>
+        <w:t>│</w:t>
+      </w:r>
+      <w:r>
+        <w:rPr>
+          <w:rFonts w:ascii="Courier New" w:eastAsia="MS Mincho" w:hAnsi="Courier New" w:cs="Courier New"/>
+        </w:rPr>
+        <w:t xml:space="preserve">   </w:t>
+      </w:r>
+      <w:r>
+        <w:rPr>
+          <w:rFonts w:ascii="Courier New" w:eastAsia="MS Mincho" w:hAnsi="Courier New" w:cs="Courier New"/>
+        </w:rPr>
+        <w:t xml:space="preserve">├── </w:t>
+      </w:r>
+      <w:r>
+        <w:rPr>
+          <w:rFonts w:ascii="Courier New" w:hAnsi="Courier New" w:cs="Courier New"/>
+        </w:rPr>
+        <w:t>Milestone_5_Algorithms</w:t>
+      </w:r>
+      <w:r>
+        <w:rPr>
+          <w:rFonts w:ascii="Courier New" w:eastAsia="MS Mincho" w:hAnsi="Courier New" w:cs="Courier New"/>
+        </w:rPr>
+        <w:t>/</w:t>
+      </w:r>
+    </w:p>
+    <w:p>
+      <w:pPr>
+        <w:rPr>
+          <w:rFonts w:ascii="Courier New" w:hAnsi="Courier New" w:cs="Courier New"/>
+        </w:rPr>
+      </w:pPr>
+      <w:r>
+        <w:rPr>
+          <w:rFonts w:ascii="Courier New" w:eastAsia="MS Mincho" w:hAnsi="Courier New" w:cs="Courier New"/>
+        </w:rPr>
+        <w:t>│</w:t>
+      </w:r>
+      <w:r>
+        <w:rPr>
+          <w:rFonts w:ascii="Courier New" w:eastAsia="MS Mincho" w:hAnsi="Courier New" w:cs="Courier New"/>
+        </w:rPr>
+        <w:t xml:space="preserve">   </w:t>
+      </w:r>
+      <w:r>
+        <w:rPr>
+          <w:rFonts w:ascii="Courier New" w:eastAsia="MS Mincho" w:hAnsi="Courier New" w:cs="Courier New"/>
+        </w:rPr>
+        <w:t>└──</w:t>
+      </w:r>
+      <w:r>
+        <w:rPr>
+          <w:rFonts w:ascii="Courier New" w:eastAsia="MS Mincho" w:hAnsi="Courier New" w:cs="Courier New"/>
+        </w:rPr>
+        <w:t xml:space="preserve"> </w:t>
+      </w:r>
+      <w:r>
+        <w:rPr>
+          <w:rFonts w:ascii="Courier New" w:hAnsi="Courier New" w:cs="Courier New"/>
+        </w:rPr>
+        <w:t>Milestone_6_Software_Design_Description</w:t>
+      </w:r>
+      <w:r>
+        <w:rPr>
+          <w:rFonts w:ascii="Courier New" w:eastAsia="MS Mincho" w:hAnsi="Courier New" w:cs="Courier New"/>
+        </w:rPr>
+        <w:t>/</w:t>
+      </w:r>
+      <w:r>
+        <w:rPr>
+          <w:rFonts w:ascii="Courier New" w:hAnsi="Courier New" w:cs="Courier New"/>
+        </w:rPr>
+        <w:br/>
+      </w:r>
+      <w:r>
+        <w:rPr>
+          <w:rFonts w:ascii="Courier New" w:eastAsia="MS Mincho" w:hAnsi="Courier New" w:cs="Courier New"/>
+        </w:rPr>
+        <w:t>│</w:t>
+      </w:r>
+      <w:r>
+        <w:rPr>
+          <w:rFonts w:ascii="Courier New" w:hAnsi="Courier New" w:cs="Courier New"/>
+        </w:rPr>
+        <w:t xml:space="preserve"> </w:t>
+      </w:r>
+      <w:r>
+        <w:rPr>
+          <w:rFonts w:ascii="Courier New" w:eastAsia="MS Mincho" w:hAnsi="Courier New" w:cs="Courier New"/>
+        </w:rPr>
+        <w:t>├──</w:t>
+      </w:r>
+      <w:r>
+        <w:rPr>
+          <w:rFonts w:ascii="Courier New" w:hAnsi="Courier New" w:cs="Courier New"/>
+        </w:rPr>
+        <w:t xml:space="preserve"> Team_03_Company_Profile_Job_Posting/</w:t>
+      </w:r>
+    </w:p>
+    <w:p>
+      <w:pPr>
+        <w:rPr>
+          <w:rFonts w:ascii="Courier New" w:hAnsi="Courier New" w:cs="Courier New"/>
+        </w:rPr>
+      </w:pPr>
+      <w:r>
+        <w:rPr>
+          <w:rFonts w:ascii="Courier New" w:eastAsia="MS Mincho" w:hAnsi="Courier New" w:cs="Courier New"/>
+        </w:rPr>
+        <w:t>│</w:t>
+      </w:r>
+      <w:r>
+        <w:rPr>
+          <w:rFonts w:ascii="Courier New" w:hAnsi="Courier New" w:cs="Courier New"/>
+        </w:rPr>
+        <w:t xml:space="preserve"> </w:t>
+      </w:r>
+      <w:r>
+        <w:rPr>
+          <w:rFonts w:ascii="Courier New" w:hAnsi="Courier New" w:cs="Courier New"/>
+        </w:rPr>
+        <w:t xml:space="preserve">  </w:t>
+      </w:r>
+      <w:r>
+        <w:rPr>
+          <w:rFonts w:ascii="Courier New" w:eastAsia="MS Mincho" w:hAnsi="Courier New" w:cs="Courier New"/>
+        </w:rPr>
+        <w:t>└──</w:t>
+      </w:r>
+      <w:r>
+        <w:rPr>
+          <w:rFonts w:ascii="Courier New" w:hAnsi="Courier New" w:cs="Courier New"/>
+        </w:rPr>
+        <w:t xml:space="preserve"> </w:t>
+      </w:r>
+      <w:r>
+        <w:rPr>
+          <w:rFonts w:ascii="Courier New" w:hAnsi="Courier New" w:cs="Courier New"/>
+        </w:rPr>
+        <w:t>Milestone_1_Component_Diagram</w:t>
+      </w:r>
+      <w:r>
+        <w:rPr>
+          <w:rFonts w:ascii="Courier New" w:hAnsi="Courier New" w:cs="Courier New"/>
+        </w:rPr>
+        <w:t>/</w:t>
+      </w:r>
+    </w:p>
+    <w:p>
+      <w:pPr>
+        <w:rPr>
+          <w:rFonts w:ascii="Courier New" w:eastAsia="MS Mincho" w:hAnsi="Courier New" w:cs="Courier New"/>
+        </w:rPr>
+      </w:pPr>
+      <w:r>
+        <w:rPr>
+          <w:rFonts w:ascii="Courier New" w:eastAsia="MS Mincho" w:hAnsi="Courier New" w:cs="Courier New"/>
+        </w:rPr>
+        <w:t>│</w:t>
+      </w:r>
+      <w:r>
+        <w:rPr>
+          <w:rFonts w:ascii="Courier New" w:eastAsia="MS Mincho" w:hAnsi="Courier New" w:cs="Courier New"/>
+        </w:rPr>
+        <w:t xml:space="preserve">   </w:t>
+      </w:r>
+      <w:r>
+        <w:rPr>
+          <w:rFonts w:ascii="Courier New" w:eastAsia="MS Mincho" w:hAnsi="Courier New" w:cs="Courier New"/>
+        </w:rPr>
+        <w:t>│</w:t>
+      </w:r>
+      <w:r>
+        <w:rPr>
+          <w:rFonts w:ascii="Courier New" w:eastAsia="MS Mincho" w:hAnsi="Courier New" w:cs="Courier New"/>
+        </w:rPr>
+        <w:t xml:space="preserve"> </w:t>
+      </w:r>
+      <w:r>
+        <w:rPr>
+          <w:rFonts w:ascii="Courier New" w:eastAsia="MS Mincho" w:hAnsi="Courier New" w:cs="Courier New"/>
+        </w:rPr>
+        <w:t xml:space="preserve">├── </w:t>
+      </w:r>
+      <w:proofErr w:type="spellStart"/>
+      <w:r>
+        <w:rPr>
+          <w:rFonts w:ascii="Courier New" w:eastAsia="MS Mincho" w:hAnsi="Courier New" w:cs="Courier New"/>
+        </w:rPr>
+        <w:t>D</w:t>
+      </w:r>
+      <w:r>
+        <w:rPr>
+          <w:rFonts w:ascii="Courier New" w:eastAsia="MS Mincho" w:hAnsi="Courier New" w:cs="Courier New"/>
+        </w:rPr>
+        <w:t>rawio</w:t>
+      </w:r>
+      <w:proofErr w:type="spellEnd"/>
+      <w:r>
+        <w:rPr>
+          <w:rFonts w:ascii="Courier New" w:eastAsia="MS Mincho" w:hAnsi="Courier New" w:cs="Courier New"/>
+        </w:rPr>
+        <w:t>/</w:t>
+      </w:r>
+    </w:p>
+    <w:p>
+      <w:pPr>
+        <w:rPr>
+          <w:rFonts w:ascii="Courier New" w:eastAsia="MS Mincho" w:hAnsi="Courier New" w:cs="Courier New"/>
+        </w:rPr>
+      </w:pPr>
+      <w:r>
+        <w:rPr>
+          <w:rFonts w:ascii="Courier New" w:eastAsia="MS Mincho" w:hAnsi="Courier New" w:cs="Courier New"/>
+        </w:rPr>
+        <w:t>│</w:t>
+      </w:r>
+      <w:r>
+        <w:rPr>
+          <w:rFonts w:ascii="Courier New" w:eastAsia="MS Mincho" w:hAnsi="Courier New" w:cs="Courier New"/>
+        </w:rPr>
+        <w:t xml:space="preserve">   </w:t>
+      </w:r>
+      <w:r>
+        <w:rPr>
+          <w:rFonts w:ascii="Courier New" w:eastAsia="MS Mincho" w:hAnsi="Courier New" w:cs="Courier New"/>
+        </w:rPr>
+        <w:t>│</w:t>
+      </w:r>
+      <w:r>
+        <w:rPr>
+          <w:rFonts w:ascii="Courier New" w:eastAsia="MS Mincho" w:hAnsi="Courier New" w:cs="Courier New"/>
+        </w:rPr>
+        <w:t xml:space="preserve"> </w:t>
+      </w:r>
+      <w:r>
+        <w:rPr>
+          <w:rFonts w:ascii="Courier New" w:eastAsia="MS Mincho" w:hAnsi="Courier New" w:cs="Courier New"/>
+        </w:rPr>
+        <w:t>│</w:t>
+      </w:r>
+      <w:r>
+        <w:rPr>
+          <w:rFonts w:ascii="Courier New" w:eastAsia="MS Mincho" w:hAnsi="Courier New" w:cs="Courier New"/>
+        </w:rPr>
+        <w:t xml:space="preserve"> </w:t>
+      </w:r>
+      <w:r>
+        <w:rPr>
+          <w:rFonts w:ascii="Courier New" w:eastAsia="MS Mincho" w:hAnsi="Courier New" w:cs="Courier New"/>
+        </w:rPr>
+        <w:t xml:space="preserve">├── </w:t>
+      </w:r>
+      <w:r>
+        <w:rPr>
+          <w:rFonts w:ascii="Courier New" w:eastAsia="MS Mincho" w:hAnsi="Courier New" w:cs="Courier New"/>
+        </w:rPr>
+        <w:t>W</w:t>
+      </w:r>
+      <w:r>
+        <w:rPr>
+          <w:rFonts w:ascii="Courier New" w:eastAsia="MS Mincho" w:hAnsi="Courier New" w:cs="Courier New"/>
+        </w:rPr>
+        <w:t xml:space="preserve">orking/             </w:t>
       </w:r>
       <w:r>
         <w:rPr>
@@ -6591,16 +6654,71 @@
           <w:sz w:val="20"/>
           <w:szCs w:val="20"/>
         </w:rPr>
-        <w:t>← Team QA approved internally</w:t>
-      </w:r>
-    </w:p>
-    <w:p>
-      <w:pPr>
+        <w:t>← ICs actively editing</w:t>
+      </w:r>
+    </w:p>
+    <w:p>
+      <w:pPr>
+        <w:rPr>
+          <w:rFonts w:ascii="Courier New" w:eastAsia="MS Mincho" w:hAnsi="Courier New" w:cs="Courier New"/>
+        </w:rPr>
+      </w:pPr>
+      <w:r>
+        <w:rPr>
+          <w:rFonts w:ascii="Courier New" w:eastAsia="MS Mincho" w:hAnsi="Courier New" w:cs="Courier New"/>
+        </w:rPr>
+        <w:t>│</w:t>
+      </w:r>
+      <w:r>
+        <w:rPr>
+          <w:rFonts w:ascii="Courier New" w:eastAsia="MS Mincho" w:hAnsi="Courier New" w:cs="Courier New"/>
+        </w:rPr>
+        <w:t xml:space="preserve">   </w:t>
+      </w:r>
+      <w:r>
+        <w:rPr>
+          <w:rFonts w:ascii="Courier New" w:eastAsia="MS Mincho" w:hAnsi="Courier New" w:cs="Courier New"/>
+        </w:rPr>
+        <w:t>│ │</w:t>
+      </w:r>
+      <w:r>
+        <w:rPr>
+          <w:rFonts w:ascii="Courier New" w:eastAsia="MS Mincho" w:hAnsi="Courier New" w:cs="Courier New"/>
+        </w:rPr>
+        <w:t xml:space="preserve"> </w:t>
+      </w:r>
+      <w:r>
+        <w:rPr>
+          <w:rFonts w:ascii="Courier New" w:eastAsia="MS Mincho" w:hAnsi="Courier New" w:cs="Courier New"/>
+        </w:rPr>
+        <w:t xml:space="preserve">├── </w:t>
+      </w:r>
+      <w:r>
+        <w:rPr>
+          <w:rFonts w:ascii="Courier New" w:eastAsia="MS Mincho" w:hAnsi="Courier New" w:cs="Courier New"/>
+        </w:rPr>
+        <w:t>R</w:t>
+      </w:r>
+      <w:r>
+        <w:rPr>
+          <w:rFonts w:ascii="Courier New" w:eastAsia="MS Mincho" w:hAnsi="Courier New" w:cs="Courier New"/>
+        </w:rPr>
+        <w:t xml:space="preserve">eady/               </w:t>
+      </w:r>
+      <w:r>
         <w:rPr>
           <w:rFonts w:ascii="Courier New" w:eastAsia="MS Mincho" w:hAnsi="Courier New" w:cs="Courier New"/>
           <w:sz w:val="20"/>
           <w:szCs w:val="20"/>
         </w:rPr>
+        <w:t>← IC thinks it's done</w:t>
+      </w:r>
+    </w:p>
+    <w:p>
+      <w:pPr>
+        <w:rPr>
+          <w:rFonts w:ascii="Courier New" w:eastAsia="MS Mincho" w:hAnsi="Courier New" w:cs="Courier New"/>
+        </w:rPr>
       </w:pPr>
       <w:r>
         <w:rPr>
@@ -6636,25 +6754,13 @@
         <w:rPr>
           <w:rFonts w:ascii="Courier New" w:eastAsia="MS Mincho" w:hAnsi="Courier New" w:cs="Courier New"/>
         </w:rPr>
-        <w:t>F</w:t>
-      </w:r>
-      <w:r>
-        <w:rPr>
-          <w:rFonts w:ascii="Courier New" w:eastAsia="MS Mincho" w:hAnsi="Courier New" w:cs="Courier New"/>
-        </w:rPr>
-        <w:t>inal_</w:t>
-      </w:r>
-      <w:r>
-        <w:rPr>
-          <w:rFonts w:ascii="Courier New" w:eastAsia="MS Mincho" w:hAnsi="Courier New" w:cs="Courier New"/>
-        </w:rPr>
-        <w:t>I</w:t>
-      </w:r>
-      <w:r>
-        <w:rPr>
-          <w:rFonts w:ascii="Courier New" w:eastAsia="MS Mincho" w:hAnsi="Courier New" w:cs="Courier New"/>
-        </w:rPr>
-        <w:t xml:space="preserve">ntegrated/    </w:t>
+        <w:t>C</w:t>
+      </w:r>
+      <w:r>
+        <w:rPr>
+          <w:rFonts w:ascii="Courier New" w:eastAsia="MS Mincho" w:hAnsi="Courier New" w:cs="Courier New"/>
+        </w:rPr>
+        <w:t xml:space="preserve">hecked/             </w:t>
       </w:r>
       <w:r>
         <w:rPr>
@@ -6662,7 +6768,7 @@
           <w:sz w:val="20"/>
           <w:szCs w:val="20"/>
         </w:rPr>
-        <w:t>← Lead’s final combined diagram</w:t>
+        <w:t>← Team QA approved internally</w:t>
       </w:r>
     </w:p>
     <w:p>
@@ -6689,39 +6795,20 @@
         <w:rPr>
           <w:rFonts w:ascii="Courier New" w:eastAsia="MS Mincho" w:hAnsi="Courier New" w:cs="Courier New"/>
         </w:rPr>
-        <w:t>│</w:t>
-      </w:r>
-      <w:r>
-        <w:rPr>
-          <w:rFonts w:ascii="Courier New" w:eastAsia="MS Mincho" w:hAnsi="Courier New" w:cs="Courier New"/>
-        </w:rPr>
-        <w:t xml:space="preserve"> </w:t>
-      </w:r>
-      <w:r>
-        <w:rPr>
-          <w:rFonts w:ascii="Courier New" w:eastAsia="MS Mincho" w:hAnsi="Courier New" w:cs="Courier New"/>
-        </w:rPr>
-        <w:t>│</w:t>
-      </w:r>
-      <w:r>
-        <w:rPr>
-          <w:rFonts w:ascii="Courier New" w:eastAsia="MS Mincho" w:hAnsi="Courier New" w:cs="Courier New"/>
-        </w:rPr>
-        <w:t xml:space="preserve"> </w:t>
-      </w:r>
-      <w:r>
-        <w:rPr>
-          <w:rFonts w:ascii="Courier New" w:eastAsia="MS Mincho" w:hAnsi="Courier New" w:cs="Courier New"/>
-        </w:rPr>
-        <w:t>└──</w:t>
-      </w:r>
-      <w:r>
-        <w:rPr>
-          <w:rFonts w:ascii="Courier New" w:eastAsia="MS Mincho" w:hAnsi="Courier New" w:cs="Courier New"/>
-        </w:rPr>
-        <w:t xml:space="preserve"> </w:t>
-      </w:r>
-      <w:proofErr w:type="spellStart"/>
+        <w:t>│ │</w:t>
+      </w:r>
+      <w:r>
+        <w:rPr>
+          <w:rFonts w:ascii="Courier New" w:eastAsia="MS Mincho" w:hAnsi="Courier New" w:cs="Courier New"/>
+        </w:rPr>
+        <w:t xml:space="preserve"> </w:t>
+      </w:r>
+      <w:r>
+        <w:rPr>
+          <w:rFonts w:ascii="Courier New" w:eastAsia="MS Mincho" w:hAnsi="Courier New" w:cs="Courier New"/>
+        </w:rPr>
+        <w:t xml:space="preserve">├── </w:t>
+      </w:r>
       <w:r>
         <w:rPr>
           <w:rFonts w:ascii="Courier New" w:eastAsia="MS Mincho" w:hAnsi="Courier New" w:cs="Courier New"/>
@@ -6732,18 +6819,6 @@
         <w:rPr>
           <w:rFonts w:ascii="Courier New" w:eastAsia="MS Mincho" w:hAnsi="Courier New" w:cs="Courier New"/>
         </w:rPr>
-        <w:t>aulty_</w:t>
-      </w:r>
-      <w:r>
-        <w:rPr>
-          <w:rFonts w:ascii="Courier New" w:eastAsia="MS Mincho" w:hAnsi="Courier New" w:cs="Courier New"/>
-        </w:rPr>
-        <w:t>F</w:t>
-      </w:r>
-      <w:r>
-        <w:rPr>
-          <w:rFonts w:ascii="Courier New" w:eastAsia="MS Mincho" w:hAnsi="Courier New" w:cs="Courier New"/>
-        </w:rPr>
         <w:t>inal_</w:t>
       </w:r>
       <w:r>
@@ -6756,14 +6831,7 @@
         <w:rPr>
           <w:rFonts w:ascii="Courier New" w:eastAsia="MS Mincho" w:hAnsi="Courier New" w:cs="Courier New"/>
         </w:rPr>
-        <w:t>ntegrated</w:t>
-      </w:r>
-      <w:proofErr w:type="spellEnd"/>
-      <w:r>
-        <w:rPr>
-          <w:rFonts w:ascii="Courier New" w:eastAsia="MS Mincho" w:hAnsi="Courier New" w:cs="Courier New"/>
-        </w:rPr>
-        <w:t xml:space="preserve">/   </w:t>
+        <w:t xml:space="preserve">ntegrated/    </w:t>
       </w:r>
       <w:r>
         <w:rPr>
@@ -6771,28 +6839,46 @@
           <w:sz w:val="20"/>
           <w:szCs w:val="20"/>
         </w:rPr>
-        <w:t xml:space="preserve">← </w:t>
-      </w:r>
-      <w:r>
+        <w:t>← Lead’s final combined diagram</w:t>
+      </w:r>
+    </w:p>
+    <w:p>
+      <w:pPr>
         <w:rPr>
           <w:rFonts w:ascii="Courier New" w:eastAsia="MS Mincho" w:hAnsi="Courier New" w:cs="Courier New"/>
           <w:sz w:val="20"/>
           <w:szCs w:val="20"/>
         </w:rPr>
-        <w:t>reject by Chief of Q/A</w:t>
-      </w:r>
-    </w:p>
-    <w:p>
-      <w:pPr>
-        <w:rPr>
-          <w:rFonts w:ascii="Courier New" w:eastAsia="MS Mincho" w:hAnsi="Courier New" w:cs="Courier New"/>
-        </w:rPr>
-      </w:pPr>
-      <w:r>
-        <w:rPr>
-          <w:rFonts w:ascii="Courier New" w:eastAsia="MS Mincho" w:hAnsi="Courier New" w:cs="Courier New"/>
-        </w:rPr>
-        <w:t>│   │</w:t>
+      </w:pPr>
+      <w:r>
+        <w:rPr>
+          <w:rFonts w:ascii="Courier New" w:eastAsia="MS Mincho" w:hAnsi="Courier New" w:cs="Courier New"/>
+        </w:rPr>
+        <w:t>│</w:t>
+      </w:r>
+      <w:r>
+        <w:rPr>
+          <w:rFonts w:ascii="Courier New" w:eastAsia="MS Mincho" w:hAnsi="Courier New" w:cs="Courier New"/>
+        </w:rPr>
+        <w:t xml:space="preserve">   </w:t>
+      </w:r>
+      <w:r>
+        <w:rPr>
+          <w:rFonts w:ascii="Courier New" w:eastAsia="MS Mincho" w:hAnsi="Courier New" w:cs="Courier New"/>
+        </w:rPr>
+        <w:t>│</w:t>
+      </w:r>
+      <w:r>
+        <w:rPr>
+          <w:rFonts w:ascii="Courier New" w:eastAsia="MS Mincho" w:hAnsi="Courier New" w:cs="Courier New"/>
+        </w:rPr>
+        <w:t xml:space="preserve"> </w:t>
+      </w:r>
+      <w:r>
+        <w:rPr>
+          <w:rFonts w:ascii="Courier New" w:eastAsia="MS Mincho" w:hAnsi="Courier New" w:cs="Courier New"/>
+        </w:rPr>
+        <w:t>│</w:t>
       </w:r>
       <w:r>
         <w:rPr>
@@ -6808,452 +6894,53 @@
       </w:r>
       <w:r>
         <w:rPr>
-          <w:rFonts w:ascii="Courier New" w:hAnsi="Courier New" w:cs="Courier New"/>
-        </w:rPr>
-        <w:t xml:space="preserve"> </w:t>
-      </w:r>
-      <w:r>
-        <w:rPr>
-          <w:rFonts w:ascii="Courier New" w:hAnsi="Courier New" w:cs="Courier New"/>
-        </w:rPr>
-        <w:t>PNG</w:t>
-      </w:r>
-      <w:r>
-        <w:rPr>
-          <w:rFonts w:ascii="Courier New" w:hAnsi="Courier New" w:cs="Courier New"/>
-        </w:rPr>
-        <w:t>/</w:t>
-      </w:r>
-    </w:p>
-    <w:p>
-      <w:pPr>
-        <w:rPr>
-          <w:rFonts w:ascii="Courier New" w:eastAsia="MS Mincho" w:hAnsi="Courier New" w:cs="Courier New"/>
-        </w:rPr>
-      </w:pPr>
-      <w:r>
-        <w:rPr>
-          <w:rFonts w:ascii="Courier New" w:eastAsia="MS Mincho" w:hAnsi="Courier New" w:cs="Courier New"/>
-        </w:rPr>
-        <w:t>│</w:t>
-      </w:r>
-      <w:r>
-        <w:rPr>
-          <w:rFonts w:ascii="Courier New" w:eastAsia="MS Mincho" w:hAnsi="Courier New" w:cs="Courier New"/>
-        </w:rPr>
-        <w:t xml:space="preserve">   </w:t>
-      </w:r>
-      <w:r>
-        <w:rPr>
-          <w:rFonts w:ascii="Courier New" w:eastAsia="MS Mincho" w:hAnsi="Courier New" w:cs="Courier New"/>
-        </w:rPr>
-        <w:t xml:space="preserve">│ </w:t>
-      </w:r>
-      <w:r>
-        <w:rPr>
-          <w:rFonts w:ascii="Courier New" w:eastAsia="MS Mincho" w:hAnsi="Courier New" w:cs="Courier New"/>
-        </w:rPr>
-        <w:t xml:space="preserve">  </w:t>
-      </w:r>
-      <w:r>
-        <w:rPr>
-          <w:rFonts w:ascii="Courier New" w:eastAsia="MS Mincho" w:hAnsi="Courier New" w:cs="Courier New"/>
-        </w:rPr>
-        <w:t>└── FINAL_</w:t>
-      </w:r>
-      <w:r>
-        <w:rPr>
-          <w:rFonts w:ascii="Courier New" w:eastAsia="MS Mincho" w:hAnsi="Courier New" w:cs="Courier New"/>
-        </w:rPr>
-        <w:t>Component_v01</w:t>
-      </w:r>
-      <w:r>
-        <w:rPr>
-          <w:rFonts w:ascii="Courier New" w:eastAsia="MS Mincho" w:hAnsi="Courier New" w:cs="Courier New"/>
-        </w:rPr>
-        <w:t>.png</w:t>
-      </w:r>
-    </w:p>
-    <w:p>
-      <w:pPr>
-        <w:rPr>
-          <w:rFonts w:ascii="Courier New" w:eastAsia="MS Mincho" w:hAnsi="Courier New" w:cs="Courier New"/>
-        </w:rPr>
-      </w:pPr>
-      <w:r>
-        <w:rPr>
-          <w:rFonts w:ascii="Courier New" w:eastAsia="MS Mincho" w:hAnsi="Courier New" w:cs="Courier New"/>
-        </w:rPr>
-        <w:t>│</w:t>
-      </w:r>
-      <w:r>
-        <w:rPr>
-          <w:rFonts w:ascii="Courier New" w:eastAsia="MS Mincho" w:hAnsi="Courier New" w:cs="Courier New"/>
-        </w:rPr>
-        <w:t xml:space="preserve">   </w:t>
-      </w:r>
-      <w:r>
-        <w:rPr>
-          <w:rFonts w:ascii="Courier New" w:eastAsia="MS Mincho" w:hAnsi="Courier New" w:cs="Courier New"/>
-        </w:rPr>
-        <w:t xml:space="preserve">├── </w:t>
-      </w:r>
-      <w:r>
-        <w:rPr>
-          <w:rFonts w:ascii="Courier New" w:hAnsi="Courier New" w:cs="Courier New"/>
-        </w:rPr>
-        <w:t>Milestone_2_First_Dozen_Views/</w:t>
-      </w:r>
-    </w:p>
-    <w:p>
-      <w:pPr>
-        <w:rPr>
-          <w:rFonts w:ascii="Courier New" w:eastAsia="MS Mincho" w:hAnsi="Courier New" w:cs="Courier New"/>
-        </w:rPr>
-      </w:pPr>
-      <w:r>
-        <w:rPr>
-          <w:rFonts w:ascii="Courier New" w:eastAsia="MS Mincho" w:hAnsi="Courier New" w:cs="Courier New"/>
-        </w:rPr>
-        <w:t>│</w:t>
-      </w:r>
-      <w:r>
-        <w:rPr>
-          <w:rFonts w:ascii="Courier New" w:eastAsia="MS Mincho" w:hAnsi="Courier New" w:cs="Courier New"/>
-        </w:rPr>
-        <w:t xml:space="preserve">   </w:t>
-      </w:r>
-      <w:r>
-        <w:rPr>
-          <w:rFonts w:ascii="Courier New" w:eastAsia="MS Mincho" w:hAnsi="Courier New" w:cs="Courier New"/>
-        </w:rPr>
-        <w:t xml:space="preserve">├── </w:t>
-      </w:r>
-      <w:r>
-        <w:rPr>
-          <w:rFonts w:ascii="Courier New" w:hAnsi="Courier New" w:cs="Courier New"/>
-        </w:rPr>
-        <w:t>Milestone_3_Components</w:t>
-      </w:r>
-      <w:r>
-        <w:rPr>
-          <w:rFonts w:ascii="Courier New" w:eastAsia="MS Mincho" w:hAnsi="Courier New" w:cs="Courier New"/>
-        </w:rPr>
-        <w:t>/</w:t>
-      </w:r>
-    </w:p>
-    <w:p>
-      <w:pPr>
-        <w:rPr>
-          <w:rFonts w:ascii="Courier New" w:eastAsia="MS Mincho" w:hAnsi="Courier New" w:cs="Courier New"/>
-        </w:rPr>
-      </w:pPr>
-      <w:r>
-        <w:rPr>
-          <w:rFonts w:ascii="Courier New" w:eastAsia="MS Mincho" w:hAnsi="Courier New" w:cs="Courier New"/>
-        </w:rPr>
-        <w:t>│</w:t>
-      </w:r>
-      <w:r>
-        <w:rPr>
-          <w:rFonts w:ascii="Courier New" w:eastAsia="MS Mincho" w:hAnsi="Courier New" w:cs="Courier New"/>
-        </w:rPr>
-        <w:t xml:space="preserve">   </w:t>
-      </w:r>
-      <w:r>
-        <w:rPr>
-          <w:rFonts w:ascii="Courier New" w:eastAsia="MS Mincho" w:hAnsi="Courier New" w:cs="Courier New"/>
-        </w:rPr>
-        <w:t xml:space="preserve">├── </w:t>
-      </w:r>
-      <w:r>
-        <w:rPr>
-          <w:rFonts w:ascii="Courier New" w:hAnsi="Courier New" w:cs="Courier New"/>
-        </w:rPr>
-        <w:t>Milestone_4_Interfaces_and_Data_Structures</w:t>
-      </w:r>
-      <w:r>
-        <w:rPr>
-          <w:rFonts w:ascii="Courier New" w:eastAsia="MS Mincho" w:hAnsi="Courier New" w:cs="Courier New"/>
-        </w:rPr>
-        <w:t>/</w:t>
-      </w:r>
-    </w:p>
-    <w:p>
-      <w:pPr>
-        <w:rPr>
-          <w:rFonts w:ascii="Courier New" w:eastAsia="MS Mincho" w:hAnsi="Courier New" w:cs="Courier New"/>
-        </w:rPr>
-      </w:pPr>
-      <w:r>
-        <w:rPr>
-          <w:rFonts w:ascii="Courier New" w:eastAsia="MS Mincho" w:hAnsi="Courier New" w:cs="Courier New"/>
-        </w:rPr>
-        <w:t>│</w:t>
-      </w:r>
-      <w:r>
-        <w:rPr>
-          <w:rFonts w:ascii="Courier New" w:eastAsia="MS Mincho" w:hAnsi="Courier New" w:cs="Courier New"/>
-        </w:rPr>
-        <w:t xml:space="preserve">   </w:t>
-      </w:r>
-      <w:r>
-        <w:rPr>
-          <w:rFonts w:ascii="Courier New" w:eastAsia="MS Mincho" w:hAnsi="Courier New" w:cs="Courier New"/>
-        </w:rPr>
-        <w:t xml:space="preserve">├── </w:t>
-      </w:r>
-      <w:r>
-        <w:rPr>
-          <w:rFonts w:ascii="Courier New" w:hAnsi="Courier New" w:cs="Courier New"/>
-        </w:rPr>
-        <w:t>Milestone_5_Algorithms</w:t>
-      </w:r>
-      <w:r>
-        <w:rPr>
-          <w:rFonts w:ascii="Courier New" w:eastAsia="MS Mincho" w:hAnsi="Courier New" w:cs="Courier New"/>
-        </w:rPr>
-        <w:t>/</w:t>
-      </w:r>
-    </w:p>
-    <w:p>
-      <w:pPr>
-        <w:rPr>
-          <w:rFonts w:ascii="Courier New" w:hAnsi="Courier New" w:cs="Courier New"/>
-        </w:rPr>
-      </w:pPr>
-      <w:r>
-        <w:rPr>
-          <w:rFonts w:ascii="Courier New" w:eastAsia="MS Mincho" w:hAnsi="Courier New" w:cs="Courier New"/>
-        </w:rPr>
-        <w:t>│</w:t>
-      </w:r>
-      <w:r>
-        <w:rPr>
-          <w:rFonts w:ascii="Courier New" w:eastAsia="MS Mincho" w:hAnsi="Courier New" w:cs="Courier New"/>
-        </w:rPr>
-        <w:t xml:space="preserve">   </w:t>
-      </w:r>
-      <w:r>
-        <w:rPr>
-          <w:rFonts w:ascii="Courier New" w:eastAsia="MS Mincho" w:hAnsi="Courier New" w:cs="Courier New"/>
-        </w:rPr>
-        <w:t>└──</w:t>
-      </w:r>
-      <w:r>
-        <w:rPr>
-          <w:rFonts w:ascii="Courier New" w:eastAsia="MS Mincho" w:hAnsi="Courier New" w:cs="Courier New"/>
-        </w:rPr>
-        <w:t xml:space="preserve"> </w:t>
-      </w:r>
-      <w:r>
-        <w:rPr>
-          <w:rFonts w:ascii="Courier New" w:hAnsi="Courier New" w:cs="Courier New"/>
-        </w:rPr>
-        <w:t>Milestone_6_Software_Design_Description</w:t>
-      </w:r>
-      <w:r>
-        <w:rPr>
-          <w:rFonts w:ascii="Courier New" w:eastAsia="MS Mincho" w:hAnsi="Courier New" w:cs="Courier New"/>
-        </w:rPr>
-        <w:t>/</w:t>
-      </w:r>
-      <w:r>
-        <w:rPr>
-          <w:rFonts w:ascii="Courier New" w:hAnsi="Courier New" w:cs="Courier New"/>
-        </w:rPr>
-        <w:br/>
-      </w:r>
-      <w:r>
-        <w:rPr>
-          <w:rFonts w:ascii="Courier New" w:eastAsia="MS Mincho" w:hAnsi="Courier New" w:cs="Courier New"/>
-        </w:rPr>
-        <w:t>│</w:t>
-      </w:r>
-      <w:r>
-        <w:rPr>
-          <w:rFonts w:ascii="Courier New" w:hAnsi="Courier New" w:cs="Courier New"/>
-        </w:rPr>
-        <w:t xml:space="preserve"> </w:t>
-      </w:r>
-      <w:r>
-        <w:rPr>
-          <w:rFonts w:ascii="Courier New" w:eastAsia="MS Mincho" w:hAnsi="Courier New" w:cs="Courier New"/>
-        </w:rPr>
-        <w:t>├──</w:t>
-      </w:r>
-      <w:r>
-        <w:rPr>
-          <w:rFonts w:ascii="Courier New" w:hAnsi="Courier New" w:cs="Courier New"/>
-        </w:rPr>
-        <w:t xml:space="preserve"> Team_04_Search_Candidate_Matching/</w:t>
-      </w:r>
-    </w:p>
-    <w:p>
-      <w:pPr>
-        <w:rPr>
-          <w:rFonts w:ascii="Courier New" w:hAnsi="Courier New" w:cs="Courier New"/>
-        </w:rPr>
-      </w:pPr>
-      <w:r>
-        <w:rPr>
-          <w:rFonts w:ascii="Courier New" w:eastAsia="MS Mincho" w:hAnsi="Courier New" w:cs="Courier New"/>
-        </w:rPr>
-        <w:t>│</w:t>
-      </w:r>
-      <w:r>
-        <w:rPr>
-          <w:rFonts w:ascii="Courier New" w:hAnsi="Courier New" w:cs="Courier New"/>
-        </w:rPr>
-        <w:t xml:space="preserve"> </w:t>
-      </w:r>
-      <w:r>
-        <w:rPr>
-          <w:rFonts w:ascii="Courier New" w:hAnsi="Courier New" w:cs="Courier New"/>
-        </w:rPr>
-        <w:t xml:space="preserve">  </w:t>
-      </w:r>
-      <w:r>
-        <w:rPr>
-          <w:rFonts w:ascii="Courier New" w:eastAsia="MS Mincho" w:hAnsi="Courier New" w:cs="Courier New"/>
-        </w:rPr>
-        <w:t>└──</w:t>
-      </w:r>
-      <w:r>
-        <w:rPr>
-          <w:rFonts w:ascii="Courier New" w:hAnsi="Courier New" w:cs="Courier New"/>
-        </w:rPr>
-        <w:t xml:space="preserve"> </w:t>
-      </w:r>
-      <w:r>
-        <w:rPr>
-          <w:rFonts w:ascii="Courier New" w:hAnsi="Courier New" w:cs="Courier New"/>
-        </w:rPr>
-        <w:t>Milestone_1_Component_Diagram</w:t>
-      </w:r>
-      <w:r>
-        <w:rPr>
-          <w:rFonts w:ascii="Courier New" w:hAnsi="Courier New" w:cs="Courier New"/>
-        </w:rPr>
-        <w:t>/</w:t>
-      </w:r>
-    </w:p>
-    <w:p>
-      <w:pPr>
-        <w:rPr>
-          <w:rFonts w:ascii="Courier New" w:eastAsia="MS Mincho" w:hAnsi="Courier New" w:cs="Courier New"/>
-        </w:rPr>
-      </w:pPr>
-      <w:r>
-        <w:rPr>
-          <w:rFonts w:ascii="Courier New" w:eastAsia="MS Mincho" w:hAnsi="Courier New" w:cs="Courier New"/>
-        </w:rPr>
-        <w:t>│</w:t>
-      </w:r>
-      <w:r>
-        <w:rPr>
-          <w:rFonts w:ascii="Courier New" w:eastAsia="MS Mincho" w:hAnsi="Courier New" w:cs="Courier New"/>
-        </w:rPr>
-        <w:t xml:space="preserve">   </w:t>
-      </w:r>
-      <w:r>
-        <w:rPr>
-          <w:rFonts w:ascii="Courier New" w:eastAsia="MS Mincho" w:hAnsi="Courier New" w:cs="Courier New"/>
-        </w:rPr>
-        <w:t>│</w:t>
-      </w:r>
-      <w:r>
-        <w:rPr>
-          <w:rFonts w:ascii="Courier New" w:eastAsia="MS Mincho" w:hAnsi="Courier New" w:cs="Courier New"/>
-        </w:rPr>
-        <w:t xml:space="preserve"> </w:t>
-      </w:r>
-      <w:r>
-        <w:rPr>
-          <w:rFonts w:ascii="Courier New" w:eastAsia="MS Mincho" w:hAnsi="Courier New" w:cs="Courier New"/>
-        </w:rPr>
-        <w:t xml:space="preserve">├── </w:t>
+          <w:rFonts w:ascii="Courier New" w:eastAsia="MS Mincho" w:hAnsi="Courier New" w:cs="Courier New"/>
+        </w:rPr>
+        <w:t xml:space="preserve"> </w:t>
       </w:r>
       <w:proofErr w:type="spellStart"/>
       <w:r>
         <w:rPr>
           <w:rFonts w:ascii="Courier New" w:eastAsia="MS Mincho" w:hAnsi="Courier New" w:cs="Courier New"/>
         </w:rPr>
-        <w:t>D</w:t>
-      </w:r>
-      <w:r>
-        <w:rPr>
-          <w:rFonts w:ascii="Courier New" w:eastAsia="MS Mincho" w:hAnsi="Courier New" w:cs="Courier New"/>
-        </w:rPr>
-        <w:t>rawio</w:t>
+        <w:t>F</w:t>
+      </w:r>
+      <w:r>
+        <w:rPr>
+          <w:rFonts w:ascii="Courier New" w:eastAsia="MS Mincho" w:hAnsi="Courier New" w:cs="Courier New"/>
+        </w:rPr>
+        <w:t>aulty_</w:t>
+      </w:r>
+      <w:r>
+        <w:rPr>
+          <w:rFonts w:ascii="Courier New" w:eastAsia="MS Mincho" w:hAnsi="Courier New" w:cs="Courier New"/>
+        </w:rPr>
+        <w:t>F</w:t>
+      </w:r>
+      <w:r>
+        <w:rPr>
+          <w:rFonts w:ascii="Courier New" w:eastAsia="MS Mincho" w:hAnsi="Courier New" w:cs="Courier New"/>
+        </w:rPr>
+        <w:t>inal_</w:t>
+      </w:r>
+      <w:r>
+        <w:rPr>
+          <w:rFonts w:ascii="Courier New" w:eastAsia="MS Mincho" w:hAnsi="Courier New" w:cs="Courier New"/>
+        </w:rPr>
+        <w:t>I</w:t>
+      </w:r>
+      <w:r>
+        <w:rPr>
+          <w:rFonts w:ascii="Courier New" w:eastAsia="MS Mincho" w:hAnsi="Courier New" w:cs="Courier New"/>
+        </w:rPr>
+        <w:t>ntegrated</w:t>
       </w:r>
       <w:proofErr w:type="spellEnd"/>
       <w:r>
         <w:rPr>
           <w:rFonts w:ascii="Courier New" w:eastAsia="MS Mincho" w:hAnsi="Courier New" w:cs="Courier New"/>
         </w:rPr>
-        <w:t>/</w:t>
-      </w:r>
-    </w:p>
-    <w:p>
-      <w:pPr>
-        <w:rPr>
-          <w:rFonts w:ascii="Courier New" w:eastAsia="MS Mincho" w:hAnsi="Courier New" w:cs="Courier New"/>
-        </w:rPr>
-      </w:pPr>
-      <w:r>
-        <w:rPr>
-          <w:rFonts w:ascii="Courier New" w:eastAsia="MS Mincho" w:hAnsi="Courier New" w:cs="Courier New"/>
-        </w:rPr>
-        <w:t>│</w:t>
-      </w:r>
-      <w:r>
-        <w:rPr>
-          <w:rFonts w:ascii="Courier New" w:eastAsia="MS Mincho" w:hAnsi="Courier New" w:cs="Courier New"/>
-        </w:rPr>
-        <w:t xml:space="preserve">   </w:t>
-      </w:r>
-      <w:r>
-        <w:rPr>
-          <w:rFonts w:ascii="Courier New" w:eastAsia="MS Mincho" w:hAnsi="Courier New" w:cs="Courier New"/>
-        </w:rPr>
-        <w:t>│</w:t>
-      </w:r>
-      <w:r>
-        <w:rPr>
-          <w:rFonts w:ascii="Courier New" w:eastAsia="MS Mincho" w:hAnsi="Courier New" w:cs="Courier New"/>
-        </w:rPr>
-        <w:t xml:space="preserve"> </w:t>
-      </w:r>
-      <w:r>
-        <w:rPr>
-          <w:rFonts w:ascii="Courier New" w:eastAsia="MS Mincho" w:hAnsi="Courier New" w:cs="Courier New"/>
-        </w:rPr>
-        <w:t>│</w:t>
-      </w:r>
-      <w:r>
-        <w:rPr>
-          <w:rFonts w:ascii="Courier New" w:eastAsia="MS Mincho" w:hAnsi="Courier New" w:cs="Courier New"/>
-        </w:rPr>
-        <w:t xml:space="preserve"> </w:t>
-      </w:r>
-      <w:r>
-        <w:rPr>
-          <w:rFonts w:ascii="Courier New" w:eastAsia="MS Mincho" w:hAnsi="Courier New" w:cs="Courier New"/>
-        </w:rPr>
-        <w:t xml:space="preserve">├── </w:t>
-      </w:r>
-      <w:r>
-        <w:rPr>
-          <w:rFonts w:ascii="Courier New" w:eastAsia="MS Mincho" w:hAnsi="Courier New" w:cs="Courier New"/>
-        </w:rPr>
-        <w:t>W</w:t>
-      </w:r>
-      <w:r>
-        <w:rPr>
-          <w:rFonts w:ascii="Courier New" w:eastAsia="MS Mincho" w:hAnsi="Courier New" w:cs="Courier New"/>
-        </w:rPr>
-        <w:t xml:space="preserve">orking/             </w:t>
+        <w:t xml:space="preserve">/   </w:t>
       </w:r>
       <w:r>
         <w:rPr>
@@ -7261,57 +6948,7 @@
           <w:sz w:val="20"/>
           <w:szCs w:val="20"/>
         </w:rPr>
-        <w:t>← ICs actively editing</w:t>
-      </w:r>
-    </w:p>
-    <w:p>
-      <w:pPr>
-        <w:rPr>
-          <w:rFonts w:ascii="Courier New" w:eastAsia="MS Mincho" w:hAnsi="Courier New" w:cs="Courier New"/>
-        </w:rPr>
-      </w:pPr>
-      <w:r>
-        <w:rPr>
-          <w:rFonts w:ascii="Courier New" w:eastAsia="MS Mincho" w:hAnsi="Courier New" w:cs="Courier New"/>
-        </w:rPr>
-        <w:lastRenderedPageBreak/>
-        <w:t>│</w:t>
-      </w:r>
-      <w:r>
-        <w:rPr>
-          <w:rFonts w:ascii="Courier New" w:eastAsia="MS Mincho" w:hAnsi="Courier New" w:cs="Courier New"/>
-        </w:rPr>
-        <w:t xml:space="preserve">   </w:t>
-      </w:r>
-      <w:r>
-        <w:rPr>
-          <w:rFonts w:ascii="Courier New" w:eastAsia="MS Mincho" w:hAnsi="Courier New" w:cs="Courier New"/>
-        </w:rPr>
-        <w:t>│ │</w:t>
-      </w:r>
-      <w:r>
-        <w:rPr>
-          <w:rFonts w:ascii="Courier New" w:eastAsia="MS Mincho" w:hAnsi="Courier New" w:cs="Courier New"/>
-        </w:rPr>
-        <w:t xml:space="preserve"> </w:t>
-      </w:r>
-      <w:r>
-        <w:rPr>
-          <w:rFonts w:ascii="Courier New" w:eastAsia="MS Mincho" w:hAnsi="Courier New" w:cs="Courier New"/>
-        </w:rPr>
-        <w:t xml:space="preserve">├── </w:t>
-      </w:r>
-      <w:r>
-        <w:rPr>
-          <w:rFonts w:ascii="Courier New" w:eastAsia="MS Mincho" w:hAnsi="Courier New" w:cs="Courier New"/>
-        </w:rPr>
-        <w:t>R</w:t>
-      </w:r>
-      <w:r>
-        <w:rPr>
-          <w:rFonts w:ascii="Courier New" w:eastAsia="MS Mincho" w:hAnsi="Courier New" w:cs="Courier New"/>
-        </w:rPr>
-        <w:t xml:space="preserve">eady/               </w:t>
+        <w:t xml:space="preserve">← </w:t>
       </w:r>
       <w:r>
         <w:rPr>
@@ -7319,7 +6956,50 @@
           <w:sz w:val="20"/>
           <w:szCs w:val="20"/>
         </w:rPr>
-        <w:t>← IC thinks it's done</w:t>
+        <w:t>reject by Chief of Q/A</w:t>
+      </w:r>
+    </w:p>
+    <w:p>
+      <w:pPr>
+        <w:rPr>
+          <w:rFonts w:ascii="Courier New" w:eastAsia="MS Mincho" w:hAnsi="Courier New" w:cs="Courier New"/>
+        </w:rPr>
+      </w:pPr>
+      <w:r>
+        <w:rPr>
+          <w:rFonts w:ascii="Courier New" w:eastAsia="MS Mincho" w:hAnsi="Courier New" w:cs="Courier New"/>
+        </w:rPr>
+        <w:t>│   │</w:t>
+      </w:r>
+      <w:r>
+        <w:rPr>
+          <w:rFonts w:ascii="Courier New" w:eastAsia="MS Mincho" w:hAnsi="Courier New" w:cs="Courier New"/>
+        </w:rPr>
+        <w:t xml:space="preserve"> </w:t>
+      </w:r>
+      <w:r>
+        <w:rPr>
+          <w:rFonts w:ascii="Courier New" w:eastAsia="MS Mincho" w:hAnsi="Courier New" w:cs="Courier New"/>
+        </w:rPr>
+        <w:t>└──</w:t>
+      </w:r>
+      <w:r>
+        <w:rPr>
+          <w:rFonts w:ascii="Courier New" w:hAnsi="Courier New" w:cs="Courier New"/>
+        </w:rPr>
+        <w:t xml:space="preserve"> </w:t>
+      </w:r>
+      <w:r>
+        <w:rPr>
+          <w:rFonts w:ascii="Courier New" w:hAnsi="Courier New" w:cs="Courier New"/>
+        </w:rPr>
+        <w:t>PNG</w:t>
+      </w:r>
+      <w:r>
+        <w:rPr>
+          <w:rFonts w:ascii="Courier New" w:hAnsi="Courier New" w:cs="Courier New"/>
+        </w:rPr>
+        <w:t>/</w:t>
       </w:r>
     </w:p>
     <w:p>
@@ -7344,13 +7024,50 @@
         <w:rPr>
           <w:rFonts w:ascii="Courier New" w:eastAsia="MS Mincho" w:hAnsi="Courier New" w:cs="Courier New"/>
         </w:rPr>
-        <w:t>│ │</w:t>
-      </w:r>
-      <w:r>
-        <w:rPr>
-          <w:rFonts w:ascii="Courier New" w:eastAsia="MS Mincho" w:hAnsi="Courier New" w:cs="Courier New"/>
-        </w:rPr>
-        <w:t xml:space="preserve"> </w:t>
+        <w:t xml:space="preserve">│ </w:t>
+      </w:r>
+      <w:r>
+        <w:rPr>
+          <w:rFonts w:ascii="Courier New" w:eastAsia="MS Mincho" w:hAnsi="Courier New" w:cs="Courier New"/>
+        </w:rPr>
+        <w:t xml:space="preserve">  </w:t>
+      </w:r>
+      <w:r>
+        <w:rPr>
+          <w:rFonts w:ascii="Courier New" w:eastAsia="MS Mincho" w:hAnsi="Courier New" w:cs="Courier New"/>
+        </w:rPr>
+        <w:t>└── FINAL_</w:t>
+      </w:r>
+      <w:r>
+        <w:rPr>
+          <w:rFonts w:ascii="Courier New" w:eastAsia="MS Mincho" w:hAnsi="Courier New" w:cs="Courier New"/>
+        </w:rPr>
+        <w:t>Component_v01</w:t>
+      </w:r>
+      <w:r>
+        <w:rPr>
+          <w:rFonts w:ascii="Courier New" w:eastAsia="MS Mincho" w:hAnsi="Courier New" w:cs="Courier New"/>
+        </w:rPr>
+        <w:t>.png</w:t>
+      </w:r>
+    </w:p>
+    <w:p>
+      <w:pPr>
+        <w:rPr>
+          <w:rFonts w:ascii="Courier New" w:eastAsia="MS Mincho" w:hAnsi="Courier New" w:cs="Courier New"/>
+        </w:rPr>
+      </w:pPr>
+      <w:r>
+        <w:rPr>
+          <w:rFonts w:ascii="Courier New" w:eastAsia="MS Mincho" w:hAnsi="Courier New" w:cs="Courier New"/>
+        </w:rPr>
+        <w:t>│</w:t>
+      </w:r>
+      <w:r>
+        <w:rPr>
+          <w:rFonts w:ascii="Courier New" w:eastAsia="MS Mincho" w:hAnsi="Courier New" w:cs="Courier New"/>
+        </w:rPr>
+        <w:t xml:space="preserve">   </w:t>
       </w:r>
       <w:r>
         <w:rPr>
@@ -7360,15 +7077,361 @@
       </w:r>
       <w:r>
         <w:rPr>
-          <w:rFonts w:ascii="Courier New" w:eastAsia="MS Mincho" w:hAnsi="Courier New" w:cs="Courier New"/>
-        </w:rPr>
-        <w:t>C</w:t>
-      </w:r>
-      <w:r>
-        <w:rPr>
-          <w:rFonts w:ascii="Courier New" w:eastAsia="MS Mincho" w:hAnsi="Courier New" w:cs="Courier New"/>
-        </w:rPr>
-        <w:t xml:space="preserve">hecked/             </w:t>
+          <w:rFonts w:ascii="Courier New" w:hAnsi="Courier New" w:cs="Courier New"/>
+        </w:rPr>
+        <w:t>Milestone_2_First_Dozen_Views/</w:t>
+      </w:r>
+    </w:p>
+    <w:p>
+      <w:pPr>
+        <w:rPr>
+          <w:rFonts w:ascii="Courier New" w:eastAsia="MS Mincho" w:hAnsi="Courier New" w:cs="Courier New"/>
+        </w:rPr>
+      </w:pPr>
+      <w:r>
+        <w:rPr>
+          <w:rFonts w:ascii="Courier New" w:eastAsia="MS Mincho" w:hAnsi="Courier New" w:cs="Courier New"/>
+        </w:rPr>
+        <w:t>│</w:t>
+      </w:r>
+      <w:r>
+        <w:rPr>
+          <w:rFonts w:ascii="Courier New" w:eastAsia="MS Mincho" w:hAnsi="Courier New" w:cs="Courier New"/>
+        </w:rPr>
+        <w:t xml:space="preserve">   </w:t>
+      </w:r>
+      <w:r>
+        <w:rPr>
+          <w:rFonts w:ascii="Courier New" w:eastAsia="MS Mincho" w:hAnsi="Courier New" w:cs="Courier New"/>
+        </w:rPr>
+        <w:t xml:space="preserve">├── </w:t>
+      </w:r>
+      <w:r>
+        <w:rPr>
+          <w:rFonts w:ascii="Courier New" w:hAnsi="Courier New" w:cs="Courier New"/>
+        </w:rPr>
+        <w:t>Milestone_3_Components</w:t>
+      </w:r>
+      <w:r>
+        <w:rPr>
+          <w:rFonts w:ascii="Courier New" w:eastAsia="MS Mincho" w:hAnsi="Courier New" w:cs="Courier New"/>
+        </w:rPr>
+        <w:t>/</w:t>
+      </w:r>
+    </w:p>
+    <w:p>
+      <w:pPr>
+        <w:rPr>
+          <w:rFonts w:ascii="Courier New" w:eastAsia="MS Mincho" w:hAnsi="Courier New" w:cs="Courier New"/>
+        </w:rPr>
+      </w:pPr>
+      <w:r>
+        <w:rPr>
+          <w:rFonts w:ascii="Courier New" w:eastAsia="MS Mincho" w:hAnsi="Courier New" w:cs="Courier New"/>
+        </w:rPr>
+        <w:t>│</w:t>
+      </w:r>
+      <w:r>
+        <w:rPr>
+          <w:rFonts w:ascii="Courier New" w:eastAsia="MS Mincho" w:hAnsi="Courier New" w:cs="Courier New"/>
+        </w:rPr>
+        <w:t xml:space="preserve">   </w:t>
+      </w:r>
+      <w:r>
+        <w:rPr>
+          <w:rFonts w:ascii="Courier New" w:eastAsia="MS Mincho" w:hAnsi="Courier New" w:cs="Courier New"/>
+        </w:rPr>
+        <w:t xml:space="preserve">├── </w:t>
+      </w:r>
+      <w:r>
+        <w:rPr>
+          <w:rFonts w:ascii="Courier New" w:hAnsi="Courier New" w:cs="Courier New"/>
+        </w:rPr>
+        <w:t>Milestone_4_Interfaces_and_Data_Structures</w:t>
+      </w:r>
+      <w:r>
+        <w:rPr>
+          <w:rFonts w:ascii="Courier New" w:eastAsia="MS Mincho" w:hAnsi="Courier New" w:cs="Courier New"/>
+        </w:rPr>
+        <w:t>/</w:t>
+      </w:r>
+    </w:p>
+    <w:p>
+      <w:pPr>
+        <w:rPr>
+          <w:rFonts w:ascii="Courier New" w:eastAsia="MS Mincho" w:hAnsi="Courier New" w:cs="Courier New"/>
+        </w:rPr>
+      </w:pPr>
+      <w:r>
+        <w:rPr>
+          <w:rFonts w:ascii="Courier New" w:eastAsia="MS Mincho" w:hAnsi="Courier New" w:cs="Courier New"/>
+        </w:rPr>
+        <w:t>│</w:t>
+      </w:r>
+      <w:r>
+        <w:rPr>
+          <w:rFonts w:ascii="Courier New" w:eastAsia="MS Mincho" w:hAnsi="Courier New" w:cs="Courier New"/>
+        </w:rPr>
+        <w:t xml:space="preserve">   </w:t>
+      </w:r>
+      <w:r>
+        <w:rPr>
+          <w:rFonts w:ascii="Courier New" w:eastAsia="MS Mincho" w:hAnsi="Courier New" w:cs="Courier New"/>
+        </w:rPr>
+        <w:t xml:space="preserve">├── </w:t>
+      </w:r>
+      <w:r>
+        <w:rPr>
+          <w:rFonts w:ascii="Courier New" w:hAnsi="Courier New" w:cs="Courier New"/>
+        </w:rPr>
+        <w:t>Milestone_5_Algorithms</w:t>
+      </w:r>
+      <w:r>
+        <w:rPr>
+          <w:rFonts w:ascii="Courier New" w:eastAsia="MS Mincho" w:hAnsi="Courier New" w:cs="Courier New"/>
+        </w:rPr>
+        <w:t>/</w:t>
+      </w:r>
+    </w:p>
+    <w:p>
+      <w:pPr>
+        <w:rPr>
+          <w:rFonts w:ascii="Courier New" w:hAnsi="Courier New" w:cs="Courier New"/>
+        </w:rPr>
+      </w:pPr>
+      <w:r>
+        <w:rPr>
+          <w:rFonts w:ascii="Courier New" w:eastAsia="MS Mincho" w:hAnsi="Courier New" w:cs="Courier New"/>
+        </w:rPr>
+        <w:lastRenderedPageBreak/>
+        <w:t>│</w:t>
+      </w:r>
+      <w:r>
+        <w:rPr>
+          <w:rFonts w:ascii="Courier New" w:eastAsia="MS Mincho" w:hAnsi="Courier New" w:cs="Courier New"/>
+        </w:rPr>
+        <w:t xml:space="preserve">   </w:t>
+      </w:r>
+      <w:r>
+        <w:rPr>
+          <w:rFonts w:ascii="Courier New" w:eastAsia="MS Mincho" w:hAnsi="Courier New" w:cs="Courier New"/>
+        </w:rPr>
+        <w:t>└──</w:t>
+      </w:r>
+      <w:r>
+        <w:rPr>
+          <w:rFonts w:ascii="Courier New" w:eastAsia="MS Mincho" w:hAnsi="Courier New" w:cs="Courier New"/>
+        </w:rPr>
+        <w:t xml:space="preserve"> </w:t>
+      </w:r>
+      <w:r>
+        <w:rPr>
+          <w:rFonts w:ascii="Courier New" w:hAnsi="Courier New" w:cs="Courier New"/>
+        </w:rPr>
+        <w:t>Milestone_6_Software_Design_Description</w:t>
+      </w:r>
+      <w:r>
+        <w:rPr>
+          <w:rFonts w:ascii="Courier New" w:eastAsia="MS Mincho" w:hAnsi="Courier New" w:cs="Courier New"/>
+        </w:rPr>
+        <w:t>/</w:t>
+      </w:r>
+      <w:r>
+        <w:rPr>
+          <w:rFonts w:ascii="Courier New" w:hAnsi="Courier New" w:cs="Courier New"/>
+        </w:rPr>
+        <w:br/>
+      </w:r>
+      <w:r>
+        <w:rPr>
+          <w:rFonts w:ascii="Courier New" w:eastAsia="MS Mincho" w:hAnsi="Courier New" w:cs="Courier New"/>
+        </w:rPr>
+        <w:t>│</w:t>
+      </w:r>
+      <w:r>
+        <w:rPr>
+          <w:rFonts w:ascii="Courier New" w:hAnsi="Courier New" w:cs="Courier New"/>
+        </w:rPr>
+        <w:t xml:space="preserve"> </w:t>
+      </w:r>
+      <w:r>
+        <w:rPr>
+          <w:rFonts w:ascii="Courier New" w:eastAsia="MS Mincho" w:hAnsi="Courier New" w:cs="Courier New"/>
+        </w:rPr>
+        <w:t>├──</w:t>
+      </w:r>
+      <w:r>
+        <w:rPr>
+          <w:rFonts w:ascii="Courier New" w:hAnsi="Courier New" w:cs="Courier New"/>
+        </w:rPr>
+        <w:t xml:space="preserve"> Team_04_Search_Candidate_Matching/</w:t>
+      </w:r>
+    </w:p>
+    <w:p>
+      <w:pPr>
+        <w:rPr>
+          <w:rFonts w:ascii="Courier New" w:hAnsi="Courier New" w:cs="Courier New"/>
+        </w:rPr>
+      </w:pPr>
+      <w:r>
+        <w:rPr>
+          <w:rFonts w:ascii="Courier New" w:eastAsia="MS Mincho" w:hAnsi="Courier New" w:cs="Courier New"/>
+        </w:rPr>
+        <w:t>│</w:t>
+      </w:r>
+      <w:r>
+        <w:rPr>
+          <w:rFonts w:ascii="Courier New" w:hAnsi="Courier New" w:cs="Courier New"/>
+        </w:rPr>
+        <w:t xml:space="preserve"> </w:t>
+      </w:r>
+      <w:r>
+        <w:rPr>
+          <w:rFonts w:ascii="Courier New" w:hAnsi="Courier New" w:cs="Courier New"/>
+        </w:rPr>
+        <w:t xml:space="preserve">  </w:t>
+      </w:r>
+      <w:r>
+        <w:rPr>
+          <w:rFonts w:ascii="Courier New" w:eastAsia="MS Mincho" w:hAnsi="Courier New" w:cs="Courier New"/>
+        </w:rPr>
+        <w:t>└──</w:t>
+      </w:r>
+      <w:r>
+        <w:rPr>
+          <w:rFonts w:ascii="Courier New" w:hAnsi="Courier New" w:cs="Courier New"/>
+        </w:rPr>
+        <w:t xml:space="preserve"> </w:t>
+      </w:r>
+      <w:r>
+        <w:rPr>
+          <w:rFonts w:ascii="Courier New" w:hAnsi="Courier New" w:cs="Courier New"/>
+        </w:rPr>
+        <w:t>Milestone_1_Component_Diagram</w:t>
+      </w:r>
+      <w:r>
+        <w:rPr>
+          <w:rFonts w:ascii="Courier New" w:hAnsi="Courier New" w:cs="Courier New"/>
+        </w:rPr>
+        <w:t>/</w:t>
+      </w:r>
+    </w:p>
+    <w:p>
+      <w:pPr>
+        <w:rPr>
+          <w:rFonts w:ascii="Courier New" w:eastAsia="MS Mincho" w:hAnsi="Courier New" w:cs="Courier New"/>
+        </w:rPr>
+      </w:pPr>
+      <w:r>
+        <w:rPr>
+          <w:rFonts w:ascii="Courier New" w:eastAsia="MS Mincho" w:hAnsi="Courier New" w:cs="Courier New"/>
+        </w:rPr>
+        <w:t>│</w:t>
+      </w:r>
+      <w:r>
+        <w:rPr>
+          <w:rFonts w:ascii="Courier New" w:eastAsia="MS Mincho" w:hAnsi="Courier New" w:cs="Courier New"/>
+        </w:rPr>
+        <w:t xml:space="preserve">   </w:t>
+      </w:r>
+      <w:r>
+        <w:rPr>
+          <w:rFonts w:ascii="Courier New" w:eastAsia="MS Mincho" w:hAnsi="Courier New" w:cs="Courier New"/>
+        </w:rPr>
+        <w:t>│</w:t>
+      </w:r>
+      <w:r>
+        <w:rPr>
+          <w:rFonts w:ascii="Courier New" w:eastAsia="MS Mincho" w:hAnsi="Courier New" w:cs="Courier New"/>
+        </w:rPr>
+        <w:t xml:space="preserve"> </w:t>
+      </w:r>
+      <w:r>
+        <w:rPr>
+          <w:rFonts w:ascii="Courier New" w:eastAsia="MS Mincho" w:hAnsi="Courier New" w:cs="Courier New"/>
+        </w:rPr>
+        <w:t xml:space="preserve">├── </w:t>
+      </w:r>
+      <w:proofErr w:type="spellStart"/>
+      <w:r>
+        <w:rPr>
+          <w:rFonts w:ascii="Courier New" w:eastAsia="MS Mincho" w:hAnsi="Courier New" w:cs="Courier New"/>
+        </w:rPr>
+        <w:t>D</w:t>
+      </w:r>
+      <w:r>
+        <w:rPr>
+          <w:rFonts w:ascii="Courier New" w:eastAsia="MS Mincho" w:hAnsi="Courier New" w:cs="Courier New"/>
+        </w:rPr>
+        <w:t>rawio</w:t>
+      </w:r>
+      <w:proofErr w:type="spellEnd"/>
+      <w:r>
+        <w:rPr>
+          <w:rFonts w:ascii="Courier New" w:eastAsia="MS Mincho" w:hAnsi="Courier New" w:cs="Courier New"/>
+        </w:rPr>
+        <w:t>/</w:t>
+      </w:r>
+    </w:p>
+    <w:p>
+      <w:pPr>
+        <w:rPr>
+          <w:rFonts w:ascii="Courier New" w:eastAsia="MS Mincho" w:hAnsi="Courier New" w:cs="Courier New"/>
+        </w:rPr>
+      </w:pPr>
+      <w:r>
+        <w:rPr>
+          <w:rFonts w:ascii="Courier New" w:eastAsia="MS Mincho" w:hAnsi="Courier New" w:cs="Courier New"/>
+        </w:rPr>
+        <w:t>│</w:t>
+      </w:r>
+      <w:r>
+        <w:rPr>
+          <w:rFonts w:ascii="Courier New" w:eastAsia="MS Mincho" w:hAnsi="Courier New" w:cs="Courier New"/>
+        </w:rPr>
+        <w:t xml:space="preserve">   </w:t>
+      </w:r>
+      <w:r>
+        <w:rPr>
+          <w:rFonts w:ascii="Courier New" w:eastAsia="MS Mincho" w:hAnsi="Courier New" w:cs="Courier New"/>
+        </w:rPr>
+        <w:t>│</w:t>
+      </w:r>
+      <w:r>
+        <w:rPr>
+          <w:rFonts w:ascii="Courier New" w:eastAsia="MS Mincho" w:hAnsi="Courier New" w:cs="Courier New"/>
+        </w:rPr>
+        <w:t xml:space="preserve"> </w:t>
+      </w:r>
+      <w:r>
+        <w:rPr>
+          <w:rFonts w:ascii="Courier New" w:eastAsia="MS Mincho" w:hAnsi="Courier New" w:cs="Courier New"/>
+        </w:rPr>
+        <w:t>│</w:t>
+      </w:r>
+      <w:r>
+        <w:rPr>
+          <w:rFonts w:ascii="Courier New" w:eastAsia="MS Mincho" w:hAnsi="Courier New" w:cs="Courier New"/>
+        </w:rPr>
+        <w:t xml:space="preserve"> </w:t>
+      </w:r>
+      <w:r>
+        <w:rPr>
+          <w:rFonts w:ascii="Courier New" w:eastAsia="MS Mincho" w:hAnsi="Courier New" w:cs="Courier New"/>
+        </w:rPr>
+        <w:t xml:space="preserve">├── </w:t>
+      </w:r>
+      <w:r>
+        <w:rPr>
+          <w:rFonts w:ascii="Courier New" w:eastAsia="MS Mincho" w:hAnsi="Courier New" w:cs="Courier New"/>
+        </w:rPr>
+        <w:t>W</w:t>
+      </w:r>
+      <w:r>
+        <w:rPr>
+          <w:rFonts w:ascii="Courier New" w:eastAsia="MS Mincho" w:hAnsi="Courier New" w:cs="Courier New"/>
+        </w:rPr>
+        <w:t xml:space="preserve">orking/             </w:t>
       </w:r>
       <w:r>
         <w:rPr>
@@ -7376,16 +7439,71 @@
           <w:sz w:val="20"/>
           <w:szCs w:val="20"/>
         </w:rPr>
-        <w:t>← Team QA approved internally</w:t>
-      </w:r>
-    </w:p>
-    <w:p>
-      <w:pPr>
+        <w:t>← ICs actively editing</w:t>
+      </w:r>
+    </w:p>
+    <w:p>
+      <w:pPr>
+        <w:rPr>
+          <w:rFonts w:ascii="Courier New" w:eastAsia="MS Mincho" w:hAnsi="Courier New" w:cs="Courier New"/>
+        </w:rPr>
+      </w:pPr>
+      <w:r>
+        <w:rPr>
+          <w:rFonts w:ascii="Courier New" w:eastAsia="MS Mincho" w:hAnsi="Courier New" w:cs="Courier New"/>
+        </w:rPr>
+        <w:t>│</w:t>
+      </w:r>
+      <w:r>
+        <w:rPr>
+          <w:rFonts w:ascii="Courier New" w:eastAsia="MS Mincho" w:hAnsi="Courier New" w:cs="Courier New"/>
+        </w:rPr>
+        <w:t xml:space="preserve">   </w:t>
+      </w:r>
+      <w:r>
+        <w:rPr>
+          <w:rFonts w:ascii="Courier New" w:eastAsia="MS Mincho" w:hAnsi="Courier New" w:cs="Courier New"/>
+        </w:rPr>
+        <w:t>│ │</w:t>
+      </w:r>
+      <w:r>
+        <w:rPr>
+          <w:rFonts w:ascii="Courier New" w:eastAsia="MS Mincho" w:hAnsi="Courier New" w:cs="Courier New"/>
+        </w:rPr>
+        <w:t xml:space="preserve"> </w:t>
+      </w:r>
+      <w:r>
+        <w:rPr>
+          <w:rFonts w:ascii="Courier New" w:eastAsia="MS Mincho" w:hAnsi="Courier New" w:cs="Courier New"/>
+        </w:rPr>
+        <w:t xml:space="preserve">├── </w:t>
+      </w:r>
+      <w:r>
+        <w:rPr>
+          <w:rFonts w:ascii="Courier New" w:eastAsia="MS Mincho" w:hAnsi="Courier New" w:cs="Courier New"/>
+        </w:rPr>
+        <w:t>R</w:t>
+      </w:r>
+      <w:r>
+        <w:rPr>
+          <w:rFonts w:ascii="Courier New" w:eastAsia="MS Mincho" w:hAnsi="Courier New" w:cs="Courier New"/>
+        </w:rPr>
+        <w:t xml:space="preserve">eady/               </w:t>
+      </w:r>
+      <w:r>
         <w:rPr>
           <w:rFonts w:ascii="Courier New" w:eastAsia="MS Mincho" w:hAnsi="Courier New" w:cs="Courier New"/>
           <w:sz w:val="20"/>
           <w:szCs w:val="20"/>
         </w:rPr>
+        <w:t>← IC thinks it's done</w:t>
+      </w:r>
+    </w:p>
+    <w:p>
+      <w:pPr>
+        <w:rPr>
+          <w:rFonts w:ascii="Courier New" w:eastAsia="MS Mincho" w:hAnsi="Courier New" w:cs="Courier New"/>
+        </w:rPr>
       </w:pPr>
       <w:r>
         <w:rPr>
@@ -7421,25 +7539,13 @@
         <w:rPr>
           <w:rFonts w:ascii="Courier New" w:eastAsia="MS Mincho" w:hAnsi="Courier New" w:cs="Courier New"/>
         </w:rPr>
-        <w:t>F</w:t>
-      </w:r>
-      <w:r>
-        <w:rPr>
-          <w:rFonts w:ascii="Courier New" w:eastAsia="MS Mincho" w:hAnsi="Courier New" w:cs="Courier New"/>
-        </w:rPr>
-        <w:t>inal_</w:t>
-      </w:r>
-      <w:r>
-        <w:rPr>
-          <w:rFonts w:ascii="Courier New" w:eastAsia="MS Mincho" w:hAnsi="Courier New" w:cs="Courier New"/>
-        </w:rPr>
-        <w:t>I</w:t>
-      </w:r>
-      <w:r>
-        <w:rPr>
-          <w:rFonts w:ascii="Courier New" w:eastAsia="MS Mincho" w:hAnsi="Courier New" w:cs="Courier New"/>
-        </w:rPr>
-        <w:t xml:space="preserve">ntegrated/    </w:t>
+        <w:t>C</w:t>
+      </w:r>
+      <w:r>
+        <w:rPr>
+          <w:rFonts w:ascii="Courier New" w:eastAsia="MS Mincho" w:hAnsi="Courier New" w:cs="Courier New"/>
+        </w:rPr>
+        <w:t xml:space="preserve">hecked/             </w:t>
       </w:r>
       <w:r>
         <w:rPr>
@@ -7447,7 +7553,7 @@
           <w:sz w:val="20"/>
           <w:szCs w:val="20"/>
         </w:rPr>
-        <w:t>← Lead’s final combined diagram</w:t>
+        <w:t>← Team QA approved internally</w:t>
       </w:r>
     </w:p>
     <w:p>
@@ -7474,39 +7580,20 @@
         <w:rPr>
           <w:rFonts w:ascii="Courier New" w:eastAsia="MS Mincho" w:hAnsi="Courier New" w:cs="Courier New"/>
         </w:rPr>
-        <w:t>│</w:t>
-      </w:r>
-      <w:r>
-        <w:rPr>
-          <w:rFonts w:ascii="Courier New" w:eastAsia="MS Mincho" w:hAnsi="Courier New" w:cs="Courier New"/>
-        </w:rPr>
-        <w:t xml:space="preserve"> </w:t>
-      </w:r>
-      <w:r>
-        <w:rPr>
-          <w:rFonts w:ascii="Courier New" w:eastAsia="MS Mincho" w:hAnsi="Courier New" w:cs="Courier New"/>
-        </w:rPr>
-        <w:t>│</w:t>
-      </w:r>
-      <w:r>
-        <w:rPr>
-          <w:rFonts w:ascii="Courier New" w:eastAsia="MS Mincho" w:hAnsi="Courier New" w:cs="Courier New"/>
-        </w:rPr>
-        <w:t xml:space="preserve"> </w:t>
-      </w:r>
-      <w:r>
-        <w:rPr>
-          <w:rFonts w:ascii="Courier New" w:eastAsia="MS Mincho" w:hAnsi="Courier New" w:cs="Courier New"/>
-        </w:rPr>
-        <w:t>└──</w:t>
-      </w:r>
-      <w:r>
-        <w:rPr>
-          <w:rFonts w:ascii="Courier New" w:eastAsia="MS Mincho" w:hAnsi="Courier New" w:cs="Courier New"/>
-        </w:rPr>
-        <w:t xml:space="preserve"> </w:t>
-      </w:r>
-      <w:proofErr w:type="spellStart"/>
+        <w:t>│ │</w:t>
+      </w:r>
+      <w:r>
+        <w:rPr>
+          <w:rFonts w:ascii="Courier New" w:eastAsia="MS Mincho" w:hAnsi="Courier New" w:cs="Courier New"/>
+        </w:rPr>
+        <w:t xml:space="preserve"> </w:t>
+      </w:r>
+      <w:r>
+        <w:rPr>
+          <w:rFonts w:ascii="Courier New" w:eastAsia="MS Mincho" w:hAnsi="Courier New" w:cs="Courier New"/>
+        </w:rPr>
+        <w:t xml:space="preserve">├── </w:t>
+      </w:r>
       <w:r>
         <w:rPr>
           <w:rFonts w:ascii="Courier New" w:eastAsia="MS Mincho" w:hAnsi="Courier New" w:cs="Courier New"/>
@@ -7517,18 +7604,6 @@
         <w:rPr>
           <w:rFonts w:ascii="Courier New" w:eastAsia="MS Mincho" w:hAnsi="Courier New" w:cs="Courier New"/>
         </w:rPr>
-        <w:t>aulty_</w:t>
-      </w:r>
-      <w:r>
-        <w:rPr>
-          <w:rFonts w:ascii="Courier New" w:eastAsia="MS Mincho" w:hAnsi="Courier New" w:cs="Courier New"/>
-        </w:rPr>
-        <w:t>F</w:t>
-      </w:r>
-      <w:r>
-        <w:rPr>
-          <w:rFonts w:ascii="Courier New" w:eastAsia="MS Mincho" w:hAnsi="Courier New" w:cs="Courier New"/>
-        </w:rPr>
         <w:t>inal_</w:t>
       </w:r>
       <w:r>
@@ -7541,14 +7616,7 @@
         <w:rPr>
           <w:rFonts w:ascii="Courier New" w:eastAsia="MS Mincho" w:hAnsi="Courier New" w:cs="Courier New"/>
         </w:rPr>
-        <w:t>ntegrated</w:t>
-      </w:r>
-      <w:proofErr w:type="spellEnd"/>
-      <w:r>
-        <w:rPr>
-          <w:rFonts w:ascii="Courier New" w:eastAsia="MS Mincho" w:hAnsi="Courier New" w:cs="Courier New"/>
-        </w:rPr>
-        <w:t xml:space="preserve">/   </w:t>
+        <w:t xml:space="preserve">ntegrated/    </w:t>
       </w:r>
       <w:r>
         <w:rPr>
@@ -7556,28 +7624,46 @@
           <w:sz w:val="20"/>
           <w:szCs w:val="20"/>
         </w:rPr>
-        <w:t xml:space="preserve">← </w:t>
-      </w:r>
-      <w:r>
+        <w:t>← Lead’s final combined diagram</w:t>
+      </w:r>
+    </w:p>
+    <w:p>
+      <w:pPr>
         <w:rPr>
           <w:rFonts w:ascii="Courier New" w:eastAsia="MS Mincho" w:hAnsi="Courier New" w:cs="Courier New"/>
           <w:sz w:val="20"/>
           <w:szCs w:val="20"/>
         </w:rPr>
-        <w:t>reject by Chief of Q/A</w:t>
-      </w:r>
-    </w:p>
-    <w:p>
-      <w:pPr>
-        <w:rPr>
-          <w:rFonts w:ascii="Courier New" w:eastAsia="MS Mincho" w:hAnsi="Courier New" w:cs="Courier New"/>
-        </w:rPr>
-      </w:pPr>
-      <w:r>
-        <w:rPr>
-          <w:rFonts w:ascii="Courier New" w:eastAsia="MS Mincho" w:hAnsi="Courier New" w:cs="Courier New"/>
-        </w:rPr>
-        <w:t>│   │</w:t>
+      </w:pPr>
+      <w:r>
+        <w:rPr>
+          <w:rFonts w:ascii="Courier New" w:eastAsia="MS Mincho" w:hAnsi="Courier New" w:cs="Courier New"/>
+        </w:rPr>
+        <w:t>│</w:t>
+      </w:r>
+      <w:r>
+        <w:rPr>
+          <w:rFonts w:ascii="Courier New" w:eastAsia="MS Mincho" w:hAnsi="Courier New" w:cs="Courier New"/>
+        </w:rPr>
+        <w:t xml:space="preserve">   </w:t>
+      </w:r>
+      <w:r>
+        <w:rPr>
+          <w:rFonts w:ascii="Courier New" w:eastAsia="MS Mincho" w:hAnsi="Courier New" w:cs="Courier New"/>
+        </w:rPr>
+        <w:t>│</w:t>
+      </w:r>
+      <w:r>
+        <w:rPr>
+          <w:rFonts w:ascii="Courier New" w:eastAsia="MS Mincho" w:hAnsi="Courier New" w:cs="Courier New"/>
+        </w:rPr>
+        <w:t xml:space="preserve"> </w:t>
+      </w:r>
+      <w:r>
+        <w:rPr>
+          <w:rFonts w:ascii="Courier New" w:eastAsia="MS Mincho" w:hAnsi="Courier New" w:cs="Courier New"/>
+        </w:rPr>
+        <w:t>│</w:t>
       </w:r>
       <w:r>
         <w:rPr>
@@ -7593,452 +7679,53 @@
       </w:r>
       <w:r>
         <w:rPr>
-          <w:rFonts w:ascii="Courier New" w:hAnsi="Courier New" w:cs="Courier New"/>
-        </w:rPr>
-        <w:t xml:space="preserve"> </w:t>
-      </w:r>
-      <w:r>
-        <w:rPr>
-          <w:rFonts w:ascii="Courier New" w:hAnsi="Courier New" w:cs="Courier New"/>
-        </w:rPr>
-        <w:t>PNG</w:t>
-      </w:r>
-      <w:r>
-        <w:rPr>
-          <w:rFonts w:ascii="Courier New" w:hAnsi="Courier New" w:cs="Courier New"/>
-        </w:rPr>
-        <w:t>/</w:t>
-      </w:r>
-    </w:p>
-    <w:p>
-      <w:pPr>
-        <w:rPr>
-          <w:rFonts w:ascii="Courier New" w:eastAsia="MS Mincho" w:hAnsi="Courier New" w:cs="Courier New"/>
-        </w:rPr>
-      </w:pPr>
-      <w:r>
-        <w:rPr>
-          <w:rFonts w:ascii="Courier New" w:eastAsia="MS Mincho" w:hAnsi="Courier New" w:cs="Courier New"/>
-        </w:rPr>
-        <w:t>│</w:t>
-      </w:r>
-      <w:r>
-        <w:rPr>
-          <w:rFonts w:ascii="Courier New" w:eastAsia="MS Mincho" w:hAnsi="Courier New" w:cs="Courier New"/>
-        </w:rPr>
-        <w:t xml:space="preserve">   </w:t>
-      </w:r>
-      <w:r>
-        <w:rPr>
-          <w:rFonts w:ascii="Courier New" w:eastAsia="MS Mincho" w:hAnsi="Courier New" w:cs="Courier New"/>
-        </w:rPr>
-        <w:t xml:space="preserve">│ </w:t>
-      </w:r>
-      <w:r>
-        <w:rPr>
-          <w:rFonts w:ascii="Courier New" w:eastAsia="MS Mincho" w:hAnsi="Courier New" w:cs="Courier New"/>
-        </w:rPr>
-        <w:t xml:space="preserve">  </w:t>
-      </w:r>
-      <w:r>
-        <w:rPr>
-          <w:rFonts w:ascii="Courier New" w:eastAsia="MS Mincho" w:hAnsi="Courier New" w:cs="Courier New"/>
-        </w:rPr>
-        <w:t>└── FINAL_</w:t>
-      </w:r>
-      <w:r>
-        <w:rPr>
-          <w:rFonts w:ascii="Courier New" w:eastAsia="MS Mincho" w:hAnsi="Courier New" w:cs="Courier New"/>
-        </w:rPr>
-        <w:t>Component_v01</w:t>
-      </w:r>
-      <w:r>
-        <w:rPr>
-          <w:rFonts w:ascii="Courier New" w:eastAsia="MS Mincho" w:hAnsi="Courier New" w:cs="Courier New"/>
-        </w:rPr>
-        <w:t>.png</w:t>
-      </w:r>
-    </w:p>
-    <w:p>
-      <w:pPr>
-        <w:rPr>
-          <w:rFonts w:ascii="Courier New" w:eastAsia="MS Mincho" w:hAnsi="Courier New" w:cs="Courier New"/>
-        </w:rPr>
-      </w:pPr>
-      <w:r>
-        <w:rPr>
-          <w:rFonts w:ascii="Courier New" w:eastAsia="MS Mincho" w:hAnsi="Courier New" w:cs="Courier New"/>
-        </w:rPr>
-        <w:t>│</w:t>
-      </w:r>
-      <w:r>
-        <w:rPr>
-          <w:rFonts w:ascii="Courier New" w:eastAsia="MS Mincho" w:hAnsi="Courier New" w:cs="Courier New"/>
-        </w:rPr>
-        <w:t xml:space="preserve">   </w:t>
-      </w:r>
-      <w:r>
-        <w:rPr>
-          <w:rFonts w:ascii="Courier New" w:eastAsia="MS Mincho" w:hAnsi="Courier New" w:cs="Courier New"/>
-        </w:rPr>
-        <w:t xml:space="preserve">├── </w:t>
-      </w:r>
-      <w:r>
-        <w:rPr>
-          <w:rFonts w:ascii="Courier New" w:hAnsi="Courier New" w:cs="Courier New"/>
-        </w:rPr>
-        <w:t>Milestone_2_First_Dozen_Views/</w:t>
-      </w:r>
-    </w:p>
-    <w:p>
-      <w:pPr>
-        <w:rPr>
-          <w:rFonts w:ascii="Courier New" w:eastAsia="MS Mincho" w:hAnsi="Courier New" w:cs="Courier New"/>
-        </w:rPr>
-      </w:pPr>
-      <w:r>
-        <w:rPr>
-          <w:rFonts w:ascii="Courier New" w:eastAsia="MS Mincho" w:hAnsi="Courier New" w:cs="Courier New"/>
-        </w:rPr>
-        <w:t>│</w:t>
-      </w:r>
-      <w:r>
-        <w:rPr>
-          <w:rFonts w:ascii="Courier New" w:eastAsia="MS Mincho" w:hAnsi="Courier New" w:cs="Courier New"/>
-        </w:rPr>
-        <w:t xml:space="preserve">   </w:t>
-      </w:r>
-      <w:r>
-        <w:rPr>
-          <w:rFonts w:ascii="Courier New" w:eastAsia="MS Mincho" w:hAnsi="Courier New" w:cs="Courier New"/>
-        </w:rPr>
-        <w:t xml:space="preserve">├── </w:t>
-      </w:r>
-      <w:r>
-        <w:rPr>
-          <w:rFonts w:ascii="Courier New" w:hAnsi="Courier New" w:cs="Courier New"/>
-        </w:rPr>
-        <w:t>Milestone_3_Components</w:t>
-      </w:r>
-      <w:r>
-        <w:rPr>
-          <w:rFonts w:ascii="Courier New" w:eastAsia="MS Mincho" w:hAnsi="Courier New" w:cs="Courier New"/>
-        </w:rPr>
-        <w:t>/</w:t>
-      </w:r>
-    </w:p>
-    <w:p>
-      <w:pPr>
-        <w:rPr>
-          <w:rFonts w:ascii="Courier New" w:eastAsia="MS Mincho" w:hAnsi="Courier New" w:cs="Courier New"/>
-        </w:rPr>
-      </w:pPr>
-      <w:r>
-        <w:rPr>
-          <w:rFonts w:ascii="Courier New" w:eastAsia="MS Mincho" w:hAnsi="Courier New" w:cs="Courier New"/>
-        </w:rPr>
-        <w:t>│</w:t>
-      </w:r>
-      <w:r>
-        <w:rPr>
-          <w:rFonts w:ascii="Courier New" w:eastAsia="MS Mincho" w:hAnsi="Courier New" w:cs="Courier New"/>
-        </w:rPr>
-        <w:t xml:space="preserve">   </w:t>
-      </w:r>
-      <w:r>
-        <w:rPr>
-          <w:rFonts w:ascii="Courier New" w:eastAsia="MS Mincho" w:hAnsi="Courier New" w:cs="Courier New"/>
-        </w:rPr>
-        <w:t xml:space="preserve">├── </w:t>
-      </w:r>
-      <w:r>
-        <w:rPr>
-          <w:rFonts w:ascii="Courier New" w:hAnsi="Courier New" w:cs="Courier New"/>
-        </w:rPr>
-        <w:t>Milestone_4_Interfaces_and_Data_Structures</w:t>
-      </w:r>
-      <w:r>
-        <w:rPr>
-          <w:rFonts w:ascii="Courier New" w:eastAsia="MS Mincho" w:hAnsi="Courier New" w:cs="Courier New"/>
-        </w:rPr>
-        <w:t>/</w:t>
-      </w:r>
-    </w:p>
-    <w:p>
-      <w:pPr>
-        <w:rPr>
-          <w:rFonts w:ascii="Courier New" w:eastAsia="MS Mincho" w:hAnsi="Courier New" w:cs="Courier New"/>
-        </w:rPr>
-      </w:pPr>
-      <w:r>
-        <w:rPr>
-          <w:rFonts w:ascii="Courier New" w:eastAsia="MS Mincho" w:hAnsi="Courier New" w:cs="Courier New"/>
-        </w:rPr>
-        <w:t>│</w:t>
-      </w:r>
-      <w:r>
-        <w:rPr>
-          <w:rFonts w:ascii="Courier New" w:eastAsia="MS Mincho" w:hAnsi="Courier New" w:cs="Courier New"/>
-        </w:rPr>
-        <w:t xml:space="preserve">   </w:t>
-      </w:r>
-      <w:r>
-        <w:rPr>
-          <w:rFonts w:ascii="Courier New" w:eastAsia="MS Mincho" w:hAnsi="Courier New" w:cs="Courier New"/>
-        </w:rPr>
-        <w:t xml:space="preserve">├── </w:t>
-      </w:r>
-      <w:r>
-        <w:rPr>
-          <w:rFonts w:ascii="Courier New" w:hAnsi="Courier New" w:cs="Courier New"/>
-        </w:rPr>
-        <w:t>Milestone_5_Algorithms</w:t>
-      </w:r>
-      <w:r>
-        <w:rPr>
-          <w:rFonts w:ascii="Courier New" w:eastAsia="MS Mincho" w:hAnsi="Courier New" w:cs="Courier New"/>
-        </w:rPr>
-        <w:t>/</w:t>
-      </w:r>
-    </w:p>
-    <w:p>
-      <w:pPr>
-        <w:rPr>
-          <w:rFonts w:ascii="Courier New" w:hAnsi="Courier New" w:cs="Courier New"/>
-        </w:rPr>
-      </w:pPr>
-      <w:r>
-        <w:rPr>
-          <w:rFonts w:ascii="Courier New" w:eastAsia="MS Mincho" w:hAnsi="Courier New" w:cs="Courier New"/>
-        </w:rPr>
-        <w:t>│</w:t>
-      </w:r>
-      <w:r>
-        <w:rPr>
-          <w:rFonts w:ascii="Courier New" w:eastAsia="MS Mincho" w:hAnsi="Courier New" w:cs="Courier New"/>
-        </w:rPr>
-        <w:t xml:space="preserve">   </w:t>
-      </w:r>
-      <w:r>
-        <w:rPr>
-          <w:rFonts w:ascii="Courier New" w:eastAsia="MS Mincho" w:hAnsi="Courier New" w:cs="Courier New"/>
-        </w:rPr>
-        <w:t>└──</w:t>
-      </w:r>
-      <w:r>
-        <w:rPr>
-          <w:rFonts w:ascii="Courier New" w:eastAsia="MS Mincho" w:hAnsi="Courier New" w:cs="Courier New"/>
-        </w:rPr>
-        <w:t xml:space="preserve"> </w:t>
-      </w:r>
-      <w:r>
-        <w:rPr>
-          <w:rFonts w:ascii="Courier New" w:hAnsi="Courier New" w:cs="Courier New"/>
-        </w:rPr>
-        <w:t>Milestone_6_Software_Design_Description</w:t>
-      </w:r>
-      <w:r>
-        <w:rPr>
-          <w:rFonts w:ascii="Courier New" w:eastAsia="MS Mincho" w:hAnsi="Courier New" w:cs="Courier New"/>
-        </w:rPr>
-        <w:t>/</w:t>
-      </w:r>
-      <w:r>
-        <w:rPr>
-          <w:rFonts w:ascii="Courier New" w:hAnsi="Courier New" w:cs="Courier New"/>
-        </w:rPr>
-        <w:br/>
-      </w:r>
-      <w:r>
-        <w:rPr>
-          <w:rFonts w:ascii="Courier New" w:eastAsia="MS Mincho" w:hAnsi="Courier New" w:cs="Courier New"/>
-        </w:rPr>
-        <w:t>│</w:t>
-      </w:r>
-      <w:r>
-        <w:rPr>
-          <w:rFonts w:ascii="Courier New" w:hAnsi="Courier New" w:cs="Courier New"/>
-        </w:rPr>
-        <w:t xml:space="preserve"> </w:t>
-      </w:r>
-      <w:r>
-        <w:rPr>
-          <w:rFonts w:ascii="Courier New" w:eastAsia="MS Mincho" w:hAnsi="Courier New" w:cs="Courier New"/>
-        </w:rPr>
-        <w:t>├──</w:t>
-      </w:r>
-      <w:r>
-        <w:rPr>
-          <w:rFonts w:ascii="Courier New" w:hAnsi="Courier New" w:cs="Courier New"/>
-        </w:rPr>
-        <w:t xml:space="preserve"> Team_05_Notification_Messaging/</w:t>
-      </w:r>
-    </w:p>
-    <w:p>
-      <w:pPr>
-        <w:rPr>
-          <w:rFonts w:ascii="Courier New" w:hAnsi="Courier New" w:cs="Courier New"/>
-        </w:rPr>
-      </w:pPr>
-      <w:r>
-        <w:rPr>
-          <w:rFonts w:ascii="Courier New" w:eastAsia="MS Mincho" w:hAnsi="Courier New" w:cs="Courier New"/>
-        </w:rPr>
-        <w:t>│</w:t>
-      </w:r>
-      <w:r>
-        <w:rPr>
-          <w:rFonts w:ascii="Courier New" w:hAnsi="Courier New" w:cs="Courier New"/>
-        </w:rPr>
-        <w:t xml:space="preserve"> </w:t>
-      </w:r>
-      <w:r>
-        <w:rPr>
-          <w:rFonts w:ascii="Courier New" w:hAnsi="Courier New" w:cs="Courier New"/>
-        </w:rPr>
-        <w:t xml:space="preserve">  </w:t>
-      </w:r>
-      <w:r>
-        <w:rPr>
-          <w:rFonts w:ascii="Courier New" w:eastAsia="MS Mincho" w:hAnsi="Courier New" w:cs="Courier New"/>
-        </w:rPr>
-        <w:t>└──</w:t>
-      </w:r>
-      <w:r>
-        <w:rPr>
-          <w:rFonts w:ascii="Courier New" w:hAnsi="Courier New" w:cs="Courier New"/>
-        </w:rPr>
-        <w:t xml:space="preserve"> </w:t>
-      </w:r>
-      <w:r>
-        <w:rPr>
-          <w:rFonts w:ascii="Courier New" w:hAnsi="Courier New" w:cs="Courier New"/>
-        </w:rPr>
-        <w:t>Milestone_1_Component_Diagram</w:t>
-      </w:r>
-      <w:r>
-        <w:rPr>
-          <w:rFonts w:ascii="Courier New" w:hAnsi="Courier New" w:cs="Courier New"/>
-        </w:rPr>
-        <w:t>/</w:t>
-      </w:r>
-    </w:p>
-    <w:p>
-      <w:pPr>
-        <w:rPr>
-          <w:rFonts w:ascii="Courier New" w:eastAsia="MS Mincho" w:hAnsi="Courier New" w:cs="Courier New"/>
-        </w:rPr>
-      </w:pPr>
-      <w:r>
-        <w:rPr>
-          <w:rFonts w:ascii="Courier New" w:eastAsia="MS Mincho" w:hAnsi="Courier New" w:cs="Courier New"/>
-        </w:rPr>
-        <w:t>│</w:t>
-      </w:r>
-      <w:r>
-        <w:rPr>
-          <w:rFonts w:ascii="Courier New" w:eastAsia="MS Mincho" w:hAnsi="Courier New" w:cs="Courier New"/>
-        </w:rPr>
-        <w:t xml:space="preserve">   </w:t>
-      </w:r>
-      <w:r>
-        <w:rPr>
-          <w:rFonts w:ascii="Courier New" w:eastAsia="MS Mincho" w:hAnsi="Courier New" w:cs="Courier New"/>
-        </w:rPr>
-        <w:t>│</w:t>
-      </w:r>
-      <w:r>
-        <w:rPr>
-          <w:rFonts w:ascii="Courier New" w:eastAsia="MS Mincho" w:hAnsi="Courier New" w:cs="Courier New"/>
-        </w:rPr>
-        <w:t xml:space="preserve"> </w:t>
-      </w:r>
-      <w:r>
-        <w:rPr>
-          <w:rFonts w:ascii="Courier New" w:eastAsia="MS Mincho" w:hAnsi="Courier New" w:cs="Courier New"/>
-        </w:rPr>
-        <w:t xml:space="preserve">├── </w:t>
+          <w:rFonts w:ascii="Courier New" w:eastAsia="MS Mincho" w:hAnsi="Courier New" w:cs="Courier New"/>
+        </w:rPr>
+        <w:t xml:space="preserve"> </w:t>
       </w:r>
       <w:proofErr w:type="spellStart"/>
       <w:r>
         <w:rPr>
           <w:rFonts w:ascii="Courier New" w:eastAsia="MS Mincho" w:hAnsi="Courier New" w:cs="Courier New"/>
         </w:rPr>
-        <w:t>D</w:t>
-      </w:r>
-      <w:r>
-        <w:rPr>
-          <w:rFonts w:ascii="Courier New" w:eastAsia="MS Mincho" w:hAnsi="Courier New" w:cs="Courier New"/>
-        </w:rPr>
-        <w:t>rawio</w:t>
+        <w:t>F</w:t>
+      </w:r>
+      <w:r>
+        <w:rPr>
+          <w:rFonts w:ascii="Courier New" w:eastAsia="MS Mincho" w:hAnsi="Courier New" w:cs="Courier New"/>
+        </w:rPr>
+        <w:t>aulty_</w:t>
+      </w:r>
+      <w:r>
+        <w:rPr>
+          <w:rFonts w:ascii="Courier New" w:eastAsia="MS Mincho" w:hAnsi="Courier New" w:cs="Courier New"/>
+        </w:rPr>
+        <w:t>F</w:t>
+      </w:r>
+      <w:r>
+        <w:rPr>
+          <w:rFonts w:ascii="Courier New" w:eastAsia="MS Mincho" w:hAnsi="Courier New" w:cs="Courier New"/>
+        </w:rPr>
+        <w:t>inal_</w:t>
+      </w:r>
+      <w:r>
+        <w:rPr>
+          <w:rFonts w:ascii="Courier New" w:eastAsia="MS Mincho" w:hAnsi="Courier New" w:cs="Courier New"/>
+        </w:rPr>
+        <w:t>I</w:t>
+      </w:r>
+      <w:r>
+        <w:rPr>
+          <w:rFonts w:ascii="Courier New" w:eastAsia="MS Mincho" w:hAnsi="Courier New" w:cs="Courier New"/>
+        </w:rPr>
+        <w:t>ntegrated</w:t>
       </w:r>
       <w:proofErr w:type="spellEnd"/>
       <w:r>
         <w:rPr>
           <w:rFonts w:ascii="Courier New" w:eastAsia="MS Mincho" w:hAnsi="Courier New" w:cs="Courier New"/>
         </w:rPr>
-        <w:t>/</w:t>
-      </w:r>
-    </w:p>
-    <w:p>
-      <w:pPr>
-        <w:rPr>
-          <w:rFonts w:ascii="Courier New" w:eastAsia="MS Mincho" w:hAnsi="Courier New" w:cs="Courier New"/>
-        </w:rPr>
-      </w:pPr>
-      <w:r>
-        <w:rPr>
-          <w:rFonts w:ascii="Courier New" w:eastAsia="MS Mincho" w:hAnsi="Courier New" w:cs="Courier New"/>
-        </w:rPr>
-        <w:t>│</w:t>
-      </w:r>
-      <w:r>
-        <w:rPr>
-          <w:rFonts w:ascii="Courier New" w:eastAsia="MS Mincho" w:hAnsi="Courier New" w:cs="Courier New"/>
-        </w:rPr>
-        <w:t xml:space="preserve">   </w:t>
-      </w:r>
-      <w:r>
-        <w:rPr>
-          <w:rFonts w:ascii="Courier New" w:eastAsia="MS Mincho" w:hAnsi="Courier New" w:cs="Courier New"/>
-        </w:rPr>
-        <w:t>│</w:t>
-      </w:r>
-      <w:r>
-        <w:rPr>
-          <w:rFonts w:ascii="Courier New" w:eastAsia="MS Mincho" w:hAnsi="Courier New" w:cs="Courier New"/>
-        </w:rPr>
-        <w:t xml:space="preserve"> </w:t>
-      </w:r>
-      <w:r>
-        <w:rPr>
-          <w:rFonts w:ascii="Courier New" w:eastAsia="MS Mincho" w:hAnsi="Courier New" w:cs="Courier New"/>
-        </w:rPr>
-        <w:t>│</w:t>
-      </w:r>
-      <w:r>
-        <w:rPr>
-          <w:rFonts w:ascii="Courier New" w:eastAsia="MS Mincho" w:hAnsi="Courier New" w:cs="Courier New"/>
-        </w:rPr>
-        <w:t xml:space="preserve"> </w:t>
-      </w:r>
-      <w:r>
-        <w:rPr>
-          <w:rFonts w:ascii="Courier New" w:eastAsia="MS Mincho" w:hAnsi="Courier New" w:cs="Courier New"/>
-        </w:rPr>
-        <w:t xml:space="preserve">├── </w:t>
-      </w:r>
-      <w:r>
-        <w:rPr>
-          <w:rFonts w:ascii="Courier New" w:eastAsia="MS Mincho" w:hAnsi="Courier New" w:cs="Courier New"/>
-        </w:rPr>
-        <w:t>W</w:t>
-      </w:r>
-      <w:r>
-        <w:rPr>
-          <w:rFonts w:ascii="Courier New" w:eastAsia="MS Mincho" w:hAnsi="Courier New" w:cs="Courier New"/>
-        </w:rPr>
-        <w:t xml:space="preserve">orking/             </w:t>
+        <w:t xml:space="preserve">/   </w:t>
       </w:r>
       <w:r>
         <w:rPr>
@@ -8046,56 +7733,7 @@
           <w:sz w:val="20"/>
           <w:szCs w:val="20"/>
         </w:rPr>
-        <w:t>← ICs actively editing</w:t>
-      </w:r>
-    </w:p>
-    <w:p>
-      <w:pPr>
-        <w:rPr>
-          <w:rFonts w:ascii="Courier New" w:eastAsia="MS Mincho" w:hAnsi="Courier New" w:cs="Courier New"/>
-        </w:rPr>
-      </w:pPr>
-      <w:r>
-        <w:rPr>
-          <w:rFonts w:ascii="Courier New" w:eastAsia="MS Mincho" w:hAnsi="Courier New" w:cs="Courier New"/>
-        </w:rPr>
-        <w:t>│</w:t>
-      </w:r>
-      <w:r>
-        <w:rPr>
-          <w:rFonts w:ascii="Courier New" w:eastAsia="MS Mincho" w:hAnsi="Courier New" w:cs="Courier New"/>
-        </w:rPr>
-        <w:t xml:space="preserve">   </w:t>
-      </w:r>
-      <w:r>
-        <w:rPr>
-          <w:rFonts w:ascii="Courier New" w:eastAsia="MS Mincho" w:hAnsi="Courier New" w:cs="Courier New"/>
-        </w:rPr>
-        <w:t>│ │</w:t>
-      </w:r>
-      <w:r>
-        <w:rPr>
-          <w:rFonts w:ascii="Courier New" w:eastAsia="MS Mincho" w:hAnsi="Courier New" w:cs="Courier New"/>
-        </w:rPr>
-        <w:t xml:space="preserve"> </w:t>
-      </w:r>
-      <w:r>
-        <w:rPr>
-          <w:rFonts w:ascii="Courier New" w:eastAsia="MS Mincho" w:hAnsi="Courier New" w:cs="Courier New"/>
-        </w:rPr>
-        <w:t xml:space="preserve">├── </w:t>
-      </w:r>
-      <w:r>
-        <w:rPr>
-          <w:rFonts w:ascii="Courier New" w:eastAsia="MS Mincho" w:hAnsi="Courier New" w:cs="Courier New"/>
-        </w:rPr>
-        <w:t>R</w:t>
-      </w:r>
-      <w:r>
-        <w:rPr>
-          <w:rFonts w:ascii="Courier New" w:eastAsia="MS Mincho" w:hAnsi="Courier New" w:cs="Courier New"/>
-        </w:rPr>
-        <w:t xml:space="preserve">eady/               </w:t>
+        <w:t xml:space="preserve">← </w:t>
       </w:r>
       <w:r>
         <w:rPr>
@@ -8103,7 +7741,50 @@
           <w:sz w:val="20"/>
           <w:szCs w:val="20"/>
         </w:rPr>
-        <w:t>← IC thinks it's done</w:t>
+        <w:t>reject by Chief of Q/A</w:t>
+      </w:r>
+    </w:p>
+    <w:p>
+      <w:pPr>
+        <w:rPr>
+          <w:rFonts w:ascii="Courier New" w:eastAsia="MS Mincho" w:hAnsi="Courier New" w:cs="Courier New"/>
+        </w:rPr>
+      </w:pPr>
+      <w:r>
+        <w:rPr>
+          <w:rFonts w:ascii="Courier New" w:eastAsia="MS Mincho" w:hAnsi="Courier New" w:cs="Courier New"/>
+        </w:rPr>
+        <w:t>│   │</w:t>
+      </w:r>
+      <w:r>
+        <w:rPr>
+          <w:rFonts w:ascii="Courier New" w:eastAsia="MS Mincho" w:hAnsi="Courier New" w:cs="Courier New"/>
+        </w:rPr>
+        <w:t xml:space="preserve"> </w:t>
+      </w:r>
+      <w:r>
+        <w:rPr>
+          <w:rFonts w:ascii="Courier New" w:eastAsia="MS Mincho" w:hAnsi="Courier New" w:cs="Courier New"/>
+        </w:rPr>
+        <w:t>└──</w:t>
+      </w:r>
+      <w:r>
+        <w:rPr>
+          <w:rFonts w:ascii="Courier New" w:hAnsi="Courier New" w:cs="Courier New"/>
+        </w:rPr>
+        <w:t xml:space="preserve"> </w:t>
+      </w:r>
+      <w:r>
+        <w:rPr>
+          <w:rFonts w:ascii="Courier New" w:hAnsi="Courier New" w:cs="Courier New"/>
+        </w:rPr>
+        <w:t>PNG</w:t>
+      </w:r>
+      <w:r>
+        <w:rPr>
+          <w:rFonts w:ascii="Courier New" w:hAnsi="Courier New" w:cs="Courier New"/>
+        </w:rPr>
+        <w:t>/</w:t>
       </w:r>
     </w:p>
     <w:p>
@@ -8128,13 +7809,50 @@
         <w:rPr>
           <w:rFonts w:ascii="Courier New" w:eastAsia="MS Mincho" w:hAnsi="Courier New" w:cs="Courier New"/>
         </w:rPr>
-        <w:t>│ │</w:t>
-      </w:r>
-      <w:r>
-        <w:rPr>
-          <w:rFonts w:ascii="Courier New" w:eastAsia="MS Mincho" w:hAnsi="Courier New" w:cs="Courier New"/>
-        </w:rPr>
-        <w:t xml:space="preserve"> </w:t>
+        <w:t xml:space="preserve">│ </w:t>
+      </w:r>
+      <w:r>
+        <w:rPr>
+          <w:rFonts w:ascii="Courier New" w:eastAsia="MS Mincho" w:hAnsi="Courier New" w:cs="Courier New"/>
+        </w:rPr>
+        <w:t xml:space="preserve">  </w:t>
+      </w:r>
+      <w:r>
+        <w:rPr>
+          <w:rFonts w:ascii="Courier New" w:eastAsia="MS Mincho" w:hAnsi="Courier New" w:cs="Courier New"/>
+        </w:rPr>
+        <w:t>└── FINAL_</w:t>
+      </w:r>
+      <w:r>
+        <w:rPr>
+          <w:rFonts w:ascii="Courier New" w:eastAsia="MS Mincho" w:hAnsi="Courier New" w:cs="Courier New"/>
+        </w:rPr>
+        <w:t>Component_v01</w:t>
+      </w:r>
+      <w:r>
+        <w:rPr>
+          <w:rFonts w:ascii="Courier New" w:eastAsia="MS Mincho" w:hAnsi="Courier New" w:cs="Courier New"/>
+        </w:rPr>
+        <w:t>.png</w:t>
+      </w:r>
+    </w:p>
+    <w:p>
+      <w:pPr>
+        <w:rPr>
+          <w:rFonts w:ascii="Courier New" w:eastAsia="MS Mincho" w:hAnsi="Courier New" w:cs="Courier New"/>
+        </w:rPr>
+      </w:pPr>
+      <w:r>
+        <w:rPr>
+          <w:rFonts w:ascii="Courier New" w:eastAsia="MS Mincho" w:hAnsi="Courier New" w:cs="Courier New"/>
+        </w:rPr>
+        <w:t>│</w:t>
+      </w:r>
+      <w:r>
+        <w:rPr>
+          <w:rFonts w:ascii="Courier New" w:eastAsia="MS Mincho" w:hAnsi="Courier New" w:cs="Courier New"/>
+        </w:rPr>
+        <w:t xml:space="preserve">   </w:t>
       </w:r>
       <w:r>
         <w:rPr>
@@ -8144,15 +7862,360 @@
       </w:r>
       <w:r>
         <w:rPr>
-          <w:rFonts w:ascii="Courier New" w:eastAsia="MS Mincho" w:hAnsi="Courier New" w:cs="Courier New"/>
-        </w:rPr>
-        <w:t>C</w:t>
-      </w:r>
-      <w:r>
-        <w:rPr>
-          <w:rFonts w:ascii="Courier New" w:eastAsia="MS Mincho" w:hAnsi="Courier New" w:cs="Courier New"/>
-        </w:rPr>
-        <w:t xml:space="preserve">hecked/             </w:t>
+          <w:rFonts w:ascii="Courier New" w:hAnsi="Courier New" w:cs="Courier New"/>
+        </w:rPr>
+        <w:t>Milestone_2_First_Dozen_Views/</w:t>
+      </w:r>
+    </w:p>
+    <w:p>
+      <w:pPr>
+        <w:rPr>
+          <w:rFonts w:ascii="Courier New" w:eastAsia="MS Mincho" w:hAnsi="Courier New" w:cs="Courier New"/>
+        </w:rPr>
+      </w:pPr>
+      <w:r>
+        <w:rPr>
+          <w:rFonts w:ascii="Courier New" w:eastAsia="MS Mincho" w:hAnsi="Courier New" w:cs="Courier New"/>
+        </w:rPr>
+        <w:t>│</w:t>
+      </w:r>
+      <w:r>
+        <w:rPr>
+          <w:rFonts w:ascii="Courier New" w:eastAsia="MS Mincho" w:hAnsi="Courier New" w:cs="Courier New"/>
+        </w:rPr>
+        <w:t xml:space="preserve">   </w:t>
+      </w:r>
+      <w:r>
+        <w:rPr>
+          <w:rFonts w:ascii="Courier New" w:eastAsia="MS Mincho" w:hAnsi="Courier New" w:cs="Courier New"/>
+        </w:rPr>
+        <w:t xml:space="preserve">├── </w:t>
+      </w:r>
+      <w:r>
+        <w:rPr>
+          <w:rFonts w:ascii="Courier New" w:hAnsi="Courier New" w:cs="Courier New"/>
+        </w:rPr>
+        <w:t>Milestone_3_Components</w:t>
+      </w:r>
+      <w:r>
+        <w:rPr>
+          <w:rFonts w:ascii="Courier New" w:eastAsia="MS Mincho" w:hAnsi="Courier New" w:cs="Courier New"/>
+        </w:rPr>
+        <w:t>/</w:t>
+      </w:r>
+    </w:p>
+    <w:p>
+      <w:pPr>
+        <w:rPr>
+          <w:rFonts w:ascii="Courier New" w:eastAsia="MS Mincho" w:hAnsi="Courier New" w:cs="Courier New"/>
+        </w:rPr>
+      </w:pPr>
+      <w:r>
+        <w:rPr>
+          <w:rFonts w:ascii="Courier New" w:eastAsia="MS Mincho" w:hAnsi="Courier New" w:cs="Courier New"/>
+        </w:rPr>
+        <w:t>│</w:t>
+      </w:r>
+      <w:r>
+        <w:rPr>
+          <w:rFonts w:ascii="Courier New" w:eastAsia="MS Mincho" w:hAnsi="Courier New" w:cs="Courier New"/>
+        </w:rPr>
+        <w:t xml:space="preserve">   </w:t>
+      </w:r>
+      <w:r>
+        <w:rPr>
+          <w:rFonts w:ascii="Courier New" w:eastAsia="MS Mincho" w:hAnsi="Courier New" w:cs="Courier New"/>
+        </w:rPr>
+        <w:t xml:space="preserve">├── </w:t>
+      </w:r>
+      <w:r>
+        <w:rPr>
+          <w:rFonts w:ascii="Courier New" w:hAnsi="Courier New" w:cs="Courier New"/>
+        </w:rPr>
+        <w:t>Milestone_4_Interfaces_and_Data_Structures</w:t>
+      </w:r>
+      <w:r>
+        <w:rPr>
+          <w:rFonts w:ascii="Courier New" w:eastAsia="MS Mincho" w:hAnsi="Courier New" w:cs="Courier New"/>
+        </w:rPr>
+        <w:t>/</w:t>
+      </w:r>
+    </w:p>
+    <w:p>
+      <w:pPr>
+        <w:rPr>
+          <w:rFonts w:ascii="Courier New" w:eastAsia="MS Mincho" w:hAnsi="Courier New" w:cs="Courier New"/>
+        </w:rPr>
+      </w:pPr>
+      <w:r>
+        <w:rPr>
+          <w:rFonts w:ascii="Courier New" w:eastAsia="MS Mincho" w:hAnsi="Courier New" w:cs="Courier New"/>
+        </w:rPr>
+        <w:t>│</w:t>
+      </w:r>
+      <w:r>
+        <w:rPr>
+          <w:rFonts w:ascii="Courier New" w:eastAsia="MS Mincho" w:hAnsi="Courier New" w:cs="Courier New"/>
+        </w:rPr>
+        <w:t xml:space="preserve">   </w:t>
+      </w:r>
+      <w:r>
+        <w:rPr>
+          <w:rFonts w:ascii="Courier New" w:eastAsia="MS Mincho" w:hAnsi="Courier New" w:cs="Courier New"/>
+        </w:rPr>
+        <w:t xml:space="preserve">├── </w:t>
+      </w:r>
+      <w:r>
+        <w:rPr>
+          <w:rFonts w:ascii="Courier New" w:hAnsi="Courier New" w:cs="Courier New"/>
+        </w:rPr>
+        <w:t>Milestone_5_Algorithms</w:t>
+      </w:r>
+      <w:r>
+        <w:rPr>
+          <w:rFonts w:ascii="Courier New" w:eastAsia="MS Mincho" w:hAnsi="Courier New" w:cs="Courier New"/>
+        </w:rPr>
+        <w:t>/</w:t>
+      </w:r>
+    </w:p>
+    <w:p>
+      <w:pPr>
+        <w:rPr>
+          <w:rFonts w:ascii="Courier New" w:hAnsi="Courier New" w:cs="Courier New"/>
+        </w:rPr>
+      </w:pPr>
+      <w:r>
+        <w:rPr>
+          <w:rFonts w:ascii="Courier New" w:eastAsia="MS Mincho" w:hAnsi="Courier New" w:cs="Courier New"/>
+        </w:rPr>
+        <w:t>│</w:t>
+      </w:r>
+      <w:r>
+        <w:rPr>
+          <w:rFonts w:ascii="Courier New" w:eastAsia="MS Mincho" w:hAnsi="Courier New" w:cs="Courier New"/>
+        </w:rPr>
+        <w:t xml:space="preserve">   </w:t>
+      </w:r>
+      <w:r>
+        <w:rPr>
+          <w:rFonts w:ascii="Courier New" w:eastAsia="MS Mincho" w:hAnsi="Courier New" w:cs="Courier New"/>
+        </w:rPr>
+        <w:t>└──</w:t>
+      </w:r>
+      <w:r>
+        <w:rPr>
+          <w:rFonts w:ascii="Courier New" w:eastAsia="MS Mincho" w:hAnsi="Courier New" w:cs="Courier New"/>
+        </w:rPr>
+        <w:t xml:space="preserve"> </w:t>
+      </w:r>
+      <w:r>
+        <w:rPr>
+          <w:rFonts w:ascii="Courier New" w:hAnsi="Courier New" w:cs="Courier New"/>
+        </w:rPr>
+        <w:t>Milestone_6_Software_Design_Description</w:t>
+      </w:r>
+      <w:r>
+        <w:rPr>
+          <w:rFonts w:ascii="Courier New" w:eastAsia="MS Mincho" w:hAnsi="Courier New" w:cs="Courier New"/>
+        </w:rPr>
+        <w:t>/</w:t>
+      </w:r>
+      <w:r>
+        <w:rPr>
+          <w:rFonts w:ascii="Courier New" w:hAnsi="Courier New" w:cs="Courier New"/>
+        </w:rPr>
+        <w:br/>
+      </w:r>
+      <w:r>
+        <w:rPr>
+          <w:rFonts w:ascii="Courier New" w:eastAsia="MS Mincho" w:hAnsi="Courier New" w:cs="Courier New"/>
+        </w:rPr>
+        <w:t>│</w:t>
+      </w:r>
+      <w:r>
+        <w:rPr>
+          <w:rFonts w:ascii="Courier New" w:hAnsi="Courier New" w:cs="Courier New"/>
+        </w:rPr>
+        <w:t xml:space="preserve"> </w:t>
+      </w:r>
+      <w:r>
+        <w:rPr>
+          <w:rFonts w:ascii="Courier New" w:eastAsia="MS Mincho" w:hAnsi="Courier New" w:cs="Courier New"/>
+        </w:rPr>
+        <w:t>├──</w:t>
+      </w:r>
+      <w:r>
+        <w:rPr>
+          <w:rFonts w:ascii="Courier New" w:hAnsi="Courier New" w:cs="Courier New"/>
+        </w:rPr>
+        <w:t xml:space="preserve"> Team_05_Notification_Messaging/</w:t>
+      </w:r>
+    </w:p>
+    <w:p>
+      <w:pPr>
+        <w:rPr>
+          <w:rFonts w:ascii="Courier New" w:hAnsi="Courier New" w:cs="Courier New"/>
+        </w:rPr>
+      </w:pPr>
+      <w:r>
+        <w:rPr>
+          <w:rFonts w:ascii="Courier New" w:eastAsia="MS Mincho" w:hAnsi="Courier New" w:cs="Courier New"/>
+        </w:rPr>
+        <w:t>│</w:t>
+      </w:r>
+      <w:r>
+        <w:rPr>
+          <w:rFonts w:ascii="Courier New" w:hAnsi="Courier New" w:cs="Courier New"/>
+        </w:rPr>
+        <w:t xml:space="preserve"> </w:t>
+      </w:r>
+      <w:r>
+        <w:rPr>
+          <w:rFonts w:ascii="Courier New" w:hAnsi="Courier New" w:cs="Courier New"/>
+        </w:rPr>
+        <w:t xml:space="preserve">  </w:t>
+      </w:r>
+      <w:r>
+        <w:rPr>
+          <w:rFonts w:ascii="Courier New" w:eastAsia="MS Mincho" w:hAnsi="Courier New" w:cs="Courier New"/>
+        </w:rPr>
+        <w:t>└──</w:t>
+      </w:r>
+      <w:r>
+        <w:rPr>
+          <w:rFonts w:ascii="Courier New" w:hAnsi="Courier New" w:cs="Courier New"/>
+        </w:rPr>
+        <w:t xml:space="preserve"> </w:t>
+      </w:r>
+      <w:r>
+        <w:rPr>
+          <w:rFonts w:ascii="Courier New" w:hAnsi="Courier New" w:cs="Courier New"/>
+        </w:rPr>
+        <w:t>Milestone_1_Component_Diagram</w:t>
+      </w:r>
+      <w:r>
+        <w:rPr>
+          <w:rFonts w:ascii="Courier New" w:hAnsi="Courier New" w:cs="Courier New"/>
+        </w:rPr>
+        <w:t>/</w:t>
+      </w:r>
+    </w:p>
+    <w:p>
+      <w:pPr>
+        <w:rPr>
+          <w:rFonts w:ascii="Courier New" w:eastAsia="MS Mincho" w:hAnsi="Courier New" w:cs="Courier New"/>
+        </w:rPr>
+      </w:pPr>
+      <w:r>
+        <w:rPr>
+          <w:rFonts w:ascii="Courier New" w:eastAsia="MS Mincho" w:hAnsi="Courier New" w:cs="Courier New"/>
+        </w:rPr>
+        <w:t>│</w:t>
+      </w:r>
+      <w:r>
+        <w:rPr>
+          <w:rFonts w:ascii="Courier New" w:eastAsia="MS Mincho" w:hAnsi="Courier New" w:cs="Courier New"/>
+        </w:rPr>
+        <w:t xml:space="preserve">   </w:t>
+      </w:r>
+      <w:r>
+        <w:rPr>
+          <w:rFonts w:ascii="Courier New" w:eastAsia="MS Mincho" w:hAnsi="Courier New" w:cs="Courier New"/>
+        </w:rPr>
+        <w:t>│</w:t>
+      </w:r>
+      <w:r>
+        <w:rPr>
+          <w:rFonts w:ascii="Courier New" w:eastAsia="MS Mincho" w:hAnsi="Courier New" w:cs="Courier New"/>
+        </w:rPr>
+        <w:t xml:space="preserve"> </w:t>
+      </w:r>
+      <w:r>
+        <w:rPr>
+          <w:rFonts w:ascii="Courier New" w:eastAsia="MS Mincho" w:hAnsi="Courier New" w:cs="Courier New"/>
+        </w:rPr>
+        <w:t xml:space="preserve">├── </w:t>
+      </w:r>
+      <w:proofErr w:type="spellStart"/>
+      <w:r>
+        <w:rPr>
+          <w:rFonts w:ascii="Courier New" w:eastAsia="MS Mincho" w:hAnsi="Courier New" w:cs="Courier New"/>
+        </w:rPr>
+        <w:t>D</w:t>
+      </w:r>
+      <w:r>
+        <w:rPr>
+          <w:rFonts w:ascii="Courier New" w:eastAsia="MS Mincho" w:hAnsi="Courier New" w:cs="Courier New"/>
+        </w:rPr>
+        <w:t>rawio</w:t>
+      </w:r>
+      <w:proofErr w:type="spellEnd"/>
+      <w:r>
+        <w:rPr>
+          <w:rFonts w:ascii="Courier New" w:eastAsia="MS Mincho" w:hAnsi="Courier New" w:cs="Courier New"/>
+        </w:rPr>
+        <w:t>/</w:t>
+      </w:r>
+    </w:p>
+    <w:p>
+      <w:pPr>
+        <w:rPr>
+          <w:rFonts w:ascii="Courier New" w:eastAsia="MS Mincho" w:hAnsi="Courier New" w:cs="Courier New"/>
+        </w:rPr>
+      </w:pPr>
+      <w:r>
+        <w:rPr>
+          <w:rFonts w:ascii="Courier New" w:eastAsia="MS Mincho" w:hAnsi="Courier New" w:cs="Courier New"/>
+        </w:rPr>
+        <w:t>│</w:t>
+      </w:r>
+      <w:r>
+        <w:rPr>
+          <w:rFonts w:ascii="Courier New" w:eastAsia="MS Mincho" w:hAnsi="Courier New" w:cs="Courier New"/>
+        </w:rPr>
+        <w:t xml:space="preserve">   </w:t>
+      </w:r>
+      <w:r>
+        <w:rPr>
+          <w:rFonts w:ascii="Courier New" w:eastAsia="MS Mincho" w:hAnsi="Courier New" w:cs="Courier New"/>
+        </w:rPr>
+        <w:t>│</w:t>
+      </w:r>
+      <w:r>
+        <w:rPr>
+          <w:rFonts w:ascii="Courier New" w:eastAsia="MS Mincho" w:hAnsi="Courier New" w:cs="Courier New"/>
+        </w:rPr>
+        <w:t xml:space="preserve"> </w:t>
+      </w:r>
+      <w:r>
+        <w:rPr>
+          <w:rFonts w:ascii="Courier New" w:eastAsia="MS Mincho" w:hAnsi="Courier New" w:cs="Courier New"/>
+        </w:rPr>
+        <w:t>│</w:t>
+      </w:r>
+      <w:r>
+        <w:rPr>
+          <w:rFonts w:ascii="Courier New" w:eastAsia="MS Mincho" w:hAnsi="Courier New" w:cs="Courier New"/>
+        </w:rPr>
+        <w:t xml:space="preserve"> </w:t>
+      </w:r>
+      <w:r>
+        <w:rPr>
+          <w:rFonts w:ascii="Courier New" w:eastAsia="MS Mincho" w:hAnsi="Courier New" w:cs="Courier New"/>
+        </w:rPr>
+        <w:t xml:space="preserve">├── </w:t>
+      </w:r>
+      <w:r>
+        <w:rPr>
+          <w:rFonts w:ascii="Courier New" w:eastAsia="MS Mincho" w:hAnsi="Courier New" w:cs="Courier New"/>
+        </w:rPr>
+        <w:t>W</w:t>
+      </w:r>
+      <w:r>
+        <w:rPr>
+          <w:rFonts w:ascii="Courier New" w:eastAsia="MS Mincho" w:hAnsi="Courier New" w:cs="Courier New"/>
+        </w:rPr>
+        <w:t xml:space="preserve">orking/             </w:t>
       </w:r>
       <w:r>
         <w:rPr>
@@ -8160,16 +8223,71 @@
           <w:sz w:val="20"/>
           <w:szCs w:val="20"/>
         </w:rPr>
-        <w:t>← Team QA approved internally</w:t>
-      </w:r>
-    </w:p>
-    <w:p>
-      <w:pPr>
+        <w:t>← ICs actively editing</w:t>
+      </w:r>
+    </w:p>
+    <w:p>
+      <w:pPr>
+        <w:rPr>
+          <w:rFonts w:ascii="Courier New" w:eastAsia="MS Mincho" w:hAnsi="Courier New" w:cs="Courier New"/>
+        </w:rPr>
+      </w:pPr>
+      <w:r>
+        <w:rPr>
+          <w:rFonts w:ascii="Courier New" w:eastAsia="MS Mincho" w:hAnsi="Courier New" w:cs="Courier New"/>
+        </w:rPr>
+        <w:t>│</w:t>
+      </w:r>
+      <w:r>
+        <w:rPr>
+          <w:rFonts w:ascii="Courier New" w:eastAsia="MS Mincho" w:hAnsi="Courier New" w:cs="Courier New"/>
+        </w:rPr>
+        <w:t xml:space="preserve">   </w:t>
+      </w:r>
+      <w:r>
+        <w:rPr>
+          <w:rFonts w:ascii="Courier New" w:eastAsia="MS Mincho" w:hAnsi="Courier New" w:cs="Courier New"/>
+        </w:rPr>
+        <w:t>│ │</w:t>
+      </w:r>
+      <w:r>
+        <w:rPr>
+          <w:rFonts w:ascii="Courier New" w:eastAsia="MS Mincho" w:hAnsi="Courier New" w:cs="Courier New"/>
+        </w:rPr>
+        <w:t xml:space="preserve"> </w:t>
+      </w:r>
+      <w:r>
+        <w:rPr>
+          <w:rFonts w:ascii="Courier New" w:eastAsia="MS Mincho" w:hAnsi="Courier New" w:cs="Courier New"/>
+        </w:rPr>
+        <w:t xml:space="preserve">├── </w:t>
+      </w:r>
+      <w:r>
+        <w:rPr>
+          <w:rFonts w:ascii="Courier New" w:eastAsia="MS Mincho" w:hAnsi="Courier New" w:cs="Courier New"/>
+        </w:rPr>
+        <w:t>R</w:t>
+      </w:r>
+      <w:r>
+        <w:rPr>
+          <w:rFonts w:ascii="Courier New" w:eastAsia="MS Mincho" w:hAnsi="Courier New" w:cs="Courier New"/>
+        </w:rPr>
+        <w:t xml:space="preserve">eady/               </w:t>
+      </w:r>
+      <w:r>
         <w:rPr>
           <w:rFonts w:ascii="Courier New" w:eastAsia="MS Mincho" w:hAnsi="Courier New" w:cs="Courier New"/>
           <w:sz w:val="20"/>
           <w:szCs w:val="20"/>
         </w:rPr>
+        <w:t>← IC thinks it's done</w:t>
+      </w:r>
+    </w:p>
+    <w:p>
+      <w:pPr>
+        <w:rPr>
+          <w:rFonts w:ascii="Courier New" w:eastAsia="MS Mincho" w:hAnsi="Courier New" w:cs="Courier New"/>
+        </w:rPr>
       </w:pPr>
       <w:r>
         <w:rPr>
@@ -8205,25 +8323,13 @@
         <w:rPr>
           <w:rFonts w:ascii="Courier New" w:eastAsia="MS Mincho" w:hAnsi="Courier New" w:cs="Courier New"/>
         </w:rPr>
-        <w:t>F</w:t>
-      </w:r>
-      <w:r>
-        <w:rPr>
-          <w:rFonts w:ascii="Courier New" w:eastAsia="MS Mincho" w:hAnsi="Courier New" w:cs="Courier New"/>
-        </w:rPr>
-        <w:t>inal_</w:t>
-      </w:r>
-      <w:r>
-        <w:rPr>
-          <w:rFonts w:ascii="Courier New" w:eastAsia="MS Mincho" w:hAnsi="Courier New" w:cs="Courier New"/>
-        </w:rPr>
-        <w:t>I</w:t>
-      </w:r>
-      <w:r>
-        <w:rPr>
-          <w:rFonts w:ascii="Courier New" w:eastAsia="MS Mincho" w:hAnsi="Courier New" w:cs="Courier New"/>
-        </w:rPr>
-        <w:t xml:space="preserve">ntegrated/    </w:t>
+        <w:t>C</w:t>
+      </w:r>
+      <w:r>
+        <w:rPr>
+          <w:rFonts w:ascii="Courier New" w:eastAsia="MS Mincho" w:hAnsi="Courier New" w:cs="Courier New"/>
+        </w:rPr>
+        <w:t xml:space="preserve">hecked/             </w:t>
       </w:r>
       <w:r>
         <w:rPr>
@@ -8231,7 +8337,7 @@
           <w:sz w:val="20"/>
           <w:szCs w:val="20"/>
         </w:rPr>
-        <w:t>← Lead’s final combined diagram</w:t>
+        <w:t>← Team QA approved internally</w:t>
       </w:r>
     </w:p>
     <w:p>
@@ -8258,39 +8364,20 @@
         <w:rPr>
           <w:rFonts w:ascii="Courier New" w:eastAsia="MS Mincho" w:hAnsi="Courier New" w:cs="Courier New"/>
         </w:rPr>
-        <w:t>│</w:t>
-      </w:r>
-      <w:r>
-        <w:rPr>
-          <w:rFonts w:ascii="Courier New" w:eastAsia="MS Mincho" w:hAnsi="Courier New" w:cs="Courier New"/>
-        </w:rPr>
-        <w:t xml:space="preserve"> </w:t>
-      </w:r>
-      <w:r>
-        <w:rPr>
-          <w:rFonts w:ascii="Courier New" w:eastAsia="MS Mincho" w:hAnsi="Courier New" w:cs="Courier New"/>
-        </w:rPr>
-        <w:t>│</w:t>
-      </w:r>
-      <w:r>
-        <w:rPr>
-          <w:rFonts w:ascii="Courier New" w:eastAsia="MS Mincho" w:hAnsi="Courier New" w:cs="Courier New"/>
-        </w:rPr>
-        <w:t xml:space="preserve"> </w:t>
-      </w:r>
-      <w:r>
-        <w:rPr>
-          <w:rFonts w:ascii="Courier New" w:eastAsia="MS Mincho" w:hAnsi="Courier New" w:cs="Courier New"/>
-        </w:rPr>
-        <w:t>└──</w:t>
-      </w:r>
-      <w:r>
-        <w:rPr>
-          <w:rFonts w:ascii="Courier New" w:eastAsia="MS Mincho" w:hAnsi="Courier New" w:cs="Courier New"/>
-        </w:rPr>
-        <w:t xml:space="preserve"> </w:t>
-      </w:r>
-      <w:proofErr w:type="spellStart"/>
+        <w:t>│ │</w:t>
+      </w:r>
+      <w:r>
+        <w:rPr>
+          <w:rFonts w:ascii="Courier New" w:eastAsia="MS Mincho" w:hAnsi="Courier New" w:cs="Courier New"/>
+        </w:rPr>
+        <w:t xml:space="preserve"> </w:t>
+      </w:r>
+      <w:r>
+        <w:rPr>
+          <w:rFonts w:ascii="Courier New" w:eastAsia="MS Mincho" w:hAnsi="Courier New" w:cs="Courier New"/>
+        </w:rPr>
+        <w:t xml:space="preserve">├── </w:t>
+      </w:r>
       <w:r>
         <w:rPr>
           <w:rFonts w:ascii="Courier New" w:eastAsia="MS Mincho" w:hAnsi="Courier New" w:cs="Courier New"/>
@@ -8301,18 +8388,6 @@
         <w:rPr>
           <w:rFonts w:ascii="Courier New" w:eastAsia="MS Mincho" w:hAnsi="Courier New" w:cs="Courier New"/>
         </w:rPr>
-        <w:t>aulty_</w:t>
-      </w:r>
-      <w:r>
-        <w:rPr>
-          <w:rFonts w:ascii="Courier New" w:eastAsia="MS Mincho" w:hAnsi="Courier New" w:cs="Courier New"/>
-        </w:rPr>
-        <w:t>F</w:t>
-      </w:r>
-      <w:r>
-        <w:rPr>
-          <w:rFonts w:ascii="Courier New" w:eastAsia="MS Mincho" w:hAnsi="Courier New" w:cs="Courier New"/>
-        </w:rPr>
         <w:t>inal_</w:t>
       </w:r>
       <w:r>
@@ -8325,14 +8400,7 @@
         <w:rPr>
           <w:rFonts w:ascii="Courier New" w:eastAsia="MS Mincho" w:hAnsi="Courier New" w:cs="Courier New"/>
         </w:rPr>
-        <w:t>ntegrated</w:t>
-      </w:r>
-      <w:proofErr w:type="spellEnd"/>
-      <w:r>
-        <w:rPr>
-          <w:rFonts w:ascii="Courier New" w:eastAsia="MS Mincho" w:hAnsi="Courier New" w:cs="Courier New"/>
-        </w:rPr>
-        <w:t xml:space="preserve">/   </w:t>
+        <w:t xml:space="preserve">ntegrated/    </w:t>
       </w:r>
       <w:r>
         <w:rPr>
@@ -8340,28 +8408,46 @@
           <w:sz w:val="20"/>
           <w:szCs w:val="20"/>
         </w:rPr>
-        <w:t xml:space="preserve">← </w:t>
-      </w:r>
-      <w:r>
+        <w:t>← Lead’s final combined diagram</w:t>
+      </w:r>
+    </w:p>
+    <w:p>
+      <w:pPr>
         <w:rPr>
           <w:rFonts w:ascii="Courier New" w:eastAsia="MS Mincho" w:hAnsi="Courier New" w:cs="Courier New"/>
           <w:sz w:val="20"/>
           <w:szCs w:val="20"/>
         </w:rPr>
-        <w:t>reject by Chief of Q/A</w:t>
-      </w:r>
-    </w:p>
-    <w:p>
-      <w:pPr>
-        <w:rPr>
-          <w:rFonts w:ascii="Courier New" w:eastAsia="MS Mincho" w:hAnsi="Courier New" w:cs="Courier New"/>
-        </w:rPr>
-      </w:pPr>
-      <w:r>
-        <w:rPr>
-          <w:rFonts w:ascii="Courier New" w:eastAsia="MS Mincho" w:hAnsi="Courier New" w:cs="Courier New"/>
-        </w:rPr>
-        <w:t>│   │</w:t>
+      </w:pPr>
+      <w:r>
+        <w:rPr>
+          <w:rFonts w:ascii="Courier New" w:eastAsia="MS Mincho" w:hAnsi="Courier New" w:cs="Courier New"/>
+        </w:rPr>
+        <w:t>│</w:t>
+      </w:r>
+      <w:r>
+        <w:rPr>
+          <w:rFonts w:ascii="Courier New" w:eastAsia="MS Mincho" w:hAnsi="Courier New" w:cs="Courier New"/>
+        </w:rPr>
+        <w:t xml:space="preserve">   </w:t>
+      </w:r>
+      <w:r>
+        <w:rPr>
+          <w:rFonts w:ascii="Courier New" w:eastAsia="MS Mincho" w:hAnsi="Courier New" w:cs="Courier New"/>
+        </w:rPr>
+        <w:t>│</w:t>
+      </w:r>
+      <w:r>
+        <w:rPr>
+          <w:rFonts w:ascii="Courier New" w:eastAsia="MS Mincho" w:hAnsi="Courier New" w:cs="Courier New"/>
+        </w:rPr>
+        <w:t xml:space="preserve"> </w:t>
+      </w:r>
+      <w:r>
+        <w:rPr>
+          <w:rFonts w:ascii="Courier New" w:eastAsia="MS Mincho" w:hAnsi="Courier New" w:cs="Courier New"/>
+        </w:rPr>
+        <w:t>│</w:t>
       </w:r>
       <w:r>
         <w:rPr>
@@ -8377,452 +8463,53 @@
       </w:r>
       <w:r>
         <w:rPr>
-          <w:rFonts w:ascii="Courier New" w:hAnsi="Courier New" w:cs="Courier New"/>
-        </w:rPr>
-        <w:t xml:space="preserve"> </w:t>
-      </w:r>
-      <w:r>
-        <w:rPr>
-          <w:rFonts w:ascii="Courier New" w:hAnsi="Courier New" w:cs="Courier New"/>
-        </w:rPr>
-        <w:t>PNG</w:t>
-      </w:r>
-      <w:r>
-        <w:rPr>
-          <w:rFonts w:ascii="Courier New" w:hAnsi="Courier New" w:cs="Courier New"/>
-        </w:rPr>
-        <w:t>/</w:t>
-      </w:r>
-    </w:p>
-    <w:p>
-      <w:pPr>
-        <w:rPr>
-          <w:rFonts w:ascii="Courier New" w:eastAsia="MS Mincho" w:hAnsi="Courier New" w:cs="Courier New"/>
-        </w:rPr>
-      </w:pPr>
-      <w:r>
-        <w:rPr>
-          <w:rFonts w:ascii="Courier New" w:eastAsia="MS Mincho" w:hAnsi="Courier New" w:cs="Courier New"/>
-        </w:rPr>
-        <w:t>│</w:t>
-      </w:r>
-      <w:r>
-        <w:rPr>
-          <w:rFonts w:ascii="Courier New" w:eastAsia="MS Mincho" w:hAnsi="Courier New" w:cs="Courier New"/>
-        </w:rPr>
-        <w:t xml:space="preserve">   </w:t>
-      </w:r>
-      <w:r>
-        <w:rPr>
-          <w:rFonts w:ascii="Courier New" w:eastAsia="MS Mincho" w:hAnsi="Courier New" w:cs="Courier New"/>
-        </w:rPr>
-        <w:t xml:space="preserve">│ </w:t>
-      </w:r>
-      <w:r>
-        <w:rPr>
-          <w:rFonts w:ascii="Courier New" w:eastAsia="MS Mincho" w:hAnsi="Courier New" w:cs="Courier New"/>
-        </w:rPr>
-        <w:t xml:space="preserve">  </w:t>
-      </w:r>
-      <w:r>
-        <w:rPr>
-          <w:rFonts w:ascii="Courier New" w:eastAsia="MS Mincho" w:hAnsi="Courier New" w:cs="Courier New"/>
-        </w:rPr>
-        <w:t>└── FINAL_</w:t>
-      </w:r>
-      <w:r>
-        <w:rPr>
-          <w:rFonts w:ascii="Courier New" w:eastAsia="MS Mincho" w:hAnsi="Courier New" w:cs="Courier New"/>
-        </w:rPr>
-        <w:t>Component_v01</w:t>
-      </w:r>
-      <w:r>
-        <w:rPr>
-          <w:rFonts w:ascii="Courier New" w:eastAsia="MS Mincho" w:hAnsi="Courier New" w:cs="Courier New"/>
-        </w:rPr>
-        <w:t>.png</w:t>
-      </w:r>
-    </w:p>
-    <w:p>
-      <w:pPr>
-        <w:rPr>
-          <w:rFonts w:ascii="Courier New" w:eastAsia="MS Mincho" w:hAnsi="Courier New" w:cs="Courier New"/>
-        </w:rPr>
-      </w:pPr>
-      <w:r>
-        <w:rPr>
-          <w:rFonts w:ascii="Courier New" w:eastAsia="MS Mincho" w:hAnsi="Courier New" w:cs="Courier New"/>
-        </w:rPr>
-        <w:t>│</w:t>
-      </w:r>
-      <w:r>
-        <w:rPr>
-          <w:rFonts w:ascii="Courier New" w:eastAsia="MS Mincho" w:hAnsi="Courier New" w:cs="Courier New"/>
-        </w:rPr>
-        <w:t xml:space="preserve">   </w:t>
-      </w:r>
-      <w:r>
-        <w:rPr>
-          <w:rFonts w:ascii="Courier New" w:eastAsia="MS Mincho" w:hAnsi="Courier New" w:cs="Courier New"/>
-        </w:rPr>
-        <w:t xml:space="preserve">├── </w:t>
-      </w:r>
-      <w:r>
-        <w:rPr>
-          <w:rFonts w:ascii="Courier New" w:hAnsi="Courier New" w:cs="Courier New"/>
-        </w:rPr>
-        <w:t>Milestone_2_First_Dozen_Views/</w:t>
-      </w:r>
-    </w:p>
-    <w:p>
-      <w:pPr>
-        <w:rPr>
-          <w:rFonts w:ascii="Courier New" w:eastAsia="MS Mincho" w:hAnsi="Courier New" w:cs="Courier New"/>
-        </w:rPr>
-      </w:pPr>
-      <w:r>
-        <w:rPr>
-          <w:rFonts w:ascii="Courier New" w:eastAsia="MS Mincho" w:hAnsi="Courier New" w:cs="Courier New"/>
-        </w:rPr>
-        <w:t>│</w:t>
-      </w:r>
-      <w:r>
-        <w:rPr>
-          <w:rFonts w:ascii="Courier New" w:eastAsia="MS Mincho" w:hAnsi="Courier New" w:cs="Courier New"/>
-        </w:rPr>
-        <w:t xml:space="preserve">   </w:t>
-      </w:r>
-      <w:r>
-        <w:rPr>
-          <w:rFonts w:ascii="Courier New" w:eastAsia="MS Mincho" w:hAnsi="Courier New" w:cs="Courier New"/>
-        </w:rPr>
-        <w:t xml:space="preserve">├── </w:t>
-      </w:r>
-      <w:r>
-        <w:rPr>
-          <w:rFonts w:ascii="Courier New" w:hAnsi="Courier New" w:cs="Courier New"/>
-        </w:rPr>
-        <w:t>Milestone_3_Components</w:t>
-      </w:r>
-      <w:r>
-        <w:rPr>
-          <w:rFonts w:ascii="Courier New" w:eastAsia="MS Mincho" w:hAnsi="Courier New" w:cs="Courier New"/>
-        </w:rPr>
-        <w:t>/</w:t>
-      </w:r>
-    </w:p>
-    <w:p>
-      <w:pPr>
-        <w:rPr>
-          <w:rFonts w:ascii="Courier New" w:eastAsia="MS Mincho" w:hAnsi="Courier New" w:cs="Courier New"/>
-        </w:rPr>
-      </w:pPr>
-      <w:r>
-        <w:rPr>
-          <w:rFonts w:ascii="Courier New" w:eastAsia="MS Mincho" w:hAnsi="Courier New" w:cs="Courier New"/>
-        </w:rPr>
-        <w:t>│</w:t>
-      </w:r>
-      <w:r>
-        <w:rPr>
-          <w:rFonts w:ascii="Courier New" w:eastAsia="MS Mincho" w:hAnsi="Courier New" w:cs="Courier New"/>
-        </w:rPr>
-        <w:t xml:space="preserve">   </w:t>
-      </w:r>
-      <w:r>
-        <w:rPr>
-          <w:rFonts w:ascii="Courier New" w:eastAsia="MS Mincho" w:hAnsi="Courier New" w:cs="Courier New"/>
-        </w:rPr>
-        <w:t xml:space="preserve">├── </w:t>
-      </w:r>
-      <w:r>
-        <w:rPr>
-          <w:rFonts w:ascii="Courier New" w:hAnsi="Courier New" w:cs="Courier New"/>
-        </w:rPr>
-        <w:t>Milestone_4_Interfaces_and_Data_Structures</w:t>
-      </w:r>
-      <w:r>
-        <w:rPr>
-          <w:rFonts w:ascii="Courier New" w:eastAsia="MS Mincho" w:hAnsi="Courier New" w:cs="Courier New"/>
-        </w:rPr>
-        <w:t>/</w:t>
-      </w:r>
-    </w:p>
-    <w:p>
-      <w:pPr>
-        <w:rPr>
-          <w:rFonts w:ascii="Courier New" w:eastAsia="MS Mincho" w:hAnsi="Courier New" w:cs="Courier New"/>
-        </w:rPr>
-      </w:pPr>
-      <w:r>
-        <w:rPr>
-          <w:rFonts w:ascii="Courier New" w:eastAsia="MS Mincho" w:hAnsi="Courier New" w:cs="Courier New"/>
-        </w:rPr>
-        <w:t>│</w:t>
-      </w:r>
-      <w:r>
-        <w:rPr>
-          <w:rFonts w:ascii="Courier New" w:eastAsia="MS Mincho" w:hAnsi="Courier New" w:cs="Courier New"/>
-        </w:rPr>
-        <w:t xml:space="preserve">   </w:t>
-      </w:r>
-      <w:r>
-        <w:rPr>
-          <w:rFonts w:ascii="Courier New" w:eastAsia="MS Mincho" w:hAnsi="Courier New" w:cs="Courier New"/>
-        </w:rPr>
-        <w:t xml:space="preserve">├── </w:t>
-      </w:r>
-      <w:r>
-        <w:rPr>
-          <w:rFonts w:ascii="Courier New" w:hAnsi="Courier New" w:cs="Courier New"/>
-        </w:rPr>
-        <w:t>Milestone_5_Algorithms</w:t>
-      </w:r>
-      <w:r>
-        <w:rPr>
-          <w:rFonts w:ascii="Courier New" w:eastAsia="MS Mincho" w:hAnsi="Courier New" w:cs="Courier New"/>
-        </w:rPr>
-        <w:t>/</w:t>
-      </w:r>
-    </w:p>
-    <w:p>
-      <w:pPr>
-        <w:rPr>
-          <w:rFonts w:ascii="Courier New" w:hAnsi="Courier New" w:cs="Courier New"/>
-        </w:rPr>
-      </w:pPr>
-      <w:r>
-        <w:rPr>
-          <w:rFonts w:ascii="Courier New" w:eastAsia="MS Mincho" w:hAnsi="Courier New" w:cs="Courier New"/>
-        </w:rPr>
-        <w:t>│</w:t>
-      </w:r>
-      <w:r>
-        <w:rPr>
-          <w:rFonts w:ascii="Courier New" w:eastAsia="MS Mincho" w:hAnsi="Courier New" w:cs="Courier New"/>
-        </w:rPr>
-        <w:t xml:space="preserve">   </w:t>
-      </w:r>
-      <w:r>
-        <w:rPr>
-          <w:rFonts w:ascii="Courier New" w:eastAsia="MS Mincho" w:hAnsi="Courier New" w:cs="Courier New"/>
-        </w:rPr>
-        <w:t>└──</w:t>
-      </w:r>
-      <w:r>
-        <w:rPr>
-          <w:rFonts w:ascii="Courier New" w:eastAsia="MS Mincho" w:hAnsi="Courier New" w:cs="Courier New"/>
-        </w:rPr>
-        <w:t xml:space="preserve"> </w:t>
-      </w:r>
-      <w:r>
-        <w:rPr>
-          <w:rFonts w:ascii="Courier New" w:hAnsi="Courier New" w:cs="Courier New"/>
-        </w:rPr>
-        <w:t>Milestone_6_Software_Design_Description</w:t>
-      </w:r>
-      <w:r>
-        <w:rPr>
-          <w:rFonts w:ascii="Courier New" w:eastAsia="MS Mincho" w:hAnsi="Courier New" w:cs="Courier New"/>
-        </w:rPr>
-        <w:t>/</w:t>
-      </w:r>
-      <w:r>
-        <w:rPr>
-          <w:rFonts w:ascii="Courier New" w:hAnsi="Courier New" w:cs="Courier New"/>
-        </w:rPr>
-        <w:br/>
-      </w:r>
-      <w:r>
-        <w:rPr>
-          <w:rFonts w:ascii="Courier New" w:eastAsia="MS Mincho" w:hAnsi="Courier New" w:cs="Courier New"/>
-        </w:rPr>
-        <w:t>│</w:t>
-      </w:r>
-      <w:r>
-        <w:rPr>
-          <w:rFonts w:ascii="Courier New" w:hAnsi="Courier New" w:cs="Courier New"/>
-        </w:rPr>
-        <w:t xml:space="preserve"> </w:t>
-      </w:r>
-      <w:r>
-        <w:rPr>
-          <w:rFonts w:ascii="Courier New" w:eastAsia="MS Mincho" w:hAnsi="Courier New" w:cs="Courier New"/>
-        </w:rPr>
-        <w:t>├──</w:t>
-      </w:r>
-      <w:r>
-        <w:rPr>
-          <w:rFonts w:ascii="Courier New" w:hAnsi="Courier New" w:cs="Courier New"/>
-        </w:rPr>
-        <w:t xml:space="preserve"> Team_06_News_Feed_Follow/</w:t>
-      </w:r>
-    </w:p>
-    <w:p>
-      <w:pPr>
-        <w:rPr>
-          <w:rFonts w:ascii="Courier New" w:hAnsi="Courier New" w:cs="Courier New"/>
-        </w:rPr>
-      </w:pPr>
-      <w:r>
-        <w:rPr>
-          <w:rFonts w:ascii="Courier New" w:eastAsia="MS Mincho" w:hAnsi="Courier New" w:cs="Courier New"/>
-        </w:rPr>
-        <w:t>│</w:t>
-      </w:r>
-      <w:r>
-        <w:rPr>
-          <w:rFonts w:ascii="Courier New" w:hAnsi="Courier New" w:cs="Courier New"/>
-        </w:rPr>
-        <w:t xml:space="preserve"> </w:t>
-      </w:r>
-      <w:r>
-        <w:rPr>
-          <w:rFonts w:ascii="Courier New" w:hAnsi="Courier New" w:cs="Courier New"/>
-        </w:rPr>
-        <w:t xml:space="preserve">  </w:t>
-      </w:r>
-      <w:r>
-        <w:rPr>
-          <w:rFonts w:ascii="Courier New" w:eastAsia="MS Mincho" w:hAnsi="Courier New" w:cs="Courier New"/>
-        </w:rPr>
-        <w:t>└──</w:t>
-      </w:r>
-      <w:r>
-        <w:rPr>
-          <w:rFonts w:ascii="Courier New" w:hAnsi="Courier New" w:cs="Courier New"/>
-        </w:rPr>
-        <w:t xml:space="preserve"> </w:t>
-      </w:r>
-      <w:r>
-        <w:rPr>
-          <w:rFonts w:ascii="Courier New" w:hAnsi="Courier New" w:cs="Courier New"/>
-        </w:rPr>
-        <w:t>Milestone_1_Component_Diagram</w:t>
-      </w:r>
-      <w:r>
-        <w:rPr>
-          <w:rFonts w:ascii="Courier New" w:hAnsi="Courier New" w:cs="Courier New"/>
-        </w:rPr>
-        <w:t>/</w:t>
-      </w:r>
-    </w:p>
-    <w:p>
-      <w:pPr>
-        <w:rPr>
-          <w:rFonts w:ascii="Courier New" w:eastAsia="MS Mincho" w:hAnsi="Courier New" w:cs="Courier New"/>
-        </w:rPr>
-      </w:pPr>
-      <w:r>
-        <w:rPr>
-          <w:rFonts w:ascii="Courier New" w:eastAsia="MS Mincho" w:hAnsi="Courier New" w:cs="Courier New"/>
-        </w:rPr>
-        <w:t>│</w:t>
-      </w:r>
-      <w:r>
-        <w:rPr>
-          <w:rFonts w:ascii="Courier New" w:eastAsia="MS Mincho" w:hAnsi="Courier New" w:cs="Courier New"/>
-        </w:rPr>
-        <w:t xml:space="preserve">   </w:t>
-      </w:r>
-      <w:r>
-        <w:rPr>
-          <w:rFonts w:ascii="Courier New" w:eastAsia="MS Mincho" w:hAnsi="Courier New" w:cs="Courier New"/>
-        </w:rPr>
-        <w:t>│</w:t>
-      </w:r>
-      <w:r>
-        <w:rPr>
-          <w:rFonts w:ascii="Courier New" w:eastAsia="MS Mincho" w:hAnsi="Courier New" w:cs="Courier New"/>
-        </w:rPr>
-        <w:t xml:space="preserve"> </w:t>
-      </w:r>
-      <w:r>
-        <w:rPr>
-          <w:rFonts w:ascii="Courier New" w:eastAsia="MS Mincho" w:hAnsi="Courier New" w:cs="Courier New"/>
-        </w:rPr>
-        <w:t xml:space="preserve">├── </w:t>
+          <w:rFonts w:ascii="Courier New" w:eastAsia="MS Mincho" w:hAnsi="Courier New" w:cs="Courier New"/>
+        </w:rPr>
+        <w:t xml:space="preserve"> </w:t>
       </w:r>
       <w:proofErr w:type="spellStart"/>
       <w:r>
         <w:rPr>
           <w:rFonts w:ascii="Courier New" w:eastAsia="MS Mincho" w:hAnsi="Courier New" w:cs="Courier New"/>
         </w:rPr>
-        <w:t>D</w:t>
-      </w:r>
-      <w:r>
-        <w:rPr>
-          <w:rFonts w:ascii="Courier New" w:eastAsia="MS Mincho" w:hAnsi="Courier New" w:cs="Courier New"/>
-        </w:rPr>
-        <w:t>rawio</w:t>
+        <w:t>F</w:t>
+      </w:r>
+      <w:r>
+        <w:rPr>
+          <w:rFonts w:ascii="Courier New" w:eastAsia="MS Mincho" w:hAnsi="Courier New" w:cs="Courier New"/>
+        </w:rPr>
+        <w:t>aulty_</w:t>
+      </w:r>
+      <w:r>
+        <w:rPr>
+          <w:rFonts w:ascii="Courier New" w:eastAsia="MS Mincho" w:hAnsi="Courier New" w:cs="Courier New"/>
+        </w:rPr>
+        <w:t>F</w:t>
+      </w:r>
+      <w:r>
+        <w:rPr>
+          <w:rFonts w:ascii="Courier New" w:eastAsia="MS Mincho" w:hAnsi="Courier New" w:cs="Courier New"/>
+        </w:rPr>
+        <w:t>inal_</w:t>
+      </w:r>
+      <w:r>
+        <w:rPr>
+          <w:rFonts w:ascii="Courier New" w:eastAsia="MS Mincho" w:hAnsi="Courier New" w:cs="Courier New"/>
+        </w:rPr>
+        <w:t>I</w:t>
+      </w:r>
+      <w:r>
+        <w:rPr>
+          <w:rFonts w:ascii="Courier New" w:eastAsia="MS Mincho" w:hAnsi="Courier New" w:cs="Courier New"/>
+        </w:rPr>
+        <w:t>ntegrated</w:t>
       </w:r>
       <w:proofErr w:type="spellEnd"/>
       <w:r>
         <w:rPr>
           <w:rFonts w:ascii="Courier New" w:eastAsia="MS Mincho" w:hAnsi="Courier New" w:cs="Courier New"/>
         </w:rPr>
-        <w:t>/</w:t>
-      </w:r>
-    </w:p>
-    <w:p>
-      <w:pPr>
-        <w:rPr>
-          <w:rFonts w:ascii="Courier New" w:eastAsia="MS Mincho" w:hAnsi="Courier New" w:cs="Courier New"/>
-        </w:rPr>
-      </w:pPr>
-      <w:r>
-        <w:rPr>
-          <w:rFonts w:ascii="Courier New" w:eastAsia="MS Mincho" w:hAnsi="Courier New" w:cs="Courier New"/>
-        </w:rPr>
-        <w:t>│</w:t>
-      </w:r>
-      <w:r>
-        <w:rPr>
-          <w:rFonts w:ascii="Courier New" w:eastAsia="MS Mincho" w:hAnsi="Courier New" w:cs="Courier New"/>
-        </w:rPr>
-        <w:t xml:space="preserve">   </w:t>
-      </w:r>
-      <w:r>
-        <w:rPr>
-          <w:rFonts w:ascii="Courier New" w:eastAsia="MS Mincho" w:hAnsi="Courier New" w:cs="Courier New"/>
-        </w:rPr>
-        <w:t>│</w:t>
-      </w:r>
-      <w:r>
-        <w:rPr>
-          <w:rFonts w:ascii="Courier New" w:eastAsia="MS Mincho" w:hAnsi="Courier New" w:cs="Courier New"/>
-        </w:rPr>
-        <w:t xml:space="preserve"> </w:t>
-      </w:r>
-      <w:r>
-        <w:rPr>
-          <w:rFonts w:ascii="Courier New" w:eastAsia="MS Mincho" w:hAnsi="Courier New" w:cs="Courier New"/>
-        </w:rPr>
-        <w:t>│</w:t>
-      </w:r>
-      <w:r>
-        <w:rPr>
-          <w:rFonts w:ascii="Courier New" w:eastAsia="MS Mincho" w:hAnsi="Courier New" w:cs="Courier New"/>
-        </w:rPr>
-        <w:t xml:space="preserve"> </w:t>
-      </w:r>
-      <w:r>
-        <w:rPr>
-          <w:rFonts w:ascii="Courier New" w:eastAsia="MS Mincho" w:hAnsi="Courier New" w:cs="Courier New"/>
-        </w:rPr>
-        <w:t xml:space="preserve">├── </w:t>
-      </w:r>
-      <w:r>
-        <w:rPr>
-          <w:rFonts w:ascii="Courier New" w:eastAsia="MS Mincho" w:hAnsi="Courier New" w:cs="Courier New"/>
-        </w:rPr>
-        <w:t>W</w:t>
-      </w:r>
-      <w:r>
-        <w:rPr>
-          <w:rFonts w:ascii="Courier New" w:eastAsia="MS Mincho" w:hAnsi="Courier New" w:cs="Courier New"/>
-        </w:rPr>
-        <w:t xml:space="preserve">orking/             </w:t>
+        <w:t xml:space="preserve">/   </w:t>
       </w:r>
       <w:r>
         <w:rPr>
@@ -8830,56 +8517,7 @@
           <w:sz w:val="20"/>
           <w:szCs w:val="20"/>
         </w:rPr>
-        <w:t>← ICs actively editing</w:t>
-      </w:r>
-    </w:p>
-    <w:p>
-      <w:pPr>
-        <w:rPr>
-          <w:rFonts w:ascii="Courier New" w:eastAsia="MS Mincho" w:hAnsi="Courier New" w:cs="Courier New"/>
-        </w:rPr>
-      </w:pPr>
-      <w:r>
-        <w:rPr>
-          <w:rFonts w:ascii="Courier New" w:eastAsia="MS Mincho" w:hAnsi="Courier New" w:cs="Courier New"/>
-        </w:rPr>
-        <w:t>│</w:t>
-      </w:r>
-      <w:r>
-        <w:rPr>
-          <w:rFonts w:ascii="Courier New" w:eastAsia="MS Mincho" w:hAnsi="Courier New" w:cs="Courier New"/>
-        </w:rPr>
-        <w:t xml:space="preserve">   </w:t>
-      </w:r>
-      <w:r>
-        <w:rPr>
-          <w:rFonts w:ascii="Courier New" w:eastAsia="MS Mincho" w:hAnsi="Courier New" w:cs="Courier New"/>
-        </w:rPr>
-        <w:t>│ │</w:t>
-      </w:r>
-      <w:r>
-        <w:rPr>
-          <w:rFonts w:ascii="Courier New" w:eastAsia="MS Mincho" w:hAnsi="Courier New" w:cs="Courier New"/>
-        </w:rPr>
-        <w:t xml:space="preserve"> </w:t>
-      </w:r>
-      <w:r>
-        <w:rPr>
-          <w:rFonts w:ascii="Courier New" w:eastAsia="MS Mincho" w:hAnsi="Courier New" w:cs="Courier New"/>
-        </w:rPr>
-        <w:t xml:space="preserve">├── </w:t>
-      </w:r>
-      <w:r>
-        <w:rPr>
-          <w:rFonts w:ascii="Courier New" w:eastAsia="MS Mincho" w:hAnsi="Courier New" w:cs="Courier New"/>
-        </w:rPr>
-        <w:t>R</w:t>
-      </w:r>
-      <w:r>
-        <w:rPr>
-          <w:rFonts w:ascii="Courier New" w:eastAsia="MS Mincho" w:hAnsi="Courier New" w:cs="Courier New"/>
-        </w:rPr>
-        <w:t xml:space="preserve">eady/               </w:t>
+        <w:t xml:space="preserve">← </w:t>
       </w:r>
       <w:r>
         <w:rPr>
@@ -8887,7 +8525,50 @@
           <w:sz w:val="20"/>
           <w:szCs w:val="20"/>
         </w:rPr>
-        <w:t>← IC thinks it's done</w:t>
+        <w:t>reject by Chief of Q/A</w:t>
+      </w:r>
+    </w:p>
+    <w:p>
+      <w:pPr>
+        <w:rPr>
+          <w:rFonts w:ascii="Courier New" w:eastAsia="MS Mincho" w:hAnsi="Courier New" w:cs="Courier New"/>
+        </w:rPr>
+      </w:pPr>
+      <w:r>
+        <w:rPr>
+          <w:rFonts w:ascii="Courier New" w:eastAsia="MS Mincho" w:hAnsi="Courier New" w:cs="Courier New"/>
+        </w:rPr>
+        <w:t>│   │</w:t>
+      </w:r>
+      <w:r>
+        <w:rPr>
+          <w:rFonts w:ascii="Courier New" w:eastAsia="MS Mincho" w:hAnsi="Courier New" w:cs="Courier New"/>
+        </w:rPr>
+        <w:t xml:space="preserve"> </w:t>
+      </w:r>
+      <w:r>
+        <w:rPr>
+          <w:rFonts w:ascii="Courier New" w:eastAsia="MS Mincho" w:hAnsi="Courier New" w:cs="Courier New"/>
+        </w:rPr>
+        <w:t>└──</w:t>
+      </w:r>
+      <w:r>
+        <w:rPr>
+          <w:rFonts w:ascii="Courier New" w:hAnsi="Courier New" w:cs="Courier New"/>
+        </w:rPr>
+        <w:t xml:space="preserve"> </w:t>
+      </w:r>
+      <w:r>
+        <w:rPr>
+          <w:rFonts w:ascii="Courier New" w:hAnsi="Courier New" w:cs="Courier New"/>
+        </w:rPr>
+        <w:t>PNG</w:t>
+      </w:r>
+      <w:r>
+        <w:rPr>
+          <w:rFonts w:ascii="Courier New" w:hAnsi="Courier New" w:cs="Courier New"/>
+        </w:rPr>
+        <w:t>/</w:t>
       </w:r>
     </w:p>
     <w:p>
@@ -8912,13 +8593,50 @@
         <w:rPr>
           <w:rFonts w:ascii="Courier New" w:eastAsia="MS Mincho" w:hAnsi="Courier New" w:cs="Courier New"/>
         </w:rPr>
-        <w:t>│ │</w:t>
-      </w:r>
-      <w:r>
-        <w:rPr>
-          <w:rFonts w:ascii="Courier New" w:eastAsia="MS Mincho" w:hAnsi="Courier New" w:cs="Courier New"/>
-        </w:rPr>
-        <w:t xml:space="preserve"> </w:t>
+        <w:t xml:space="preserve">│ </w:t>
+      </w:r>
+      <w:r>
+        <w:rPr>
+          <w:rFonts w:ascii="Courier New" w:eastAsia="MS Mincho" w:hAnsi="Courier New" w:cs="Courier New"/>
+        </w:rPr>
+        <w:t xml:space="preserve">  </w:t>
+      </w:r>
+      <w:r>
+        <w:rPr>
+          <w:rFonts w:ascii="Courier New" w:eastAsia="MS Mincho" w:hAnsi="Courier New" w:cs="Courier New"/>
+        </w:rPr>
+        <w:t>└── FINAL_</w:t>
+      </w:r>
+      <w:r>
+        <w:rPr>
+          <w:rFonts w:ascii="Courier New" w:eastAsia="MS Mincho" w:hAnsi="Courier New" w:cs="Courier New"/>
+        </w:rPr>
+        <w:t>Component_v01</w:t>
+      </w:r>
+      <w:r>
+        <w:rPr>
+          <w:rFonts w:ascii="Courier New" w:eastAsia="MS Mincho" w:hAnsi="Courier New" w:cs="Courier New"/>
+        </w:rPr>
+        <w:t>.png</w:t>
+      </w:r>
+    </w:p>
+    <w:p>
+      <w:pPr>
+        <w:rPr>
+          <w:rFonts w:ascii="Courier New" w:eastAsia="MS Mincho" w:hAnsi="Courier New" w:cs="Courier New"/>
+        </w:rPr>
+      </w:pPr>
+      <w:r>
+        <w:rPr>
+          <w:rFonts w:ascii="Courier New" w:eastAsia="MS Mincho" w:hAnsi="Courier New" w:cs="Courier New"/>
+        </w:rPr>
+        <w:t>│</w:t>
+      </w:r>
+      <w:r>
+        <w:rPr>
+          <w:rFonts w:ascii="Courier New" w:eastAsia="MS Mincho" w:hAnsi="Courier New" w:cs="Courier New"/>
+        </w:rPr>
+        <w:t xml:space="preserve">   </w:t>
       </w:r>
       <w:r>
         <w:rPr>
@@ -8928,15 +8646,360 @@
       </w:r>
       <w:r>
         <w:rPr>
-          <w:rFonts w:ascii="Courier New" w:eastAsia="MS Mincho" w:hAnsi="Courier New" w:cs="Courier New"/>
-        </w:rPr>
-        <w:t>C</w:t>
-      </w:r>
-      <w:r>
-        <w:rPr>
-          <w:rFonts w:ascii="Courier New" w:eastAsia="MS Mincho" w:hAnsi="Courier New" w:cs="Courier New"/>
-        </w:rPr>
-        <w:t xml:space="preserve">hecked/             </w:t>
+          <w:rFonts w:ascii="Courier New" w:hAnsi="Courier New" w:cs="Courier New"/>
+        </w:rPr>
+        <w:t>Milestone_2_First_Dozen_Views/</w:t>
+      </w:r>
+    </w:p>
+    <w:p>
+      <w:pPr>
+        <w:rPr>
+          <w:rFonts w:ascii="Courier New" w:eastAsia="MS Mincho" w:hAnsi="Courier New" w:cs="Courier New"/>
+        </w:rPr>
+      </w:pPr>
+      <w:r>
+        <w:rPr>
+          <w:rFonts w:ascii="Courier New" w:eastAsia="MS Mincho" w:hAnsi="Courier New" w:cs="Courier New"/>
+        </w:rPr>
+        <w:t>│</w:t>
+      </w:r>
+      <w:r>
+        <w:rPr>
+          <w:rFonts w:ascii="Courier New" w:eastAsia="MS Mincho" w:hAnsi="Courier New" w:cs="Courier New"/>
+        </w:rPr>
+        <w:t xml:space="preserve">   </w:t>
+      </w:r>
+      <w:r>
+        <w:rPr>
+          <w:rFonts w:ascii="Courier New" w:eastAsia="MS Mincho" w:hAnsi="Courier New" w:cs="Courier New"/>
+        </w:rPr>
+        <w:t xml:space="preserve">├── </w:t>
+      </w:r>
+      <w:r>
+        <w:rPr>
+          <w:rFonts w:ascii="Courier New" w:hAnsi="Courier New" w:cs="Courier New"/>
+        </w:rPr>
+        <w:t>Milestone_3_Components</w:t>
+      </w:r>
+      <w:r>
+        <w:rPr>
+          <w:rFonts w:ascii="Courier New" w:eastAsia="MS Mincho" w:hAnsi="Courier New" w:cs="Courier New"/>
+        </w:rPr>
+        <w:t>/</w:t>
+      </w:r>
+    </w:p>
+    <w:p>
+      <w:pPr>
+        <w:rPr>
+          <w:rFonts w:ascii="Courier New" w:eastAsia="MS Mincho" w:hAnsi="Courier New" w:cs="Courier New"/>
+        </w:rPr>
+      </w:pPr>
+      <w:r>
+        <w:rPr>
+          <w:rFonts w:ascii="Courier New" w:eastAsia="MS Mincho" w:hAnsi="Courier New" w:cs="Courier New"/>
+        </w:rPr>
+        <w:t>│</w:t>
+      </w:r>
+      <w:r>
+        <w:rPr>
+          <w:rFonts w:ascii="Courier New" w:eastAsia="MS Mincho" w:hAnsi="Courier New" w:cs="Courier New"/>
+        </w:rPr>
+        <w:t xml:space="preserve">   </w:t>
+      </w:r>
+      <w:r>
+        <w:rPr>
+          <w:rFonts w:ascii="Courier New" w:eastAsia="MS Mincho" w:hAnsi="Courier New" w:cs="Courier New"/>
+        </w:rPr>
+        <w:t xml:space="preserve">├── </w:t>
+      </w:r>
+      <w:r>
+        <w:rPr>
+          <w:rFonts w:ascii="Courier New" w:hAnsi="Courier New" w:cs="Courier New"/>
+        </w:rPr>
+        <w:t>Milestone_4_Interfaces_and_Data_Structures</w:t>
+      </w:r>
+      <w:r>
+        <w:rPr>
+          <w:rFonts w:ascii="Courier New" w:eastAsia="MS Mincho" w:hAnsi="Courier New" w:cs="Courier New"/>
+        </w:rPr>
+        <w:t>/</w:t>
+      </w:r>
+    </w:p>
+    <w:p>
+      <w:pPr>
+        <w:rPr>
+          <w:rFonts w:ascii="Courier New" w:eastAsia="MS Mincho" w:hAnsi="Courier New" w:cs="Courier New"/>
+        </w:rPr>
+      </w:pPr>
+      <w:r>
+        <w:rPr>
+          <w:rFonts w:ascii="Courier New" w:eastAsia="MS Mincho" w:hAnsi="Courier New" w:cs="Courier New"/>
+        </w:rPr>
+        <w:t>│</w:t>
+      </w:r>
+      <w:r>
+        <w:rPr>
+          <w:rFonts w:ascii="Courier New" w:eastAsia="MS Mincho" w:hAnsi="Courier New" w:cs="Courier New"/>
+        </w:rPr>
+        <w:t xml:space="preserve">   </w:t>
+      </w:r>
+      <w:r>
+        <w:rPr>
+          <w:rFonts w:ascii="Courier New" w:eastAsia="MS Mincho" w:hAnsi="Courier New" w:cs="Courier New"/>
+        </w:rPr>
+        <w:t xml:space="preserve">├── </w:t>
+      </w:r>
+      <w:r>
+        <w:rPr>
+          <w:rFonts w:ascii="Courier New" w:hAnsi="Courier New" w:cs="Courier New"/>
+        </w:rPr>
+        <w:t>Milestone_5_Algorithms</w:t>
+      </w:r>
+      <w:r>
+        <w:rPr>
+          <w:rFonts w:ascii="Courier New" w:eastAsia="MS Mincho" w:hAnsi="Courier New" w:cs="Courier New"/>
+        </w:rPr>
+        <w:t>/</w:t>
+      </w:r>
+    </w:p>
+    <w:p>
+      <w:pPr>
+        <w:rPr>
+          <w:rFonts w:ascii="Courier New" w:hAnsi="Courier New" w:cs="Courier New"/>
+        </w:rPr>
+      </w:pPr>
+      <w:r>
+        <w:rPr>
+          <w:rFonts w:ascii="Courier New" w:eastAsia="MS Mincho" w:hAnsi="Courier New" w:cs="Courier New"/>
+        </w:rPr>
+        <w:t>│</w:t>
+      </w:r>
+      <w:r>
+        <w:rPr>
+          <w:rFonts w:ascii="Courier New" w:eastAsia="MS Mincho" w:hAnsi="Courier New" w:cs="Courier New"/>
+        </w:rPr>
+        <w:t xml:space="preserve">   </w:t>
+      </w:r>
+      <w:r>
+        <w:rPr>
+          <w:rFonts w:ascii="Courier New" w:eastAsia="MS Mincho" w:hAnsi="Courier New" w:cs="Courier New"/>
+        </w:rPr>
+        <w:t>└──</w:t>
+      </w:r>
+      <w:r>
+        <w:rPr>
+          <w:rFonts w:ascii="Courier New" w:eastAsia="MS Mincho" w:hAnsi="Courier New" w:cs="Courier New"/>
+        </w:rPr>
+        <w:t xml:space="preserve"> </w:t>
+      </w:r>
+      <w:r>
+        <w:rPr>
+          <w:rFonts w:ascii="Courier New" w:hAnsi="Courier New" w:cs="Courier New"/>
+        </w:rPr>
+        <w:t>Milestone_6_Software_Design_Description</w:t>
+      </w:r>
+      <w:r>
+        <w:rPr>
+          <w:rFonts w:ascii="Courier New" w:eastAsia="MS Mincho" w:hAnsi="Courier New" w:cs="Courier New"/>
+        </w:rPr>
+        <w:t>/</w:t>
+      </w:r>
+      <w:r>
+        <w:rPr>
+          <w:rFonts w:ascii="Courier New" w:hAnsi="Courier New" w:cs="Courier New"/>
+        </w:rPr>
+        <w:br/>
+      </w:r>
+      <w:r>
+        <w:rPr>
+          <w:rFonts w:ascii="Courier New" w:eastAsia="MS Mincho" w:hAnsi="Courier New" w:cs="Courier New"/>
+        </w:rPr>
+        <w:t>│</w:t>
+      </w:r>
+      <w:r>
+        <w:rPr>
+          <w:rFonts w:ascii="Courier New" w:hAnsi="Courier New" w:cs="Courier New"/>
+        </w:rPr>
+        <w:t xml:space="preserve"> </w:t>
+      </w:r>
+      <w:r>
+        <w:rPr>
+          <w:rFonts w:ascii="Courier New" w:eastAsia="MS Mincho" w:hAnsi="Courier New" w:cs="Courier New"/>
+        </w:rPr>
+        <w:t>├──</w:t>
+      </w:r>
+      <w:r>
+        <w:rPr>
+          <w:rFonts w:ascii="Courier New" w:hAnsi="Courier New" w:cs="Courier New"/>
+        </w:rPr>
+        <w:t xml:space="preserve"> Team_06_News_Feed_Follow/</w:t>
+      </w:r>
+    </w:p>
+    <w:p>
+      <w:pPr>
+        <w:rPr>
+          <w:rFonts w:ascii="Courier New" w:hAnsi="Courier New" w:cs="Courier New"/>
+        </w:rPr>
+      </w:pPr>
+      <w:r>
+        <w:rPr>
+          <w:rFonts w:ascii="Courier New" w:eastAsia="MS Mincho" w:hAnsi="Courier New" w:cs="Courier New"/>
+        </w:rPr>
+        <w:t>│</w:t>
+      </w:r>
+      <w:r>
+        <w:rPr>
+          <w:rFonts w:ascii="Courier New" w:hAnsi="Courier New" w:cs="Courier New"/>
+        </w:rPr>
+        <w:t xml:space="preserve"> </w:t>
+      </w:r>
+      <w:r>
+        <w:rPr>
+          <w:rFonts w:ascii="Courier New" w:hAnsi="Courier New" w:cs="Courier New"/>
+        </w:rPr>
+        <w:t xml:space="preserve">  </w:t>
+      </w:r>
+      <w:r>
+        <w:rPr>
+          <w:rFonts w:ascii="Courier New" w:eastAsia="MS Mincho" w:hAnsi="Courier New" w:cs="Courier New"/>
+        </w:rPr>
+        <w:t>└──</w:t>
+      </w:r>
+      <w:r>
+        <w:rPr>
+          <w:rFonts w:ascii="Courier New" w:hAnsi="Courier New" w:cs="Courier New"/>
+        </w:rPr>
+        <w:t xml:space="preserve"> </w:t>
+      </w:r>
+      <w:r>
+        <w:rPr>
+          <w:rFonts w:ascii="Courier New" w:hAnsi="Courier New" w:cs="Courier New"/>
+        </w:rPr>
+        <w:t>Milestone_1_Component_Diagram</w:t>
+      </w:r>
+      <w:r>
+        <w:rPr>
+          <w:rFonts w:ascii="Courier New" w:hAnsi="Courier New" w:cs="Courier New"/>
+        </w:rPr>
+        <w:t>/</w:t>
+      </w:r>
+    </w:p>
+    <w:p>
+      <w:pPr>
+        <w:rPr>
+          <w:rFonts w:ascii="Courier New" w:eastAsia="MS Mincho" w:hAnsi="Courier New" w:cs="Courier New"/>
+        </w:rPr>
+      </w:pPr>
+      <w:r>
+        <w:rPr>
+          <w:rFonts w:ascii="Courier New" w:eastAsia="MS Mincho" w:hAnsi="Courier New" w:cs="Courier New"/>
+        </w:rPr>
+        <w:t>│</w:t>
+      </w:r>
+      <w:r>
+        <w:rPr>
+          <w:rFonts w:ascii="Courier New" w:eastAsia="MS Mincho" w:hAnsi="Courier New" w:cs="Courier New"/>
+        </w:rPr>
+        <w:t xml:space="preserve">   </w:t>
+      </w:r>
+      <w:r>
+        <w:rPr>
+          <w:rFonts w:ascii="Courier New" w:eastAsia="MS Mincho" w:hAnsi="Courier New" w:cs="Courier New"/>
+        </w:rPr>
+        <w:t>│</w:t>
+      </w:r>
+      <w:r>
+        <w:rPr>
+          <w:rFonts w:ascii="Courier New" w:eastAsia="MS Mincho" w:hAnsi="Courier New" w:cs="Courier New"/>
+        </w:rPr>
+        <w:t xml:space="preserve"> </w:t>
+      </w:r>
+      <w:r>
+        <w:rPr>
+          <w:rFonts w:ascii="Courier New" w:eastAsia="MS Mincho" w:hAnsi="Courier New" w:cs="Courier New"/>
+        </w:rPr>
+        <w:t xml:space="preserve">├── </w:t>
+      </w:r>
+      <w:proofErr w:type="spellStart"/>
+      <w:r>
+        <w:rPr>
+          <w:rFonts w:ascii="Courier New" w:eastAsia="MS Mincho" w:hAnsi="Courier New" w:cs="Courier New"/>
+        </w:rPr>
+        <w:t>D</w:t>
+      </w:r>
+      <w:r>
+        <w:rPr>
+          <w:rFonts w:ascii="Courier New" w:eastAsia="MS Mincho" w:hAnsi="Courier New" w:cs="Courier New"/>
+        </w:rPr>
+        <w:t>rawio</w:t>
+      </w:r>
+      <w:proofErr w:type="spellEnd"/>
+      <w:r>
+        <w:rPr>
+          <w:rFonts w:ascii="Courier New" w:eastAsia="MS Mincho" w:hAnsi="Courier New" w:cs="Courier New"/>
+        </w:rPr>
+        <w:t>/</w:t>
+      </w:r>
+    </w:p>
+    <w:p>
+      <w:pPr>
+        <w:rPr>
+          <w:rFonts w:ascii="Courier New" w:eastAsia="MS Mincho" w:hAnsi="Courier New" w:cs="Courier New"/>
+        </w:rPr>
+      </w:pPr>
+      <w:r>
+        <w:rPr>
+          <w:rFonts w:ascii="Courier New" w:eastAsia="MS Mincho" w:hAnsi="Courier New" w:cs="Courier New"/>
+        </w:rPr>
+        <w:t>│</w:t>
+      </w:r>
+      <w:r>
+        <w:rPr>
+          <w:rFonts w:ascii="Courier New" w:eastAsia="MS Mincho" w:hAnsi="Courier New" w:cs="Courier New"/>
+        </w:rPr>
+        <w:t xml:space="preserve">   </w:t>
+      </w:r>
+      <w:r>
+        <w:rPr>
+          <w:rFonts w:ascii="Courier New" w:eastAsia="MS Mincho" w:hAnsi="Courier New" w:cs="Courier New"/>
+        </w:rPr>
+        <w:t>│</w:t>
+      </w:r>
+      <w:r>
+        <w:rPr>
+          <w:rFonts w:ascii="Courier New" w:eastAsia="MS Mincho" w:hAnsi="Courier New" w:cs="Courier New"/>
+        </w:rPr>
+        <w:t xml:space="preserve"> </w:t>
+      </w:r>
+      <w:r>
+        <w:rPr>
+          <w:rFonts w:ascii="Courier New" w:eastAsia="MS Mincho" w:hAnsi="Courier New" w:cs="Courier New"/>
+        </w:rPr>
+        <w:t>│</w:t>
+      </w:r>
+      <w:r>
+        <w:rPr>
+          <w:rFonts w:ascii="Courier New" w:eastAsia="MS Mincho" w:hAnsi="Courier New" w:cs="Courier New"/>
+        </w:rPr>
+        <w:t xml:space="preserve"> </w:t>
+      </w:r>
+      <w:r>
+        <w:rPr>
+          <w:rFonts w:ascii="Courier New" w:eastAsia="MS Mincho" w:hAnsi="Courier New" w:cs="Courier New"/>
+        </w:rPr>
+        <w:t xml:space="preserve">├── </w:t>
+      </w:r>
+      <w:r>
+        <w:rPr>
+          <w:rFonts w:ascii="Courier New" w:eastAsia="MS Mincho" w:hAnsi="Courier New" w:cs="Courier New"/>
+        </w:rPr>
+        <w:t>W</w:t>
+      </w:r>
+      <w:r>
+        <w:rPr>
+          <w:rFonts w:ascii="Courier New" w:eastAsia="MS Mincho" w:hAnsi="Courier New" w:cs="Courier New"/>
+        </w:rPr>
+        <w:t xml:space="preserve">orking/             </w:t>
       </w:r>
       <w:r>
         <w:rPr>
@@ -8944,16 +9007,71 @@
           <w:sz w:val="20"/>
           <w:szCs w:val="20"/>
         </w:rPr>
-        <w:t>← Team QA approved internally</w:t>
-      </w:r>
-    </w:p>
-    <w:p>
-      <w:pPr>
+        <w:t>← ICs actively editing</w:t>
+      </w:r>
+    </w:p>
+    <w:p>
+      <w:pPr>
+        <w:rPr>
+          <w:rFonts w:ascii="Courier New" w:eastAsia="MS Mincho" w:hAnsi="Courier New" w:cs="Courier New"/>
+        </w:rPr>
+      </w:pPr>
+      <w:r>
+        <w:rPr>
+          <w:rFonts w:ascii="Courier New" w:eastAsia="MS Mincho" w:hAnsi="Courier New" w:cs="Courier New"/>
+        </w:rPr>
+        <w:t>│</w:t>
+      </w:r>
+      <w:r>
+        <w:rPr>
+          <w:rFonts w:ascii="Courier New" w:eastAsia="MS Mincho" w:hAnsi="Courier New" w:cs="Courier New"/>
+        </w:rPr>
+        <w:t xml:space="preserve">   </w:t>
+      </w:r>
+      <w:r>
+        <w:rPr>
+          <w:rFonts w:ascii="Courier New" w:eastAsia="MS Mincho" w:hAnsi="Courier New" w:cs="Courier New"/>
+        </w:rPr>
+        <w:t>│ │</w:t>
+      </w:r>
+      <w:r>
+        <w:rPr>
+          <w:rFonts w:ascii="Courier New" w:eastAsia="MS Mincho" w:hAnsi="Courier New" w:cs="Courier New"/>
+        </w:rPr>
+        <w:t xml:space="preserve"> </w:t>
+      </w:r>
+      <w:r>
+        <w:rPr>
+          <w:rFonts w:ascii="Courier New" w:eastAsia="MS Mincho" w:hAnsi="Courier New" w:cs="Courier New"/>
+        </w:rPr>
+        <w:t xml:space="preserve">├── </w:t>
+      </w:r>
+      <w:r>
+        <w:rPr>
+          <w:rFonts w:ascii="Courier New" w:eastAsia="MS Mincho" w:hAnsi="Courier New" w:cs="Courier New"/>
+        </w:rPr>
+        <w:t>R</w:t>
+      </w:r>
+      <w:r>
+        <w:rPr>
+          <w:rFonts w:ascii="Courier New" w:eastAsia="MS Mincho" w:hAnsi="Courier New" w:cs="Courier New"/>
+        </w:rPr>
+        <w:t xml:space="preserve">eady/               </w:t>
+      </w:r>
+      <w:r>
         <w:rPr>
           <w:rFonts w:ascii="Courier New" w:eastAsia="MS Mincho" w:hAnsi="Courier New" w:cs="Courier New"/>
           <w:sz w:val="20"/>
           <w:szCs w:val="20"/>
         </w:rPr>
+        <w:t>← IC thinks it's done</w:t>
+      </w:r>
+    </w:p>
+    <w:p>
+      <w:pPr>
+        <w:rPr>
+          <w:rFonts w:ascii="Courier New" w:eastAsia="MS Mincho" w:hAnsi="Courier New" w:cs="Courier New"/>
+        </w:rPr>
       </w:pPr>
       <w:r>
         <w:rPr>
@@ -8989,25 +9107,13 @@
         <w:rPr>
           <w:rFonts w:ascii="Courier New" w:eastAsia="MS Mincho" w:hAnsi="Courier New" w:cs="Courier New"/>
         </w:rPr>
-        <w:t>F</w:t>
-      </w:r>
-      <w:r>
-        <w:rPr>
-          <w:rFonts w:ascii="Courier New" w:eastAsia="MS Mincho" w:hAnsi="Courier New" w:cs="Courier New"/>
-        </w:rPr>
-        <w:t>inal_</w:t>
-      </w:r>
-      <w:r>
-        <w:rPr>
-          <w:rFonts w:ascii="Courier New" w:eastAsia="MS Mincho" w:hAnsi="Courier New" w:cs="Courier New"/>
-        </w:rPr>
-        <w:t>I</w:t>
-      </w:r>
-      <w:r>
-        <w:rPr>
-          <w:rFonts w:ascii="Courier New" w:eastAsia="MS Mincho" w:hAnsi="Courier New" w:cs="Courier New"/>
-        </w:rPr>
-        <w:t xml:space="preserve">ntegrated/    </w:t>
+        <w:t>C</w:t>
+      </w:r>
+      <w:r>
+        <w:rPr>
+          <w:rFonts w:ascii="Courier New" w:eastAsia="MS Mincho" w:hAnsi="Courier New" w:cs="Courier New"/>
+        </w:rPr>
+        <w:t xml:space="preserve">hecked/             </w:t>
       </w:r>
       <w:r>
         <w:rPr>
@@ -9015,7 +9121,7 @@
           <w:sz w:val="20"/>
           <w:szCs w:val="20"/>
         </w:rPr>
-        <w:t>← Lead’s final combined diagram</w:t>
+        <w:t>← Team QA approved internally</w:t>
       </w:r>
     </w:p>
     <w:p>
@@ -9042,39 +9148,20 @@
         <w:rPr>
           <w:rFonts w:ascii="Courier New" w:eastAsia="MS Mincho" w:hAnsi="Courier New" w:cs="Courier New"/>
         </w:rPr>
-        <w:t>│</w:t>
-      </w:r>
-      <w:r>
-        <w:rPr>
-          <w:rFonts w:ascii="Courier New" w:eastAsia="MS Mincho" w:hAnsi="Courier New" w:cs="Courier New"/>
-        </w:rPr>
-        <w:t xml:space="preserve"> </w:t>
-      </w:r>
-      <w:r>
-        <w:rPr>
-          <w:rFonts w:ascii="Courier New" w:eastAsia="MS Mincho" w:hAnsi="Courier New" w:cs="Courier New"/>
-        </w:rPr>
-        <w:t>│</w:t>
-      </w:r>
-      <w:r>
-        <w:rPr>
-          <w:rFonts w:ascii="Courier New" w:eastAsia="MS Mincho" w:hAnsi="Courier New" w:cs="Courier New"/>
-        </w:rPr>
-        <w:t xml:space="preserve"> </w:t>
-      </w:r>
-      <w:r>
-        <w:rPr>
-          <w:rFonts w:ascii="Courier New" w:eastAsia="MS Mincho" w:hAnsi="Courier New" w:cs="Courier New"/>
-        </w:rPr>
-        <w:t>└──</w:t>
-      </w:r>
-      <w:r>
-        <w:rPr>
-          <w:rFonts w:ascii="Courier New" w:eastAsia="MS Mincho" w:hAnsi="Courier New" w:cs="Courier New"/>
-        </w:rPr>
-        <w:t xml:space="preserve"> </w:t>
-      </w:r>
-      <w:proofErr w:type="spellStart"/>
+        <w:t>│ │</w:t>
+      </w:r>
+      <w:r>
+        <w:rPr>
+          <w:rFonts w:ascii="Courier New" w:eastAsia="MS Mincho" w:hAnsi="Courier New" w:cs="Courier New"/>
+        </w:rPr>
+        <w:t xml:space="preserve"> </w:t>
+      </w:r>
+      <w:r>
+        <w:rPr>
+          <w:rFonts w:ascii="Courier New" w:eastAsia="MS Mincho" w:hAnsi="Courier New" w:cs="Courier New"/>
+        </w:rPr>
+        <w:t xml:space="preserve">├── </w:t>
+      </w:r>
       <w:r>
         <w:rPr>
           <w:rFonts w:ascii="Courier New" w:eastAsia="MS Mincho" w:hAnsi="Courier New" w:cs="Courier New"/>
@@ -9085,18 +9172,6 @@
         <w:rPr>
           <w:rFonts w:ascii="Courier New" w:eastAsia="MS Mincho" w:hAnsi="Courier New" w:cs="Courier New"/>
         </w:rPr>
-        <w:t>aulty_</w:t>
-      </w:r>
-      <w:r>
-        <w:rPr>
-          <w:rFonts w:ascii="Courier New" w:eastAsia="MS Mincho" w:hAnsi="Courier New" w:cs="Courier New"/>
-        </w:rPr>
-        <w:t>F</w:t>
-      </w:r>
-      <w:r>
-        <w:rPr>
-          <w:rFonts w:ascii="Courier New" w:eastAsia="MS Mincho" w:hAnsi="Courier New" w:cs="Courier New"/>
-        </w:rPr>
         <w:t>inal_</w:t>
       </w:r>
       <w:r>
@@ -9109,14 +9184,7 @@
         <w:rPr>
           <w:rFonts w:ascii="Courier New" w:eastAsia="MS Mincho" w:hAnsi="Courier New" w:cs="Courier New"/>
         </w:rPr>
-        <w:t>ntegrated</w:t>
-      </w:r>
-      <w:proofErr w:type="spellEnd"/>
-      <w:r>
-        <w:rPr>
-          <w:rFonts w:ascii="Courier New" w:eastAsia="MS Mincho" w:hAnsi="Courier New" w:cs="Courier New"/>
-        </w:rPr>
-        <w:t xml:space="preserve">/   </w:t>
+        <w:t xml:space="preserve">ntegrated/    </w:t>
       </w:r>
       <w:r>
         <w:rPr>
@@ -9124,28 +9192,46 @@
           <w:sz w:val="20"/>
           <w:szCs w:val="20"/>
         </w:rPr>
-        <w:t xml:space="preserve">← </w:t>
-      </w:r>
-      <w:r>
+        <w:t>← Lead’s final combined diagram</w:t>
+      </w:r>
+    </w:p>
+    <w:p>
+      <w:pPr>
         <w:rPr>
           <w:rFonts w:ascii="Courier New" w:eastAsia="MS Mincho" w:hAnsi="Courier New" w:cs="Courier New"/>
           <w:sz w:val="20"/>
           <w:szCs w:val="20"/>
         </w:rPr>
-        <w:t>reject by Chief of Q/A</w:t>
-      </w:r>
-    </w:p>
-    <w:p>
-      <w:pPr>
-        <w:rPr>
-          <w:rFonts w:ascii="Courier New" w:eastAsia="MS Mincho" w:hAnsi="Courier New" w:cs="Courier New"/>
-        </w:rPr>
-      </w:pPr>
-      <w:r>
-        <w:rPr>
-          <w:rFonts w:ascii="Courier New" w:eastAsia="MS Mincho" w:hAnsi="Courier New" w:cs="Courier New"/>
-        </w:rPr>
-        <w:t>│   │</w:t>
+      </w:pPr>
+      <w:r>
+        <w:rPr>
+          <w:rFonts w:ascii="Courier New" w:eastAsia="MS Mincho" w:hAnsi="Courier New" w:cs="Courier New"/>
+        </w:rPr>
+        <w:t>│</w:t>
+      </w:r>
+      <w:r>
+        <w:rPr>
+          <w:rFonts w:ascii="Courier New" w:eastAsia="MS Mincho" w:hAnsi="Courier New" w:cs="Courier New"/>
+        </w:rPr>
+        <w:t xml:space="preserve">   </w:t>
+      </w:r>
+      <w:r>
+        <w:rPr>
+          <w:rFonts w:ascii="Courier New" w:eastAsia="MS Mincho" w:hAnsi="Courier New" w:cs="Courier New"/>
+        </w:rPr>
+        <w:t>│</w:t>
+      </w:r>
+      <w:r>
+        <w:rPr>
+          <w:rFonts w:ascii="Courier New" w:eastAsia="MS Mincho" w:hAnsi="Courier New" w:cs="Courier New"/>
+        </w:rPr>
+        <w:t xml:space="preserve"> </w:t>
+      </w:r>
+      <w:r>
+        <w:rPr>
+          <w:rFonts w:ascii="Courier New" w:eastAsia="MS Mincho" w:hAnsi="Courier New" w:cs="Courier New"/>
+        </w:rPr>
+        <w:t>│</w:t>
       </w:r>
       <w:r>
         <w:rPr>
@@ -9161,452 +9247,53 @@
       </w:r>
       <w:r>
         <w:rPr>
-          <w:rFonts w:ascii="Courier New" w:hAnsi="Courier New" w:cs="Courier New"/>
-        </w:rPr>
-        <w:t xml:space="preserve"> </w:t>
-      </w:r>
-      <w:r>
-        <w:rPr>
-          <w:rFonts w:ascii="Courier New" w:hAnsi="Courier New" w:cs="Courier New"/>
-        </w:rPr>
-        <w:t>PNG</w:t>
-      </w:r>
-      <w:r>
-        <w:rPr>
-          <w:rFonts w:ascii="Courier New" w:hAnsi="Courier New" w:cs="Courier New"/>
-        </w:rPr>
-        <w:t>/</w:t>
-      </w:r>
-    </w:p>
-    <w:p>
-      <w:pPr>
-        <w:rPr>
-          <w:rFonts w:ascii="Courier New" w:eastAsia="MS Mincho" w:hAnsi="Courier New" w:cs="Courier New"/>
-        </w:rPr>
-      </w:pPr>
-      <w:r>
-        <w:rPr>
-          <w:rFonts w:ascii="Courier New" w:eastAsia="MS Mincho" w:hAnsi="Courier New" w:cs="Courier New"/>
-        </w:rPr>
-        <w:t>│</w:t>
-      </w:r>
-      <w:r>
-        <w:rPr>
-          <w:rFonts w:ascii="Courier New" w:eastAsia="MS Mincho" w:hAnsi="Courier New" w:cs="Courier New"/>
-        </w:rPr>
-        <w:t xml:space="preserve">   </w:t>
-      </w:r>
-      <w:r>
-        <w:rPr>
-          <w:rFonts w:ascii="Courier New" w:eastAsia="MS Mincho" w:hAnsi="Courier New" w:cs="Courier New"/>
-        </w:rPr>
-        <w:t xml:space="preserve">│ </w:t>
-      </w:r>
-      <w:r>
-        <w:rPr>
-          <w:rFonts w:ascii="Courier New" w:eastAsia="MS Mincho" w:hAnsi="Courier New" w:cs="Courier New"/>
-        </w:rPr>
-        <w:t xml:space="preserve">  </w:t>
-      </w:r>
-      <w:r>
-        <w:rPr>
-          <w:rFonts w:ascii="Courier New" w:eastAsia="MS Mincho" w:hAnsi="Courier New" w:cs="Courier New"/>
-        </w:rPr>
-        <w:t>└── FINAL_</w:t>
-      </w:r>
-      <w:r>
-        <w:rPr>
-          <w:rFonts w:ascii="Courier New" w:eastAsia="MS Mincho" w:hAnsi="Courier New" w:cs="Courier New"/>
-        </w:rPr>
-        <w:t>Component_v01</w:t>
-      </w:r>
-      <w:r>
-        <w:rPr>
-          <w:rFonts w:ascii="Courier New" w:eastAsia="MS Mincho" w:hAnsi="Courier New" w:cs="Courier New"/>
-        </w:rPr>
-        <w:t>.png</w:t>
-      </w:r>
-    </w:p>
-    <w:p>
-      <w:pPr>
-        <w:rPr>
-          <w:rFonts w:ascii="Courier New" w:eastAsia="MS Mincho" w:hAnsi="Courier New" w:cs="Courier New"/>
-        </w:rPr>
-      </w:pPr>
-      <w:r>
-        <w:rPr>
-          <w:rFonts w:ascii="Courier New" w:eastAsia="MS Mincho" w:hAnsi="Courier New" w:cs="Courier New"/>
-        </w:rPr>
-        <w:t>│</w:t>
-      </w:r>
-      <w:r>
-        <w:rPr>
-          <w:rFonts w:ascii="Courier New" w:eastAsia="MS Mincho" w:hAnsi="Courier New" w:cs="Courier New"/>
-        </w:rPr>
-        <w:t xml:space="preserve">   </w:t>
-      </w:r>
-      <w:r>
-        <w:rPr>
-          <w:rFonts w:ascii="Courier New" w:eastAsia="MS Mincho" w:hAnsi="Courier New" w:cs="Courier New"/>
-        </w:rPr>
-        <w:t xml:space="preserve">├── </w:t>
-      </w:r>
-      <w:r>
-        <w:rPr>
-          <w:rFonts w:ascii="Courier New" w:hAnsi="Courier New" w:cs="Courier New"/>
-        </w:rPr>
-        <w:t>Milestone_2_First_Dozen_Views/</w:t>
-      </w:r>
-    </w:p>
-    <w:p>
-      <w:pPr>
-        <w:rPr>
-          <w:rFonts w:ascii="Courier New" w:eastAsia="MS Mincho" w:hAnsi="Courier New" w:cs="Courier New"/>
-        </w:rPr>
-      </w:pPr>
-      <w:r>
-        <w:rPr>
-          <w:rFonts w:ascii="Courier New" w:eastAsia="MS Mincho" w:hAnsi="Courier New" w:cs="Courier New"/>
-        </w:rPr>
-        <w:t>│</w:t>
-      </w:r>
-      <w:r>
-        <w:rPr>
-          <w:rFonts w:ascii="Courier New" w:eastAsia="MS Mincho" w:hAnsi="Courier New" w:cs="Courier New"/>
-        </w:rPr>
-        <w:t xml:space="preserve">   </w:t>
-      </w:r>
-      <w:r>
-        <w:rPr>
-          <w:rFonts w:ascii="Courier New" w:eastAsia="MS Mincho" w:hAnsi="Courier New" w:cs="Courier New"/>
-        </w:rPr>
-        <w:t xml:space="preserve">├── </w:t>
-      </w:r>
-      <w:r>
-        <w:rPr>
-          <w:rFonts w:ascii="Courier New" w:hAnsi="Courier New" w:cs="Courier New"/>
-        </w:rPr>
-        <w:t>Milestone_3_Components</w:t>
-      </w:r>
-      <w:r>
-        <w:rPr>
-          <w:rFonts w:ascii="Courier New" w:eastAsia="MS Mincho" w:hAnsi="Courier New" w:cs="Courier New"/>
-        </w:rPr>
-        <w:t>/</w:t>
-      </w:r>
-    </w:p>
-    <w:p>
-      <w:pPr>
-        <w:rPr>
-          <w:rFonts w:ascii="Courier New" w:eastAsia="MS Mincho" w:hAnsi="Courier New" w:cs="Courier New"/>
-        </w:rPr>
-      </w:pPr>
-      <w:r>
-        <w:rPr>
-          <w:rFonts w:ascii="Courier New" w:eastAsia="MS Mincho" w:hAnsi="Courier New" w:cs="Courier New"/>
-        </w:rPr>
-        <w:t>│</w:t>
-      </w:r>
-      <w:r>
-        <w:rPr>
-          <w:rFonts w:ascii="Courier New" w:eastAsia="MS Mincho" w:hAnsi="Courier New" w:cs="Courier New"/>
-        </w:rPr>
-        <w:t xml:space="preserve">   </w:t>
-      </w:r>
-      <w:r>
-        <w:rPr>
-          <w:rFonts w:ascii="Courier New" w:eastAsia="MS Mincho" w:hAnsi="Courier New" w:cs="Courier New"/>
-        </w:rPr>
-        <w:t xml:space="preserve">├── </w:t>
-      </w:r>
-      <w:r>
-        <w:rPr>
-          <w:rFonts w:ascii="Courier New" w:hAnsi="Courier New" w:cs="Courier New"/>
-        </w:rPr>
-        <w:t>Milestone_4_Interfaces_and_Data_Structures</w:t>
-      </w:r>
-      <w:r>
-        <w:rPr>
-          <w:rFonts w:ascii="Courier New" w:eastAsia="MS Mincho" w:hAnsi="Courier New" w:cs="Courier New"/>
-        </w:rPr>
-        <w:t>/</w:t>
-      </w:r>
-    </w:p>
-    <w:p>
-      <w:pPr>
-        <w:rPr>
-          <w:rFonts w:ascii="Courier New" w:eastAsia="MS Mincho" w:hAnsi="Courier New" w:cs="Courier New"/>
-        </w:rPr>
-      </w:pPr>
-      <w:r>
-        <w:rPr>
-          <w:rFonts w:ascii="Courier New" w:eastAsia="MS Mincho" w:hAnsi="Courier New" w:cs="Courier New"/>
-        </w:rPr>
-        <w:t>│</w:t>
-      </w:r>
-      <w:r>
-        <w:rPr>
-          <w:rFonts w:ascii="Courier New" w:eastAsia="MS Mincho" w:hAnsi="Courier New" w:cs="Courier New"/>
-        </w:rPr>
-        <w:t xml:space="preserve">   </w:t>
-      </w:r>
-      <w:r>
-        <w:rPr>
-          <w:rFonts w:ascii="Courier New" w:eastAsia="MS Mincho" w:hAnsi="Courier New" w:cs="Courier New"/>
-        </w:rPr>
-        <w:t xml:space="preserve">├── </w:t>
-      </w:r>
-      <w:r>
-        <w:rPr>
-          <w:rFonts w:ascii="Courier New" w:hAnsi="Courier New" w:cs="Courier New"/>
-        </w:rPr>
-        <w:t>Milestone_5_Algorithms</w:t>
-      </w:r>
-      <w:r>
-        <w:rPr>
-          <w:rFonts w:ascii="Courier New" w:eastAsia="MS Mincho" w:hAnsi="Courier New" w:cs="Courier New"/>
-        </w:rPr>
-        <w:t>/</w:t>
-      </w:r>
-    </w:p>
-    <w:p>
-      <w:pPr>
-        <w:rPr>
-          <w:rFonts w:ascii="Courier New" w:hAnsi="Courier New" w:cs="Courier New"/>
-        </w:rPr>
-      </w:pPr>
-      <w:r>
-        <w:rPr>
-          <w:rFonts w:ascii="Courier New" w:eastAsia="MS Mincho" w:hAnsi="Courier New" w:cs="Courier New"/>
-        </w:rPr>
-        <w:t>│</w:t>
-      </w:r>
-      <w:r>
-        <w:rPr>
-          <w:rFonts w:ascii="Courier New" w:eastAsia="MS Mincho" w:hAnsi="Courier New" w:cs="Courier New"/>
-        </w:rPr>
-        <w:t xml:space="preserve">   </w:t>
-      </w:r>
-      <w:r>
-        <w:rPr>
-          <w:rFonts w:ascii="Courier New" w:eastAsia="MS Mincho" w:hAnsi="Courier New" w:cs="Courier New"/>
-        </w:rPr>
-        <w:t>└──</w:t>
-      </w:r>
-      <w:r>
-        <w:rPr>
-          <w:rFonts w:ascii="Courier New" w:eastAsia="MS Mincho" w:hAnsi="Courier New" w:cs="Courier New"/>
-        </w:rPr>
-        <w:t xml:space="preserve"> </w:t>
-      </w:r>
-      <w:r>
-        <w:rPr>
-          <w:rFonts w:ascii="Courier New" w:hAnsi="Courier New" w:cs="Courier New"/>
-        </w:rPr>
-        <w:t>Milestone_6_Software_Design_Description</w:t>
-      </w:r>
-      <w:r>
-        <w:rPr>
-          <w:rFonts w:ascii="Courier New" w:eastAsia="MS Mincho" w:hAnsi="Courier New" w:cs="Courier New"/>
-        </w:rPr>
-        <w:t>/</w:t>
-      </w:r>
-      <w:r>
-        <w:rPr>
-          <w:rFonts w:ascii="Courier New" w:hAnsi="Courier New" w:cs="Courier New"/>
-        </w:rPr>
-        <w:br/>
-      </w:r>
-      <w:r>
-        <w:rPr>
-          <w:rFonts w:ascii="Courier New" w:eastAsia="MS Mincho" w:hAnsi="Courier New" w:cs="Courier New"/>
-        </w:rPr>
-        <w:t>│</w:t>
-      </w:r>
-      <w:r>
-        <w:rPr>
-          <w:rFonts w:ascii="Courier New" w:hAnsi="Courier New" w:cs="Courier New"/>
-        </w:rPr>
-        <w:t xml:space="preserve"> </w:t>
-      </w:r>
-      <w:r>
-        <w:rPr>
-          <w:rFonts w:ascii="Courier New" w:eastAsia="MS Mincho" w:hAnsi="Courier New" w:cs="Courier New"/>
-        </w:rPr>
-        <w:t>└──</w:t>
-      </w:r>
-      <w:r>
-        <w:rPr>
-          <w:rFonts w:ascii="Courier New" w:hAnsi="Courier New" w:cs="Courier New"/>
-        </w:rPr>
-        <w:t xml:space="preserve"> Team_07_Platform_External_Interfaces/</w:t>
-      </w:r>
-    </w:p>
-    <w:p>
-      <w:pPr>
-        <w:rPr>
-          <w:rFonts w:ascii="Courier New" w:hAnsi="Courier New" w:cs="Courier New"/>
-        </w:rPr>
-      </w:pPr>
-      <w:r>
-        <w:rPr>
-          <w:rFonts w:ascii="Courier New" w:eastAsia="MS Mincho" w:hAnsi="Courier New" w:cs="Courier New"/>
-        </w:rPr>
-        <w:t>│</w:t>
-      </w:r>
-      <w:r>
-        <w:rPr>
-          <w:rFonts w:ascii="Courier New" w:hAnsi="Courier New" w:cs="Courier New"/>
-        </w:rPr>
-        <w:t xml:space="preserve"> </w:t>
-      </w:r>
-      <w:r>
-        <w:rPr>
-          <w:rFonts w:ascii="Courier New" w:hAnsi="Courier New" w:cs="Courier New"/>
-        </w:rPr>
-        <w:t xml:space="preserve">  </w:t>
-      </w:r>
-      <w:r>
-        <w:rPr>
-          <w:rFonts w:ascii="Courier New" w:eastAsia="MS Mincho" w:hAnsi="Courier New" w:cs="Courier New"/>
-        </w:rPr>
-        <w:t>└──</w:t>
-      </w:r>
-      <w:r>
-        <w:rPr>
-          <w:rFonts w:ascii="Courier New" w:hAnsi="Courier New" w:cs="Courier New"/>
-        </w:rPr>
-        <w:t xml:space="preserve"> </w:t>
-      </w:r>
-      <w:r>
-        <w:rPr>
-          <w:rFonts w:ascii="Courier New" w:hAnsi="Courier New" w:cs="Courier New"/>
-        </w:rPr>
-        <w:t>Milestone_1_Component_Diagram</w:t>
-      </w:r>
-      <w:r>
-        <w:rPr>
-          <w:rFonts w:ascii="Courier New" w:hAnsi="Courier New" w:cs="Courier New"/>
-        </w:rPr>
-        <w:t>/</w:t>
-      </w:r>
-    </w:p>
-    <w:p>
-      <w:pPr>
-        <w:rPr>
-          <w:rFonts w:ascii="Courier New" w:eastAsia="MS Mincho" w:hAnsi="Courier New" w:cs="Courier New"/>
-        </w:rPr>
-      </w:pPr>
-      <w:r>
-        <w:rPr>
-          <w:rFonts w:ascii="Courier New" w:eastAsia="MS Mincho" w:hAnsi="Courier New" w:cs="Courier New"/>
-        </w:rPr>
-        <w:t>│</w:t>
-      </w:r>
-      <w:r>
-        <w:rPr>
-          <w:rFonts w:ascii="Courier New" w:eastAsia="MS Mincho" w:hAnsi="Courier New" w:cs="Courier New"/>
-        </w:rPr>
-        <w:t xml:space="preserve">   </w:t>
-      </w:r>
-      <w:r>
-        <w:rPr>
-          <w:rFonts w:ascii="Courier New" w:eastAsia="MS Mincho" w:hAnsi="Courier New" w:cs="Courier New"/>
-        </w:rPr>
-        <w:t>│</w:t>
-      </w:r>
-      <w:r>
-        <w:rPr>
-          <w:rFonts w:ascii="Courier New" w:eastAsia="MS Mincho" w:hAnsi="Courier New" w:cs="Courier New"/>
-        </w:rPr>
-        <w:t xml:space="preserve"> </w:t>
-      </w:r>
-      <w:r>
-        <w:rPr>
-          <w:rFonts w:ascii="Courier New" w:eastAsia="MS Mincho" w:hAnsi="Courier New" w:cs="Courier New"/>
-        </w:rPr>
-        <w:t xml:space="preserve">├── </w:t>
+          <w:rFonts w:ascii="Courier New" w:eastAsia="MS Mincho" w:hAnsi="Courier New" w:cs="Courier New"/>
+        </w:rPr>
+        <w:t xml:space="preserve"> </w:t>
       </w:r>
       <w:proofErr w:type="spellStart"/>
       <w:r>
         <w:rPr>
           <w:rFonts w:ascii="Courier New" w:eastAsia="MS Mincho" w:hAnsi="Courier New" w:cs="Courier New"/>
         </w:rPr>
-        <w:t>D</w:t>
-      </w:r>
-      <w:r>
-        <w:rPr>
-          <w:rFonts w:ascii="Courier New" w:eastAsia="MS Mincho" w:hAnsi="Courier New" w:cs="Courier New"/>
-        </w:rPr>
-        <w:t>rawio</w:t>
+        <w:t>F</w:t>
+      </w:r>
+      <w:r>
+        <w:rPr>
+          <w:rFonts w:ascii="Courier New" w:eastAsia="MS Mincho" w:hAnsi="Courier New" w:cs="Courier New"/>
+        </w:rPr>
+        <w:t>aulty_</w:t>
+      </w:r>
+      <w:r>
+        <w:rPr>
+          <w:rFonts w:ascii="Courier New" w:eastAsia="MS Mincho" w:hAnsi="Courier New" w:cs="Courier New"/>
+        </w:rPr>
+        <w:t>F</w:t>
+      </w:r>
+      <w:r>
+        <w:rPr>
+          <w:rFonts w:ascii="Courier New" w:eastAsia="MS Mincho" w:hAnsi="Courier New" w:cs="Courier New"/>
+        </w:rPr>
+        <w:t>inal_</w:t>
+      </w:r>
+      <w:r>
+        <w:rPr>
+          <w:rFonts w:ascii="Courier New" w:eastAsia="MS Mincho" w:hAnsi="Courier New" w:cs="Courier New"/>
+        </w:rPr>
+        <w:t>I</w:t>
+      </w:r>
+      <w:r>
+        <w:rPr>
+          <w:rFonts w:ascii="Courier New" w:eastAsia="MS Mincho" w:hAnsi="Courier New" w:cs="Courier New"/>
+        </w:rPr>
+        <w:t>ntegrated</w:t>
       </w:r>
       <w:proofErr w:type="spellEnd"/>
       <w:r>
         <w:rPr>
           <w:rFonts w:ascii="Courier New" w:eastAsia="MS Mincho" w:hAnsi="Courier New" w:cs="Courier New"/>
         </w:rPr>
-        <w:t>/</w:t>
-      </w:r>
-    </w:p>
-    <w:p>
-      <w:pPr>
-        <w:rPr>
-          <w:rFonts w:ascii="Courier New" w:eastAsia="MS Mincho" w:hAnsi="Courier New" w:cs="Courier New"/>
-        </w:rPr>
-      </w:pPr>
-      <w:r>
-        <w:rPr>
-          <w:rFonts w:ascii="Courier New" w:eastAsia="MS Mincho" w:hAnsi="Courier New" w:cs="Courier New"/>
-        </w:rPr>
-        <w:t>│</w:t>
-      </w:r>
-      <w:r>
-        <w:rPr>
-          <w:rFonts w:ascii="Courier New" w:eastAsia="MS Mincho" w:hAnsi="Courier New" w:cs="Courier New"/>
-        </w:rPr>
-        <w:t xml:space="preserve">   </w:t>
-      </w:r>
-      <w:r>
-        <w:rPr>
-          <w:rFonts w:ascii="Courier New" w:eastAsia="MS Mincho" w:hAnsi="Courier New" w:cs="Courier New"/>
-        </w:rPr>
-        <w:t>│</w:t>
-      </w:r>
-      <w:r>
-        <w:rPr>
-          <w:rFonts w:ascii="Courier New" w:eastAsia="MS Mincho" w:hAnsi="Courier New" w:cs="Courier New"/>
-        </w:rPr>
-        <w:t xml:space="preserve"> </w:t>
-      </w:r>
-      <w:r>
-        <w:rPr>
-          <w:rFonts w:ascii="Courier New" w:eastAsia="MS Mincho" w:hAnsi="Courier New" w:cs="Courier New"/>
-        </w:rPr>
-        <w:t>│</w:t>
-      </w:r>
-      <w:r>
-        <w:rPr>
-          <w:rFonts w:ascii="Courier New" w:eastAsia="MS Mincho" w:hAnsi="Courier New" w:cs="Courier New"/>
-        </w:rPr>
-        <w:t xml:space="preserve"> </w:t>
-      </w:r>
-      <w:r>
-        <w:rPr>
-          <w:rFonts w:ascii="Courier New" w:eastAsia="MS Mincho" w:hAnsi="Courier New" w:cs="Courier New"/>
-        </w:rPr>
-        <w:t xml:space="preserve">├── </w:t>
-      </w:r>
-      <w:r>
-        <w:rPr>
-          <w:rFonts w:ascii="Courier New" w:eastAsia="MS Mincho" w:hAnsi="Courier New" w:cs="Courier New"/>
-        </w:rPr>
-        <w:t>W</w:t>
-      </w:r>
-      <w:r>
-        <w:rPr>
-          <w:rFonts w:ascii="Courier New" w:eastAsia="MS Mincho" w:hAnsi="Courier New" w:cs="Courier New"/>
-        </w:rPr>
-        <w:t xml:space="preserve">orking/             </w:t>
+        <w:t xml:space="preserve">/   </w:t>
       </w:r>
       <w:r>
         <w:rPr>
@@ -9614,56 +9301,7 @@
           <w:sz w:val="20"/>
           <w:szCs w:val="20"/>
         </w:rPr>
-        <w:t>← ICs actively editing</w:t>
-      </w:r>
-    </w:p>
-    <w:p>
-      <w:pPr>
-        <w:rPr>
-          <w:rFonts w:ascii="Courier New" w:eastAsia="MS Mincho" w:hAnsi="Courier New" w:cs="Courier New"/>
-        </w:rPr>
-      </w:pPr>
-      <w:r>
-        <w:rPr>
-          <w:rFonts w:ascii="Courier New" w:eastAsia="MS Mincho" w:hAnsi="Courier New" w:cs="Courier New"/>
-        </w:rPr>
-        <w:t>│</w:t>
-      </w:r>
-      <w:r>
-        <w:rPr>
-          <w:rFonts w:ascii="Courier New" w:eastAsia="MS Mincho" w:hAnsi="Courier New" w:cs="Courier New"/>
-        </w:rPr>
-        <w:t xml:space="preserve">   </w:t>
-      </w:r>
-      <w:r>
-        <w:rPr>
-          <w:rFonts w:ascii="Courier New" w:eastAsia="MS Mincho" w:hAnsi="Courier New" w:cs="Courier New"/>
-        </w:rPr>
-        <w:t>│ │</w:t>
-      </w:r>
-      <w:r>
-        <w:rPr>
-          <w:rFonts w:ascii="Courier New" w:eastAsia="MS Mincho" w:hAnsi="Courier New" w:cs="Courier New"/>
-        </w:rPr>
-        <w:t xml:space="preserve"> </w:t>
-      </w:r>
-      <w:r>
-        <w:rPr>
-          <w:rFonts w:ascii="Courier New" w:eastAsia="MS Mincho" w:hAnsi="Courier New" w:cs="Courier New"/>
-        </w:rPr>
-        <w:t xml:space="preserve">├── </w:t>
-      </w:r>
-      <w:r>
-        <w:rPr>
-          <w:rFonts w:ascii="Courier New" w:eastAsia="MS Mincho" w:hAnsi="Courier New" w:cs="Courier New"/>
-        </w:rPr>
-        <w:t>R</w:t>
-      </w:r>
-      <w:r>
-        <w:rPr>
-          <w:rFonts w:ascii="Courier New" w:eastAsia="MS Mincho" w:hAnsi="Courier New" w:cs="Courier New"/>
-        </w:rPr>
-        <w:t xml:space="preserve">eady/               </w:t>
+        <w:t xml:space="preserve">← </w:t>
       </w:r>
       <w:r>
         <w:rPr>
@@ -9671,7 +9309,50 @@
           <w:sz w:val="20"/>
           <w:szCs w:val="20"/>
         </w:rPr>
-        <w:t>← IC thinks it's done</w:t>
+        <w:t>reject by Chief of Q/A</w:t>
+      </w:r>
+    </w:p>
+    <w:p>
+      <w:pPr>
+        <w:rPr>
+          <w:rFonts w:ascii="Courier New" w:eastAsia="MS Mincho" w:hAnsi="Courier New" w:cs="Courier New"/>
+        </w:rPr>
+      </w:pPr>
+      <w:r>
+        <w:rPr>
+          <w:rFonts w:ascii="Courier New" w:eastAsia="MS Mincho" w:hAnsi="Courier New" w:cs="Courier New"/>
+        </w:rPr>
+        <w:t>│   │</w:t>
+      </w:r>
+      <w:r>
+        <w:rPr>
+          <w:rFonts w:ascii="Courier New" w:eastAsia="MS Mincho" w:hAnsi="Courier New" w:cs="Courier New"/>
+        </w:rPr>
+        <w:t xml:space="preserve"> </w:t>
+      </w:r>
+      <w:r>
+        <w:rPr>
+          <w:rFonts w:ascii="Courier New" w:eastAsia="MS Mincho" w:hAnsi="Courier New" w:cs="Courier New"/>
+        </w:rPr>
+        <w:t>└──</w:t>
+      </w:r>
+      <w:r>
+        <w:rPr>
+          <w:rFonts w:ascii="Courier New" w:hAnsi="Courier New" w:cs="Courier New"/>
+        </w:rPr>
+        <w:t xml:space="preserve"> </w:t>
+      </w:r>
+      <w:r>
+        <w:rPr>
+          <w:rFonts w:ascii="Courier New" w:hAnsi="Courier New" w:cs="Courier New"/>
+        </w:rPr>
+        <w:t>PNG</w:t>
+      </w:r>
+      <w:r>
+        <w:rPr>
+          <w:rFonts w:ascii="Courier New" w:hAnsi="Courier New" w:cs="Courier New"/>
+        </w:rPr>
+        <w:t>/</w:t>
       </w:r>
     </w:p>
     <w:p>
@@ -9696,13 +9377,50 @@
         <w:rPr>
           <w:rFonts w:ascii="Courier New" w:eastAsia="MS Mincho" w:hAnsi="Courier New" w:cs="Courier New"/>
         </w:rPr>
-        <w:t>│ │</w:t>
-      </w:r>
-      <w:r>
-        <w:rPr>
-          <w:rFonts w:ascii="Courier New" w:eastAsia="MS Mincho" w:hAnsi="Courier New" w:cs="Courier New"/>
-        </w:rPr>
-        <w:t xml:space="preserve"> </w:t>
+        <w:t xml:space="preserve">│ </w:t>
+      </w:r>
+      <w:r>
+        <w:rPr>
+          <w:rFonts w:ascii="Courier New" w:eastAsia="MS Mincho" w:hAnsi="Courier New" w:cs="Courier New"/>
+        </w:rPr>
+        <w:t xml:space="preserve">  </w:t>
+      </w:r>
+      <w:r>
+        <w:rPr>
+          <w:rFonts w:ascii="Courier New" w:eastAsia="MS Mincho" w:hAnsi="Courier New" w:cs="Courier New"/>
+        </w:rPr>
+        <w:t>└── FINAL_</w:t>
+      </w:r>
+      <w:r>
+        <w:rPr>
+          <w:rFonts w:ascii="Courier New" w:eastAsia="MS Mincho" w:hAnsi="Courier New" w:cs="Courier New"/>
+        </w:rPr>
+        <w:t>Component_v01</w:t>
+      </w:r>
+      <w:r>
+        <w:rPr>
+          <w:rFonts w:ascii="Courier New" w:eastAsia="MS Mincho" w:hAnsi="Courier New" w:cs="Courier New"/>
+        </w:rPr>
+        <w:t>.png</w:t>
+      </w:r>
+    </w:p>
+    <w:p>
+      <w:pPr>
+        <w:rPr>
+          <w:rFonts w:ascii="Courier New" w:eastAsia="MS Mincho" w:hAnsi="Courier New" w:cs="Courier New"/>
+        </w:rPr>
+      </w:pPr>
+      <w:r>
+        <w:rPr>
+          <w:rFonts w:ascii="Courier New" w:eastAsia="MS Mincho" w:hAnsi="Courier New" w:cs="Courier New"/>
+        </w:rPr>
+        <w:t>│</w:t>
+      </w:r>
+      <w:r>
+        <w:rPr>
+          <w:rFonts w:ascii="Courier New" w:eastAsia="MS Mincho" w:hAnsi="Courier New" w:cs="Courier New"/>
+        </w:rPr>
+        <w:t xml:space="preserve">   </w:t>
       </w:r>
       <w:r>
         <w:rPr>
@@ -9712,15 +9430,361 @@
       </w:r>
       <w:r>
         <w:rPr>
-          <w:rFonts w:ascii="Courier New" w:eastAsia="MS Mincho" w:hAnsi="Courier New" w:cs="Courier New"/>
-        </w:rPr>
-        <w:t>C</w:t>
-      </w:r>
-      <w:r>
-        <w:rPr>
-          <w:rFonts w:ascii="Courier New" w:eastAsia="MS Mincho" w:hAnsi="Courier New" w:cs="Courier New"/>
-        </w:rPr>
-        <w:t xml:space="preserve">hecked/             </w:t>
+          <w:rFonts w:ascii="Courier New" w:hAnsi="Courier New" w:cs="Courier New"/>
+        </w:rPr>
+        <w:t>Milestone_2_First_Dozen_Views/</w:t>
+      </w:r>
+    </w:p>
+    <w:p>
+      <w:pPr>
+        <w:rPr>
+          <w:rFonts w:ascii="Courier New" w:eastAsia="MS Mincho" w:hAnsi="Courier New" w:cs="Courier New"/>
+        </w:rPr>
+      </w:pPr>
+      <w:r>
+        <w:rPr>
+          <w:rFonts w:ascii="Courier New" w:eastAsia="MS Mincho" w:hAnsi="Courier New" w:cs="Courier New"/>
+        </w:rPr>
+        <w:t>│</w:t>
+      </w:r>
+      <w:r>
+        <w:rPr>
+          <w:rFonts w:ascii="Courier New" w:eastAsia="MS Mincho" w:hAnsi="Courier New" w:cs="Courier New"/>
+        </w:rPr>
+        <w:t xml:space="preserve">   </w:t>
+      </w:r>
+      <w:r>
+        <w:rPr>
+          <w:rFonts w:ascii="Courier New" w:eastAsia="MS Mincho" w:hAnsi="Courier New" w:cs="Courier New"/>
+        </w:rPr>
+        <w:t xml:space="preserve">├── </w:t>
+      </w:r>
+      <w:r>
+        <w:rPr>
+          <w:rFonts w:ascii="Courier New" w:hAnsi="Courier New" w:cs="Courier New"/>
+        </w:rPr>
+        <w:t>Milestone_3_Components</w:t>
+      </w:r>
+      <w:r>
+        <w:rPr>
+          <w:rFonts w:ascii="Courier New" w:eastAsia="MS Mincho" w:hAnsi="Courier New" w:cs="Courier New"/>
+        </w:rPr>
+        <w:t>/</w:t>
+      </w:r>
+    </w:p>
+    <w:p>
+      <w:pPr>
+        <w:rPr>
+          <w:rFonts w:ascii="Courier New" w:eastAsia="MS Mincho" w:hAnsi="Courier New" w:cs="Courier New"/>
+        </w:rPr>
+      </w:pPr>
+      <w:r>
+        <w:rPr>
+          <w:rFonts w:ascii="Courier New" w:eastAsia="MS Mincho" w:hAnsi="Courier New" w:cs="Courier New"/>
+        </w:rPr>
+        <w:t>│</w:t>
+      </w:r>
+      <w:r>
+        <w:rPr>
+          <w:rFonts w:ascii="Courier New" w:eastAsia="MS Mincho" w:hAnsi="Courier New" w:cs="Courier New"/>
+        </w:rPr>
+        <w:t xml:space="preserve">   </w:t>
+      </w:r>
+      <w:r>
+        <w:rPr>
+          <w:rFonts w:ascii="Courier New" w:eastAsia="MS Mincho" w:hAnsi="Courier New" w:cs="Courier New"/>
+        </w:rPr>
+        <w:t xml:space="preserve">├── </w:t>
+      </w:r>
+      <w:r>
+        <w:rPr>
+          <w:rFonts w:ascii="Courier New" w:hAnsi="Courier New" w:cs="Courier New"/>
+        </w:rPr>
+        <w:t>Milestone_4_Interfaces_and_Data_Structures</w:t>
+      </w:r>
+      <w:r>
+        <w:rPr>
+          <w:rFonts w:ascii="Courier New" w:eastAsia="MS Mincho" w:hAnsi="Courier New" w:cs="Courier New"/>
+        </w:rPr>
+        <w:t>/</w:t>
+      </w:r>
+    </w:p>
+    <w:p>
+      <w:pPr>
+        <w:rPr>
+          <w:rFonts w:ascii="Courier New" w:eastAsia="MS Mincho" w:hAnsi="Courier New" w:cs="Courier New"/>
+        </w:rPr>
+      </w:pPr>
+      <w:r>
+        <w:rPr>
+          <w:rFonts w:ascii="Courier New" w:eastAsia="MS Mincho" w:hAnsi="Courier New" w:cs="Courier New"/>
+        </w:rPr>
+        <w:t>│</w:t>
+      </w:r>
+      <w:r>
+        <w:rPr>
+          <w:rFonts w:ascii="Courier New" w:eastAsia="MS Mincho" w:hAnsi="Courier New" w:cs="Courier New"/>
+        </w:rPr>
+        <w:t xml:space="preserve">   </w:t>
+      </w:r>
+      <w:r>
+        <w:rPr>
+          <w:rFonts w:ascii="Courier New" w:eastAsia="MS Mincho" w:hAnsi="Courier New" w:cs="Courier New"/>
+        </w:rPr>
+        <w:t xml:space="preserve">├── </w:t>
+      </w:r>
+      <w:r>
+        <w:rPr>
+          <w:rFonts w:ascii="Courier New" w:hAnsi="Courier New" w:cs="Courier New"/>
+        </w:rPr>
+        <w:t>Milestone_5_Algorithms</w:t>
+      </w:r>
+      <w:r>
+        <w:rPr>
+          <w:rFonts w:ascii="Courier New" w:eastAsia="MS Mincho" w:hAnsi="Courier New" w:cs="Courier New"/>
+        </w:rPr>
+        <w:t>/</w:t>
+      </w:r>
+    </w:p>
+    <w:p>
+      <w:pPr>
+        <w:rPr>
+          <w:rFonts w:ascii="Courier New" w:hAnsi="Courier New" w:cs="Courier New"/>
+        </w:rPr>
+      </w:pPr>
+      <w:r>
+        <w:rPr>
+          <w:rFonts w:ascii="Courier New" w:eastAsia="MS Mincho" w:hAnsi="Courier New" w:cs="Courier New"/>
+        </w:rPr>
+        <w:t>│</w:t>
+      </w:r>
+      <w:r>
+        <w:rPr>
+          <w:rFonts w:ascii="Courier New" w:eastAsia="MS Mincho" w:hAnsi="Courier New" w:cs="Courier New"/>
+        </w:rPr>
+        <w:t xml:space="preserve">   </w:t>
+      </w:r>
+      <w:r>
+        <w:rPr>
+          <w:rFonts w:ascii="Courier New" w:eastAsia="MS Mincho" w:hAnsi="Courier New" w:cs="Courier New"/>
+        </w:rPr>
+        <w:t>└──</w:t>
+      </w:r>
+      <w:r>
+        <w:rPr>
+          <w:rFonts w:ascii="Courier New" w:eastAsia="MS Mincho" w:hAnsi="Courier New" w:cs="Courier New"/>
+        </w:rPr>
+        <w:t xml:space="preserve"> </w:t>
+      </w:r>
+      <w:r>
+        <w:rPr>
+          <w:rFonts w:ascii="Courier New" w:hAnsi="Courier New" w:cs="Courier New"/>
+        </w:rPr>
+        <w:t>Milestone_6_Software_Design_Description</w:t>
+      </w:r>
+      <w:r>
+        <w:rPr>
+          <w:rFonts w:ascii="Courier New" w:eastAsia="MS Mincho" w:hAnsi="Courier New" w:cs="Courier New"/>
+        </w:rPr>
+        <w:t>/</w:t>
+      </w:r>
+      <w:r>
+        <w:rPr>
+          <w:rFonts w:ascii="Courier New" w:hAnsi="Courier New" w:cs="Courier New"/>
+        </w:rPr>
+        <w:br/>
+      </w:r>
+      <w:r>
+        <w:rPr>
+          <w:rFonts w:ascii="Courier New" w:eastAsia="MS Mincho" w:hAnsi="Courier New" w:cs="Courier New"/>
+        </w:rPr>
+        <w:t>│</w:t>
+      </w:r>
+      <w:r>
+        <w:rPr>
+          <w:rFonts w:ascii="Courier New" w:hAnsi="Courier New" w:cs="Courier New"/>
+        </w:rPr>
+        <w:t xml:space="preserve"> </w:t>
+      </w:r>
+      <w:r>
+        <w:rPr>
+          <w:rFonts w:ascii="Courier New" w:eastAsia="MS Mincho" w:hAnsi="Courier New" w:cs="Courier New"/>
+        </w:rPr>
+        <w:t>└──</w:t>
+      </w:r>
+      <w:r>
+        <w:rPr>
+          <w:rFonts w:ascii="Courier New" w:hAnsi="Courier New" w:cs="Courier New"/>
+        </w:rPr>
+        <w:t xml:space="preserve"> Team_07_Platform_External_Interfaces/</w:t>
+      </w:r>
+    </w:p>
+    <w:p>
+      <w:pPr>
+        <w:rPr>
+          <w:rFonts w:ascii="Courier New" w:hAnsi="Courier New" w:cs="Courier New"/>
+        </w:rPr>
+      </w:pPr>
+      <w:r>
+        <w:rPr>
+          <w:rFonts w:ascii="Courier New" w:eastAsia="MS Mincho" w:hAnsi="Courier New" w:cs="Courier New"/>
+        </w:rPr>
+        <w:lastRenderedPageBreak/>
+        <w:t>│</w:t>
+      </w:r>
+      <w:r>
+        <w:rPr>
+          <w:rFonts w:ascii="Courier New" w:hAnsi="Courier New" w:cs="Courier New"/>
+        </w:rPr>
+        <w:t xml:space="preserve"> </w:t>
+      </w:r>
+      <w:r>
+        <w:rPr>
+          <w:rFonts w:ascii="Courier New" w:hAnsi="Courier New" w:cs="Courier New"/>
+        </w:rPr>
+        <w:t xml:space="preserve">  </w:t>
+      </w:r>
+      <w:r>
+        <w:rPr>
+          <w:rFonts w:ascii="Courier New" w:eastAsia="MS Mincho" w:hAnsi="Courier New" w:cs="Courier New"/>
+        </w:rPr>
+        <w:t>└──</w:t>
+      </w:r>
+      <w:r>
+        <w:rPr>
+          <w:rFonts w:ascii="Courier New" w:hAnsi="Courier New" w:cs="Courier New"/>
+        </w:rPr>
+        <w:t xml:space="preserve"> </w:t>
+      </w:r>
+      <w:r>
+        <w:rPr>
+          <w:rFonts w:ascii="Courier New" w:hAnsi="Courier New" w:cs="Courier New"/>
+        </w:rPr>
+        <w:t>Milestone_1_Component_Diagram</w:t>
+      </w:r>
+      <w:r>
+        <w:rPr>
+          <w:rFonts w:ascii="Courier New" w:hAnsi="Courier New" w:cs="Courier New"/>
+        </w:rPr>
+        <w:t>/</w:t>
+      </w:r>
+    </w:p>
+    <w:p>
+      <w:pPr>
+        <w:rPr>
+          <w:rFonts w:ascii="Courier New" w:eastAsia="MS Mincho" w:hAnsi="Courier New" w:cs="Courier New"/>
+        </w:rPr>
+      </w:pPr>
+      <w:r>
+        <w:rPr>
+          <w:rFonts w:ascii="Courier New" w:eastAsia="MS Mincho" w:hAnsi="Courier New" w:cs="Courier New"/>
+        </w:rPr>
+        <w:t>│</w:t>
+      </w:r>
+      <w:r>
+        <w:rPr>
+          <w:rFonts w:ascii="Courier New" w:eastAsia="MS Mincho" w:hAnsi="Courier New" w:cs="Courier New"/>
+        </w:rPr>
+        <w:t xml:space="preserve">   </w:t>
+      </w:r>
+      <w:r>
+        <w:rPr>
+          <w:rFonts w:ascii="Courier New" w:eastAsia="MS Mincho" w:hAnsi="Courier New" w:cs="Courier New"/>
+        </w:rPr>
+        <w:t>│</w:t>
+      </w:r>
+      <w:r>
+        <w:rPr>
+          <w:rFonts w:ascii="Courier New" w:eastAsia="MS Mincho" w:hAnsi="Courier New" w:cs="Courier New"/>
+        </w:rPr>
+        <w:t xml:space="preserve"> </w:t>
+      </w:r>
+      <w:r>
+        <w:rPr>
+          <w:rFonts w:ascii="Courier New" w:eastAsia="MS Mincho" w:hAnsi="Courier New" w:cs="Courier New"/>
+        </w:rPr>
+        <w:t xml:space="preserve">├── </w:t>
+      </w:r>
+      <w:proofErr w:type="spellStart"/>
+      <w:r>
+        <w:rPr>
+          <w:rFonts w:ascii="Courier New" w:eastAsia="MS Mincho" w:hAnsi="Courier New" w:cs="Courier New"/>
+        </w:rPr>
+        <w:t>D</w:t>
+      </w:r>
+      <w:r>
+        <w:rPr>
+          <w:rFonts w:ascii="Courier New" w:eastAsia="MS Mincho" w:hAnsi="Courier New" w:cs="Courier New"/>
+        </w:rPr>
+        <w:t>rawio</w:t>
+      </w:r>
+      <w:proofErr w:type="spellEnd"/>
+      <w:r>
+        <w:rPr>
+          <w:rFonts w:ascii="Courier New" w:eastAsia="MS Mincho" w:hAnsi="Courier New" w:cs="Courier New"/>
+        </w:rPr>
+        <w:t>/</w:t>
+      </w:r>
+    </w:p>
+    <w:p>
+      <w:pPr>
+        <w:rPr>
+          <w:rFonts w:ascii="Courier New" w:eastAsia="MS Mincho" w:hAnsi="Courier New" w:cs="Courier New"/>
+        </w:rPr>
+      </w:pPr>
+      <w:r>
+        <w:rPr>
+          <w:rFonts w:ascii="Courier New" w:eastAsia="MS Mincho" w:hAnsi="Courier New" w:cs="Courier New"/>
+        </w:rPr>
+        <w:t>│</w:t>
+      </w:r>
+      <w:r>
+        <w:rPr>
+          <w:rFonts w:ascii="Courier New" w:eastAsia="MS Mincho" w:hAnsi="Courier New" w:cs="Courier New"/>
+        </w:rPr>
+        <w:t xml:space="preserve">   </w:t>
+      </w:r>
+      <w:r>
+        <w:rPr>
+          <w:rFonts w:ascii="Courier New" w:eastAsia="MS Mincho" w:hAnsi="Courier New" w:cs="Courier New"/>
+        </w:rPr>
+        <w:t>│</w:t>
+      </w:r>
+      <w:r>
+        <w:rPr>
+          <w:rFonts w:ascii="Courier New" w:eastAsia="MS Mincho" w:hAnsi="Courier New" w:cs="Courier New"/>
+        </w:rPr>
+        <w:t xml:space="preserve"> </w:t>
+      </w:r>
+      <w:r>
+        <w:rPr>
+          <w:rFonts w:ascii="Courier New" w:eastAsia="MS Mincho" w:hAnsi="Courier New" w:cs="Courier New"/>
+        </w:rPr>
+        <w:t>│</w:t>
+      </w:r>
+      <w:r>
+        <w:rPr>
+          <w:rFonts w:ascii="Courier New" w:eastAsia="MS Mincho" w:hAnsi="Courier New" w:cs="Courier New"/>
+        </w:rPr>
+        <w:t xml:space="preserve"> </w:t>
+      </w:r>
+      <w:r>
+        <w:rPr>
+          <w:rFonts w:ascii="Courier New" w:eastAsia="MS Mincho" w:hAnsi="Courier New" w:cs="Courier New"/>
+        </w:rPr>
+        <w:t xml:space="preserve">├── </w:t>
+      </w:r>
+      <w:r>
+        <w:rPr>
+          <w:rFonts w:ascii="Courier New" w:eastAsia="MS Mincho" w:hAnsi="Courier New" w:cs="Courier New"/>
+        </w:rPr>
+        <w:t>W</w:t>
+      </w:r>
+      <w:r>
+        <w:rPr>
+          <w:rFonts w:ascii="Courier New" w:eastAsia="MS Mincho" w:hAnsi="Courier New" w:cs="Courier New"/>
+        </w:rPr>
+        <w:t xml:space="preserve">orking/             </w:t>
       </w:r>
       <w:r>
         <w:rPr>
@@ -9728,22 +9792,135 @@
           <w:sz w:val="20"/>
           <w:szCs w:val="20"/>
         </w:rPr>
-        <w:t>← Team QA approved internally</w:t>
-      </w:r>
-    </w:p>
-    <w:p>
-      <w:pPr>
+        <w:t>← ICs actively editing</w:t>
+      </w:r>
+    </w:p>
+    <w:p>
+      <w:pPr>
+        <w:rPr>
+          <w:rFonts w:ascii="Courier New" w:eastAsia="MS Mincho" w:hAnsi="Courier New" w:cs="Courier New"/>
+        </w:rPr>
+      </w:pPr>
+      <w:r>
+        <w:rPr>
+          <w:rFonts w:ascii="Courier New" w:eastAsia="MS Mincho" w:hAnsi="Courier New" w:cs="Courier New"/>
+        </w:rPr>
+        <w:t>│</w:t>
+      </w:r>
+      <w:r>
+        <w:rPr>
+          <w:rFonts w:ascii="Courier New" w:eastAsia="MS Mincho" w:hAnsi="Courier New" w:cs="Courier New"/>
+        </w:rPr>
+        <w:t xml:space="preserve">   </w:t>
+      </w:r>
+      <w:r>
+        <w:rPr>
+          <w:rFonts w:ascii="Courier New" w:eastAsia="MS Mincho" w:hAnsi="Courier New" w:cs="Courier New"/>
+        </w:rPr>
+        <w:t>│ │</w:t>
+      </w:r>
+      <w:r>
+        <w:rPr>
+          <w:rFonts w:ascii="Courier New" w:eastAsia="MS Mincho" w:hAnsi="Courier New" w:cs="Courier New"/>
+        </w:rPr>
+        <w:t xml:space="preserve"> </w:t>
+      </w:r>
+      <w:r>
+        <w:rPr>
+          <w:rFonts w:ascii="Courier New" w:eastAsia="MS Mincho" w:hAnsi="Courier New" w:cs="Courier New"/>
+        </w:rPr>
+        <w:t xml:space="preserve">├── </w:t>
+      </w:r>
+      <w:r>
+        <w:rPr>
+          <w:rFonts w:ascii="Courier New" w:eastAsia="MS Mincho" w:hAnsi="Courier New" w:cs="Courier New"/>
+        </w:rPr>
+        <w:t>R</w:t>
+      </w:r>
+      <w:r>
+        <w:rPr>
+          <w:rFonts w:ascii="Courier New" w:eastAsia="MS Mincho" w:hAnsi="Courier New" w:cs="Courier New"/>
+        </w:rPr>
+        <w:t xml:space="preserve">eady/               </w:t>
+      </w:r>
+      <w:r>
         <w:rPr>
           <w:rFonts w:ascii="Courier New" w:eastAsia="MS Mincho" w:hAnsi="Courier New" w:cs="Courier New"/>
           <w:sz w:val="20"/>
           <w:szCs w:val="20"/>
         </w:rPr>
-      </w:pPr>
-      <w:r>
-        <w:rPr>
-          <w:rFonts w:ascii="Courier New" w:eastAsia="MS Mincho" w:hAnsi="Courier New" w:cs="Courier New"/>
-        </w:rPr>
-        <w:lastRenderedPageBreak/>
+        <w:t>← IC thinks it's done</w:t>
+      </w:r>
+    </w:p>
+    <w:p>
+      <w:pPr>
+        <w:rPr>
+          <w:rFonts w:ascii="Courier New" w:eastAsia="MS Mincho" w:hAnsi="Courier New" w:cs="Courier New"/>
+        </w:rPr>
+      </w:pPr>
+      <w:r>
+        <w:rPr>
+          <w:rFonts w:ascii="Courier New" w:eastAsia="MS Mincho" w:hAnsi="Courier New" w:cs="Courier New"/>
+        </w:rPr>
+        <w:t>│</w:t>
+      </w:r>
+      <w:r>
+        <w:rPr>
+          <w:rFonts w:ascii="Courier New" w:eastAsia="MS Mincho" w:hAnsi="Courier New" w:cs="Courier New"/>
+        </w:rPr>
+        <w:t xml:space="preserve">   </w:t>
+      </w:r>
+      <w:r>
+        <w:rPr>
+          <w:rFonts w:ascii="Courier New" w:eastAsia="MS Mincho" w:hAnsi="Courier New" w:cs="Courier New"/>
+        </w:rPr>
+        <w:t>│ │</w:t>
+      </w:r>
+      <w:r>
+        <w:rPr>
+          <w:rFonts w:ascii="Courier New" w:eastAsia="MS Mincho" w:hAnsi="Courier New" w:cs="Courier New"/>
+        </w:rPr>
+        <w:t xml:space="preserve"> </w:t>
+      </w:r>
+      <w:r>
+        <w:rPr>
+          <w:rFonts w:ascii="Courier New" w:eastAsia="MS Mincho" w:hAnsi="Courier New" w:cs="Courier New"/>
+        </w:rPr>
+        <w:t xml:space="preserve">├── </w:t>
+      </w:r>
+      <w:r>
+        <w:rPr>
+          <w:rFonts w:ascii="Courier New" w:eastAsia="MS Mincho" w:hAnsi="Courier New" w:cs="Courier New"/>
+        </w:rPr>
+        <w:t>C</w:t>
+      </w:r>
+      <w:r>
+        <w:rPr>
+          <w:rFonts w:ascii="Courier New" w:eastAsia="MS Mincho" w:hAnsi="Courier New" w:cs="Courier New"/>
+        </w:rPr>
+        <w:t xml:space="preserve">hecked/             </w:t>
+      </w:r>
+      <w:r>
+        <w:rPr>
+          <w:rFonts w:ascii="Courier New" w:eastAsia="MS Mincho" w:hAnsi="Courier New" w:cs="Courier New"/>
+          <w:sz w:val="20"/>
+          <w:szCs w:val="20"/>
+        </w:rPr>
+        <w:t>← Team QA approved internally</w:t>
+      </w:r>
+    </w:p>
+    <w:p>
+      <w:pPr>
+        <w:rPr>
+          <w:rFonts w:ascii="Courier New" w:eastAsia="MS Mincho" w:hAnsi="Courier New" w:cs="Courier New"/>
+          <w:sz w:val="20"/>
+          <w:szCs w:val="20"/>
+        </w:rPr>
+      </w:pPr>
+      <w:r>
+        <w:rPr>
+          <w:rFonts w:ascii="Courier New" w:eastAsia="MS Mincho" w:hAnsi="Courier New" w:cs="Courier New"/>
+        </w:rPr>
         <w:t>│</w:t>
       </w:r>
       <w:r>

--- a/01_Standards/GitHub_Repository_Folder_Structure.docx
+++ b/01_Standards/GitHub_Repository_Folder_Structure.docx
@@ -5695,7 +5695,19 @@
         <w:rPr>
           <w:rFonts w:ascii="Courier New" w:hAnsi="Courier New" w:cs="Courier New"/>
         </w:rPr>
-        <w:t xml:space="preserve"> Team_02_Student_Profile_Resume/</w:t>
+        <w:t xml:space="preserve"> Team</w:t>
+      </w:r>
+      <w:r>
+        <w:rPr>
+          <w:rFonts w:ascii="Courier New" w:hAnsi="Courier New" w:cs="Courier New"/>
+        </w:rPr>
+        <w:t>2</w:t>
+      </w:r>
+      <w:r>
+        <w:rPr>
+          <w:rFonts w:ascii="Courier New" w:hAnsi="Courier New" w:cs="Courier New"/>
+        </w:rPr>
+        <w:t>/</w:t>
       </w:r>
     </w:p>
     <w:p>
@@ -6479,7 +6491,13 @@
         <w:rPr>
           <w:rFonts w:ascii="Courier New" w:hAnsi="Courier New" w:cs="Courier New"/>
         </w:rPr>
-        <w:t xml:space="preserve"> Team_03_Company_Profile_Job_Posting/</w:t>
+        <w:t xml:space="preserve"> Team</w:t>
+      </w:r>
+      <w:r>
+        <w:rPr>
+          <w:rFonts w:ascii="Courier New" w:hAnsi="Courier New" w:cs="Courier New"/>
+        </w:rPr>
+        <w:t>3/</w:t>
       </w:r>
     </w:p>
     <w:p>
@@ -7264,7 +7282,13 @@
         <w:rPr>
           <w:rFonts w:ascii="Courier New" w:hAnsi="Courier New" w:cs="Courier New"/>
         </w:rPr>
-        <w:t xml:space="preserve"> Team_04_Search_Candidate_Matching/</w:t>
+        <w:t xml:space="preserve"> Team</w:t>
+      </w:r>
+      <w:r>
+        <w:rPr>
+          <w:rFonts w:ascii="Courier New" w:hAnsi="Courier New" w:cs="Courier New"/>
+        </w:rPr>
+        <w:t>4/</w:t>
       </w:r>
     </w:p>
     <w:p>
@@ -8048,7 +8072,13 @@
         <w:rPr>
           <w:rFonts w:ascii="Courier New" w:hAnsi="Courier New" w:cs="Courier New"/>
         </w:rPr>
-        <w:t xml:space="preserve"> Team_05_Notification_Messaging/</w:t>
+        <w:t xml:space="preserve"> Team</w:t>
+      </w:r>
+      <w:r>
+        <w:rPr>
+          <w:rFonts w:ascii="Courier New" w:hAnsi="Courier New" w:cs="Courier New"/>
+        </w:rPr>
+        <w:t>5/</w:t>
       </w:r>
     </w:p>
     <w:p>
@@ -8832,7 +8862,13 @@
         <w:rPr>
           <w:rFonts w:ascii="Courier New" w:hAnsi="Courier New" w:cs="Courier New"/>
         </w:rPr>
-        <w:t xml:space="preserve"> Team_06_News_Feed_Follow/</w:t>
+        <w:t xml:space="preserve"> Team</w:t>
+      </w:r>
+      <w:r>
+        <w:rPr>
+          <w:rFonts w:ascii="Courier New" w:hAnsi="Courier New" w:cs="Courier New"/>
+        </w:rPr>
+        <w:t>6/</w:t>
       </w:r>
     </w:p>
     <w:p>
@@ -9616,7 +9652,13 @@
         <w:rPr>
           <w:rFonts w:ascii="Courier New" w:hAnsi="Courier New" w:cs="Courier New"/>
         </w:rPr>
-        <w:t xml:space="preserve"> Team_07_Platform_External_Interfaces/</w:t>
+        <w:t xml:space="preserve"> Team</w:t>
+      </w:r>
+      <w:r>
+        <w:rPr>
+          <w:rFonts w:ascii="Courier New" w:hAnsi="Courier New" w:cs="Courier New"/>
+        </w:rPr>
+        <w:t>7/</w:t>
       </w:r>
     </w:p>
     <w:p>

--- a/01_Standards/GitHub_Repository_Folder_Structure.docx
+++ b/01_Standards/GitHub_Repository_Folder_Structure.docx
@@ -5257,7 +5257,7 @@
           <w:sz w:val="20"/>
           <w:szCs w:val="20"/>
         </w:rPr>
-        <w:t>Team Editor</w:t>
+        <w:t>Team Editor's</w:t>
       </w:r>
       <w:r>
         <w:rPr>
@@ -5265,7 +5265,7 @@
           <w:sz w:val="20"/>
           <w:szCs w:val="20"/>
         </w:rPr>
-        <w:t>’s final combined diagram</w:t>
+        <w:t xml:space="preserve"> final combined diagram</w:t>
       </w:r>
     </w:p>
     <w:p>
@@ -5468,19 +5468,31 @@
         <w:rPr>
           <w:rFonts w:ascii="Courier New" w:eastAsia="MS Mincho" w:hAnsi="Courier New" w:cs="Courier New"/>
         </w:rPr>
-        <w:t>Component</w:t>
-      </w:r>
-      <w:r>
-        <w:rPr>
-          <w:rFonts w:ascii="Courier New" w:eastAsia="MS Mincho" w:hAnsi="Courier New" w:cs="Courier New"/>
-        </w:rPr>
-        <w:t>_v01</w:t>
+        <w:t>Component_v01</w:t>
       </w:r>
       <w:r>
         <w:rPr>
           <w:rFonts w:ascii="Courier New" w:eastAsia="MS Mincho" w:hAnsi="Courier New" w:cs="Courier New"/>
         </w:rPr>
         <w:t>.png</w:t>
+      </w:r>
+      <w:r>
+        <w:rPr>
+          <w:rFonts w:ascii="Courier New" w:eastAsia="MS Mincho" w:hAnsi="Courier New" w:cs="Courier New"/>
+        </w:rPr>
+        <w:t xml:space="preserve"> </w:t>
+      </w:r>
+      <w:r>
+        <w:rPr>
+          <w:rFonts w:ascii="Courier New" w:eastAsia="MS Mincho" w:hAnsi="Courier New" w:cs="Courier New"/>
+        </w:rPr>
+        <w:t xml:space="preserve">← </w:t>
+      </w:r>
+      <w:r>
+        <w:rPr>
+          <w:rFonts w:ascii="Courier New" w:eastAsia="MS Mincho" w:hAnsi="Courier New" w:cs="Courier New"/>
+        </w:rPr>
+        <w:t>PNG final combined diagram</w:t>
       </w:r>
     </w:p>
     <w:p>
@@ -6067,108 +6079,15 @@
           <w:sz w:val="20"/>
           <w:szCs w:val="20"/>
         </w:rPr>
-        <w:t>← Lead’s final combined diagram</w:t>
-      </w:r>
-    </w:p>
-    <w:p>
-      <w:pPr>
+        <w:t xml:space="preserve">← </w:t>
+      </w:r>
+      <w:r>
         <w:rPr>
           <w:rFonts w:ascii="Courier New" w:eastAsia="MS Mincho" w:hAnsi="Courier New" w:cs="Courier New"/>
           <w:sz w:val="20"/>
           <w:szCs w:val="20"/>
         </w:rPr>
-      </w:pPr>
-      <w:r>
-        <w:rPr>
-          <w:rFonts w:ascii="Courier New" w:eastAsia="MS Mincho" w:hAnsi="Courier New" w:cs="Courier New"/>
-        </w:rPr>
-        <w:t>│</w:t>
-      </w:r>
-      <w:r>
-        <w:rPr>
-          <w:rFonts w:ascii="Courier New" w:eastAsia="MS Mincho" w:hAnsi="Courier New" w:cs="Courier New"/>
-        </w:rPr>
-        <w:t xml:space="preserve">   </w:t>
-      </w:r>
-      <w:r>
-        <w:rPr>
-          <w:rFonts w:ascii="Courier New" w:eastAsia="MS Mincho" w:hAnsi="Courier New" w:cs="Courier New"/>
-        </w:rPr>
-        <w:t>│</w:t>
-      </w:r>
-      <w:r>
-        <w:rPr>
-          <w:rFonts w:ascii="Courier New" w:eastAsia="MS Mincho" w:hAnsi="Courier New" w:cs="Courier New"/>
-        </w:rPr>
-        <w:t xml:space="preserve"> </w:t>
-      </w:r>
-      <w:r>
-        <w:rPr>
-          <w:rFonts w:ascii="Courier New" w:eastAsia="MS Mincho" w:hAnsi="Courier New" w:cs="Courier New"/>
-        </w:rPr>
-        <w:t>│</w:t>
-      </w:r>
-      <w:r>
-        <w:rPr>
-          <w:rFonts w:ascii="Courier New" w:eastAsia="MS Mincho" w:hAnsi="Courier New" w:cs="Courier New"/>
-        </w:rPr>
-        <w:t xml:space="preserve"> </w:t>
-      </w:r>
-      <w:r>
-        <w:rPr>
-          <w:rFonts w:ascii="Courier New" w:eastAsia="MS Mincho" w:hAnsi="Courier New" w:cs="Courier New"/>
-        </w:rPr>
-        <w:t>└──</w:t>
-      </w:r>
-      <w:r>
-        <w:rPr>
-          <w:rFonts w:ascii="Courier New" w:eastAsia="MS Mincho" w:hAnsi="Courier New" w:cs="Courier New"/>
-        </w:rPr>
-        <w:t xml:space="preserve"> </w:t>
-      </w:r>
-      <w:proofErr w:type="spellStart"/>
-      <w:r>
-        <w:rPr>
-          <w:rFonts w:ascii="Courier New" w:eastAsia="MS Mincho" w:hAnsi="Courier New" w:cs="Courier New"/>
-        </w:rPr>
-        <w:t>F</w:t>
-      </w:r>
-      <w:r>
-        <w:rPr>
-          <w:rFonts w:ascii="Courier New" w:eastAsia="MS Mincho" w:hAnsi="Courier New" w:cs="Courier New"/>
-        </w:rPr>
-        <w:t>aulty_</w:t>
-      </w:r>
-      <w:r>
-        <w:rPr>
-          <w:rFonts w:ascii="Courier New" w:eastAsia="MS Mincho" w:hAnsi="Courier New" w:cs="Courier New"/>
-        </w:rPr>
-        <w:t>F</w:t>
-      </w:r>
-      <w:r>
-        <w:rPr>
-          <w:rFonts w:ascii="Courier New" w:eastAsia="MS Mincho" w:hAnsi="Courier New" w:cs="Courier New"/>
-        </w:rPr>
-        <w:t>inal_</w:t>
-      </w:r>
-      <w:r>
-        <w:rPr>
-          <w:rFonts w:ascii="Courier New" w:eastAsia="MS Mincho" w:hAnsi="Courier New" w:cs="Courier New"/>
-        </w:rPr>
-        <w:t>I</w:t>
-      </w:r>
-      <w:r>
-        <w:rPr>
-          <w:rFonts w:ascii="Courier New" w:eastAsia="MS Mincho" w:hAnsi="Courier New" w:cs="Courier New"/>
-        </w:rPr>
-        <w:t>ntegrated</w:t>
-      </w:r>
-      <w:proofErr w:type="spellEnd"/>
-      <w:r>
-        <w:rPr>
-          <w:rFonts w:ascii="Courier New" w:eastAsia="MS Mincho" w:hAnsi="Courier New" w:cs="Courier New"/>
-        </w:rPr>
-        <w:t xml:space="preserve">/   </w:t>
+        <w:t>Team Editor's</w:t>
       </w:r>
       <w:r>
         <w:rPr>
@@ -6176,28 +6095,46 @@
           <w:sz w:val="20"/>
           <w:szCs w:val="20"/>
         </w:rPr>
-        <w:t xml:space="preserve">← </w:t>
-      </w:r>
-      <w:r>
+        <w:t xml:space="preserve"> final combined diagram</w:t>
+      </w:r>
+    </w:p>
+    <w:p>
+      <w:pPr>
         <w:rPr>
           <w:rFonts w:ascii="Courier New" w:eastAsia="MS Mincho" w:hAnsi="Courier New" w:cs="Courier New"/>
           <w:sz w:val="20"/>
           <w:szCs w:val="20"/>
         </w:rPr>
-        <w:t>reject by Chief of Q/A</w:t>
-      </w:r>
-    </w:p>
-    <w:p>
-      <w:pPr>
-        <w:rPr>
-          <w:rFonts w:ascii="Courier New" w:eastAsia="MS Mincho" w:hAnsi="Courier New" w:cs="Courier New"/>
-        </w:rPr>
-      </w:pPr>
-      <w:r>
-        <w:rPr>
-          <w:rFonts w:ascii="Courier New" w:eastAsia="MS Mincho" w:hAnsi="Courier New" w:cs="Courier New"/>
-        </w:rPr>
-        <w:t>│   │</w:t>
+      </w:pPr>
+      <w:r>
+        <w:rPr>
+          <w:rFonts w:ascii="Courier New" w:eastAsia="MS Mincho" w:hAnsi="Courier New" w:cs="Courier New"/>
+        </w:rPr>
+        <w:t>│</w:t>
+      </w:r>
+      <w:r>
+        <w:rPr>
+          <w:rFonts w:ascii="Courier New" w:eastAsia="MS Mincho" w:hAnsi="Courier New" w:cs="Courier New"/>
+        </w:rPr>
+        <w:t xml:space="preserve">   </w:t>
+      </w:r>
+      <w:r>
+        <w:rPr>
+          <w:rFonts w:ascii="Courier New" w:eastAsia="MS Mincho" w:hAnsi="Courier New" w:cs="Courier New"/>
+        </w:rPr>
+        <w:t>│</w:t>
+      </w:r>
+      <w:r>
+        <w:rPr>
+          <w:rFonts w:ascii="Courier New" w:eastAsia="MS Mincho" w:hAnsi="Courier New" w:cs="Courier New"/>
+        </w:rPr>
+        <w:t xml:space="preserve"> </w:t>
+      </w:r>
+      <w:r>
+        <w:rPr>
+          <w:rFonts w:ascii="Courier New" w:eastAsia="MS Mincho" w:hAnsi="Courier New" w:cs="Courier New"/>
+        </w:rPr>
+        <w:t>│</w:t>
       </w:r>
       <w:r>
         <w:rPr>
@@ -6213,458 +6150,53 @@
       </w:r>
       <w:r>
         <w:rPr>
-          <w:rFonts w:ascii="Courier New" w:hAnsi="Courier New" w:cs="Courier New"/>
-        </w:rPr>
-        <w:t xml:space="preserve"> </w:t>
-      </w:r>
-      <w:r>
-        <w:rPr>
-          <w:rFonts w:ascii="Courier New" w:hAnsi="Courier New" w:cs="Courier New"/>
-        </w:rPr>
-        <w:t>PNG</w:t>
-      </w:r>
-      <w:r>
-        <w:rPr>
-          <w:rFonts w:ascii="Courier New" w:hAnsi="Courier New" w:cs="Courier New"/>
-        </w:rPr>
-        <w:t>/</w:t>
-      </w:r>
-    </w:p>
-    <w:p>
-      <w:pPr>
-        <w:rPr>
-          <w:rFonts w:ascii="Courier New" w:eastAsia="MS Mincho" w:hAnsi="Courier New" w:cs="Courier New"/>
-        </w:rPr>
-      </w:pPr>
-      <w:r>
-        <w:rPr>
-          <w:rFonts w:ascii="Courier New" w:eastAsia="MS Mincho" w:hAnsi="Courier New" w:cs="Courier New"/>
-        </w:rPr>
-        <w:t>│</w:t>
-      </w:r>
-      <w:r>
-        <w:rPr>
-          <w:rFonts w:ascii="Courier New" w:eastAsia="MS Mincho" w:hAnsi="Courier New" w:cs="Courier New"/>
-        </w:rPr>
-        <w:t xml:space="preserve">   </w:t>
-      </w:r>
-      <w:r>
-        <w:rPr>
-          <w:rFonts w:ascii="Courier New" w:eastAsia="MS Mincho" w:hAnsi="Courier New" w:cs="Courier New"/>
-        </w:rPr>
-        <w:t xml:space="preserve">│ </w:t>
-      </w:r>
-      <w:r>
-        <w:rPr>
-          <w:rFonts w:ascii="Courier New" w:eastAsia="MS Mincho" w:hAnsi="Courier New" w:cs="Courier New"/>
-        </w:rPr>
-        <w:t xml:space="preserve">  </w:t>
-      </w:r>
-      <w:r>
-        <w:rPr>
-          <w:rFonts w:ascii="Courier New" w:eastAsia="MS Mincho" w:hAnsi="Courier New" w:cs="Courier New"/>
-        </w:rPr>
-        <w:t>└── FINAL_</w:t>
-      </w:r>
-      <w:r>
-        <w:rPr>
-          <w:rFonts w:ascii="Courier New" w:eastAsia="MS Mincho" w:hAnsi="Courier New" w:cs="Courier New"/>
-        </w:rPr>
-        <w:t>Component_v01</w:t>
-      </w:r>
-      <w:r>
-        <w:rPr>
-          <w:rFonts w:ascii="Courier New" w:eastAsia="MS Mincho" w:hAnsi="Courier New" w:cs="Courier New"/>
-        </w:rPr>
-        <w:t>.png</w:t>
-      </w:r>
-    </w:p>
-    <w:p>
-      <w:pPr>
-        <w:rPr>
-          <w:rFonts w:ascii="Courier New" w:eastAsia="MS Mincho" w:hAnsi="Courier New" w:cs="Courier New"/>
-        </w:rPr>
-      </w:pPr>
-      <w:r>
-        <w:rPr>
-          <w:rFonts w:ascii="Courier New" w:eastAsia="MS Mincho" w:hAnsi="Courier New" w:cs="Courier New"/>
-        </w:rPr>
-        <w:t>│</w:t>
-      </w:r>
-      <w:r>
-        <w:rPr>
-          <w:rFonts w:ascii="Courier New" w:eastAsia="MS Mincho" w:hAnsi="Courier New" w:cs="Courier New"/>
-        </w:rPr>
-        <w:t xml:space="preserve">   </w:t>
-      </w:r>
-      <w:r>
-        <w:rPr>
-          <w:rFonts w:ascii="Courier New" w:eastAsia="MS Mincho" w:hAnsi="Courier New" w:cs="Courier New"/>
-        </w:rPr>
-        <w:t xml:space="preserve">├── </w:t>
-      </w:r>
-      <w:r>
-        <w:rPr>
-          <w:rFonts w:ascii="Courier New" w:hAnsi="Courier New" w:cs="Courier New"/>
-        </w:rPr>
-        <w:t>Milestone_2_First_Dozen_Views/</w:t>
-      </w:r>
-    </w:p>
-    <w:p>
-      <w:pPr>
-        <w:rPr>
-          <w:rFonts w:ascii="Courier New" w:eastAsia="MS Mincho" w:hAnsi="Courier New" w:cs="Courier New"/>
-        </w:rPr>
-      </w:pPr>
-      <w:r>
-        <w:rPr>
-          <w:rFonts w:ascii="Courier New" w:eastAsia="MS Mincho" w:hAnsi="Courier New" w:cs="Courier New"/>
-        </w:rPr>
-        <w:t>│</w:t>
-      </w:r>
-      <w:r>
-        <w:rPr>
-          <w:rFonts w:ascii="Courier New" w:eastAsia="MS Mincho" w:hAnsi="Courier New" w:cs="Courier New"/>
-        </w:rPr>
-        <w:t xml:space="preserve">   </w:t>
-      </w:r>
-      <w:r>
-        <w:rPr>
-          <w:rFonts w:ascii="Courier New" w:eastAsia="MS Mincho" w:hAnsi="Courier New" w:cs="Courier New"/>
-        </w:rPr>
-        <w:t xml:space="preserve">├── </w:t>
-      </w:r>
-      <w:r>
-        <w:rPr>
-          <w:rFonts w:ascii="Courier New" w:hAnsi="Courier New" w:cs="Courier New"/>
-        </w:rPr>
-        <w:t>Milestone_3_Components</w:t>
-      </w:r>
-      <w:r>
-        <w:rPr>
-          <w:rFonts w:ascii="Courier New" w:eastAsia="MS Mincho" w:hAnsi="Courier New" w:cs="Courier New"/>
-        </w:rPr>
-        <w:t>/</w:t>
-      </w:r>
-    </w:p>
-    <w:p>
-      <w:pPr>
-        <w:rPr>
-          <w:rFonts w:ascii="Courier New" w:eastAsia="MS Mincho" w:hAnsi="Courier New" w:cs="Courier New"/>
-        </w:rPr>
-      </w:pPr>
-      <w:r>
-        <w:rPr>
-          <w:rFonts w:ascii="Courier New" w:eastAsia="MS Mincho" w:hAnsi="Courier New" w:cs="Courier New"/>
-        </w:rPr>
-        <w:t>│</w:t>
-      </w:r>
-      <w:r>
-        <w:rPr>
-          <w:rFonts w:ascii="Courier New" w:eastAsia="MS Mincho" w:hAnsi="Courier New" w:cs="Courier New"/>
-        </w:rPr>
-        <w:t xml:space="preserve">   </w:t>
-      </w:r>
-      <w:r>
-        <w:rPr>
-          <w:rFonts w:ascii="Courier New" w:eastAsia="MS Mincho" w:hAnsi="Courier New" w:cs="Courier New"/>
-        </w:rPr>
-        <w:t xml:space="preserve">├── </w:t>
-      </w:r>
-      <w:r>
-        <w:rPr>
-          <w:rFonts w:ascii="Courier New" w:hAnsi="Courier New" w:cs="Courier New"/>
-        </w:rPr>
-        <w:t>Milestone_4_Interfaces_and_Data_Structures</w:t>
-      </w:r>
-      <w:r>
-        <w:rPr>
-          <w:rFonts w:ascii="Courier New" w:eastAsia="MS Mincho" w:hAnsi="Courier New" w:cs="Courier New"/>
-        </w:rPr>
-        <w:t>/</w:t>
-      </w:r>
-    </w:p>
-    <w:p>
-      <w:pPr>
-        <w:rPr>
-          <w:rFonts w:ascii="Courier New" w:eastAsia="MS Mincho" w:hAnsi="Courier New" w:cs="Courier New"/>
-        </w:rPr>
-      </w:pPr>
-      <w:r>
-        <w:rPr>
-          <w:rFonts w:ascii="Courier New" w:eastAsia="MS Mincho" w:hAnsi="Courier New" w:cs="Courier New"/>
-        </w:rPr>
-        <w:t>│</w:t>
-      </w:r>
-      <w:r>
-        <w:rPr>
-          <w:rFonts w:ascii="Courier New" w:eastAsia="MS Mincho" w:hAnsi="Courier New" w:cs="Courier New"/>
-        </w:rPr>
-        <w:t xml:space="preserve">   </w:t>
-      </w:r>
-      <w:r>
-        <w:rPr>
-          <w:rFonts w:ascii="Courier New" w:eastAsia="MS Mincho" w:hAnsi="Courier New" w:cs="Courier New"/>
-        </w:rPr>
-        <w:t xml:space="preserve">├── </w:t>
-      </w:r>
-      <w:r>
-        <w:rPr>
-          <w:rFonts w:ascii="Courier New" w:hAnsi="Courier New" w:cs="Courier New"/>
-        </w:rPr>
-        <w:t>Milestone_5_Algorithms</w:t>
-      </w:r>
-      <w:r>
-        <w:rPr>
-          <w:rFonts w:ascii="Courier New" w:eastAsia="MS Mincho" w:hAnsi="Courier New" w:cs="Courier New"/>
-        </w:rPr>
-        <w:t>/</w:t>
-      </w:r>
-    </w:p>
-    <w:p>
-      <w:pPr>
-        <w:rPr>
-          <w:rFonts w:ascii="Courier New" w:hAnsi="Courier New" w:cs="Courier New"/>
-        </w:rPr>
-      </w:pPr>
-      <w:r>
-        <w:rPr>
-          <w:rFonts w:ascii="Courier New" w:eastAsia="MS Mincho" w:hAnsi="Courier New" w:cs="Courier New"/>
-        </w:rPr>
-        <w:t>│</w:t>
-      </w:r>
-      <w:r>
-        <w:rPr>
-          <w:rFonts w:ascii="Courier New" w:eastAsia="MS Mincho" w:hAnsi="Courier New" w:cs="Courier New"/>
-        </w:rPr>
-        <w:t xml:space="preserve">   </w:t>
-      </w:r>
-      <w:r>
-        <w:rPr>
-          <w:rFonts w:ascii="Courier New" w:eastAsia="MS Mincho" w:hAnsi="Courier New" w:cs="Courier New"/>
-        </w:rPr>
-        <w:t>└──</w:t>
-      </w:r>
-      <w:r>
-        <w:rPr>
-          <w:rFonts w:ascii="Courier New" w:eastAsia="MS Mincho" w:hAnsi="Courier New" w:cs="Courier New"/>
-        </w:rPr>
-        <w:t xml:space="preserve"> </w:t>
-      </w:r>
-      <w:r>
-        <w:rPr>
-          <w:rFonts w:ascii="Courier New" w:hAnsi="Courier New" w:cs="Courier New"/>
-        </w:rPr>
-        <w:t>Milestone_6_Software_Design_Description</w:t>
-      </w:r>
-      <w:r>
-        <w:rPr>
-          <w:rFonts w:ascii="Courier New" w:eastAsia="MS Mincho" w:hAnsi="Courier New" w:cs="Courier New"/>
-        </w:rPr>
-        <w:t>/</w:t>
-      </w:r>
-      <w:r>
-        <w:rPr>
-          <w:rFonts w:ascii="Courier New" w:hAnsi="Courier New" w:cs="Courier New"/>
-        </w:rPr>
-        <w:br/>
-      </w:r>
-      <w:r>
-        <w:rPr>
-          <w:rFonts w:ascii="Courier New" w:eastAsia="MS Mincho" w:hAnsi="Courier New" w:cs="Courier New"/>
-        </w:rPr>
-        <w:t>│</w:t>
-      </w:r>
-      <w:r>
-        <w:rPr>
-          <w:rFonts w:ascii="Courier New" w:hAnsi="Courier New" w:cs="Courier New"/>
-        </w:rPr>
-        <w:t xml:space="preserve"> </w:t>
-      </w:r>
-      <w:r>
-        <w:rPr>
-          <w:rFonts w:ascii="Courier New" w:eastAsia="MS Mincho" w:hAnsi="Courier New" w:cs="Courier New"/>
-        </w:rPr>
-        <w:t>├──</w:t>
-      </w:r>
-      <w:r>
-        <w:rPr>
-          <w:rFonts w:ascii="Courier New" w:hAnsi="Courier New" w:cs="Courier New"/>
-        </w:rPr>
-        <w:t xml:space="preserve"> Team</w:t>
-      </w:r>
-      <w:r>
-        <w:rPr>
-          <w:rFonts w:ascii="Courier New" w:hAnsi="Courier New" w:cs="Courier New"/>
-        </w:rPr>
-        <w:t>3/</w:t>
-      </w:r>
-    </w:p>
-    <w:p>
-      <w:pPr>
-        <w:rPr>
-          <w:rFonts w:ascii="Courier New" w:hAnsi="Courier New" w:cs="Courier New"/>
-        </w:rPr>
-      </w:pPr>
-      <w:r>
-        <w:rPr>
-          <w:rFonts w:ascii="Courier New" w:eastAsia="MS Mincho" w:hAnsi="Courier New" w:cs="Courier New"/>
-        </w:rPr>
-        <w:t>│</w:t>
-      </w:r>
-      <w:r>
-        <w:rPr>
-          <w:rFonts w:ascii="Courier New" w:hAnsi="Courier New" w:cs="Courier New"/>
-        </w:rPr>
-        <w:t xml:space="preserve"> </w:t>
-      </w:r>
-      <w:r>
-        <w:rPr>
-          <w:rFonts w:ascii="Courier New" w:hAnsi="Courier New" w:cs="Courier New"/>
-        </w:rPr>
-        <w:t xml:space="preserve">  </w:t>
-      </w:r>
-      <w:r>
-        <w:rPr>
-          <w:rFonts w:ascii="Courier New" w:eastAsia="MS Mincho" w:hAnsi="Courier New" w:cs="Courier New"/>
-        </w:rPr>
-        <w:t>└──</w:t>
-      </w:r>
-      <w:r>
-        <w:rPr>
-          <w:rFonts w:ascii="Courier New" w:hAnsi="Courier New" w:cs="Courier New"/>
-        </w:rPr>
-        <w:t xml:space="preserve"> </w:t>
-      </w:r>
-      <w:r>
-        <w:rPr>
-          <w:rFonts w:ascii="Courier New" w:hAnsi="Courier New" w:cs="Courier New"/>
-        </w:rPr>
-        <w:t>Milestone_1_Component_Diagram</w:t>
-      </w:r>
-      <w:r>
-        <w:rPr>
-          <w:rFonts w:ascii="Courier New" w:hAnsi="Courier New" w:cs="Courier New"/>
-        </w:rPr>
-        <w:t>/</w:t>
-      </w:r>
-    </w:p>
-    <w:p>
-      <w:pPr>
-        <w:rPr>
-          <w:rFonts w:ascii="Courier New" w:eastAsia="MS Mincho" w:hAnsi="Courier New" w:cs="Courier New"/>
-        </w:rPr>
-      </w:pPr>
-      <w:r>
-        <w:rPr>
-          <w:rFonts w:ascii="Courier New" w:eastAsia="MS Mincho" w:hAnsi="Courier New" w:cs="Courier New"/>
-        </w:rPr>
-        <w:t>│</w:t>
-      </w:r>
-      <w:r>
-        <w:rPr>
-          <w:rFonts w:ascii="Courier New" w:eastAsia="MS Mincho" w:hAnsi="Courier New" w:cs="Courier New"/>
-        </w:rPr>
-        <w:t xml:space="preserve">   </w:t>
-      </w:r>
-      <w:r>
-        <w:rPr>
-          <w:rFonts w:ascii="Courier New" w:eastAsia="MS Mincho" w:hAnsi="Courier New" w:cs="Courier New"/>
-        </w:rPr>
-        <w:t>│</w:t>
-      </w:r>
-      <w:r>
-        <w:rPr>
-          <w:rFonts w:ascii="Courier New" w:eastAsia="MS Mincho" w:hAnsi="Courier New" w:cs="Courier New"/>
-        </w:rPr>
-        <w:t xml:space="preserve"> </w:t>
-      </w:r>
-      <w:r>
-        <w:rPr>
-          <w:rFonts w:ascii="Courier New" w:eastAsia="MS Mincho" w:hAnsi="Courier New" w:cs="Courier New"/>
-        </w:rPr>
-        <w:t xml:space="preserve">├── </w:t>
+          <w:rFonts w:ascii="Courier New" w:eastAsia="MS Mincho" w:hAnsi="Courier New" w:cs="Courier New"/>
+        </w:rPr>
+        <w:t xml:space="preserve"> </w:t>
       </w:r>
       <w:proofErr w:type="spellStart"/>
       <w:r>
         <w:rPr>
           <w:rFonts w:ascii="Courier New" w:eastAsia="MS Mincho" w:hAnsi="Courier New" w:cs="Courier New"/>
         </w:rPr>
-        <w:t>D</w:t>
-      </w:r>
-      <w:r>
-        <w:rPr>
-          <w:rFonts w:ascii="Courier New" w:eastAsia="MS Mincho" w:hAnsi="Courier New" w:cs="Courier New"/>
-        </w:rPr>
-        <w:t>rawio</w:t>
+        <w:t>F</w:t>
+      </w:r>
+      <w:r>
+        <w:rPr>
+          <w:rFonts w:ascii="Courier New" w:eastAsia="MS Mincho" w:hAnsi="Courier New" w:cs="Courier New"/>
+        </w:rPr>
+        <w:t>aulty_</w:t>
+      </w:r>
+      <w:r>
+        <w:rPr>
+          <w:rFonts w:ascii="Courier New" w:eastAsia="MS Mincho" w:hAnsi="Courier New" w:cs="Courier New"/>
+        </w:rPr>
+        <w:t>F</w:t>
+      </w:r>
+      <w:r>
+        <w:rPr>
+          <w:rFonts w:ascii="Courier New" w:eastAsia="MS Mincho" w:hAnsi="Courier New" w:cs="Courier New"/>
+        </w:rPr>
+        <w:t>inal_</w:t>
+      </w:r>
+      <w:r>
+        <w:rPr>
+          <w:rFonts w:ascii="Courier New" w:eastAsia="MS Mincho" w:hAnsi="Courier New" w:cs="Courier New"/>
+        </w:rPr>
+        <w:t>I</w:t>
+      </w:r>
+      <w:r>
+        <w:rPr>
+          <w:rFonts w:ascii="Courier New" w:eastAsia="MS Mincho" w:hAnsi="Courier New" w:cs="Courier New"/>
+        </w:rPr>
+        <w:t>ntegrated</w:t>
       </w:r>
       <w:proofErr w:type="spellEnd"/>
       <w:r>
         <w:rPr>
           <w:rFonts w:ascii="Courier New" w:eastAsia="MS Mincho" w:hAnsi="Courier New" w:cs="Courier New"/>
         </w:rPr>
-        <w:t>/</w:t>
-      </w:r>
-    </w:p>
-    <w:p>
-      <w:pPr>
-        <w:rPr>
-          <w:rFonts w:ascii="Courier New" w:eastAsia="MS Mincho" w:hAnsi="Courier New" w:cs="Courier New"/>
-        </w:rPr>
-      </w:pPr>
-      <w:r>
-        <w:rPr>
-          <w:rFonts w:ascii="Courier New" w:eastAsia="MS Mincho" w:hAnsi="Courier New" w:cs="Courier New"/>
-        </w:rPr>
-        <w:t>│</w:t>
-      </w:r>
-      <w:r>
-        <w:rPr>
-          <w:rFonts w:ascii="Courier New" w:eastAsia="MS Mincho" w:hAnsi="Courier New" w:cs="Courier New"/>
-        </w:rPr>
-        <w:t xml:space="preserve">   </w:t>
-      </w:r>
-      <w:r>
-        <w:rPr>
-          <w:rFonts w:ascii="Courier New" w:eastAsia="MS Mincho" w:hAnsi="Courier New" w:cs="Courier New"/>
-        </w:rPr>
-        <w:t>│</w:t>
-      </w:r>
-      <w:r>
-        <w:rPr>
-          <w:rFonts w:ascii="Courier New" w:eastAsia="MS Mincho" w:hAnsi="Courier New" w:cs="Courier New"/>
-        </w:rPr>
-        <w:t xml:space="preserve"> </w:t>
-      </w:r>
-      <w:r>
-        <w:rPr>
-          <w:rFonts w:ascii="Courier New" w:eastAsia="MS Mincho" w:hAnsi="Courier New" w:cs="Courier New"/>
-        </w:rPr>
-        <w:t>│</w:t>
-      </w:r>
-      <w:r>
-        <w:rPr>
-          <w:rFonts w:ascii="Courier New" w:eastAsia="MS Mincho" w:hAnsi="Courier New" w:cs="Courier New"/>
-        </w:rPr>
-        <w:t xml:space="preserve"> </w:t>
-      </w:r>
-      <w:r>
-        <w:rPr>
-          <w:rFonts w:ascii="Courier New" w:eastAsia="MS Mincho" w:hAnsi="Courier New" w:cs="Courier New"/>
-        </w:rPr>
-        <w:t xml:space="preserve">├── </w:t>
-      </w:r>
-      <w:r>
-        <w:rPr>
-          <w:rFonts w:ascii="Courier New" w:eastAsia="MS Mincho" w:hAnsi="Courier New" w:cs="Courier New"/>
-        </w:rPr>
-        <w:t>W</w:t>
-      </w:r>
-      <w:r>
-        <w:rPr>
-          <w:rFonts w:ascii="Courier New" w:eastAsia="MS Mincho" w:hAnsi="Courier New" w:cs="Courier New"/>
-        </w:rPr>
-        <w:t xml:space="preserve">orking/             </w:t>
+        <w:t xml:space="preserve">/   </w:t>
       </w:r>
       <w:r>
         <w:rPr>
@@ -6672,56 +6204,7 @@
           <w:sz w:val="20"/>
           <w:szCs w:val="20"/>
         </w:rPr>
-        <w:t>← ICs actively editing</w:t>
-      </w:r>
-    </w:p>
-    <w:p>
-      <w:pPr>
-        <w:rPr>
-          <w:rFonts w:ascii="Courier New" w:eastAsia="MS Mincho" w:hAnsi="Courier New" w:cs="Courier New"/>
-        </w:rPr>
-      </w:pPr>
-      <w:r>
-        <w:rPr>
-          <w:rFonts w:ascii="Courier New" w:eastAsia="MS Mincho" w:hAnsi="Courier New" w:cs="Courier New"/>
-        </w:rPr>
-        <w:t>│</w:t>
-      </w:r>
-      <w:r>
-        <w:rPr>
-          <w:rFonts w:ascii="Courier New" w:eastAsia="MS Mincho" w:hAnsi="Courier New" w:cs="Courier New"/>
-        </w:rPr>
-        <w:t xml:space="preserve">   </w:t>
-      </w:r>
-      <w:r>
-        <w:rPr>
-          <w:rFonts w:ascii="Courier New" w:eastAsia="MS Mincho" w:hAnsi="Courier New" w:cs="Courier New"/>
-        </w:rPr>
-        <w:t>│ │</w:t>
-      </w:r>
-      <w:r>
-        <w:rPr>
-          <w:rFonts w:ascii="Courier New" w:eastAsia="MS Mincho" w:hAnsi="Courier New" w:cs="Courier New"/>
-        </w:rPr>
-        <w:t xml:space="preserve"> </w:t>
-      </w:r>
-      <w:r>
-        <w:rPr>
-          <w:rFonts w:ascii="Courier New" w:eastAsia="MS Mincho" w:hAnsi="Courier New" w:cs="Courier New"/>
-        </w:rPr>
-        <w:t xml:space="preserve">├── </w:t>
-      </w:r>
-      <w:r>
-        <w:rPr>
-          <w:rFonts w:ascii="Courier New" w:eastAsia="MS Mincho" w:hAnsi="Courier New" w:cs="Courier New"/>
-        </w:rPr>
-        <w:t>R</w:t>
-      </w:r>
-      <w:r>
-        <w:rPr>
-          <w:rFonts w:ascii="Courier New" w:eastAsia="MS Mincho" w:hAnsi="Courier New" w:cs="Courier New"/>
-        </w:rPr>
-        <w:t xml:space="preserve">eady/               </w:t>
+        <w:t xml:space="preserve">← </w:t>
       </w:r>
       <w:r>
         <w:rPr>
@@ -6729,7 +6212,50 @@
           <w:sz w:val="20"/>
           <w:szCs w:val="20"/>
         </w:rPr>
-        <w:t>← IC thinks it's done</w:t>
+        <w:t>reject by Chief of Q/A</w:t>
+      </w:r>
+    </w:p>
+    <w:p>
+      <w:pPr>
+        <w:rPr>
+          <w:rFonts w:ascii="Courier New" w:eastAsia="MS Mincho" w:hAnsi="Courier New" w:cs="Courier New"/>
+        </w:rPr>
+      </w:pPr>
+      <w:r>
+        <w:rPr>
+          <w:rFonts w:ascii="Courier New" w:eastAsia="MS Mincho" w:hAnsi="Courier New" w:cs="Courier New"/>
+        </w:rPr>
+        <w:t>│   │</w:t>
+      </w:r>
+      <w:r>
+        <w:rPr>
+          <w:rFonts w:ascii="Courier New" w:eastAsia="MS Mincho" w:hAnsi="Courier New" w:cs="Courier New"/>
+        </w:rPr>
+        <w:t xml:space="preserve"> </w:t>
+      </w:r>
+      <w:r>
+        <w:rPr>
+          <w:rFonts w:ascii="Courier New" w:eastAsia="MS Mincho" w:hAnsi="Courier New" w:cs="Courier New"/>
+        </w:rPr>
+        <w:t>└──</w:t>
+      </w:r>
+      <w:r>
+        <w:rPr>
+          <w:rFonts w:ascii="Courier New" w:hAnsi="Courier New" w:cs="Courier New"/>
+        </w:rPr>
+        <w:t xml:space="preserve"> </w:t>
+      </w:r>
+      <w:r>
+        <w:rPr>
+          <w:rFonts w:ascii="Courier New" w:hAnsi="Courier New" w:cs="Courier New"/>
+        </w:rPr>
+        <w:t>PNG</w:t>
+      </w:r>
+      <w:r>
+        <w:rPr>
+          <w:rFonts w:ascii="Courier New" w:hAnsi="Courier New" w:cs="Courier New"/>
+        </w:rPr>
+        <w:t>/</w:t>
       </w:r>
     </w:p>
     <w:p>
@@ -6754,13 +6280,74 @@
         <w:rPr>
           <w:rFonts w:ascii="Courier New" w:eastAsia="MS Mincho" w:hAnsi="Courier New" w:cs="Courier New"/>
         </w:rPr>
-        <w:t>│ │</w:t>
-      </w:r>
-      <w:r>
-        <w:rPr>
-          <w:rFonts w:ascii="Courier New" w:eastAsia="MS Mincho" w:hAnsi="Courier New" w:cs="Courier New"/>
-        </w:rPr>
-        <w:t xml:space="preserve"> </w:t>
+        <w:t xml:space="preserve">│ </w:t>
+      </w:r>
+      <w:r>
+        <w:rPr>
+          <w:rFonts w:ascii="Courier New" w:eastAsia="MS Mincho" w:hAnsi="Courier New" w:cs="Courier New"/>
+        </w:rPr>
+        <w:t xml:space="preserve">  </w:t>
+      </w:r>
+      <w:r>
+        <w:rPr>
+          <w:rFonts w:ascii="Courier New" w:eastAsia="MS Mincho" w:hAnsi="Courier New" w:cs="Courier New"/>
+        </w:rPr>
+        <w:t>└── FINAL_</w:t>
+      </w:r>
+      <w:r>
+        <w:rPr>
+          <w:rFonts w:ascii="Courier New" w:eastAsia="MS Mincho" w:hAnsi="Courier New" w:cs="Courier New"/>
+        </w:rPr>
+        <w:t>Component_v01</w:t>
+      </w:r>
+      <w:r>
+        <w:rPr>
+          <w:rFonts w:ascii="Courier New" w:eastAsia="MS Mincho" w:hAnsi="Courier New" w:cs="Courier New"/>
+        </w:rPr>
+        <w:t>.png</w:t>
+      </w:r>
+      <w:r>
+        <w:rPr>
+          <w:rFonts w:ascii="Courier New" w:eastAsia="MS Mincho" w:hAnsi="Courier New" w:cs="Courier New"/>
+        </w:rPr>
+        <w:t xml:space="preserve"> </w:t>
+      </w:r>
+      <w:r>
+        <w:rPr>
+          <w:rFonts w:ascii="Courier New" w:eastAsia="MS Mincho" w:hAnsi="Courier New" w:cs="Courier New"/>
+        </w:rPr>
+        <w:t xml:space="preserve">← </w:t>
+      </w:r>
+      <w:r>
+        <w:rPr>
+          <w:rFonts w:ascii="Courier New" w:eastAsia="MS Mincho" w:hAnsi="Courier New" w:cs="Courier New"/>
+        </w:rPr>
+        <w:t xml:space="preserve">PNG </w:t>
+      </w:r>
+      <w:r>
+        <w:rPr>
+          <w:rFonts w:ascii="Courier New" w:eastAsia="MS Mincho" w:hAnsi="Courier New" w:cs="Courier New"/>
+        </w:rPr>
+        <w:t>final combined diagram</w:t>
+      </w:r>
+    </w:p>
+    <w:p>
+      <w:pPr>
+        <w:rPr>
+          <w:rFonts w:ascii="Courier New" w:eastAsia="MS Mincho" w:hAnsi="Courier New" w:cs="Courier New"/>
+        </w:rPr>
+      </w:pPr>
+      <w:r>
+        <w:rPr>
+          <w:rFonts w:ascii="Courier New" w:eastAsia="MS Mincho" w:hAnsi="Courier New" w:cs="Courier New"/>
+        </w:rPr>
+        <w:t>│</w:t>
+      </w:r>
+      <w:r>
+        <w:rPr>
+          <w:rFonts w:ascii="Courier New" w:eastAsia="MS Mincho" w:hAnsi="Courier New" w:cs="Courier New"/>
+        </w:rPr>
+        <w:t xml:space="preserve">   </w:t>
       </w:r>
       <w:r>
         <w:rPr>
@@ -6770,15 +6357,372 @@
       </w:r>
       <w:r>
         <w:rPr>
-          <w:rFonts w:ascii="Courier New" w:eastAsia="MS Mincho" w:hAnsi="Courier New" w:cs="Courier New"/>
-        </w:rPr>
-        <w:t>C</w:t>
-      </w:r>
-      <w:r>
-        <w:rPr>
-          <w:rFonts w:ascii="Courier New" w:eastAsia="MS Mincho" w:hAnsi="Courier New" w:cs="Courier New"/>
-        </w:rPr>
-        <w:t xml:space="preserve">hecked/             </w:t>
+          <w:rFonts w:ascii="Courier New" w:hAnsi="Courier New" w:cs="Courier New"/>
+        </w:rPr>
+        <w:t>Milestone_2_First_Dozen_Views/</w:t>
+      </w:r>
+    </w:p>
+    <w:p>
+      <w:pPr>
+        <w:rPr>
+          <w:rFonts w:ascii="Courier New" w:eastAsia="MS Mincho" w:hAnsi="Courier New" w:cs="Courier New"/>
+        </w:rPr>
+      </w:pPr>
+      <w:r>
+        <w:rPr>
+          <w:rFonts w:ascii="Courier New" w:eastAsia="MS Mincho" w:hAnsi="Courier New" w:cs="Courier New"/>
+        </w:rPr>
+        <w:t>│</w:t>
+      </w:r>
+      <w:r>
+        <w:rPr>
+          <w:rFonts w:ascii="Courier New" w:eastAsia="MS Mincho" w:hAnsi="Courier New" w:cs="Courier New"/>
+        </w:rPr>
+        <w:t xml:space="preserve">   </w:t>
+      </w:r>
+      <w:r>
+        <w:rPr>
+          <w:rFonts w:ascii="Courier New" w:eastAsia="MS Mincho" w:hAnsi="Courier New" w:cs="Courier New"/>
+        </w:rPr>
+        <w:t xml:space="preserve">├── </w:t>
+      </w:r>
+      <w:r>
+        <w:rPr>
+          <w:rFonts w:ascii="Courier New" w:hAnsi="Courier New" w:cs="Courier New"/>
+        </w:rPr>
+        <w:t>Milestone_3_Components</w:t>
+      </w:r>
+      <w:r>
+        <w:rPr>
+          <w:rFonts w:ascii="Courier New" w:eastAsia="MS Mincho" w:hAnsi="Courier New" w:cs="Courier New"/>
+        </w:rPr>
+        <w:t>/</w:t>
+      </w:r>
+    </w:p>
+    <w:p>
+      <w:pPr>
+        <w:rPr>
+          <w:rFonts w:ascii="Courier New" w:eastAsia="MS Mincho" w:hAnsi="Courier New" w:cs="Courier New"/>
+        </w:rPr>
+      </w:pPr>
+      <w:r>
+        <w:rPr>
+          <w:rFonts w:ascii="Courier New" w:eastAsia="MS Mincho" w:hAnsi="Courier New" w:cs="Courier New"/>
+        </w:rPr>
+        <w:t>│</w:t>
+      </w:r>
+      <w:r>
+        <w:rPr>
+          <w:rFonts w:ascii="Courier New" w:eastAsia="MS Mincho" w:hAnsi="Courier New" w:cs="Courier New"/>
+        </w:rPr>
+        <w:t xml:space="preserve">   </w:t>
+      </w:r>
+      <w:r>
+        <w:rPr>
+          <w:rFonts w:ascii="Courier New" w:eastAsia="MS Mincho" w:hAnsi="Courier New" w:cs="Courier New"/>
+        </w:rPr>
+        <w:t xml:space="preserve">├── </w:t>
+      </w:r>
+      <w:r>
+        <w:rPr>
+          <w:rFonts w:ascii="Courier New" w:hAnsi="Courier New" w:cs="Courier New"/>
+        </w:rPr>
+        <w:t>Milestone_4_Interfaces_and_Data_Structures</w:t>
+      </w:r>
+      <w:r>
+        <w:rPr>
+          <w:rFonts w:ascii="Courier New" w:eastAsia="MS Mincho" w:hAnsi="Courier New" w:cs="Courier New"/>
+        </w:rPr>
+        <w:t>/</w:t>
+      </w:r>
+    </w:p>
+    <w:p>
+      <w:pPr>
+        <w:rPr>
+          <w:rFonts w:ascii="Courier New" w:eastAsia="MS Mincho" w:hAnsi="Courier New" w:cs="Courier New"/>
+        </w:rPr>
+      </w:pPr>
+      <w:r>
+        <w:rPr>
+          <w:rFonts w:ascii="Courier New" w:eastAsia="MS Mincho" w:hAnsi="Courier New" w:cs="Courier New"/>
+        </w:rPr>
+        <w:t>│</w:t>
+      </w:r>
+      <w:r>
+        <w:rPr>
+          <w:rFonts w:ascii="Courier New" w:eastAsia="MS Mincho" w:hAnsi="Courier New" w:cs="Courier New"/>
+        </w:rPr>
+        <w:t xml:space="preserve">   </w:t>
+      </w:r>
+      <w:r>
+        <w:rPr>
+          <w:rFonts w:ascii="Courier New" w:eastAsia="MS Mincho" w:hAnsi="Courier New" w:cs="Courier New"/>
+        </w:rPr>
+        <w:t xml:space="preserve">├── </w:t>
+      </w:r>
+      <w:r>
+        <w:rPr>
+          <w:rFonts w:ascii="Courier New" w:hAnsi="Courier New" w:cs="Courier New"/>
+        </w:rPr>
+        <w:t>Milestone_5_Algorithms</w:t>
+      </w:r>
+      <w:r>
+        <w:rPr>
+          <w:rFonts w:ascii="Courier New" w:eastAsia="MS Mincho" w:hAnsi="Courier New" w:cs="Courier New"/>
+        </w:rPr>
+        <w:t>/</w:t>
+      </w:r>
+    </w:p>
+    <w:p>
+      <w:pPr>
+        <w:rPr>
+          <w:rFonts w:ascii="Courier New" w:hAnsi="Courier New" w:cs="Courier New"/>
+        </w:rPr>
+      </w:pPr>
+      <w:r>
+        <w:rPr>
+          <w:rFonts w:ascii="Courier New" w:eastAsia="MS Mincho" w:hAnsi="Courier New" w:cs="Courier New"/>
+        </w:rPr>
+        <w:t>│</w:t>
+      </w:r>
+      <w:r>
+        <w:rPr>
+          <w:rFonts w:ascii="Courier New" w:eastAsia="MS Mincho" w:hAnsi="Courier New" w:cs="Courier New"/>
+        </w:rPr>
+        <w:t xml:space="preserve">   </w:t>
+      </w:r>
+      <w:r>
+        <w:rPr>
+          <w:rFonts w:ascii="Courier New" w:eastAsia="MS Mincho" w:hAnsi="Courier New" w:cs="Courier New"/>
+        </w:rPr>
+        <w:t>└──</w:t>
+      </w:r>
+      <w:r>
+        <w:rPr>
+          <w:rFonts w:ascii="Courier New" w:eastAsia="MS Mincho" w:hAnsi="Courier New" w:cs="Courier New"/>
+        </w:rPr>
+        <w:t xml:space="preserve"> </w:t>
+      </w:r>
+      <w:r>
+        <w:rPr>
+          <w:rFonts w:ascii="Courier New" w:hAnsi="Courier New" w:cs="Courier New"/>
+        </w:rPr>
+        <w:t>Milestone_6_Software_Design_Description</w:t>
+      </w:r>
+      <w:r>
+        <w:rPr>
+          <w:rFonts w:ascii="Courier New" w:eastAsia="MS Mincho" w:hAnsi="Courier New" w:cs="Courier New"/>
+        </w:rPr>
+        <w:t>/</w:t>
+      </w:r>
+      <w:r>
+        <w:rPr>
+          <w:rFonts w:ascii="Courier New" w:hAnsi="Courier New" w:cs="Courier New"/>
+        </w:rPr>
+        <w:br/>
+      </w:r>
+      <w:r>
+        <w:rPr>
+          <w:rFonts w:ascii="Courier New" w:eastAsia="MS Mincho" w:hAnsi="Courier New" w:cs="Courier New"/>
+        </w:rPr>
+        <w:t>│</w:t>
+      </w:r>
+      <w:r>
+        <w:rPr>
+          <w:rFonts w:ascii="Courier New" w:hAnsi="Courier New" w:cs="Courier New"/>
+        </w:rPr>
+        <w:t xml:space="preserve"> </w:t>
+      </w:r>
+      <w:r>
+        <w:rPr>
+          <w:rFonts w:ascii="Courier New" w:eastAsia="MS Mincho" w:hAnsi="Courier New" w:cs="Courier New"/>
+        </w:rPr>
+        <w:t>├──</w:t>
+      </w:r>
+      <w:r>
+        <w:rPr>
+          <w:rFonts w:ascii="Courier New" w:hAnsi="Courier New" w:cs="Courier New"/>
+        </w:rPr>
+        <w:t xml:space="preserve"> Team</w:t>
+      </w:r>
+      <w:r>
+        <w:rPr>
+          <w:rFonts w:ascii="Courier New" w:hAnsi="Courier New" w:cs="Courier New"/>
+        </w:rPr>
+        <w:t>3</w:t>
+      </w:r>
+      <w:r>
+        <w:rPr>
+          <w:rFonts w:ascii="Courier New" w:hAnsi="Courier New" w:cs="Courier New"/>
+        </w:rPr>
+        <w:t>/</w:t>
+      </w:r>
+    </w:p>
+    <w:p>
+      <w:pPr>
+        <w:rPr>
+          <w:rFonts w:ascii="Courier New" w:hAnsi="Courier New" w:cs="Courier New"/>
+        </w:rPr>
+      </w:pPr>
+      <w:r>
+        <w:rPr>
+          <w:rFonts w:ascii="Courier New" w:eastAsia="MS Mincho" w:hAnsi="Courier New" w:cs="Courier New"/>
+        </w:rPr>
+        <w:t>│</w:t>
+      </w:r>
+      <w:r>
+        <w:rPr>
+          <w:rFonts w:ascii="Courier New" w:hAnsi="Courier New" w:cs="Courier New"/>
+        </w:rPr>
+        <w:t xml:space="preserve"> </w:t>
+      </w:r>
+      <w:r>
+        <w:rPr>
+          <w:rFonts w:ascii="Courier New" w:hAnsi="Courier New" w:cs="Courier New"/>
+        </w:rPr>
+        <w:t xml:space="preserve">  </w:t>
+      </w:r>
+      <w:r>
+        <w:rPr>
+          <w:rFonts w:ascii="Courier New" w:eastAsia="MS Mincho" w:hAnsi="Courier New" w:cs="Courier New"/>
+        </w:rPr>
+        <w:t>└──</w:t>
+      </w:r>
+      <w:r>
+        <w:rPr>
+          <w:rFonts w:ascii="Courier New" w:hAnsi="Courier New" w:cs="Courier New"/>
+        </w:rPr>
+        <w:t xml:space="preserve"> </w:t>
+      </w:r>
+      <w:r>
+        <w:rPr>
+          <w:rFonts w:ascii="Courier New" w:hAnsi="Courier New" w:cs="Courier New"/>
+        </w:rPr>
+        <w:t>Milestone_1_Component_Diagram</w:t>
+      </w:r>
+      <w:r>
+        <w:rPr>
+          <w:rFonts w:ascii="Courier New" w:hAnsi="Courier New" w:cs="Courier New"/>
+        </w:rPr>
+        <w:t>/</w:t>
+      </w:r>
+    </w:p>
+    <w:p>
+      <w:pPr>
+        <w:rPr>
+          <w:rFonts w:ascii="Courier New" w:eastAsia="MS Mincho" w:hAnsi="Courier New" w:cs="Courier New"/>
+        </w:rPr>
+      </w:pPr>
+      <w:r>
+        <w:rPr>
+          <w:rFonts w:ascii="Courier New" w:eastAsia="MS Mincho" w:hAnsi="Courier New" w:cs="Courier New"/>
+        </w:rPr>
+        <w:t>│</w:t>
+      </w:r>
+      <w:r>
+        <w:rPr>
+          <w:rFonts w:ascii="Courier New" w:eastAsia="MS Mincho" w:hAnsi="Courier New" w:cs="Courier New"/>
+        </w:rPr>
+        <w:t xml:space="preserve">   </w:t>
+      </w:r>
+      <w:r>
+        <w:rPr>
+          <w:rFonts w:ascii="Courier New" w:eastAsia="MS Mincho" w:hAnsi="Courier New" w:cs="Courier New"/>
+        </w:rPr>
+        <w:t>│</w:t>
+      </w:r>
+      <w:r>
+        <w:rPr>
+          <w:rFonts w:ascii="Courier New" w:eastAsia="MS Mincho" w:hAnsi="Courier New" w:cs="Courier New"/>
+        </w:rPr>
+        <w:t xml:space="preserve"> </w:t>
+      </w:r>
+      <w:r>
+        <w:rPr>
+          <w:rFonts w:ascii="Courier New" w:eastAsia="MS Mincho" w:hAnsi="Courier New" w:cs="Courier New"/>
+        </w:rPr>
+        <w:t xml:space="preserve">├── </w:t>
+      </w:r>
+      <w:proofErr w:type="spellStart"/>
+      <w:r>
+        <w:rPr>
+          <w:rFonts w:ascii="Courier New" w:eastAsia="MS Mincho" w:hAnsi="Courier New" w:cs="Courier New"/>
+        </w:rPr>
+        <w:t>D</w:t>
+      </w:r>
+      <w:r>
+        <w:rPr>
+          <w:rFonts w:ascii="Courier New" w:eastAsia="MS Mincho" w:hAnsi="Courier New" w:cs="Courier New"/>
+        </w:rPr>
+        <w:t>rawio</w:t>
+      </w:r>
+      <w:proofErr w:type="spellEnd"/>
+      <w:r>
+        <w:rPr>
+          <w:rFonts w:ascii="Courier New" w:eastAsia="MS Mincho" w:hAnsi="Courier New" w:cs="Courier New"/>
+        </w:rPr>
+        <w:t>/</w:t>
+      </w:r>
+    </w:p>
+    <w:p>
+      <w:pPr>
+        <w:rPr>
+          <w:rFonts w:ascii="Courier New" w:eastAsia="MS Mincho" w:hAnsi="Courier New" w:cs="Courier New"/>
+        </w:rPr>
+      </w:pPr>
+      <w:r>
+        <w:rPr>
+          <w:rFonts w:ascii="Courier New" w:eastAsia="MS Mincho" w:hAnsi="Courier New" w:cs="Courier New"/>
+        </w:rPr>
+        <w:t>│</w:t>
+      </w:r>
+      <w:r>
+        <w:rPr>
+          <w:rFonts w:ascii="Courier New" w:eastAsia="MS Mincho" w:hAnsi="Courier New" w:cs="Courier New"/>
+        </w:rPr>
+        <w:t xml:space="preserve">   </w:t>
+      </w:r>
+      <w:r>
+        <w:rPr>
+          <w:rFonts w:ascii="Courier New" w:eastAsia="MS Mincho" w:hAnsi="Courier New" w:cs="Courier New"/>
+        </w:rPr>
+        <w:t>│</w:t>
+      </w:r>
+      <w:r>
+        <w:rPr>
+          <w:rFonts w:ascii="Courier New" w:eastAsia="MS Mincho" w:hAnsi="Courier New" w:cs="Courier New"/>
+        </w:rPr>
+        <w:t xml:space="preserve"> </w:t>
+      </w:r>
+      <w:r>
+        <w:rPr>
+          <w:rFonts w:ascii="Courier New" w:eastAsia="MS Mincho" w:hAnsi="Courier New" w:cs="Courier New"/>
+        </w:rPr>
+        <w:t>│</w:t>
+      </w:r>
+      <w:r>
+        <w:rPr>
+          <w:rFonts w:ascii="Courier New" w:eastAsia="MS Mincho" w:hAnsi="Courier New" w:cs="Courier New"/>
+        </w:rPr>
+        <w:t xml:space="preserve"> </w:t>
+      </w:r>
+      <w:r>
+        <w:rPr>
+          <w:rFonts w:ascii="Courier New" w:eastAsia="MS Mincho" w:hAnsi="Courier New" w:cs="Courier New"/>
+        </w:rPr>
+        <w:t xml:space="preserve">├── </w:t>
+      </w:r>
+      <w:r>
+        <w:rPr>
+          <w:rFonts w:ascii="Courier New" w:eastAsia="MS Mincho" w:hAnsi="Courier New" w:cs="Courier New"/>
+        </w:rPr>
+        <w:t>W</w:t>
+      </w:r>
+      <w:r>
+        <w:rPr>
+          <w:rFonts w:ascii="Courier New" w:eastAsia="MS Mincho" w:hAnsi="Courier New" w:cs="Courier New"/>
+        </w:rPr>
+        <w:t xml:space="preserve">orking/             </w:t>
       </w:r>
       <w:r>
         <w:rPr>
@@ -6786,16 +6730,71 @@
           <w:sz w:val="20"/>
           <w:szCs w:val="20"/>
         </w:rPr>
-        <w:t>← Team QA approved internally</w:t>
-      </w:r>
-    </w:p>
-    <w:p>
-      <w:pPr>
+        <w:t>← ICs actively editing</w:t>
+      </w:r>
+    </w:p>
+    <w:p>
+      <w:pPr>
+        <w:rPr>
+          <w:rFonts w:ascii="Courier New" w:eastAsia="MS Mincho" w:hAnsi="Courier New" w:cs="Courier New"/>
+        </w:rPr>
+      </w:pPr>
+      <w:r>
+        <w:rPr>
+          <w:rFonts w:ascii="Courier New" w:eastAsia="MS Mincho" w:hAnsi="Courier New" w:cs="Courier New"/>
+        </w:rPr>
+        <w:t>│</w:t>
+      </w:r>
+      <w:r>
+        <w:rPr>
+          <w:rFonts w:ascii="Courier New" w:eastAsia="MS Mincho" w:hAnsi="Courier New" w:cs="Courier New"/>
+        </w:rPr>
+        <w:t xml:space="preserve">   </w:t>
+      </w:r>
+      <w:r>
+        <w:rPr>
+          <w:rFonts w:ascii="Courier New" w:eastAsia="MS Mincho" w:hAnsi="Courier New" w:cs="Courier New"/>
+        </w:rPr>
+        <w:t>│ │</w:t>
+      </w:r>
+      <w:r>
+        <w:rPr>
+          <w:rFonts w:ascii="Courier New" w:eastAsia="MS Mincho" w:hAnsi="Courier New" w:cs="Courier New"/>
+        </w:rPr>
+        <w:t xml:space="preserve"> </w:t>
+      </w:r>
+      <w:r>
+        <w:rPr>
+          <w:rFonts w:ascii="Courier New" w:eastAsia="MS Mincho" w:hAnsi="Courier New" w:cs="Courier New"/>
+        </w:rPr>
+        <w:t xml:space="preserve">├── </w:t>
+      </w:r>
+      <w:r>
+        <w:rPr>
+          <w:rFonts w:ascii="Courier New" w:eastAsia="MS Mincho" w:hAnsi="Courier New" w:cs="Courier New"/>
+        </w:rPr>
+        <w:t>R</w:t>
+      </w:r>
+      <w:r>
+        <w:rPr>
+          <w:rFonts w:ascii="Courier New" w:eastAsia="MS Mincho" w:hAnsi="Courier New" w:cs="Courier New"/>
+        </w:rPr>
+        <w:t xml:space="preserve">eady/               </w:t>
+      </w:r>
+      <w:r>
         <w:rPr>
           <w:rFonts w:ascii="Courier New" w:eastAsia="MS Mincho" w:hAnsi="Courier New" w:cs="Courier New"/>
           <w:sz w:val="20"/>
           <w:szCs w:val="20"/>
         </w:rPr>
+        <w:t>← IC thinks it's done</w:t>
+      </w:r>
+    </w:p>
+    <w:p>
+      <w:pPr>
+        <w:rPr>
+          <w:rFonts w:ascii="Courier New" w:eastAsia="MS Mincho" w:hAnsi="Courier New" w:cs="Courier New"/>
+        </w:rPr>
       </w:pPr>
       <w:r>
         <w:rPr>
@@ -6831,25 +6830,13 @@
         <w:rPr>
           <w:rFonts w:ascii="Courier New" w:eastAsia="MS Mincho" w:hAnsi="Courier New" w:cs="Courier New"/>
         </w:rPr>
-        <w:t>F</w:t>
-      </w:r>
-      <w:r>
-        <w:rPr>
-          <w:rFonts w:ascii="Courier New" w:eastAsia="MS Mincho" w:hAnsi="Courier New" w:cs="Courier New"/>
-        </w:rPr>
-        <w:t>inal_</w:t>
-      </w:r>
-      <w:r>
-        <w:rPr>
-          <w:rFonts w:ascii="Courier New" w:eastAsia="MS Mincho" w:hAnsi="Courier New" w:cs="Courier New"/>
-        </w:rPr>
-        <w:t>I</w:t>
-      </w:r>
-      <w:r>
-        <w:rPr>
-          <w:rFonts w:ascii="Courier New" w:eastAsia="MS Mincho" w:hAnsi="Courier New" w:cs="Courier New"/>
-        </w:rPr>
-        <w:t xml:space="preserve">ntegrated/    </w:t>
+        <w:t>C</w:t>
+      </w:r>
+      <w:r>
+        <w:rPr>
+          <w:rFonts w:ascii="Courier New" w:eastAsia="MS Mincho" w:hAnsi="Courier New" w:cs="Courier New"/>
+        </w:rPr>
+        <w:t xml:space="preserve">hecked/             </w:t>
       </w:r>
       <w:r>
         <w:rPr>
@@ -6857,7 +6844,7 @@
           <w:sz w:val="20"/>
           <w:szCs w:val="20"/>
         </w:rPr>
-        <w:t>← Lead’s final combined diagram</w:t>
+        <w:t>← Team QA approved internally</w:t>
       </w:r>
     </w:p>
     <w:p>
@@ -6884,39 +6871,20 @@
         <w:rPr>
           <w:rFonts w:ascii="Courier New" w:eastAsia="MS Mincho" w:hAnsi="Courier New" w:cs="Courier New"/>
         </w:rPr>
-        <w:t>│</w:t>
-      </w:r>
-      <w:r>
-        <w:rPr>
-          <w:rFonts w:ascii="Courier New" w:eastAsia="MS Mincho" w:hAnsi="Courier New" w:cs="Courier New"/>
-        </w:rPr>
-        <w:t xml:space="preserve"> </w:t>
-      </w:r>
-      <w:r>
-        <w:rPr>
-          <w:rFonts w:ascii="Courier New" w:eastAsia="MS Mincho" w:hAnsi="Courier New" w:cs="Courier New"/>
-        </w:rPr>
-        <w:t>│</w:t>
-      </w:r>
-      <w:r>
-        <w:rPr>
-          <w:rFonts w:ascii="Courier New" w:eastAsia="MS Mincho" w:hAnsi="Courier New" w:cs="Courier New"/>
-        </w:rPr>
-        <w:t xml:space="preserve"> </w:t>
-      </w:r>
-      <w:r>
-        <w:rPr>
-          <w:rFonts w:ascii="Courier New" w:eastAsia="MS Mincho" w:hAnsi="Courier New" w:cs="Courier New"/>
-        </w:rPr>
-        <w:t>└──</w:t>
-      </w:r>
-      <w:r>
-        <w:rPr>
-          <w:rFonts w:ascii="Courier New" w:eastAsia="MS Mincho" w:hAnsi="Courier New" w:cs="Courier New"/>
-        </w:rPr>
-        <w:t xml:space="preserve"> </w:t>
-      </w:r>
-      <w:proofErr w:type="spellStart"/>
+        <w:t>│ │</w:t>
+      </w:r>
+      <w:r>
+        <w:rPr>
+          <w:rFonts w:ascii="Courier New" w:eastAsia="MS Mincho" w:hAnsi="Courier New" w:cs="Courier New"/>
+        </w:rPr>
+        <w:t xml:space="preserve"> </w:t>
+      </w:r>
+      <w:r>
+        <w:rPr>
+          <w:rFonts w:ascii="Courier New" w:eastAsia="MS Mincho" w:hAnsi="Courier New" w:cs="Courier New"/>
+        </w:rPr>
+        <w:t xml:space="preserve">├── </w:t>
+      </w:r>
       <w:r>
         <w:rPr>
           <w:rFonts w:ascii="Courier New" w:eastAsia="MS Mincho" w:hAnsi="Courier New" w:cs="Courier New"/>
@@ -6927,18 +6895,6 @@
         <w:rPr>
           <w:rFonts w:ascii="Courier New" w:eastAsia="MS Mincho" w:hAnsi="Courier New" w:cs="Courier New"/>
         </w:rPr>
-        <w:t>aulty_</w:t>
-      </w:r>
-      <w:r>
-        <w:rPr>
-          <w:rFonts w:ascii="Courier New" w:eastAsia="MS Mincho" w:hAnsi="Courier New" w:cs="Courier New"/>
-        </w:rPr>
-        <w:t>F</w:t>
-      </w:r>
-      <w:r>
-        <w:rPr>
-          <w:rFonts w:ascii="Courier New" w:eastAsia="MS Mincho" w:hAnsi="Courier New" w:cs="Courier New"/>
-        </w:rPr>
         <w:t>inal_</w:t>
       </w:r>
       <w:r>
@@ -6951,14 +6907,7 @@
         <w:rPr>
           <w:rFonts w:ascii="Courier New" w:eastAsia="MS Mincho" w:hAnsi="Courier New" w:cs="Courier New"/>
         </w:rPr>
-        <w:t>ntegrated</w:t>
-      </w:r>
-      <w:proofErr w:type="spellEnd"/>
-      <w:r>
-        <w:rPr>
-          <w:rFonts w:ascii="Courier New" w:eastAsia="MS Mincho" w:hAnsi="Courier New" w:cs="Courier New"/>
-        </w:rPr>
-        <w:t xml:space="preserve">/   </w:t>
+        <w:t xml:space="preserve">ntegrated/    </w:t>
       </w:r>
       <w:r>
         <w:rPr>
@@ -6974,488 +6923,7 @@
           <w:sz w:val="20"/>
           <w:szCs w:val="20"/>
         </w:rPr>
-        <w:t>reject by Chief of Q/A</w:t>
-      </w:r>
-    </w:p>
-    <w:p>
-      <w:pPr>
-        <w:rPr>
-          <w:rFonts w:ascii="Courier New" w:eastAsia="MS Mincho" w:hAnsi="Courier New" w:cs="Courier New"/>
-        </w:rPr>
-      </w:pPr>
-      <w:r>
-        <w:rPr>
-          <w:rFonts w:ascii="Courier New" w:eastAsia="MS Mincho" w:hAnsi="Courier New" w:cs="Courier New"/>
-        </w:rPr>
-        <w:t>│   │</w:t>
-      </w:r>
-      <w:r>
-        <w:rPr>
-          <w:rFonts w:ascii="Courier New" w:eastAsia="MS Mincho" w:hAnsi="Courier New" w:cs="Courier New"/>
-        </w:rPr>
-        <w:t xml:space="preserve"> </w:t>
-      </w:r>
-      <w:r>
-        <w:rPr>
-          <w:rFonts w:ascii="Courier New" w:eastAsia="MS Mincho" w:hAnsi="Courier New" w:cs="Courier New"/>
-        </w:rPr>
-        <w:t>└──</w:t>
-      </w:r>
-      <w:r>
-        <w:rPr>
-          <w:rFonts w:ascii="Courier New" w:hAnsi="Courier New" w:cs="Courier New"/>
-        </w:rPr>
-        <w:t xml:space="preserve"> </w:t>
-      </w:r>
-      <w:r>
-        <w:rPr>
-          <w:rFonts w:ascii="Courier New" w:hAnsi="Courier New" w:cs="Courier New"/>
-        </w:rPr>
-        <w:t>PNG</w:t>
-      </w:r>
-      <w:r>
-        <w:rPr>
-          <w:rFonts w:ascii="Courier New" w:hAnsi="Courier New" w:cs="Courier New"/>
-        </w:rPr>
-        <w:t>/</w:t>
-      </w:r>
-    </w:p>
-    <w:p>
-      <w:pPr>
-        <w:rPr>
-          <w:rFonts w:ascii="Courier New" w:eastAsia="MS Mincho" w:hAnsi="Courier New" w:cs="Courier New"/>
-        </w:rPr>
-      </w:pPr>
-      <w:r>
-        <w:rPr>
-          <w:rFonts w:ascii="Courier New" w:eastAsia="MS Mincho" w:hAnsi="Courier New" w:cs="Courier New"/>
-        </w:rPr>
-        <w:t>│</w:t>
-      </w:r>
-      <w:r>
-        <w:rPr>
-          <w:rFonts w:ascii="Courier New" w:eastAsia="MS Mincho" w:hAnsi="Courier New" w:cs="Courier New"/>
-        </w:rPr>
-        <w:t xml:space="preserve">   </w:t>
-      </w:r>
-      <w:r>
-        <w:rPr>
-          <w:rFonts w:ascii="Courier New" w:eastAsia="MS Mincho" w:hAnsi="Courier New" w:cs="Courier New"/>
-        </w:rPr>
-        <w:t xml:space="preserve">│ </w:t>
-      </w:r>
-      <w:r>
-        <w:rPr>
-          <w:rFonts w:ascii="Courier New" w:eastAsia="MS Mincho" w:hAnsi="Courier New" w:cs="Courier New"/>
-        </w:rPr>
-        <w:t xml:space="preserve">  </w:t>
-      </w:r>
-      <w:r>
-        <w:rPr>
-          <w:rFonts w:ascii="Courier New" w:eastAsia="MS Mincho" w:hAnsi="Courier New" w:cs="Courier New"/>
-        </w:rPr>
-        <w:t>└── FINAL_</w:t>
-      </w:r>
-      <w:r>
-        <w:rPr>
-          <w:rFonts w:ascii="Courier New" w:eastAsia="MS Mincho" w:hAnsi="Courier New" w:cs="Courier New"/>
-        </w:rPr>
-        <w:t>Component_v01</w:t>
-      </w:r>
-      <w:r>
-        <w:rPr>
-          <w:rFonts w:ascii="Courier New" w:eastAsia="MS Mincho" w:hAnsi="Courier New" w:cs="Courier New"/>
-        </w:rPr>
-        <w:t>.png</w:t>
-      </w:r>
-    </w:p>
-    <w:p>
-      <w:pPr>
-        <w:rPr>
-          <w:rFonts w:ascii="Courier New" w:eastAsia="MS Mincho" w:hAnsi="Courier New" w:cs="Courier New"/>
-        </w:rPr>
-      </w:pPr>
-      <w:r>
-        <w:rPr>
-          <w:rFonts w:ascii="Courier New" w:eastAsia="MS Mincho" w:hAnsi="Courier New" w:cs="Courier New"/>
-        </w:rPr>
-        <w:t>│</w:t>
-      </w:r>
-      <w:r>
-        <w:rPr>
-          <w:rFonts w:ascii="Courier New" w:eastAsia="MS Mincho" w:hAnsi="Courier New" w:cs="Courier New"/>
-        </w:rPr>
-        <w:t xml:space="preserve">   </w:t>
-      </w:r>
-      <w:r>
-        <w:rPr>
-          <w:rFonts w:ascii="Courier New" w:eastAsia="MS Mincho" w:hAnsi="Courier New" w:cs="Courier New"/>
-        </w:rPr>
-        <w:t xml:space="preserve">├── </w:t>
-      </w:r>
-      <w:r>
-        <w:rPr>
-          <w:rFonts w:ascii="Courier New" w:hAnsi="Courier New" w:cs="Courier New"/>
-        </w:rPr>
-        <w:t>Milestone_2_First_Dozen_Views/</w:t>
-      </w:r>
-    </w:p>
-    <w:p>
-      <w:pPr>
-        <w:rPr>
-          <w:rFonts w:ascii="Courier New" w:eastAsia="MS Mincho" w:hAnsi="Courier New" w:cs="Courier New"/>
-        </w:rPr>
-      </w:pPr>
-      <w:r>
-        <w:rPr>
-          <w:rFonts w:ascii="Courier New" w:eastAsia="MS Mincho" w:hAnsi="Courier New" w:cs="Courier New"/>
-        </w:rPr>
-        <w:t>│</w:t>
-      </w:r>
-      <w:r>
-        <w:rPr>
-          <w:rFonts w:ascii="Courier New" w:eastAsia="MS Mincho" w:hAnsi="Courier New" w:cs="Courier New"/>
-        </w:rPr>
-        <w:t xml:space="preserve">   </w:t>
-      </w:r>
-      <w:r>
-        <w:rPr>
-          <w:rFonts w:ascii="Courier New" w:eastAsia="MS Mincho" w:hAnsi="Courier New" w:cs="Courier New"/>
-        </w:rPr>
-        <w:t xml:space="preserve">├── </w:t>
-      </w:r>
-      <w:r>
-        <w:rPr>
-          <w:rFonts w:ascii="Courier New" w:hAnsi="Courier New" w:cs="Courier New"/>
-        </w:rPr>
-        <w:t>Milestone_3_Components</w:t>
-      </w:r>
-      <w:r>
-        <w:rPr>
-          <w:rFonts w:ascii="Courier New" w:eastAsia="MS Mincho" w:hAnsi="Courier New" w:cs="Courier New"/>
-        </w:rPr>
-        <w:t>/</w:t>
-      </w:r>
-    </w:p>
-    <w:p>
-      <w:pPr>
-        <w:rPr>
-          <w:rFonts w:ascii="Courier New" w:eastAsia="MS Mincho" w:hAnsi="Courier New" w:cs="Courier New"/>
-        </w:rPr>
-      </w:pPr>
-      <w:r>
-        <w:rPr>
-          <w:rFonts w:ascii="Courier New" w:eastAsia="MS Mincho" w:hAnsi="Courier New" w:cs="Courier New"/>
-        </w:rPr>
-        <w:t>│</w:t>
-      </w:r>
-      <w:r>
-        <w:rPr>
-          <w:rFonts w:ascii="Courier New" w:eastAsia="MS Mincho" w:hAnsi="Courier New" w:cs="Courier New"/>
-        </w:rPr>
-        <w:t xml:space="preserve">   </w:t>
-      </w:r>
-      <w:r>
-        <w:rPr>
-          <w:rFonts w:ascii="Courier New" w:eastAsia="MS Mincho" w:hAnsi="Courier New" w:cs="Courier New"/>
-        </w:rPr>
-        <w:t xml:space="preserve">├── </w:t>
-      </w:r>
-      <w:r>
-        <w:rPr>
-          <w:rFonts w:ascii="Courier New" w:hAnsi="Courier New" w:cs="Courier New"/>
-        </w:rPr>
-        <w:t>Milestone_4_Interfaces_and_Data_Structures</w:t>
-      </w:r>
-      <w:r>
-        <w:rPr>
-          <w:rFonts w:ascii="Courier New" w:eastAsia="MS Mincho" w:hAnsi="Courier New" w:cs="Courier New"/>
-        </w:rPr>
-        <w:t>/</w:t>
-      </w:r>
-    </w:p>
-    <w:p>
-      <w:pPr>
-        <w:rPr>
-          <w:rFonts w:ascii="Courier New" w:eastAsia="MS Mincho" w:hAnsi="Courier New" w:cs="Courier New"/>
-        </w:rPr>
-      </w:pPr>
-      <w:r>
-        <w:rPr>
-          <w:rFonts w:ascii="Courier New" w:eastAsia="MS Mincho" w:hAnsi="Courier New" w:cs="Courier New"/>
-        </w:rPr>
-        <w:t>│</w:t>
-      </w:r>
-      <w:r>
-        <w:rPr>
-          <w:rFonts w:ascii="Courier New" w:eastAsia="MS Mincho" w:hAnsi="Courier New" w:cs="Courier New"/>
-        </w:rPr>
-        <w:t xml:space="preserve">   </w:t>
-      </w:r>
-      <w:r>
-        <w:rPr>
-          <w:rFonts w:ascii="Courier New" w:eastAsia="MS Mincho" w:hAnsi="Courier New" w:cs="Courier New"/>
-        </w:rPr>
-        <w:t xml:space="preserve">├── </w:t>
-      </w:r>
-      <w:r>
-        <w:rPr>
-          <w:rFonts w:ascii="Courier New" w:hAnsi="Courier New" w:cs="Courier New"/>
-        </w:rPr>
-        <w:t>Milestone_5_Algorithms</w:t>
-      </w:r>
-      <w:r>
-        <w:rPr>
-          <w:rFonts w:ascii="Courier New" w:eastAsia="MS Mincho" w:hAnsi="Courier New" w:cs="Courier New"/>
-        </w:rPr>
-        <w:t>/</w:t>
-      </w:r>
-    </w:p>
-    <w:p>
-      <w:pPr>
-        <w:rPr>
-          <w:rFonts w:ascii="Courier New" w:hAnsi="Courier New" w:cs="Courier New"/>
-        </w:rPr>
-      </w:pPr>
-      <w:r>
-        <w:rPr>
-          <w:rFonts w:ascii="Courier New" w:eastAsia="MS Mincho" w:hAnsi="Courier New" w:cs="Courier New"/>
-        </w:rPr>
-        <w:lastRenderedPageBreak/>
-        <w:t>│</w:t>
-      </w:r>
-      <w:r>
-        <w:rPr>
-          <w:rFonts w:ascii="Courier New" w:eastAsia="MS Mincho" w:hAnsi="Courier New" w:cs="Courier New"/>
-        </w:rPr>
-        <w:t xml:space="preserve">   </w:t>
-      </w:r>
-      <w:r>
-        <w:rPr>
-          <w:rFonts w:ascii="Courier New" w:eastAsia="MS Mincho" w:hAnsi="Courier New" w:cs="Courier New"/>
-        </w:rPr>
-        <w:t>└──</w:t>
-      </w:r>
-      <w:r>
-        <w:rPr>
-          <w:rFonts w:ascii="Courier New" w:eastAsia="MS Mincho" w:hAnsi="Courier New" w:cs="Courier New"/>
-        </w:rPr>
-        <w:t xml:space="preserve"> </w:t>
-      </w:r>
-      <w:r>
-        <w:rPr>
-          <w:rFonts w:ascii="Courier New" w:hAnsi="Courier New" w:cs="Courier New"/>
-        </w:rPr>
-        <w:t>Milestone_6_Software_Design_Description</w:t>
-      </w:r>
-      <w:r>
-        <w:rPr>
-          <w:rFonts w:ascii="Courier New" w:eastAsia="MS Mincho" w:hAnsi="Courier New" w:cs="Courier New"/>
-        </w:rPr>
-        <w:t>/</w:t>
-      </w:r>
-      <w:r>
-        <w:rPr>
-          <w:rFonts w:ascii="Courier New" w:hAnsi="Courier New" w:cs="Courier New"/>
-        </w:rPr>
-        <w:br/>
-      </w:r>
-      <w:r>
-        <w:rPr>
-          <w:rFonts w:ascii="Courier New" w:eastAsia="MS Mincho" w:hAnsi="Courier New" w:cs="Courier New"/>
-        </w:rPr>
-        <w:t>│</w:t>
-      </w:r>
-      <w:r>
-        <w:rPr>
-          <w:rFonts w:ascii="Courier New" w:hAnsi="Courier New" w:cs="Courier New"/>
-        </w:rPr>
-        <w:t xml:space="preserve"> </w:t>
-      </w:r>
-      <w:r>
-        <w:rPr>
-          <w:rFonts w:ascii="Courier New" w:eastAsia="MS Mincho" w:hAnsi="Courier New" w:cs="Courier New"/>
-        </w:rPr>
-        <w:t>├──</w:t>
-      </w:r>
-      <w:r>
-        <w:rPr>
-          <w:rFonts w:ascii="Courier New" w:hAnsi="Courier New" w:cs="Courier New"/>
-        </w:rPr>
-        <w:t xml:space="preserve"> Team</w:t>
-      </w:r>
-      <w:r>
-        <w:rPr>
-          <w:rFonts w:ascii="Courier New" w:hAnsi="Courier New" w:cs="Courier New"/>
-        </w:rPr>
-        <w:t>4/</w:t>
-      </w:r>
-    </w:p>
-    <w:p>
-      <w:pPr>
-        <w:rPr>
-          <w:rFonts w:ascii="Courier New" w:hAnsi="Courier New" w:cs="Courier New"/>
-        </w:rPr>
-      </w:pPr>
-      <w:r>
-        <w:rPr>
-          <w:rFonts w:ascii="Courier New" w:eastAsia="MS Mincho" w:hAnsi="Courier New" w:cs="Courier New"/>
-        </w:rPr>
-        <w:t>│</w:t>
-      </w:r>
-      <w:r>
-        <w:rPr>
-          <w:rFonts w:ascii="Courier New" w:hAnsi="Courier New" w:cs="Courier New"/>
-        </w:rPr>
-        <w:t xml:space="preserve"> </w:t>
-      </w:r>
-      <w:r>
-        <w:rPr>
-          <w:rFonts w:ascii="Courier New" w:hAnsi="Courier New" w:cs="Courier New"/>
-        </w:rPr>
-        <w:t xml:space="preserve">  </w:t>
-      </w:r>
-      <w:r>
-        <w:rPr>
-          <w:rFonts w:ascii="Courier New" w:eastAsia="MS Mincho" w:hAnsi="Courier New" w:cs="Courier New"/>
-        </w:rPr>
-        <w:t>└──</w:t>
-      </w:r>
-      <w:r>
-        <w:rPr>
-          <w:rFonts w:ascii="Courier New" w:hAnsi="Courier New" w:cs="Courier New"/>
-        </w:rPr>
-        <w:t xml:space="preserve"> </w:t>
-      </w:r>
-      <w:r>
-        <w:rPr>
-          <w:rFonts w:ascii="Courier New" w:hAnsi="Courier New" w:cs="Courier New"/>
-        </w:rPr>
-        <w:t>Milestone_1_Component_Diagram</w:t>
-      </w:r>
-      <w:r>
-        <w:rPr>
-          <w:rFonts w:ascii="Courier New" w:hAnsi="Courier New" w:cs="Courier New"/>
-        </w:rPr>
-        <w:t>/</w:t>
-      </w:r>
-    </w:p>
-    <w:p>
-      <w:pPr>
-        <w:rPr>
-          <w:rFonts w:ascii="Courier New" w:eastAsia="MS Mincho" w:hAnsi="Courier New" w:cs="Courier New"/>
-        </w:rPr>
-      </w:pPr>
-      <w:r>
-        <w:rPr>
-          <w:rFonts w:ascii="Courier New" w:eastAsia="MS Mincho" w:hAnsi="Courier New" w:cs="Courier New"/>
-        </w:rPr>
-        <w:t>│</w:t>
-      </w:r>
-      <w:r>
-        <w:rPr>
-          <w:rFonts w:ascii="Courier New" w:eastAsia="MS Mincho" w:hAnsi="Courier New" w:cs="Courier New"/>
-        </w:rPr>
-        <w:t xml:space="preserve">   </w:t>
-      </w:r>
-      <w:r>
-        <w:rPr>
-          <w:rFonts w:ascii="Courier New" w:eastAsia="MS Mincho" w:hAnsi="Courier New" w:cs="Courier New"/>
-        </w:rPr>
-        <w:t>│</w:t>
-      </w:r>
-      <w:r>
-        <w:rPr>
-          <w:rFonts w:ascii="Courier New" w:eastAsia="MS Mincho" w:hAnsi="Courier New" w:cs="Courier New"/>
-        </w:rPr>
-        <w:t xml:space="preserve"> </w:t>
-      </w:r>
-      <w:r>
-        <w:rPr>
-          <w:rFonts w:ascii="Courier New" w:eastAsia="MS Mincho" w:hAnsi="Courier New" w:cs="Courier New"/>
-        </w:rPr>
-        <w:t xml:space="preserve">├── </w:t>
-      </w:r>
-      <w:proofErr w:type="spellStart"/>
-      <w:r>
-        <w:rPr>
-          <w:rFonts w:ascii="Courier New" w:eastAsia="MS Mincho" w:hAnsi="Courier New" w:cs="Courier New"/>
-        </w:rPr>
-        <w:t>D</w:t>
-      </w:r>
-      <w:r>
-        <w:rPr>
-          <w:rFonts w:ascii="Courier New" w:eastAsia="MS Mincho" w:hAnsi="Courier New" w:cs="Courier New"/>
-        </w:rPr>
-        <w:t>rawio</w:t>
-      </w:r>
-      <w:proofErr w:type="spellEnd"/>
-      <w:r>
-        <w:rPr>
-          <w:rFonts w:ascii="Courier New" w:eastAsia="MS Mincho" w:hAnsi="Courier New" w:cs="Courier New"/>
-        </w:rPr>
-        <w:t>/</w:t>
-      </w:r>
-    </w:p>
-    <w:p>
-      <w:pPr>
-        <w:rPr>
-          <w:rFonts w:ascii="Courier New" w:eastAsia="MS Mincho" w:hAnsi="Courier New" w:cs="Courier New"/>
-        </w:rPr>
-      </w:pPr>
-      <w:r>
-        <w:rPr>
-          <w:rFonts w:ascii="Courier New" w:eastAsia="MS Mincho" w:hAnsi="Courier New" w:cs="Courier New"/>
-        </w:rPr>
-        <w:t>│</w:t>
-      </w:r>
-      <w:r>
-        <w:rPr>
-          <w:rFonts w:ascii="Courier New" w:eastAsia="MS Mincho" w:hAnsi="Courier New" w:cs="Courier New"/>
-        </w:rPr>
-        <w:t xml:space="preserve">   </w:t>
-      </w:r>
-      <w:r>
-        <w:rPr>
-          <w:rFonts w:ascii="Courier New" w:eastAsia="MS Mincho" w:hAnsi="Courier New" w:cs="Courier New"/>
-        </w:rPr>
-        <w:t>│</w:t>
-      </w:r>
-      <w:r>
-        <w:rPr>
-          <w:rFonts w:ascii="Courier New" w:eastAsia="MS Mincho" w:hAnsi="Courier New" w:cs="Courier New"/>
-        </w:rPr>
-        <w:t xml:space="preserve"> </w:t>
-      </w:r>
-      <w:r>
-        <w:rPr>
-          <w:rFonts w:ascii="Courier New" w:eastAsia="MS Mincho" w:hAnsi="Courier New" w:cs="Courier New"/>
-        </w:rPr>
-        <w:t>│</w:t>
-      </w:r>
-      <w:r>
-        <w:rPr>
-          <w:rFonts w:ascii="Courier New" w:eastAsia="MS Mincho" w:hAnsi="Courier New" w:cs="Courier New"/>
-        </w:rPr>
-        <w:t xml:space="preserve"> </w:t>
-      </w:r>
-      <w:r>
-        <w:rPr>
-          <w:rFonts w:ascii="Courier New" w:eastAsia="MS Mincho" w:hAnsi="Courier New" w:cs="Courier New"/>
-        </w:rPr>
-        <w:t xml:space="preserve">├── </w:t>
-      </w:r>
-      <w:r>
-        <w:rPr>
-          <w:rFonts w:ascii="Courier New" w:eastAsia="MS Mincho" w:hAnsi="Courier New" w:cs="Courier New"/>
-        </w:rPr>
-        <w:t>W</w:t>
-      </w:r>
-      <w:r>
-        <w:rPr>
-          <w:rFonts w:ascii="Courier New" w:eastAsia="MS Mincho" w:hAnsi="Courier New" w:cs="Courier New"/>
-        </w:rPr>
-        <w:t xml:space="preserve">orking/             </w:t>
+        <w:t>Team Editor's</w:t>
       </w:r>
       <w:r>
         <w:rPr>
@@ -7463,71 +6931,16 @@
           <w:sz w:val="20"/>
           <w:szCs w:val="20"/>
         </w:rPr>
-        <w:t>← ICs actively editing</w:t>
-      </w:r>
-    </w:p>
-    <w:p>
-      <w:pPr>
-        <w:rPr>
-          <w:rFonts w:ascii="Courier New" w:eastAsia="MS Mincho" w:hAnsi="Courier New" w:cs="Courier New"/>
-        </w:rPr>
-      </w:pPr>
-      <w:r>
-        <w:rPr>
-          <w:rFonts w:ascii="Courier New" w:eastAsia="MS Mincho" w:hAnsi="Courier New" w:cs="Courier New"/>
-        </w:rPr>
-        <w:t>│</w:t>
-      </w:r>
-      <w:r>
-        <w:rPr>
-          <w:rFonts w:ascii="Courier New" w:eastAsia="MS Mincho" w:hAnsi="Courier New" w:cs="Courier New"/>
-        </w:rPr>
-        <w:t xml:space="preserve">   </w:t>
-      </w:r>
-      <w:r>
-        <w:rPr>
-          <w:rFonts w:ascii="Courier New" w:eastAsia="MS Mincho" w:hAnsi="Courier New" w:cs="Courier New"/>
-        </w:rPr>
-        <w:t>│ │</w:t>
-      </w:r>
-      <w:r>
-        <w:rPr>
-          <w:rFonts w:ascii="Courier New" w:eastAsia="MS Mincho" w:hAnsi="Courier New" w:cs="Courier New"/>
-        </w:rPr>
-        <w:t xml:space="preserve"> </w:t>
-      </w:r>
-      <w:r>
-        <w:rPr>
-          <w:rFonts w:ascii="Courier New" w:eastAsia="MS Mincho" w:hAnsi="Courier New" w:cs="Courier New"/>
-        </w:rPr>
-        <w:t xml:space="preserve">├── </w:t>
-      </w:r>
-      <w:r>
-        <w:rPr>
-          <w:rFonts w:ascii="Courier New" w:eastAsia="MS Mincho" w:hAnsi="Courier New" w:cs="Courier New"/>
-        </w:rPr>
-        <w:t>R</w:t>
-      </w:r>
-      <w:r>
-        <w:rPr>
-          <w:rFonts w:ascii="Courier New" w:eastAsia="MS Mincho" w:hAnsi="Courier New" w:cs="Courier New"/>
-        </w:rPr>
-        <w:t xml:space="preserve">eady/               </w:t>
-      </w:r>
-      <w:r>
+        <w:t xml:space="preserve"> final combined diagram</w:t>
+      </w:r>
+    </w:p>
+    <w:p>
+      <w:pPr>
         <w:rPr>
           <w:rFonts w:ascii="Courier New" w:eastAsia="MS Mincho" w:hAnsi="Courier New" w:cs="Courier New"/>
           <w:sz w:val="20"/>
           <w:szCs w:val="20"/>
         </w:rPr>
-        <w:t>← IC thinks it's done</w:t>
-      </w:r>
-    </w:p>
-    <w:p>
-      <w:pPr>
-        <w:rPr>
-          <w:rFonts w:ascii="Courier New" w:eastAsia="MS Mincho" w:hAnsi="Courier New" w:cs="Courier New"/>
-        </w:rPr>
       </w:pPr>
       <w:r>
         <w:rPr>
@@ -7545,31 +6958,81 @@
         <w:rPr>
           <w:rFonts w:ascii="Courier New" w:eastAsia="MS Mincho" w:hAnsi="Courier New" w:cs="Courier New"/>
         </w:rPr>
-        <w:t>│ │</w:t>
-      </w:r>
-      <w:r>
-        <w:rPr>
-          <w:rFonts w:ascii="Courier New" w:eastAsia="MS Mincho" w:hAnsi="Courier New" w:cs="Courier New"/>
-        </w:rPr>
-        <w:t xml:space="preserve"> </w:t>
-      </w:r>
-      <w:r>
-        <w:rPr>
-          <w:rFonts w:ascii="Courier New" w:eastAsia="MS Mincho" w:hAnsi="Courier New" w:cs="Courier New"/>
-        </w:rPr>
-        <w:t xml:space="preserve">├── </w:t>
-      </w:r>
-      <w:r>
-        <w:rPr>
-          <w:rFonts w:ascii="Courier New" w:eastAsia="MS Mincho" w:hAnsi="Courier New" w:cs="Courier New"/>
-        </w:rPr>
-        <w:t>C</w:t>
-      </w:r>
-      <w:r>
-        <w:rPr>
-          <w:rFonts w:ascii="Courier New" w:eastAsia="MS Mincho" w:hAnsi="Courier New" w:cs="Courier New"/>
-        </w:rPr>
-        <w:t xml:space="preserve">hecked/             </w:t>
+        <w:t>│</w:t>
+      </w:r>
+      <w:r>
+        <w:rPr>
+          <w:rFonts w:ascii="Courier New" w:eastAsia="MS Mincho" w:hAnsi="Courier New" w:cs="Courier New"/>
+        </w:rPr>
+        <w:t xml:space="preserve"> </w:t>
+      </w:r>
+      <w:r>
+        <w:rPr>
+          <w:rFonts w:ascii="Courier New" w:eastAsia="MS Mincho" w:hAnsi="Courier New" w:cs="Courier New"/>
+        </w:rPr>
+        <w:t>│</w:t>
+      </w:r>
+      <w:r>
+        <w:rPr>
+          <w:rFonts w:ascii="Courier New" w:eastAsia="MS Mincho" w:hAnsi="Courier New" w:cs="Courier New"/>
+        </w:rPr>
+        <w:t xml:space="preserve"> </w:t>
+      </w:r>
+      <w:r>
+        <w:rPr>
+          <w:rFonts w:ascii="Courier New" w:eastAsia="MS Mincho" w:hAnsi="Courier New" w:cs="Courier New"/>
+        </w:rPr>
+        <w:t>└──</w:t>
+      </w:r>
+      <w:r>
+        <w:rPr>
+          <w:rFonts w:ascii="Courier New" w:eastAsia="MS Mincho" w:hAnsi="Courier New" w:cs="Courier New"/>
+        </w:rPr>
+        <w:t xml:space="preserve"> </w:t>
+      </w:r>
+      <w:proofErr w:type="spellStart"/>
+      <w:r>
+        <w:rPr>
+          <w:rFonts w:ascii="Courier New" w:eastAsia="MS Mincho" w:hAnsi="Courier New" w:cs="Courier New"/>
+        </w:rPr>
+        <w:t>F</w:t>
+      </w:r>
+      <w:r>
+        <w:rPr>
+          <w:rFonts w:ascii="Courier New" w:eastAsia="MS Mincho" w:hAnsi="Courier New" w:cs="Courier New"/>
+        </w:rPr>
+        <w:t>aulty_</w:t>
+      </w:r>
+      <w:r>
+        <w:rPr>
+          <w:rFonts w:ascii="Courier New" w:eastAsia="MS Mincho" w:hAnsi="Courier New" w:cs="Courier New"/>
+        </w:rPr>
+        <w:t>F</w:t>
+      </w:r>
+      <w:r>
+        <w:rPr>
+          <w:rFonts w:ascii="Courier New" w:eastAsia="MS Mincho" w:hAnsi="Courier New" w:cs="Courier New"/>
+        </w:rPr>
+        <w:t>inal_</w:t>
+      </w:r>
+      <w:r>
+        <w:rPr>
+          <w:rFonts w:ascii="Courier New" w:eastAsia="MS Mincho" w:hAnsi="Courier New" w:cs="Courier New"/>
+        </w:rPr>
+        <w:t>I</w:t>
+      </w:r>
+      <w:r>
+        <w:rPr>
+          <w:rFonts w:ascii="Courier New" w:eastAsia="MS Mincho" w:hAnsi="Courier New" w:cs="Courier New"/>
+        </w:rPr>
+        <w:t>ntegrated</w:t>
+      </w:r>
+      <w:proofErr w:type="spellEnd"/>
+      <w:r>
+        <w:rPr>
+          <w:rFonts w:ascii="Courier New" w:eastAsia="MS Mincho" w:hAnsi="Courier New" w:cs="Courier New"/>
+        </w:rPr>
+        <w:t xml:space="preserve">/   </w:t>
       </w:r>
       <w:r>
         <w:rPr>
@@ -7577,16 +7040,65 @@
           <w:sz w:val="20"/>
           <w:szCs w:val="20"/>
         </w:rPr>
-        <w:t>← Team QA approved internally</w:t>
-      </w:r>
-    </w:p>
-    <w:p>
-      <w:pPr>
+        <w:t xml:space="preserve">← </w:t>
+      </w:r>
+      <w:r>
         <w:rPr>
           <w:rFonts w:ascii="Courier New" w:eastAsia="MS Mincho" w:hAnsi="Courier New" w:cs="Courier New"/>
           <w:sz w:val="20"/>
           <w:szCs w:val="20"/>
         </w:rPr>
+        <w:t>reject by Chief of Q/A</w:t>
+      </w:r>
+    </w:p>
+    <w:p>
+      <w:pPr>
+        <w:rPr>
+          <w:rFonts w:ascii="Courier New" w:eastAsia="MS Mincho" w:hAnsi="Courier New" w:cs="Courier New"/>
+        </w:rPr>
+      </w:pPr>
+      <w:r>
+        <w:rPr>
+          <w:rFonts w:ascii="Courier New" w:eastAsia="MS Mincho" w:hAnsi="Courier New" w:cs="Courier New"/>
+        </w:rPr>
+        <w:t>│   │</w:t>
+      </w:r>
+      <w:r>
+        <w:rPr>
+          <w:rFonts w:ascii="Courier New" w:eastAsia="MS Mincho" w:hAnsi="Courier New" w:cs="Courier New"/>
+        </w:rPr>
+        <w:t xml:space="preserve"> </w:t>
+      </w:r>
+      <w:r>
+        <w:rPr>
+          <w:rFonts w:ascii="Courier New" w:eastAsia="MS Mincho" w:hAnsi="Courier New" w:cs="Courier New"/>
+        </w:rPr>
+        <w:t>└──</w:t>
+      </w:r>
+      <w:r>
+        <w:rPr>
+          <w:rFonts w:ascii="Courier New" w:hAnsi="Courier New" w:cs="Courier New"/>
+        </w:rPr>
+        <w:t xml:space="preserve"> </w:t>
+      </w:r>
+      <w:r>
+        <w:rPr>
+          <w:rFonts w:ascii="Courier New" w:hAnsi="Courier New" w:cs="Courier New"/>
+        </w:rPr>
+        <w:t>PNG</w:t>
+      </w:r>
+      <w:r>
+        <w:rPr>
+          <w:rFonts w:ascii="Courier New" w:hAnsi="Courier New" w:cs="Courier New"/>
+        </w:rPr>
+        <w:t>/</w:t>
+      </w:r>
+    </w:p>
+    <w:p>
+      <w:pPr>
+        <w:rPr>
+          <w:rFonts w:ascii="Courier New" w:eastAsia="MS Mincho" w:hAnsi="Courier New" w:cs="Courier New"/>
+        </w:rPr>
       </w:pPr>
       <w:r>
         <w:rPr>
@@ -7604,13 +7116,68 @@
         <w:rPr>
           <w:rFonts w:ascii="Courier New" w:eastAsia="MS Mincho" w:hAnsi="Courier New" w:cs="Courier New"/>
         </w:rPr>
-        <w:t>│ │</w:t>
-      </w:r>
-      <w:r>
-        <w:rPr>
-          <w:rFonts w:ascii="Courier New" w:eastAsia="MS Mincho" w:hAnsi="Courier New" w:cs="Courier New"/>
-        </w:rPr>
-        <w:t xml:space="preserve"> </w:t>
+        <w:t xml:space="preserve">│ </w:t>
+      </w:r>
+      <w:r>
+        <w:rPr>
+          <w:rFonts w:ascii="Courier New" w:eastAsia="MS Mincho" w:hAnsi="Courier New" w:cs="Courier New"/>
+        </w:rPr>
+        <w:t xml:space="preserve">  </w:t>
+      </w:r>
+      <w:r>
+        <w:rPr>
+          <w:rFonts w:ascii="Courier New" w:eastAsia="MS Mincho" w:hAnsi="Courier New" w:cs="Courier New"/>
+        </w:rPr>
+        <w:t>└── FINAL_</w:t>
+      </w:r>
+      <w:r>
+        <w:rPr>
+          <w:rFonts w:ascii="Courier New" w:eastAsia="MS Mincho" w:hAnsi="Courier New" w:cs="Courier New"/>
+        </w:rPr>
+        <w:t>Component_v01</w:t>
+      </w:r>
+      <w:r>
+        <w:rPr>
+          <w:rFonts w:ascii="Courier New" w:eastAsia="MS Mincho" w:hAnsi="Courier New" w:cs="Courier New"/>
+        </w:rPr>
+        <w:t>.png</w:t>
+      </w:r>
+      <w:r>
+        <w:rPr>
+          <w:rFonts w:ascii="Courier New" w:eastAsia="MS Mincho" w:hAnsi="Courier New" w:cs="Courier New"/>
+        </w:rPr>
+        <w:t xml:space="preserve"> </w:t>
+      </w:r>
+      <w:r>
+        <w:rPr>
+          <w:rFonts w:ascii="Courier New" w:eastAsia="MS Mincho" w:hAnsi="Courier New" w:cs="Courier New"/>
+        </w:rPr>
+        <w:t xml:space="preserve">← </w:t>
+      </w:r>
+      <w:r>
+        <w:rPr>
+          <w:rFonts w:ascii="Courier New" w:eastAsia="MS Mincho" w:hAnsi="Courier New" w:cs="Courier New"/>
+        </w:rPr>
+        <w:t>PNG final combined diagram</w:t>
+      </w:r>
+    </w:p>
+    <w:p>
+      <w:pPr>
+        <w:rPr>
+          <w:rFonts w:ascii="Courier New" w:eastAsia="MS Mincho" w:hAnsi="Courier New" w:cs="Courier New"/>
+        </w:rPr>
+      </w:pPr>
+      <w:r>
+        <w:rPr>
+          <w:rFonts w:ascii="Courier New" w:eastAsia="MS Mincho" w:hAnsi="Courier New" w:cs="Courier New"/>
+        </w:rPr>
+        <w:t>│</w:t>
+      </w:r>
+      <w:r>
+        <w:rPr>
+          <w:rFonts w:ascii="Courier New" w:eastAsia="MS Mincho" w:hAnsi="Courier New" w:cs="Courier New"/>
+        </w:rPr>
+        <w:t xml:space="preserve">   </w:t>
       </w:r>
       <w:r>
         <w:rPr>
@@ -7620,27 +7187,373 @@
       </w:r>
       <w:r>
         <w:rPr>
-          <w:rFonts w:ascii="Courier New" w:eastAsia="MS Mincho" w:hAnsi="Courier New" w:cs="Courier New"/>
-        </w:rPr>
-        <w:t>F</w:t>
-      </w:r>
-      <w:r>
-        <w:rPr>
-          <w:rFonts w:ascii="Courier New" w:eastAsia="MS Mincho" w:hAnsi="Courier New" w:cs="Courier New"/>
-        </w:rPr>
-        <w:t>inal_</w:t>
-      </w:r>
-      <w:r>
-        <w:rPr>
-          <w:rFonts w:ascii="Courier New" w:eastAsia="MS Mincho" w:hAnsi="Courier New" w:cs="Courier New"/>
-        </w:rPr>
-        <w:t>I</w:t>
-      </w:r>
-      <w:r>
-        <w:rPr>
-          <w:rFonts w:ascii="Courier New" w:eastAsia="MS Mincho" w:hAnsi="Courier New" w:cs="Courier New"/>
-        </w:rPr>
-        <w:t xml:space="preserve">ntegrated/    </w:t>
+          <w:rFonts w:ascii="Courier New" w:hAnsi="Courier New" w:cs="Courier New"/>
+        </w:rPr>
+        <w:t>Milestone_2_First_Dozen_Views/</w:t>
+      </w:r>
+    </w:p>
+    <w:p>
+      <w:pPr>
+        <w:rPr>
+          <w:rFonts w:ascii="Courier New" w:eastAsia="MS Mincho" w:hAnsi="Courier New" w:cs="Courier New"/>
+        </w:rPr>
+      </w:pPr>
+      <w:r>
+        <w:rPr>
+          <w:rFonts w:ascii="Courier New" w:eastAsia="MS Mincho" w:hAnsi="Courier New" w:cs="Courier New"/>
+        </w:rPr>
+        <w:t>│</w:t>
+      </w:r>
+      <w:r>
+        <w:rPr>
+          <w:rFonts w:ascii="Courier New" w:eastAsia="MS Mincho" w:hAnsi="Courier New" w:cs="Courier New"/>
+        </w:rPr>
+        <w:t xml:space="preserve">   </w:t>
+      </w:r>
+      <w:r>
+        <w:rPr>
+          <w:rFonts w:ascii="Courier New" w:eastAsia="MS Mincho" w:hAnsi="Courier New" w:cs="Courier New"/>
+        </w:rPr>
+        <w:t xml:space="preserve">├── </w:t>
+      </w:r>
+      <w:r>
+        <w:rPr>
+          <w:rFonts w:ascii="Courier New" w:hAnsi="Courier New" w:cs="Courier New"/>
+        </w:rPr>
+        <w:t>Milestone_3_Components</w:t>
+      </w:r>
+      <w:r>
+        <w:rPr>
+          <w:rFonts w:ascii="Courier New" w:eastAsia="MS Mincho" w:hAnsi="Courier New" w:cs="Courier New"/>
+        </w:rPr>
+        <w:t>/</w:t>
+      </w:r>
+    </w:p>
+    <w:p>
+      <w:pPr>
+        <w:rPr>
+          <w:rFonts w:ascii="Courier New" w:eastAsia="MS Mincho" w:hAnsi="Courier New" w:cs="Courier New"/>
+        </w:rPr>
+      </w:pPr>
+      <w:r>
+        <w:rPr>
+          <w:rFonts w:ascii="Courier New" w:eastAsia="MS Mincho" w:hAnsi="Courier New" w:cs="Courier New"/>
+        </w:rPr>
+        <w:t>│</w:t>
+      </w:r>
+      <w:r>
+        <w:rPr>
+          <w:rFonts w:ascii="Courier New" w:eastAsia="MS Mincho" w:hAnsi="Courier New" w:cs="Courier New"/>
+        </w:rPr>
+        <w:t xml:space="preserve">   </w:t>
+      </w:r>
+      <w:r>
+        <w:rPr>
+          <w:rFonts w:ascii="Courier New" w:eastAsia="MS Mincho" w:hAnsi="Courier New" w:cs="Courier New"/>
+        </w:rPr>
+        <w:t xml:space="preserve">├── </w:t>
+      </w:r>
+      <w:r>
+        <w:rPr>
+          <w:rFonts w:ascii="Courier New" w:hAnsi="Courier New" w:cs="Courier New"/>
+        </w:rPr>
+        <w:t>Milestone_4_Interfaces_and_Data_Structures</w:t>
+      </w:r>
+      <w:r>
+        <w:rPr>
+          <w:rFonts w:ascii="Courier New" w:eastAsia="MS Mincho" w:hAnsi="Courier New" w:cs="Courier New"/>
+        </w:rPr>
+        <w:t>/</w:t>
+      </w:r>
+    </w:p>
+    <w:p>
+      <w:pPr>
+        <w:rPr>
+          <w:rFonts w:ascii="Courier New" w:eastAsia="MS Mincho" w:hAnsi="Courier New" w:cs="Courier New"/>
+        </w:rPr>
+      </w:pPr>
+      <w:r>
+        <w:rPr>
+          <w:rFonts w:ascii="Courier New" w:eastAsia="MS Mincho" w:hAnsi="Courier New" w:cs="Courier New"/>
+        </w:rPr>
+        <w:t>│</w:t>
+      </w:r>
+      <w:r>
+        <w:rPr>
+          <w:rFonts w:ascii="Courier New" w:eastAsia="MS Mincho" w:hAnsi="Courier New" w:cs="Courier New"/>
+        </w:rPr>
+        <w:t xml:space="preserve">   </w:t>
+      </w:r>
+      <w:r>
+        <w:rPr>
+          <w:rFonts w:ascii="Courier New" w:eastAsia="MS Mincho" w:hAnsi="Courier New" w:cs="Courier New"/>
+        </w:rPr>
+        <w:t xml:space="preserve">├── </w:t>
+      </w:r>
+      <w:r>
+        <w:rPr>
+          <w:rFonts w:ascii="Courier New" w:hAnsi="Courier New" w:cs="Courier New"/>
+        </w:rPr>
+        <w:t>Milestone_5_Algorithms</w:t>
+      </w:r>
+      <w:r>
+        <w:rPr>
+          <w:rFonts w:ascii="Courier New" w:eastAsia="MS Mincho" w:hAnsi="Courier New" w:cs="Courier New"/>
+        </w:rPr>
+        <w:t>/</w:t>
+      </w:r>
+    </w:p>
+    <w:p>
+      <w:pPr>
+        <w:rPr>
+          <w:rFonts w:ascii="Courier New" w:hAnsi="Courier New" w:cs="Courier New"/>
+        </w:rPr>
+      </w:pPr>
+      <w:r>
+        <w:rPr>
+          <w:rFonts w:ascii="Courier New" w:eastAsia="MS Mincho" w:hAnsi="Courier New" w:cs="Courier New"/>
+        </w:rPr>
+        <w:lastRenderedPageBreak/>
+        <w:t>│</w:t>
+      </w:r>
+      <w:r>
+        <w:rPr>
+          <w:rFonts w:ascii="Courier New" w:eastAsia="MS Mincho" w:hAnsi="Courier New" w:cs="Courier New"/>
+        </w:rPr>
+        <w:t xml:space="preserve">   </w:t>
+      </w:r>
+      <w:r>
+        <w:rPr>
+          <w:rFonts w:ascii="Courier New" w:eastAsia="MS Mincho" w:hAnsi="Courier New" w:cs="Courier New"/>
+        </w:rPr>
+        <w:t>└──</w:t>
+      </w:r>
+      <w:r>
+        <w:rPr>
+          <w:rFonts w:ascii="Courier New" w:eastAsia="MS Mincho" w:hAnsi="Courier New" w:cs="Courier New"/>
+        </w:rPr>
+        <w:t xml:space="preserve"> </w:t>
+      </w:r>
+      <w:r>
+        <w:rPr>
+          <w:rFonts w:ascii="Courier New" w:hAnsi="Courier New" w:cs="Courier New"/>
+        </w:rPr>
+        <w:t>Milestone_6_Software_Design_Description</w:t>
+      </w:r>
+      <w:r>
+        <w:rPr>
+          <w:rFonts w:ascii="Courier New" w:eastAsia="MS Mincho" w:hAnsi="Courier New" w:cs="Courier New"/>
+        </w:rPr>
+        <w:t>/</w:t>
+      </w:r>
+      <w:r>
+        <w:rPr>
+          <w:rFonts w:ascii="Courier New" w:hAnsi="Courier New" w:cs="Courier New"/>
+        </w:rPr>
+        <w:br/>
+      </w:r>
+      <w:r>
+        <w:rPr>
+          <w:rFonts w:ascii="Courier New" w:eastAsia="MS Mincho" w:hAnsi="Courier New" w:cs="Courier New"/>
+        </w:rPr>
+        <w:t>│</w:t>
+      </w:r>
+      <w:r>
+        <w:rPr>
+          <w:rFonts w:ascii="Courier New" w:hAnsi="Courier New" w:cs="Courier New"/>
+        </w:rPr>
+        <w:t xml:space="preserve"> </w:t>
+      </w:r>
+      <w:r>
+        <w:rPr>
+          <w:rFonts w:ascii="Courier New" w:eastAsia="MS Mincho" w:hAnsi="Courier New" w:cs="Courier New"/>
+        </w:rPr>
+        <w:t>├──</w:t>
+      </w:r>
+      <w:r>
+        <w:rPr>
+          <w:rFonts w:ascii="Courier New" w:hAnsi="Courier New" w:cs="Courier New"/>
+        </w:rPr>
+        <w:t xml:space="preserve"> Team</w:t>
+      </w:r>
+      <w:r>
+        <w:rPr>
+          <w:rFonts w:ascii="Courier New" w:hAnsi="Courier New" w:cs="Courier New"/>
+        </w:rPr>
+        <w:t>4</w:t>
+      </w:r>
+      <w:r>
+        <w:rPr>
+          <w:rFonts w:ascii="Courier New" w:hAnsi="Courier New" w:cs="Courier New"/>
+        </w:rPr>
+        <w:t>/</w:t>
+      </w:r>
+    </w:p>
+    <w:p>
+      <w:pPr>
+        <w:rPr>
+          <w:rFonts w:ascii="Courier New" w:hAnsi="Courier New" w:cs="Courier New"/>
+        </w:rPr>
+      </w:pPr>
+      <w:r>
+        <w:rPr>
+          <w:rFonts w:ascii="Courier New" w:eastAsia="MS Mincho" w:hAnsi="Courier New" w:cs="Courier New"/>
+        </w:rPr>
+        <w:t>│</w:t>
+      </w:r>
+      <w:r>
+        <w:rPr>
+          <w:rFonts w:ascii="Courier New" w:hAnsi="Courier New" w:cs="Courier New"/>
+        </w:rPr>
+        <w:t xml:space="preserve"> </w:t>
+      </w:r>
+      <w:r>
+        <w:rPr>
+          <w:rFonts w:ascii="Courier New" w:hAnsi="Courier New" w:cs="Courier New"/>
+        </w:rPr>
+        <w:t xml:space="preserve">  </w:t>
+      </w:r>
+      <w:r>
+        <w:rPr>
+          <w:rFonts w:ascii="Courier New" w:eastAsia="MS Mincho" w:hAnsi="Courier New" w:cs="Courier New"/>
+        </w:rPr>
+        <w:t>└──</w:t>
+      </w:r>
+      <w:r>
+        <w:rPr>
+          <w:rFonts w:ascii="Courier New" w:hAnsi="Courier New" w:cs="Courier New"/>
+        </w:rPr>
+        <w:t xml:space="preserve"> </w:t>
+      </w:r>
+      <w:r>
+        <w:rPr>
+          <w:rFonts w:ascii="Courier New" w:hAnsi="Courier New" w:cs="Courier New"/>
+        </w:rPr>
+        <w:t>Milestone_1_Component_Diagram</w:t>
+      </w:r>
+      <w:r>
+        <w:rPr>
+          <w:rFonts w:ascii="Courier New" w:hAnsi="Courier New" w:cs="Courier New"/>
+        </w:rPr>
+        <w:t>/</w:t>
+      </w:r>
+    </w:p>
+    <w:p>
+      <w:pPr>
+        <w:rPr>
+          <w:rFonts w:ascii="Courier New" w:eastAsia="MS Mincho" w:hAnsi="Courier New" w:cs="Courier New"/>
+        </w:rPr>
+      </w:pPr>
+      <w:r>
+        <w:rPr>
+          <w:rFonts w:ascii="Courier New" w:eastAsia="MS Mincho" w:hAnsi="Courier New" w:cs="Courier New"/>
+        </w:rPr>
+        <w:t>│</w:t>
+      </w:r>
+      <w:r>
+        <w:rPr>
+          <w:rFonts w:ascii="Courier New" w:eastAsia="MS Mincho" w:hAnsi="Courier New" w:cs="Courier New"/>
+        </w:rPr>
+        <w:t xml:space="preserve">   </w:t>
+      </w:r>
+      <w:r>
+        <w:rPr>
+          <w:rFonts w:ascii="Courier New" w:eastAsia="MS Mincho" w:hAnsi="Courier New" w:cs="Courier New"/>
+        </w:rPr>
+        <w:t>│</w:t>
+      </w:r>
+      <w:r>
+        <w:rPr>
+          <w:rFonts w:ascii="Courier New" w:eastAsia="MS Mincho" w:hAnsi="Courier New" w:cs="Courier New"/>
+        </w:rPr>
+        <w:t xml:space="preserve"> </w:t>
+      </w:r>
+      <w:r>
+        <w:rPr>
+          <w:rFonts w:ascii="Courier New" w:eastAsia="MS Mincho" w:hAnsi="Courier New" w:cs="Courier New"/>
+        </w:rPr>
+        <w:t xml:space="preserve">├── </w:t>
+      </w:r>
+      <w:proofErr w:type="spellStart"/>
+      <w:r>
+        <w:rPr>
+          <w:rFonts w:ascii="Courier New" w:eastAsia="MS Mincho" w:hAnsi="Courier New" w:cs="Courier New"/>
+        </w:rPr>
+        <w:t>D</w:t>
+      </w:r>
+      <w:r>
+        <w:rPr>
+          <w:rFonts w:ascii="Courier New" w:eastAsia="MS Mincho" w:hAnsi="Courier New" w:cs="Courier New"/>
+        </w:rPr>
+        <w:t>rawio</w:t>
+      </w:r>
+      <w:proofErr w:type="spellEnd"/>
+      <w:r>
+        <w:rPr>
+          <w:rFonts w:ascii="Courier New" w:eastAsia="MS Mincho" w:hAnsi="Courier New" w:cs="Courier New"/>
+        </w:rPr>
+        <w:t>/</w:t>
+      </w:r>
+    </w:p>
+    <w:p>
+      <w:pPr>
+        <w:rPr>
+          <w:rFonts w:ascii="Courier New" w:eastAsia="MS Mincho" w:hAnsi="Courier New" w:cs="Courier New"/>
+        </w:rPr>
+      </w:pPr>
+      <w:r>
+        <w:rPr>
+          <w:rFonts w:ascii="Courier New" w:eastAsia="MS Mincho" w:hAnsi="Courier New" w:cs="Courier New"/>
+        </w:rPr>
+        <w:t>│</w:t>
+      </w:r>
+      <w:r>
+        <w:rPr>
+          <w:rFonts w:ascii="Courier New" w:eastAsia="MS Mincho" w:hAnsi="Courier New" w:cs="Courier New"/>
+        </w:rPr>
+        <w:t xml:space="preserve">   </w:t>
+      </w:r>
+      <w:r>
+        <w:rPr>
+          <w:rFonts w:ascii="Courier New" w:eastAsia="MS Mincho" w:hAnsi="Courier New" w:cs="Courier New"/>
+        </w:rPr>
+        <w:t>│</w:t>
+      </w:r>
+      <w:r>
+        <w:rPr>
+          <w:rFonts w:ascii="Courier New" w:eastAsia="MS Mincho" w:hAnsi="Courier New" w:cs="Courier New"/>
+        </w:rPr>
+        <w:t xml:space="preserve"> </w:t>
+      </w:r>
+      <w:r>
+        <w:rPr>
+          <w:rFonts w:ascii="Courier New" w:eastAsia="MS Mincho" w:hAnsi="Courier New" w:cs="Courier New"/>
+        </w:rPr>
+        <w:t>│</w:t>
+      </w:r>
+      <w:r>
+        <w:rPr>
+          <w:rFonts w:ascii="Courier New" w:eastAsia="MS Mincho" w:hAnsi="Courier New" w:cs="Courier New"/>
+        </w:rPr>
+        <w:t xml:space="preserve"> </w:t>
+      </w:r>
+      <w:r>
+        <w:rPr>
+          <w:rFonts w:ascii="Courier New" w:eastAsia="MS Mincho" w:hAnsi="Courier New" w:cs="Courier New"/>
+        </w:rPr>
+        <w:t xml:space="preserve">├── </w:t>
+      </w:r>
+      <w:r>
+        <w:rPr>
+          <w:rFonts w:ascii="Courier New" w:eastAsia="MS Mincho" w:hAnsi="Courier New" w:cs="Courier New"/>
+        </w:rPr>
+        <w:t>W</w:t>
+      </w:r>
+      <w:r>
+        <w:rPr>
+          <w:rFonts w:ascii="Courier New" w:eastAsia="MS Mincho" w:hAnsi="Courier New" w:cs="Courier New"/>
+        </w:rPr>
+        <w:t xml:space="preserve">orking/             </w:t>
       </w:r>
       <w:r>
         <w:rPr>
@@ -7648,16 +7561,71 @@
           <w:sz w:val="20"/>
           <w:szCs w:val="20"/>
         </w:rPr>
-        <w:t>← Lead’s final combined diagram</w:t>
-      </w:r>
-    </w:p>
-    <w:p>
-      <w:pPr>
+        <w:t>← ICs actively editing</w:t>
+      </w:r>
+    </w:p>
+    <w:p>
+      <w:pPr>
+        <w:rPr>
+          <w:rFonts w:ascii="Courier New" w:eastAsia="MS Mincho" w:hAnsi="Courier New" w:cs="Courier New"/>
+        </w:rPr>
+      </w:pPr>
+      <w:r>
+        <w:rPr>
+          <w:rFonts w:ascii="Courier New" w:eastAsia="MS Mincho" w:hAnsi="Courier New" w:cs="Courier New"/>
+        </w:rPr>
+        <w:t>│</w:t>
+      </w:r>
+      <w:r>
+        <w:rPr>
+          <w:rFonts w:ascii="Courier New" w:eastAsia="MS Mincho" w:hAnsi="Courier New" w:cs="Courier New"/>
+        </w:rPr>
+        <w:t xml:space="preserve">   </w:t>
+      </w:r>
+      <w:r>
+        <w:rPr>
+          <w:rFonts w:ascii="Courier New" w:eastAsia="MS Mincho" w:hAnsi="Courier New" w:cs="Courier New"/>
+        </w:rPr>
+        <w:t>│ │</w:t>
+      </w:r>
+      <w:r>
+        <w:rPr>
+          <w:rFonts w:ascii="Courier New" w:eastAsia="MS Mincho" w:hAnsi="Courier New" w:cs="Courier New"/>
+        </w:rPr>
+        <w:t xml:space="preserve"> </w:t>
+      </w:r>
+      <w:r>
+        <w:rPr>
+          <w:rFonts w:ascii="Courier New" w:eastAsia="MS Mincho" w:hAnsi="Courier New" w:cs="Courier New"/>
+        </w:rPr>
+        <w:t xml:space="preserve">├── </w:t>
+      </w:r>
+      <w:r>
+        <w:rPr>
+          <w:rFonts w:ascii="Courier New" w:eastAsia="MS Mincho" w:hAnsi="Courier New" w:cs="Courier New"/>
+        </w:rPr>
+        <w:t>R</w:t>
+      </w:r>
+      <w:r>
+        <w:rPr>
+          <w:rFonts w:ascii="Courier New" w:eastAsia="MS Mincho" w:hAnsi="Courier New" w:cs="Courier New"/>
+        </w:rPr>
+        <w:t xml:space="preserve">eady/               </w:t>
+      </w:r>
+      <w:r>
         <w:rPr>
           <w:rFonts w:ascii="Courier New" w:eastAsia="MS Mincho" w:hAnsi="Courier New" w:cs="Courier New"/>
           <w:sz w:val="20"/>
           <w:szCs w:val="20"/>
         </w:rPr>
+        <w:t>← IC thinks it's done</w:t>
+      </w:r>
+    </w:p>
+    <w:p>
+      <w:pPr>
+        <w:rPr>
+          <w:rFonts w:ascii="Courier New" w:eastAsia="MS Mincho" w:hAnsi="Courier New" w:cs="Courier New"/>
+        </w:rPr>
       </w:pPr>
       <w:r>
         <w:rPr>
@@ -7675,81 +7643,31 @@
         <w:rPr>
           <w:rFonts w:ascii="Courier New" w:eastAsia="MS Mincho" w:hAnsi="Courier New" w:cs="Courier New"/>
         </w:rPr>
-        <w:t>│</w:t>
-      </w:r>
-      <w:r>
-        <w:rPr>
-          <w:rFonts w:ascii="Courier New" w:eastAsia="MS Mincho" w:hAnsi="Courier New" w:cs="Courier New"/>
-        </w:rPr>
-        <w:t xml:space="preserve"> </w:t>
-      </w:r>
-      <w:r>
-        <w:rPr>
-          <w:rFonts w:ascii="Courier New" w:eastAsia="MS Mincho" w:hAnsi="Courier New" w:cs="Courier New"/>
-        </w:rPr>
-        <w:t>│</w:t>
-      </w:r>
-      <w:r>
-        <w:rPr>
-          <w:rFonts w:ascii="Courier New" w:eastAsia="MS Mincho" w:hAnsi="Courier New" w:cs="Courier New"/>
-        </w:rPr>
-        <w:t xml:space="preserve"> </w:t>
-      </w:r>
-      <w:r>
-        <w:rPr>
-          <w:rFonts w:ascii="Courier New" w:eastAsia="MS Mincho" w:hAnsi="Courier New" w:cs="Courier New"/>
-        </w:rPr>
-        <w:t>└──</w:t>
-      </w:r>
-      <w:r>
-        <w:rPr>
-          <w:rFonts w:ascii="Courier New" w:eastAsia="MS Mincho" w:hAnsi="Courier New" w:cs="Courier New"/>
-        </w:rPr>
-        <w:t xml:space="preserve"> </w:t>
-      </w:r>
-      <w:proofErr w:type="spellStart"/>
-      <w:r>
-        <w:rPr>
-          <w:rFonts w:ascii="Courier New" w:eastAsia="MS Mincho" w:hAnsi="Courier New" w:cs="Courier New"/>
-        </w:rPr>
-        <w:t>F</w:t>
-      </w:r>
-      <w:r>
-        <w:rPr>
-          <w:rFonts w:ascii="Courier New" w:eastAsia="MS Mincho" w:hAnsi="Courier New" w:cs="Courier New"/>
-        </w:rPr>
-        <w:t>aulty_</w:t>
-      </w:r>
-      <w:r>
-        <w:rPr>
-          <w:rFonts w:ascii="Courier New" w:eastAsia="MS Mincho" w:hAnsi="Courier New" w:cs="Courier New"/>
-        </w:rPr>
-        <w:t>F</w:t>
-      </w:r>
-      <w:r>
-        <w:rPr>
-          <w:rFonts w:ascii="Courier New" w:eastAsia="MS Mincho" w:hAnsi="Courier New" w:cs="Courier New"/>
-        </w:rPr>
-        <w:t>inal_</w:t>
-      </w:r>
-      <w:r>
-        <w:rPr>
-          <w:rFonts w:ascii="Courier New" w:eastAsia="MS Mincho" w:hAnsi="Courier New" w:cs="Courier New"/>
-        </w:rPr>
-        <w:t>I</w:t>
-      </w:r>
-      <w:r>
-        <w:rPr>
-          <w:rFonts w:ascii="Courier New" w:eastAsia="MS Mincho" w:hAnsi="Courier New" w:cs="Courier New"/>
-        </w:rPr>
-        <w:t>ntegrated</w:t>
-      </w:r>
-      <w:proofErr w:type="spellEnd"/>
-      <w:r>
-        <w:rPr>
-          <w:rFonts w:ascii="Courier New" w:eastAsia="MS Mincho" w:hAnsi="Courier New" w:cs="Courier New"/>
-        </w:rPr>
-        <w:t xml:space="preserve">/   </w:t>
+        <w:t>│ │</w:t>
+      </w:r>
+      <w:r>
+        <w:rPr>
+          <w:rFonts w:ascii="Courier New" w:eastAsia="MS Mincho" w:hAnsi="Courier New" w:cs="Courier New"/>
+        </w:rPr>
+        <w:t xml:space="preserve"> </w:t>
+      </w:r>
+      <w:r>
+        <w:rPr>
+          <w:rFonts w:ascii="Courier New" w:eastAsia="MS Mincho" w:hAnsi="Courier New" w:cs="Courier New"/>
+        </w:rPr>
+        <w:t xml:space="preserve">├── </w:t>
+      </w:r>
+      <w:r>
+        <w:rPr>
+          <w:rFonts w:ascii="Courier New" w:eastAsia="MS Mincho" w:hAnsi="Courier New" w:cs="Courier New"/>
+        </w:rPr>
+        <w:t>C</w:t>
+      </w:r>
+      <w:r>
+        <w:rPr>
+          <w:rFonts w:ascii="Courier New" w:eastAsia="MS Mincho" w:hAnsi="Courier New" w:cs="Courier New"/>
+        </w:rPr>
+        <w:t xml:space="preserve">hecked/             </w:t>
       </w:r>
       <w:r>
         <w:rPr>
@@ -7757,65 +7675,16 @@
           <w:sz w:val="20"/>
           <w:szCs w:val="20"/>
         </w:rPr>
-        <w:t xml:space="preserve">← </w:t>
-      </w:r>
-      <w:r>
+        <w:t>← Team QA approved internally</w:t>
+      </w:r>
+    </w:p>
+    <w:p>
+      <w:pPr>
         <w:rPr>
           <w:rFonts w:ascii="Courier New" w:eastAsia="MS Mincho" w:hAnsi="Courier New" w:cs="Courier New"/>
           <w:sz w:val="20"/>
           <w:szCs w:val="20"/>
         </w:rPr>
-        <w:t>reject by Chief of Q/A</w:t>
-      </w:r>
-    </w:p>
-    <w:p>
-      <w:pPr>
-        <w:rPr>
-          <w:rFonts w:ascii="Courier New" w:eastAsia="MS Mincho" w:hAnsi="Courier New" w:cs="Courier New"/>
-        </w:rPr>
-      </w:pPr>
-      <w:r>
-        <w:rPr>
-          <w:rFonts w:ascii="Courier New" w:eastAsia="MS Mincho" w:hAnsi="Courier New" w:cs="Courier New"/>
-        </w:rPr>
-        <w:t>│   │</w:t>
-      </w:r>
-      <w:r>
-        <w:rPr>
-          <w:rFonts w:ascii="Courier New" w:eastAsia="MS Mincho" w:hAnsi="Courier New" w:cs="Courier New"/>
-        </w:rPr>
-        <w:t xml:space="preserve"> </w:t>
-      </w:r>
-      <w:r>
-        <w:rPr>
-          <w:rFonts w:ascii="Courier New" w:eastAsia="MS Mincho" w:hAnsi="Courier New" w:cs="Courier New"/>
-        </w:rPr>
-        <w:t>└──</w:t>
-      </w:r>
-      <w:r>
-        <w:rPr>
-          <w:rFonts w:ascii="Courier New" w:hAnsi="Courier New" w:cs="Courier New"/>
-        </w:rPr>
-        <w:t xml:space="preserve"> </w:t>
-      </w:r>
-      <w:r>
-        <w:rPr>
-          <w:rFonts w:ascii="Courier New" w:hAnsi="Courier New" w:cs="Courier New"/>
-        </w:rPr>
-        <w:t>PNG</w:t>
-      </w:r>
-      <w:r>
-        <w:rPr>
-          <w:rFonts w:ascii="Courier New" w:hAnsi="Courier New" w:cs="Courier New"/>
-        </w:rPr>
-        <w:t>/</w:t>
-      </w:r>
-    </w:p>
-    <w:p>
-      <w:pPr>
-        <w:rPr>
-          <w:rFonts w:ascii="Courier New" w:eastAsia="MS Mincho" w:hAnsi="Courier New" w:cs="Courier New"/>
-        </w:rPr>
       </w:pPr>
       <w:r>
         <w:rPr>
@@ -7833,50 +7702,13 @@
         <w:rPr>
           <w:rFonts w:ascii="Courier New" w:eastAsia="MS Mincho" w:hAnsi="Courier New" w:cs="Courier New"/>
         </w:rPr>
-        <w:t xml:space="preserve">│ </w:t>
-      </w:r>
-      <w:r>
-        <w:rPr>
-          <w:rFonts w:ascii="Courier New" w:eastAsia="MS Mincho" w:hAnsi="Courier New" w:cs="Courier New"/>
-        </w:rPr>
-        <w:t xml:space="preserve">  </w:t>
-      </w:r>
-      <w:r>
-        <w:rPr>
-          <w:rFonts w:ascii="Courier New" w:eastAsia="MS Mincho" w:hAnsi="Courier New" w:cs="Courier New"/>
-        </w:rPr>
-        <w:t>└── FINAL_</w:t>
-      </w:r>
-      <w:r>
-        <w:rPr>
-          <w:rFonts w:ascii="Courier New" w:eastAsia="MS Mincho" w:hAnsi="Courier New" w:cs="Courier New"/>
-        </w:rPr>
-        <w:t>Component_v01</w:t>
-      </w:r>
-      <w:r>
-        <w:rPr>
-          <w:rFonts w:ascii="Courier New" w:eastAsia="MS Mincho" w:hAnsi="Courier New" w:cs="Courier New"/>
-        </w:rPr>
-        <w:t>.png</w:t>
-      </w:r>
-    </w:p>
-    <w:p>
-      <w:pPr>
-        <w:rPr>
-          <w:rFonts w:ascii="Courier New" w:eastAsia="MS Mincho" w:hAnsi="Courier New" w:cs="Courier New"/>
-        </w:rPr>
-      </w:pPr>
-      <w:r>
-        <w:rPr>
-          <w:rFonts w:ascii="Courier New" w:eastAsia="MS Mincho" w:hAnsi="Courier New" w:cs="Courier New"/>
-        </w:rPr>
-        <w:t>│</w:t>
-      </w:r>
-      <w:r>
-        <w:rPr>
-          <w:rFonts w:ascii="Courier New" w:eastAsia="MS Mincho" w:hAnsi="Courier New" w:cs="Courier New"/>
-        </w:rPr>
-        <w:t xml:space="preserve">   </w:t>
+        <w:t>│ │</w:t>
+      </w:r>
+      <w:r>
+        <w:rPr>
+          <w:rFonts w:ascii="Courier New" w:eastAsia="MS Mincho" w:hAnsi="Courier New" w:cs="Courier New"/>
+        </w:rPr>
+        <w:t xml:space="preserve"> </w:t>
       </w:r>
       <w:r>
         <w:rPr>
@@ -7886,366 +7718,27 @@
       </w:r>
       <w:r>
         <w:rPr>
-          <w:rFonts w:ascii="Courier New" w:hAnsi="Courier New" w:cs="Courier New"/>
-        </w:rPr>
-        <w:t>Milestone_2_First_Dozen_Views/</w:t>
-      </w:r>
-    </w:p>
-    <w:p>
-      <w:pPr>
-        <w:rPr>
-          <w:rFonts w:ascii="Courier New" w:eastAsia="MS Mincho" w:hAnsi="Courier New" w:cs="Courier New"/>
-        </w:rPr>
-      </w:pPr>
-      <w:r>
-        <w:rPr>
-          <w:rFonts w:ascii="Courier New" w:eastAsia="MS Mincho" w:hAnsi="Courier New" w:cs="Courier New"/>
-        </w:rPr>
-        <w:t>│</w:t>
-      </w:r>
-      <w:r>
-        <w:rPr>
-          <w:rFonts w:ascii="Courier New" w:eastAsia="MS Mincho" w:hAnsi="Courier New" w:cs="Courier New"/>
-        </w:rPr>
-        <w:t xml:space="preserve">   </w:t>
-      </w:r>
-      <w:r>
-        <w:rPr>
-          <w:rFonts w:ascii="Courier New" w:eastAsia="MS Mincho" w:hAnsi="Courier New" w:cs="Courier New"/>
-        </w:rPr>
-        <w:t xml:space="preserve">├── </w:t>
-      </w:r>
-      <w:r>
-        <w:rPr>
-          <w:rFonts w:ascii="Courier New" w:hAnsi="Courier New" w:cs="Courier New"/>
-        </w:rPr>
-        <w:t>Milestone_3_Components</w:t>
-      </w:r>
-      <w:r>
-        <w:rPr>
-          <w:rFonts w:ascii="Courier New" w:eastAsia="MS Mincho" w:hAnsi="Courier New" w:cs="Courier New"/>
-        </w:rPr>
-        <w:t>/</w:t>
-      </w:r>
-    </w:p>
-    <w:p>
-      <w:pPr>
-        <w:rPr>
-          <w:rFonts w:ascii="Courier New" w:eastAsia="MS Mincho" w:hAnsi="Courier New" w:cs="Courier New"/>
-        </w:rPr>
-      </w:pPr>
-      <w:r>
-        <w:rPr>
-          <w:rFonts w:ascii="Courier New" w:eastAsia="MS Mincho" w:hAnsi="Courier New" w:cs="Courier New"/>
-        </w:rPr>
-        <w:t>│</w:t>
-      </w:r>
-      <w:r>
-        <w:rPr>
-          <w:rFonts w:ascii="Courier New" w:eastAsia="MS Mincho" w:hAnsi="Courier New" w:cs="Courier New"/>
-        </w:rPr>
-        <w:t xml:space="preserve">   </w:t>
-      </w:r>
-      <w:r>
-        <w:rPr>
-          <w:rFonts w:ascii="Courier New" w:eastAsia="MS Mincho" w:hAnsi="Courier New" w:cs="Courier New"/>
-        </w:rPr>
-        <w:t xml:space="preserve">├── </w:t>
-      </w:r>
-      <w:r>
-        <w:rPr>
-          <w:rFonts w:ascii="Courier New" w:hAnsi="Courier New" w:cs="Courier New"/>
-        </w:rPr>
-        <w:t>Milestone_4_Interfaces_and_Data_Structures</w:t>
-      </w:r>
-      <w:r>
-        <w:rPr>
-          <w:rFonts w:ascii="Courier New" w:eastAsia="MS Mincho" w:hAnsi="Courier New" w:cs="Courier New"/>
-        </w:rPr>
-        <w:t>/</w:t>
-      </w:r>
-    </w:p>
-    <w:p>
-      <w:pPr>
-        <w:rPr>
-          <w:rFonts w:ascii="Courier New" w:eastAsia="MS Mincho" w:hAnsi="Courier New" w:cs="Courier New"/>
-        </w:rPr>
-      </w:pPr>
-      <w:r>
-        <w:rPr>
-          <w:rFonts w:ascii="Courier New" w:eastAsia="MS Mincho" w:hAnsi="Courier New" w:cs="Courier New"/>
-        </w:rPr>
-        <w:t>│</w:t>
-      </w:r>
-      <w:r>
-        <w:rPr>
-          <w:rFonts w:ascii="Courier New" w:eastAsia="MS Mincho" w:hAnsi="Courier New" w:cs="Courier New"/>
-        </w:rPr>
-        <w:t xml:space="preserve">   </w:t>
-      </w:r>
-      <w:r>
-        <w:rPr>
-          <w:rFonts w:ascii="Courier New" w:eastAsia="MS Mincho" w:hAnsi="Courier New" w:cs="Courier New"/>
-        </w:rPr>
-        <w:t xml:space="preserve">├── </w:t>
-      </w:r>
-      <w:r>
-        <w:rPr>
-          <w:rFonts w:ascii="Courier New" w:hAnsi="Courier New" w:cs="Courier New"/>
-        </w:rPr>
-        <w:t>Milestone_5_Algorithms</w:t>
-      </w:r>
-      <w:r>
-        <w:rPr>
-          <w:rFonts w:ascii="Courier New" w:eastAsia="MS Mincho" w:hAnsi="Courier New" w:cs="Courier New"/>
-        </w:rPr>
-        <w:t>/</w:t>
-      </w:r>
-    </w:p>
-    <w:p>
-      <w:pPr>
-        <w:rPr>
-          <w:rFonts w:ascii="Courier New" w:hAnsi="Courier New" w:cs="Courier New"/>
-        </w:rPr>
-      </w:pPr>
-      <w:r>
-        <w:rPr>
-          <w:rFonts w:ascii="Courier New" w:eastAsia="MS Mincho" w:hAnsi="Courier New" w:cs="Courier New"/>
-        </w:rPr>
-        <w:t>│</w:t>
-      </w:r>
-      <w:r>
-        <w:rPr>
-          <w:rFonts w:ascii="Courier New" w:eastAsia="MS Mincho" w:hAnsi="Courier New" w:cs="Courier New"/>
-        </w:rPr>
-        <w:t xml:space="preserve">   </w:t>
-      </w:r>
-      <w:r>
-        <w:rPr>
-          <w:rFonts w:ascii="Courier New" w:eastAsia="MS Mincho" w:hAnsi="Courier New" w:cs="Courier New"/>
-        </w:rPr>
-        <w:t>└──</w:t>
-      </w:r>
-      <w:r>
-        <w:rPr>
-          <w:rFonts w:ascii="Courier New" w:eastAsia="MS Mincho" w:hAnsi="Courier New" w:cs="Courier New"/>
-        </w:rPr>
-        <w:t xml:space="preserve"> </w:t>
-      </w:r>
-      <w:r>
-        <w:rPr>
-          <w:rFonts w:ascii="Courier New" w:hAnsi="Courier New" w:cs="Courier New"/>
-        </w:rPr>
-        <w:t>Milestone_6_Software_Design_Description</w:t>
-      </w:r>
-      <w:r>
-        <w:rPr>
-          <w:rFonts w:ascii="Courier New" w:eastAsia="MS Mincho" w:hAnsi="Courier New" w:cs="Courier New"/>
-        </w:rPr>
-        <w:t>/</w:t>
-      </w:r>
-      <w:r>
-        <w:rPr>
-          <w:rFonts w:ascii="Courier New" w:hAnsi="Courier New" w:cs="Courier New"/>
-        </w:rPr>
-        <w:br/>
-      </w:r>
-      <w:r>
-        <w:rPr>
-          <w:rFonts w:ascii="Courier New" w:eastAsia="MS Mincho" w:hAnsi="Courier New" w:cs="Courier New"/>
-        </w:rPr>
-        <w:t>│</w:t>
-      </w:r>
-      <w:r>
-        <w:rPr>
-          <w:rFonts w:ascii="Courier New" w:hAnsi="Courier New" w:cs="Courier New"/>
-        </w:rPr>
-        <w:t xml:space="preserve"> </w:t>
-      </w:r>
-      <w:r>
-        <w:rPr>
-          <w:rFonts w:ascii="Courier New" w:eastAsia="MS Mincho" w:hAnsi="Courier New" w:cs="Courier New"/>
-        </w:rPr>
-        <w:t>├──</w:t>
-      </w:r>
-      <w:r>
-        <w:rPr>
-          <w:rFonts w:ascii="Courier New" w:hAnsi="Courier New" w:cs="Courier New"/>
-        </w:rPr>
-        <w:t xml:space="preserve"> Team</w:t>
-      </w:r>
-      <w:r>
-        <w:rPr>
-          <w:rFonts w:ascii="Courier New" w:hAnsi="Courier New" w:cs="Courier New"/>
-        </w:rPr>
-        <w:t>5/</w:t>
-      </w:r>
-    </w:p>
-    <w:p>
-      <w:pPr>
-        <w:rPr>
-          <w:rFonts w:ascii="Courier New" w:hAnsi="Courier New" w:cs="Courier New"/>
-        </w:rPr>
-      </w:pPr>
-      <w:r>
-        <w:rPr>
-          <w:rFonts w:ascii="Courier New" w:eastAsia="MS Mincho" w:hAnsi="Courier New" w:cs="Courier New"/>
-        </w:rPr>
-        <w:t>│</w:t>
-      </w:r>
-      <w:r>
-        <w:rPr>
-          <w:rFonts w:ascii="Courier New" w:hAnsi="Courier New" w:cs="Courier New"/>
-        </w:rPr>
-        <w:t xml:space="preserve"> </w:t>
-      </w:r>
-      <w:r>
-        <w:rPr>
-          <w:rFonts w:ascii="Courier New" w:hAnsi="Courier New" w:cs="Courier New"/>
-        </w:rPr>
-        <w:t xml:space="preserve">  </w:t>
-      </w:r>
-      <w:r>
-        <w:rPr>
-          <w:rFonts w:ascii="Courier New" w:eastAsia="MS Mincho" w:hAnsi="Courier New" w:cs="Courier New"/>
-        </w:rPr>
-        <w:t>└──</w:t>
-      </w:r>
-      <w:r>
-        <w:rPr>
-          <w:rFonts w:ascii="Courier New" w:hAnsi="Courier New" w:cs="Courier New"/>
-        </w:rPr>
-        <w:t xml:space="preserve"> </w:t>
-      </w:r>
-      <w:r>
-        <w:rPr>
-          <w:rFonts w:ascii="Courier New" w:hAnsi="Courier New" w:cs="Courier New"/>
-        </w:rPr>
-        <w:t>Milestone_1_Component_Diagram</w:t>
-      </w:r>
-      <w:r>
-        <w:rPr>
-          <w:rFonts w:ascii="Courier New" w:hAnsi="Courier New" w:cs="Courier New"/>
-        </w:rPr>
-        <w:t>/</w:t>
-      </w:r>
-    </w:p>
-    <w:p>
-      <w:pPr>
-        <w:rPr>
-          <w:rFonts w:ascii="Courier New" w:eastAsia="MS Mincho" w:hAnsi="Courier New" w:cs="Courier New"/>
-        </w:rPr>
-      </w:pPr>
-      <w:r>
-        <w:rPr>
-          <w:rFonts w:ascii="Courier New" w:eastAsia="MS Mincho" w:hAnsi="Courier New" w:cs="Courier New"/>
-        </w:rPr>
-        <w:t>│</w:t>
-      </w:r>
-      <w:r>
-        <w:rPr>
-          <w:rFonts w:ascii="Courier New" w:eastAsia="MS Mincho" w:hAnsi="Courier New" w:cs="Courier New"/>
-        </w:rPr>
-        <w:t xml:space="preserve">   </w:t>
-      </w:r>
-      <w:r>
-        <w:rPr>
-          <w:rFonts w:ascii="Courier New" w:eastAsia="MS Mincho" w:hAnsi="Courier New" w:cs="Courier New"/>
-        </w:rPr>
-        <w:t>│</w:t>
-      </w:r>
-      <w:r>
-        <w:rPr>
-          <w:rFonts w:ascii="Courier New" w:eastAsia="MS Mincho" w:hAnsi="Courier New" w:cs="Courier New"/>
-        </w:rPr>
-        <w:t xml:space="preserve"> </w:t>
-      </w:r>
-      <w:r>
-        <w:rPr>
-          <w:rFonts w:ascii="Courier New" w:eastAsia="MS Mincho" w:hAnsi="Courier New" w:cs="Courier New"/>
-        </w:rPr>
-        <w:t xml:space="preserve">├── </w:t>
-      </w:r>
-      <w:proofErr w:type="spellStart"/>
-      <w:r>
-        <w:rPr>
-          <w:rFonts w:ascii="Courier New" w:eastAsia="MS Mincho" w:hAnsi="Courier New" w:cs="Courier New"/>
-        </w:rPr>
-        <w:t>D</w:t>
-      </w:r>
-      <w:r>
-        <w:rPr>
-          <w:rFonts w:ascii="Courier New" w:eastAsia="MS Mincho" w:hAnsi="Courier New" w:cs="Courier New"/>
-        </w:rPr>
-        <w:t>rawio</w:t>
-      </w:r>
-      <w:proofErr w:type="spellEnd"/>
-      <w:r>
-        <w:rPr>
-          <w:rFonts w:ascii="Courier New" w:eastAsia="MS Mincho" w:hAnsi="Courier New" w:cs="Courier New"/>
-        </w:rPr>
-        <w:t>/</w:t>
-      </w:r>
-    </w:p>
-    <w:p>
-      <w:pPr>
-        <w:rPr>
-          <w:rFonts w:ascii="Courier New" w:eastAsia="MS Mincho" w:hAnsi="Courier New" w:cs="Courier New"/>
-        </w:rPr>
-      </w:pPr>
-      <w:r>
-        <w:rPr>
-          <w:rFonts w:ascii="Courier New" w:eastAsia="MS Mincho" w:hAnsi="Courier New" w:cs="Courier New"/>
-        </w:rPr>
-        <w:t>│</w:t>
-      </w:r>
-      <w:r>
-        <w:rPr>
-          <w:rFonts w:ascii="Courier New" w:eastAsia="MS Mincho" w:hAnsi="Courier New" w:cs="Courier New"/>
-        </w:rPr>
-        <w:t xml:space="preserve">   </w:t>
-      </w:r>
-      <w:r>
-        <w:rPr>
-          <w:rFonts w:ascii="Courier New" w:eastAsia="MS Mincho" w:hAnsi="Courier New" w:cs="Courier New"/>
-        </w:rPr>
-        <w:t>│</w:t>
-      </w:r>
-      <w:r>
-        <w:rPr>
-          <w:rFonts w:ascii="Courier New" w:eastAsia="MS Mincho" w:hAnsi="Courier New" w:cs="Courier New"/>
-        </w:rPr>
-        <w:t xml:space="preserve"> </w:t>
-      </w:r>
-      <w:r>
-        <w:rPr>
-          <w:rFonts w:ascii="Courier New" w:eastAsia="MS Mincho" w:hAnsi="Courier New" w:cs="Courier New"/>
-        </w:rPr>
-        <w:t>│</w:t>
-      </w:r>
-      <w:r>
-        <w:rPr>
-          <w:rFonts w:ascii="Courier New" w:eastAsia="MS Mincho" w:hAnsi="Courier New" w:cs="Courier New"/>
-        </w:rPr>
-        <w:t xml:space="preserve"> </w:t>
-      </w:r>
-      <w:r>
-        <w:rPr>
-          <w:rFonts w:ascii="Courier New" w:eastAsia="MS Mincho" w:hAnsi="Courier New" w:cs="Courier New"/>
-        </w:rPr>
-        <w:t xml:space="preserve">├── </w:t>
-      </w:r>
-      <w:r>
-        <w:rPr>
-          <w:rFonts w:ascii="Courier New" w:eastAsia="MS Mincho" w:hAnsi="Courier New" w:cs="Courier New"/>
-        </w:rPr>
-        <w:t>W</w:t>
-      </w:r>
-      <w:r>
-        <w:rPr>
-          <w:rFonts w:ascii="Courier New" w:eastAsia="MS Mincho" w:hAnsi="Courier New" w:cs="Courier New"/>
-        </w:rPr>
-        <w:t xml:space="preserve">orking/             </w:t>
+          <w:rFonts w:ascii="Courier New" w:eastAsia="MS Mincho" w:hAnsi="Courier New" w:cs="Courier New"/>
+        </w:rPr>
+        <w:t>F</w:t>
+      </w:r>
+      <w:r>
+        <w:rPr>
+          <w:rFonts w:ascii="Courier New" w:eastAsia="MS Mincho" w:hAnsi="Courier New" w:cs="Courier New"/>
+        </w:rPr>
+        <w:t>inal_</w:t>
+      </w:r>
+      <w:r>
+        <w:rPr>
+          <w:rFonts w:ascii="Courier New" w:eastAsia="MS Mincho" w:hAnsi="Courier New" w:cs="Courier New"/>
+        </w:rPr>
+        <w:t>I</w:t>
+      </w:r>
+      <w:r>
+        <w:rPr>
+          <w:rFonts w:ascii="Courier New" w:eastAsia="MS Mincho" w:hAnsi="Courier New" w:cs="Courier New"/>
+        </w:rPr>
+        <w:t xml:space="preserve">ntegrated/    </w:t>
       </w:r>
       <w:r>
         <w:rPr>
@@ -8253,56 +7746,7 @@
           <w:sz w:val="20"/>
           <w:szCs w:val="20"/>
         </w:rPr>
-        <w:t>← ICs actively editing</w:t>
-      </w:r>
-    </w:p>
-    <w:p>
-      <w:pPr>
-        <w:rPr>
-          <w:rFonts w:ascii="Courier New" w:eastAsia="MS Mincho" w:hAnsi="Courier New" w:cs="Courier New"/>
-        </w:rPr>
-      </w:pPr>
-      <w:r>
-        <w:rPr>
-          <w:rFonts w:ascii="Courier New" w:eastAsia="MS Mincho" w:hAnsi="Courier New" w:cs="Courier New"/>
-        </w:rPr>
-        <w:t>│</w:t>
-      </w:r>
-      <w:r>
-        <w:rPr>
-          <w:rFonts w:ascii="Courier New" w:eastAsia="MS Mincho" w:hAnsi="Courier New" w:cs="Courier New"/>
-        </w:rPr>
-        <w:t xml:space="preserve">   </w:t>
-      </w:r>
-      <w:r>
-        <w:rPr>
-          <w:rFonts w:ascii="Courier New" w:eastAsia="MS Mincho" w:hAnsi="Courier New" w:cs="Courier New"/>
-        </w:rPr>
-        <w:t>│ │</w:t>
-      </w:r>
-      <w:r>
-        <w:rPr>
-          <w:rFonts w:ascii="Courier New" w:eastAsia="MS Mincho" w:hAnsi="Courier New" w:cs="Courier New"/>
-        </w:rPr>
-        <w:t xml:space="preserve"> </w:t>
-      </w:r>
-      <w:r>
-        <w:rPr>
-          <w:rFonts w:ascii="Courier New" w:eastAsia="MS Mincho" w:hAnsi="Courier New" w:cs="Courier New"/>
-        </w:rPr>
-        <w:t xml:space="preserve">├── </w:t>
-      </w:r>
-      <w:r>
-        <w:rPr>
-          <w:rFonts w:ascii="Courier New" w:eastAsia="MS Mincho" w:hAnsi="Courier New" w:cs="Courier New"/>
-        </w:rPr>
-        <w:t>R</w:t>
-      </w:r>
-      <w:r>
-        <w:rPr>
-          <w:rFonts w:ascii="Courier New" w:eastAsia="MS Mincho" w:hAnsi="Courier New" w:cs="Courier New"/>
-        </w:rPr>
-        <w:t xml:space="preserve">eady/               </w:t>
+        <w:t xml:space="preserve">← </w:t>
       </w:r>
       <w:r>
         <w:rPr>
@@ -8310,56 +7754,7 @@
           <w:sz w:val="20"/>
           <w:szCs w:val="20"/>
         </w:rPr>
-        <w:t>← IC thinks it's done</w:t>
-      </w:r>
-    </w:p>
-    <w:p>
-      <w:pPr>
-        <w:rPr>
-          <w:rFonts w:ascii="Courier New" w:eastAsia="MS Mincho" w:hAnsi="Courier New" w:cs="Courier New"/>
-        </w:rPr>
-      </w:pPr>
-      <w:r>
-        <w:rPr>
-          <w:rFonts w:ascii="Courier New" w:eastAsia="MS Mincho" w:hAnsi="Courier New" w:cs="Courier New"/>
-        </w:rPr>
-        <w:t>│</w:t>
-      </w:r>
-      <w:r>
-        <w:rPr>
-          <w:rFonts w:ascii="Courier New" w:eastAsia="MS Mincho" w:hAnsi="Courier New" w:cs="Courier New"/>
-        </w:rPr>
-        <w:t xml:space="preserve">   </w:t>
-      </w:r>
-      <w:r>
-        <w:rPr>
-          <w:rFonts w:ascii="Courier New" w:eastAsia="MS Mincho" w:hAnsi="Courier New" w:cs="Courier New"/>
-        </w:rPr>
-        <w:t>│ │</w:t>
-      </w:r>
-      <w:r>
-        <w:rPr>
-          <w:rFonts w:ascii="Courier New" w:eastAsia="MS Mincho" w:hAnsi="Courier New" w:cs="Courier New"/>
-        </w:rPr>
-        <w:t xml:space="preserve"> </w:t>
-      </w:r>
-      <w:r>
-        <w:rPr>
-          <w:rFonts w:ascii="Courier New" w:eastAsia="MS Mincho" w:hAnsi="Courier New" w:cs="Courier New"/>
-        </w:rPr>
-        <w:t xml:space="preserve">├── </w:t>
-      </w:r>
-      <w:r>
-        <w:rPr>
-          <w:rFonts w:ascii="Courier New" w:eastAsia="MS Mincho" w:hAnsi="Courier New" w:cs="Courier New"/>
-        </w:rPr>
-        <w:t>C</w:t>
-      </w:r>
-      <w:r>
-        <w:rPr>
-          <w:rFonts w:ascii="Courier New" w:eastAsia="MS Mincho" w:hAnsi="Courier New" w:cs="Courier New"/>
-        </w:rPr>
-        <w:t xml:space="preserve">hecked/             </w:t>
+        <w:t>Team Editor's</w:t>
       </w:r>
       <w:r>
         <w:rPr>
@@ -8367,7 +7762,7 @@
           <w:sz w:val="20"/>
           <w:szCs w:val="20"/>
         </w:rPr>
-        <w:t>← Team QA approved internally</w:t>
+        <w:t xml:space="preserve"> final combined diagram</w:t>
       </w:r>
     </w:p>
     <w:p>
@@ -8394,20 +7789,39 @@
         <w:rPr>
           <w:rFonts w:ascii="Courier New" w:eastAsia="MS Mincho" w:hAnsi="Courier New" w:cs="Courier New"/>
         </w:rPr>
-        <w:t>│ │</w:t>
-      </w:r>
-      <w:r>
-        <w:rPr>
-          <w:rFonts w:ascii="Courier New" w:eastAsia="MS Mincho" w:hAnsi="Courier New" w:cs="Courier New"/>
-        </w:rPr>
-        <w:t xml:space="preserve"> </w:t>
-      </w:r>
-      <w:r>
-        <w:rPr>
-          <w:rFonts w:ascii="Courier New" w:eastAsia="MS Mincho" w:hAnsi="Courier New" w:cs="Courier New"/>
-        </w:rPr>
-        <w:t xml:space="preserve">├── </w:t>
-      </w:r>
+        <w:t>│</w:t>
+      </w:r>
+      <w:r>
+        <w:rPr>
+          <w:rFonts w:ascii="Courier New" w:eastAsia="MS Mincho" w:hAnsi="Courier New" w:cs="Courier New"/>
+        </w:rPr>
+        <w:t xml:space="preserve"> </w:t>
+      </w:r>
+      <w:r>
+        <w:rPr>
+          <w:rFonts w:ascii="Courier New" w:eastAsia="MS Mincho" w:hAnsi="Courier New" w:cs="Courier New"/>
+        </w:rPr>
+        <w:t>│</w:t>
+      </w:r>
+      <w:r>
+        <w:rPr>
+          <w:rFonts w:ascii="Courier New" w:eastAsia="MS Mincho" w:hAnsi="Courier New" w:cs="Courier New"/>
+        </w:rPr>
+        <w:t xml:space="preserve"> </w:t>
+      </w:r>
+      <w:r>
+        <w:rPr>
+          <w:rFonts w:ascii="Courier New" w:eastAsia="MS Mincho" w:hAnsi="Courier New" w:cs="Courier New"/>
+        </w:rPr>
+        <w:t>└──</w:t>
+      </w:r>
+      <w:r>
+        <w:rPr>
+          <w:rFonts w:ascii="Courier New" w:eastAsia="MS Mincho" w:hAnsi="Courier New" w:cs="Courier New"/>
+        </w:rPr>
+        <w:t xml:space="preserve"> </w:t>
+      </w:r>
+      <w:proofErr w:type="spellStart"/>
       <w:r>
         <w:rPr>
           <w:rFonts w:ascii="Courier New" w:eastAsia="MS Mincho" w:hAnsi="Courier New" w:cs="Courier New"/>
@@ -8418,6 +7832,18 @@
         <w:rPr>
           <w:rFonts w:ascii="Courier New" w:eastAsia="MS Mincho" w:hAnsi="Courier New" w:cs="Courier New"/>
         </w:rPr>
+        <w:t>aulty_</w:t>
+      </w:r>
+      <w:r>
+        <w:rPr>
+          <w:rFonts w:ascii="Courier New" w:eastAsia="MS Mincho" w:hAnsi="Courier New" w:cs="Courier New"/>
+        </w:rPr>
+        <w:t>F</w:t>
+      </w:r>
+      <w:r>
+        <w:rPr>
+          <w:rFonts w:ascii="Courier New" w:eastAsia="MS Mincho" w:hAnsi="Courier New" w:cs="Courier New"/>
+        </w:rPr>
         <w:t>inal_</w:t>
       </w:r>
       <w:r>
@@ -8430,7 +7856,14 @@
         <w:rPr>
           <w:rFonts w:ascii="Courier New" w:eastAsia="MS Mincho" w:hAnsi="Courier New" w:cs="Courier New"/>
         </w:rPr>
-        <w:t xml:space="preserve">ntegrated/    </w:t>
+        <w:t>ntegrated</w:t>
+      </w:r>
+      <w:proofErr w:type="spellEnd"/>
+      <w:r>
+        <w:rPr>
+          <w:rFonts w:ascii="Courier New" w:eastAsia="MS Mincho" w:hAnsi="Courier New" w:cs="Courier New"/>
+        </w:rPr>
+        <w:t xml:space="preserve">/   </w:t>
       </w:r>
       <w:r>
         <w:rPr>
@@ -8438,16 +7871,65 @@
           <w:sz w:val="20"/>
           <w:szCs w:val="20"/>
         </w:rPr>
-        <w:t>← Lead’s final combined diagram</w:t>
-      </w:r>
-    </w:p>
-    <w:p>
-      <w:pPr>
+        <w:t xml:space="preserve">← </w:t>
+      </w:r>
+      <w:r>
         <w:rPr>
           <w:rFonts w:ascii="Courier New" w:eastAsia="MS Mincho" w:hAnsi="Courier New" w:cs="Courier New"/>
           <w:sz w:val="20"/>
           <w:szCs w:val="20"/>
         </w:rPr>
+        <w:t>reject by Chief of Q/A</w:t>
+      </w:r>
+    </w:p>
+    <w:p>
+      <w:pPr>
+        <w:rPr>
+          <w:rFonts w:ascii="Courier New" w:eastAsia="MS Mincho" w:hAnsi="Courier New" w:cs="Courier New"/>
+        </w:rPr>
+      </w:pPr>
+      <w:r>
+        <w:rPr>
+          <w:rFonts w:ascii="Courier New" w:eastAsia="MS Mincho" w:hAnsi="Courier New" w:cs="Courier New"/>
+        </w:rPr>
+        <w:t>│   │</w:t>
+      </w:r>
+      <w:r>
+        <w:rPr>
+          <w:rFonts w:ascii="Courier New" w:eastAsia="MS Mincho" w:hAnsi="Courier New" w:cs="Courier New"/>
+        </w:rPr>
+        <w:t xml:space="preserve"> </w:t>
+      </w:r>
+      <w:r>
+        <w:rPr>
+          <w:rFonts w:ascii="Courier New" w:eastAsia="MS Mincho" w:hAnsi="Courier New" w:cs="Courier New"/>
+        </w:rPr>
+        <w:t>└──</w:t>
+      </w:r>
+      <w:r>
+        <w:rPr>
+          <w:rFonts w:ascii="Courier New" w:hAnsi="Courier New" w:cs="Courier New"/>
+        </w:rPr>
+        <w:t xml:space="preserve"> </w:t>
+      </w:r>
+      <w:r>
+        <w:rPr>
+          <w:rFonts w:ascii="Courier New" w:hAnsi="Courier New" w:cs="Courier New"/>
+        </w:rPr>
+        <w:t>PNG</w:t>
+      </w:r>
+      <w:r>
+        <w:rPr>
+          <w:rFonts w:ascii="Courier New" w:hAnsi="Courier New" w:cs="Courier New"/>
+        </w:rPr>
+        <w:t>/</w:t>
+      </w:r>
+    </w:p>
+    <w:p>
+      <w:pPr>
+        <w:rPr>
+          <w:rFonts w:ascii="Courier New" w:eastAsia="MS Mincho" w:hAnsi="Courier New" w:cs="Courier New"/>
+        </w:rPr>
       </w:pPr>
       <w:r>
         <w:rPr>
@@ -8465,25 +7947,210 @@
         <w:rPr>
           <w:rFonts w:ascii="Courier New" w:eastAsia="MS Mincho" w:hAnsi="Courier New" w:cs="Courier New"/>
         </w:rPr>
-        <w:t>│</w:t>
-      </w:r>
-      <w:r>
-        <w:rPr>
-          <w:rFonts w:ascii="Courier New" w:eastAsia="MS Mincho" w:hAnsi="Courier New" w:cs="Courier New"/>
-        </w:rPr>
-        <w:t xml:space="preserve"> </w:t>
-      </w:r>
-      <w:r>
-        <w:rPr>
-          <w:rFonts w:ascii="Courier New" w:eastAsia="MS Mincho" w:hAnsi="Courier New" w:cs="Courier New"/>
-        </w:rPr>
-        <w:t>│</w:t>
-      </w:r>
-      <w:r>
-        <w:rPr>
-          <w:rFonts w:ascii="Courier New" w:eastAsia="MS Mincho" w:hAnsi="Courier New" w:cs="Courier New"/>
-        </w:rPr>
-        <w:t xml:space="preserve"> </w:t>
+        <w:t xml:space="preserve">│ </w:t>
+      </w:r>
+      <w:r>
+        <w:rPr>
+          <w:rFonts w:ascii="Courier New" w:eastAsia="MS Mincho" w:hAnsi="Courier New" w:cs="Courier New"/>
+        </w:rPr>
+        <w:t xml:space="preserve">  </w:t>
+      </w:r>
+      <w:r>
+        <w:rPr>
+          <w:rFonts w:ascii="Courier New" w:eastAsia="MS Mincho" w:hAnsi="Courier New" w:cs="Courier New"/>
+        </w:rPr>
+        <w:t>└── FINAL_</w:t>
+      </w:r>
+      <w:r>
+        <w:rPr>
+          <w:rFonts w:ascii="Courier New" w:eastAsia="MS Mincho" w:hAnsi="Courier New" w:cs="Courier New"/>
+        </w:rPr>
+        <w:t>Component_v01</w:t>
+      </w:r>
+      <w:r>
+        <w:rPr>
+          <w:rFonts w:ascii="Courier New" w:eastAsia="MS Mincho" w:hAnsi="Courier New" w:cs="Courier New"/>
+        </w:rPr>
+        <w:t>.png</w:t>
+      </w:r>
+      <w:r>
+        <w:rPr>
+          <w:rFonts w:ascii="Courier New" w:eastAsia="MS Mincho" w:hAnsi="Courier New" w:cs="Courier New"/>
+        </w:rPr>
+        <w:t xml:space="preserve"> </w:t>
+      </w:r>
+      <w:r>
+        <w:rPr>
+          <w:rFonts w:ascii="Courier New" w:eastAsia="MS Mincho" w:hAnsi="Courier New" w:cs="Courier New"/>
+        </w:rPr>
+        <w:t xml:space="preserve">← </w:t>
+      </w:r>
+      <w:r>
+        <w:rPr>
+          <w:rFonts w:ascii="Courier New" w:eastAsia="MS Mincho" w:hAnsi="Courier New" w:cs="Courier New"/>
+        </w:rPr>
+        <w:t>PNG final combined diagram</w:t>
+      </w:r>
+    </w:p>
+    <w:p>
+      <w:pPr>
+        <w:rPr>
+          <w:rFonts w:ascii="Courier New" w:eastAsia="MS Mincho" w:hAnsi="Courier New" w:cs="Courier New"/>
+        </w:rPr>
+      </w:pPr>
+      <w:r>
+        <w:rPr>
+          <w:rFonts w:ascii="Courier New" w:eastAsia="MS Mincho" w:hAnsi="Courier New" w:cs="Courier New"/>
+        </w:rPr>
+        <w:t>│</w:t>
+      </w:r>
+      <w:r>
+        <w:rPr>
+          <w:rFonts w:ascii="Courier New" w:eastAsia="MS Mincho" w:hAnsi="Courier New" w:cs="Courier New"/>
+        </w:rPr>
+        <w:t xml:space="preserve">   </w:t>
+      </w:r>
+      <w:r>
+        <w:rPr>
+          <w:rFonts w:ascii="Courier New" w:eastAsia="MS Mincho" w:hAnsi="Courier New" w:cs="Courier New"/>
+        </w:rPr>
+        <w:t xml:space="preserve">├── </w:t>
+      </w:r>
+      <w:r>
+        <w:rPr>
+          <w:rFonts w:ascii="Courier New" w:hAnsi="Courier New" w:cs="Courier New"/>
+        </w:rPr>
+        <w:t>Milestone_2_First_Dozen_Views/</w:t>
+      </w:r>
+    </w:p>
+    <w:p>
+      <w:pPr>
+        <w:rPr>
+          <w:rFonts w:ascii="Courier New" w:eastAsia="MS Mincho" w:hAnsi="Courier New" w:cs="Courier New"/>
+        </w:rPr>
+      </w:pPr>
+      <w:r>
+        <w:rPr>
+          <w:rFonts w:ascii="Courier New" w:eastAsia="MS Mincho" w:hAnsi="Courier New" w:cs="Courier New"/>
+        </w:rPr>
+        <w:t>│</w:t>
+      </w:r>
+      <w:r>
+        <w:rPr>
+          <w:rFonts w:ascii="Courier New" w:eastAsia="MS Mincho" w:hAnsi="Courier New" w:cs="Courier New"/>
+        </w:rPr>
+        <w:t xml:space="preserve">   </w:t>
+      </w:r>
+      <w:r>
+        <w:rPr>
+          <w:rFonts w:ascii="Courier New" w:eastAsia="MS Mincho" w:hAnsi="Courier New" w:cs="Courier New"/>
+        </w:rPr>
+        <w:t xml:space="preserve">├── </w:t>
+      </w:r>
+      <w:r>
+        <w:rPr>
+          <w:rFonts w:ascii="Courier New" w:hAnsi="Courier New" w:cs="Courier New"/>
+        </w:rPr>
+        <w:t>Milestone_3_Components</w:t>
+      </w:r>
+      <w:r>
+        <w:rPr>
+          <w:rFonts w:ascii="Courier New" w:eastAsia="MS Mincho" w:hAnsi="Courier New" w:cs="Courier New"/>
+        </w:rPr>
+        <w:t>/</w:t>
+      </w:r>
+    </w:p>
+    <w:p>
+      <w:pPr>
+        <w:rPr>
+          <w:rFonts w:ascii="Courier New" w:eastAsia="MS Mincho" w:hAnsi="Courier New" w:cs="Courier New"/>
+        </w:rPr>
+      </w:pPr>
+      <w:r>
+        <w:rPr>
+          <w:rFonts w:ascii="Courier New" w:eastAsia="MS Mincho" w:hAnsi="Courier New" w:cs="Courier New"/>
+        </w:rPr>
+        <w:t>│</w:t>
+      </w:r>
+      <w:r>
+        <w:rPr>
+          <w:rFonts w:ascii="Courier New" w:eastAsia="MS Mincho" w:hAnsi="Courier New" w:cs="Courier New"/>
+        </w:rPr>
+        <w:t xml:space="preserve">   </w:t>
+      </w:r>
+      <w:r>
+        <w:rPr>
+          <w:rFonts w:ascii="Courier New" w:eastAsia="MS Mincho" w:hAnsi="Courier New" w:cs="Courier New"/>
+        </w:rPr>
+        <w:t xml:space="preserve">├── </w:t>
+      </w:r>
+      <w:r>
+        <w:rPr>
+          <w:rFonts w:ascii="Courier New" w:hAnsi="Courier New" w:cs="Courier New"/>
+        </w:rPr>
+        <w:t>Milestone_4_Interfaces_and_Data_Structures</w:t>
+      </w:r>
+      <w:r>
+        <w:rPr>
+          <w:rFonts w:ascii="Courier New" w:eastAsia="MS Mincho" w:hAnsi="Courier New" w:cs="Courier New"/>
+        </w:rPr>
+        <w:t>/</w:t>
+      </w:r>
+    </w:p>
+    <w:p>
+      <w:pPr>
+        <w:rPr>
+          <w:rFonts w:ascii="Courier New" w:eastAsia="MS Mincho" w:hAnsi="Courier New" w:cs="Courier New"/>
+        </w:rPr>
+      </w:pPr>
+      <w:r>
+        <w:rPr>
+          <w:rFonts w:ascii="Courier New" w:eastAsia="MS Mincho" w:hAnsi="Courier New" w:cs="Courier New"/>
+        </w:rPr>
+        <w:t>│</w:t>
+      </w:r>
+      <w:r>
+        <w:rPr>
+          <w:rFonts w:ascii="Courier New" w:eastAsia="MS Mincho" w:hAnsi="Courier New" w:cs="Courier New"/>
+        </w:rPr>
+        <w:t xml:space="preserve">   </w:t>
+      </w:r>
+      <w:r>
+        <w:rPr>
+          <w:rFonts w:ascii="Courier New" w:eastAsia="MS Mincho" w:hAnsi="Courier New" w:cs="Courier New"/>
+        </w:rPr>
+        <w:t xml:space="preserve">├── </w:t>
+      </w:r>
+      <w:r>
+        <w:rPr>
+          <w:rFonts w:ascii="Courier New" w:hAnsi="Courier New" w:cs="Courier New"/>
+        </w:rPr>
+        <w:t>Milestone_5_Algorithms</w:t>
+      </w:r>
+      <w:r>
+        <w:rPr>
+          <w:rFonts w:ascii="Courier New" w:eastAsia="MS Mincho" w:hAnsi="Courier New" w:cs="Courier New"/>
+        </w:rPr>
+        <w:t>/</w:t>
+      </w:r>
+    </w:p>
+    <w:p>
+      <w:pPr>
+        <w:rPr>
+          <w:rFonts w:ascii="Courier New" w:hAnsi="Courier New" w:cs="Courier New"/>
+        </w:rPr>
+      </w:pPr>
+      <w:r>
+        <w:rPr>
+          <w:rFonts w:ascii="Courier New" w:eastAsia="MS Mincho" w:hAnsi="Courier New" w:cs="Courier New"/>
+        </w:rPr>
+        <w:t>│</w:t>
+      </w:r>
+      <w:r>
+        <w:rPr>
+          <w:rFonts w:ascii="Courier New" w:eastAsia="MS Mincho" w:hAnsi="Courier New" w:cs="Courier New"/>
+        </w:rPr>
+        <w:t xml:space="preserve">   </w:t>
       </w:r>
       <w:r>
         <w:rPr>
@@ -8497,49 +8164,275 @@
         </w:rPr>
         <w:t xml:space="preserve"> </w:t>
       </w:r>
+      <w:r>
+        <w:rPr>
+          <w:rFonts w:ascii="Courier New" w:hAnsi="Courier New" w:cs="Courier New"/>
+        </w:rPr>
+        <w:t>Milestone_6_Software_Design_Description</w:t>
+      </w:r>
+      <w:r>
+        <w:rPr>
+          <w:rFonts w:ascii="Courier New" w:eastAsia="MS Mincho" w:hAnsi="Courier New" w:cs="Courier New"/>
+        </w:rPr>
+        <w:t>/</w:t>
+      </w:r>
+      <w:r>
+        <w:rPr>
+          <w:rFonts w:ascii="Courier New" w:hAnsi="Courier New" w:cs="Courier New"/>
+        </w:rPr>
+        <w:br/>
+      </w:r>
+      <w:r>
+        <w:rPr>
+          <w:rFonts w:ascii="Courier New" w:eastAsia="MS Mincho" w:hAnsi="Courier New" w:cs="Courier New"/>
+        </w:rPr>
+        <w:t>│</w:t>
+      </w:r>
+      <w:r>
+        <w:rPr>
+          <w:rFonts w:ascii="Courier New" w:hAnsi="Courier New" w:cs="Courier New"/>
+        </w:rPr>
+        <w:t xml:space="preserve"> </w:t>
+      </w:r>
+      <w:r>
+        <w:rPr>
+          <w:rFonts w:ascii="Courier New" w:eastAsia="MS Mincho" w:hAnsi="Courier New" w:cs="Courier New"/>
+        </w:rPr>
+        <w:t>├──</w:t>
+      </w:r>
+      <w:r>
+        <w:rPr>
+          <w:rFonts w:ascii="Courier New" w:hAnsi="Courier New" w:cs="Courier New"/>
+        </w:rPr>
+        <w:t xml:space="preserve"> Team</w:t>
+      </w:r>
+      <w:r>
+        <w:rPr>
+          <w:rFonts w:ascii="Courier New" w:hAnsi="Courier New" w:cs="Courier New"/>
+        </w:rPr>
+        <w:t>5</w:t>
+      </w:r>
+      <w:r>
+        <w:rPr>
+          <w:rFonts w:ascii="Courier New" w:hAnsi="Courier New" w:cs="Courier New"/>
+        </w:rPr>
+        <w:t>/</w:t>
+      </w:r>
+    </w:p>
+    <w:p>
+      <w:pPr>
+        <w:rPr>
+          <w:rFonts w:ascii="Courier New" w:hAnsi="Courier New" w:cs="Courier New"/>
+        </w:rPr>
+      </w:pPr>
+      <w:r>
+        <w:rPr>
+          <w:rFonts w:ascii="Courier New" w:eastAsia="MS Mincho" w:hAnsi="Courier New" w:cs="Courier New"/>
+        </w:rPr>
+        <w:t>│</w:t>
+      </w:r>
+      <w:r>
+        <w:rPr>
+          <w:rFonts w:ascii="Courier New" w:hAnsi="Courier New" w:cs="Courier New"/>
+        </w:rPr>
+        <w:t xml:space="preserve"> </w:t>
+      </w:r>
+      <w:r>
+        <w:rPr>
+          <w:rFonts w:ascii="Courier New" w:hAnsi="Courier New" w:cs="Courier New"/>
+        </w:rPr>
+        <w:t xml:space="preserve">  </w:t>
+      </w:r>
+      <w:r>
+        <w:rPr>
+          <w:rFonts w:ascii="Courier New" w:eastAsia="MS Mincho" w:hAnsi="Courier New" w:cs="Courier New"/>
+        </w:rPr>
+        <w:t>└──</w:t>
+      </w:r>
+      <w:r>
+        <w:rPr>
+          <w:rFonts w:ascii="Courier New" w:hAnsi="Courier New" w:cs="Courier New"/>
+        </w:rPr>
+        <w:t xml:space="preserve"> </w:t>
+      </w:r>
+      <w:r>
+        <w:rPr>
+          <w:rFonts w:ascii="Courier New" w:hAnsi="Courier New" w:cs="Courier New"/>
+        </w:rPr>
+        <w:t>Milestone_1_Component_Diagram</w:t>
+      </w:r>
+      <w:r>
+        <w:rPr>
+          <w:rFonts w:ascii="Courier New" w:hAnsi="Courier New" w:cs="Courier New"/>
+        </w:rPr>
+        <w:t>/</w:t>
+      </w:r>
+    </w:p>
+    <w:p>
+      <w:pPr>
+        <w:rPr>
+          <w:rFonts w:ascii="Courier New" w:hAnsi="Courier New" w:cs="Courier New"/>
+        </w:rPr>
+      </w:pPr>
+      <w:r>
+        <w:rPr>
+          <w:rFonts w:ascii="Courier New" w:eastAsia="MS Mincho" w:hAnsi="Courier New" w:cs="Courier New"/>
+        </w:rPr>
+        <w:t>│</w:t>
+      </w:r>
+      <w:r>
+        <w:rPr>
+          <w:rFonts w:ascii="Courier New" w:hAnsi="Courier New" w:cs="Courier New"/>
+        </w:rPr>
+        <w:t xml:space="preserve"> </w:t>
+      </w:r>
+      <w:r>
+        <w:rPr>
+          <w:rFonts w:ascii="Courier New" w:hAnsi="Courier New" w:cs="Courier New"/>
+        </w:rPr>
+        <w:t xml:space="preserve">  </w:t>
+      </w:r>
+      <w:r>
+        <w:rPr>
+          <w:rFonts w:ascii="Courier New" w:eastAsia="MS Mincho" w:hAnsi="Courier New" w:cs="Courier New"/>
+        </w:rPr>
+        <w:t>└──</w:t>
+      </w:r>
+      <w:r>
+        <w:rPr>
+          <w:rFonts w:ascii="Courier New" w:hAnsi="Courier New" w:cs="Courier New"/>
+        </w:rPr>
+        <w:t xml:space="preserve"> </w:t>
+      </w:r>
+      <w:r>
+        <w:rPr>
+          <w:rFonts w:ascii="Courier New" w:hAnsi="Courier New" w:cs="Courier New"/>
+        </w:rPr>
+        <w:t>Milestone_1_Component_Diagram</w:t>
+      </w:r>
+      <w:r>
+        <w:rPr>
+          <w:rFonts w:ascii="Courier New" w:hAnsi="Courier New" w:cs="Courier New"/>
+        </w:rPr>
+        <w:t>/</w:t>
+      </w:r>
+    </w:p>
+    <w:p>
+      <w:pPr>
+        <w:rPr>
+          <w:rFonts w:ascii="Courier New" w:eastAsia="MS Mincho" w:hAnsi="Courier New" w:cs="Courier New"/>
+        </w:rPr>
+      </w:pPr>
+      <w:r>
+        <w:rPr>
+          <w:rFonts w:ascii="Courier New" w:eastAsia="MS Mincho" w:hAnsi="Courier New" w:cs="Courier New"/>
+        </w:rPr>
+        <w:t>│</w:t>
+      </w:r>
+      <w:r>
+        <w:rPr>
+          <w:rFonts w:ascii="Courier New" w:eastAsia="MS Mincho" w:hAnsi="Courier New" w:cs="Courier New"/>
+        </w:rPr>
+        <w:t xml:space="preserve">   </w:t>
+      </w:r>
+      <w:r>
+        <w:rPr>
+          <w:rFonts w:ascii="Courier New" w:eastAsia="MS Mincho" w:hAnsi="Courier New" w:cs="Courier New"/>
+        </w:rPr>
+        <w:t>│</w:t>
+      </w:r>
+      <w:r>
+        <w:rPr>
+          <w:rFonts w:ascii="Courier New" w:eastAsia="MS Mincho" w:hAnsi="Courier New" w:cs="Courier New"/>
+        </w:rPr>
+        <w:t xml:space="preserve"> </w:t>
+      </w:r>
+      <w:r>
+        <w:rPr>
+          <w:rFonts w:ascii="Courier New" w:eastAsia="MS Mincho" w:hAnsi="Courier New" w:cs="Courier New"/>
+        </w:rPr>
+        <w:t xml:space="preserve">├── </w:t>
+      </w:r>
       <w:proofErr w:type="spellStart"/>
       <w:r>
         <w:rPr>
           <w:rFonts w:ascii="Courier New" w:eastAsia="MS Mincho" w:hAnsi="Courier New" w:cs="Courier New"/>
         </w:rPr>
-        <w:t>F</w:t>
-      </w:r>
-      <w:r>
-        <w:rPr>
-          <w:rFonts w:ascii="Courier New" w:eastAsia="MS Mincho" w:hAnsi="Courier New" w:cs="Courier New"/>
-        </w:rPr>
-        <w:t>aulty_</w:t>
-      </w:r>
-      <w:r>
-        <w:rPr>
-          <w:rFonts w:ascii="Courier New" w:eastAsia="MS Mincho" w:hAnsi="Courier New" w:cs="Courier New"/>
-        </w:rPr>
-        <w:t>F</w:t>
-      </w:r>
-      <w:r>
-        <w:rPr>
-          <w:rFonts w:ascii="Courier New" w:eastAsia="MS Mincho" w:hAnsi="Courier New" w:cs="Courier New"/>
-        </w:rPr>
-        <w:t>inal_</w:t>
-      </w:r>
-      <w:r>
-        <w:rPr>
-          <w:rFonts w:ascii="Courier New" w:eastAsia="MS Mincho" w:hAnsi="Courier New" w:cs="Courier New"/>
-        </w:rPr>
-        <w:t>I</w:t>
-      </w:r>
-      <w:r>
-        <w:rPr>
-          <w:rFonts w:ascii="Courier New" w:eastAsia="MS Mincho" w:hAnsi="Courier New" w:cs="Courier New"/>
-        </w:rPr>
-        <w:t>ntegrated</w:t>
+        <w:t>D</w:t>
+      </w:r>
+      <w:r>
+        <w:rPr>
+          <w:rFonts w:ascii="Courier New" w:eastAsia="MS Mincho" w:hAnsi="Courier New" w:cs="Courier New"/>
+        </w:rPr>
+        <w:t>rawio</w:t>
       </w:r>
       <w:proofErr w:type="spellEnd"/>
       <w:r>
         <w:rPr>
           <w:rFonts w:ascii="Courier New" w:eastAsia="MS Mincho" w:hAnsi="Courier New" w:cs="Courier New"/>
         </w:rPr>
-        <w:t xml:space="preserve">/   </w:t>
+        <w:t>/</w:t>
+      </w:r>
+    </w:p>
+    <w:p>
+      <w:pPr>
+        <w:rPr>
+          <w:rFonts w:ascii="Courier New" w:eastAsia="MS Mincho" w:hAnsi="Courier New" w:cs="Courier New"/>
+        </w:rPr>
+      </w:pPr>
+      <w:r>
+        <w:rPr>
+          <w:rFonts w:ascii="Courier New" w:eastAsia="MS Mincho" w:hAnsi="Courier New" w:cs="Courier New"/>
+        </w:rPr>
+        <w:t>│</w:t>
+      </w:r>
+      <w:r>
+        <w:rPr>
+          <w:rFonts w:ascii="Courier New" w:eastAsia="MS Mincho" w:hAnsi="Courier New" w:cs="Courier New"/>
+        </w:rPr>
+        <w:t xml:space="preserve">   </w:t>
+      </w:r>
+      <w:r>
+        <w:rPr>
+          <w:rFonts w:ascii="Courier New" w:eastAsia="MS Mincho" w:hAnsi="Courier New" w:cs="Courier New"/>
+        </w:rPr>
+        <w:t>│</w:t>
+      </w:r>
+      <w:r>
+        <w:rPr>
+          <w:rFonts w:ascii="Courier New" w:eastAsia="MS Mincho" w:hAnsi="Courier New" w:cs="Courier New"/>
+        </w:rPr>
+        <w:t xml:space="preserve"> </w:t>
+      </w:r>
+      <w:r>
+        <w:rPr>
+          <w:rFonts w:ascii="Courier New" w:eastAsia="MS Mincho" w:hAnsi="Courier New" w:cs="Courier New"/>
+        </w:rPr>
+        <w:t>│</w:t>
+      </w:r>
+      <w:r>
+        <w:rPr>
+          <w:rFonts w:ascii="Courier New" w:eastAsia="MS Mincho" w:hAnsi="Courier New" w:cs="Courier New"/>
+        </w:rPr>
+        <w:t xml:space="preserve"> </w:t>
+      </w:r>
+      <w:r>
+        <w:rPr>
+          <w:rFonts w:ascii="Courier New" w:eastAsia="MS Mincho" w:hAnsi="Courier New" w:cs="Courier New"/>
+        </w:rPr>
+        <w:t xml:space="preserve">├── </w:t>
+      </w:r>
+      <w:r>
+        <w:rPr>
+          <w:rFonts w:ascii="Courier New" w:eastAsia="MS Mincho" w:hAnsi="Courier New" w:cs="Courier New"/>
+        </w:rPr>
+        <w:t>W</w:t>
+      </w:r>
+      <w:r>
+        <w:rPr>
+          <w:rFonts w:ascii="Courier New" w:eastAsia="MS Mincho" w:hAnsi="Courier New" w:cs="Courier New"/>
+        </w:rPr>
+        <w:t xml:space="preserve">orking/             </w:t>
       </w:r>
       <w:r>
         <w:rPr>
@@ -8547,7 +8440,56 @@
           <w:sz w:val="20"/>
           <w:szCs w:val="20"/>
         </w:rPr>
-        <w:t xml:space="preserve">← </w:t>
+        <w:t>← ICs actively editing</w:t>
+      </w:r>
+    </w:p>
+    <w:p>
+      <w:pPr>
+        <w:rPr>
+          <w:rFonts w:ascii="Courier New" w:eastAsia="MS Mincho" w:hAnsi="Courier New" w:cs="Courier New"/>
+        </w:rPr>
+      </w:pPr>
+      <w:r>
+        <w:rPr>
+          <w:rFonts w:ascii="Courier New" w:eastAsia="MS Mincho" w:hAnsi="Courier New" w:cs="Courier New"/>
+        </w:rPr>
+        <w:t>│</w:t>
+      </w:r>
+      <w:r>
+        <w:rPr>
+          <w:rFonts w:ascii="Courier New" w:eastAsia="MS Mincho" w:hAnsi="Courier New" w:cs="Courier New"/>
+        </w:rPr>
+        <w:t xml:space="preserve">   </w:t>
+      </w:r>
+      <w:r>
+        <w:rPr>
+          <w:rFonts w:ascii="Courier New" w:eastAsia="MS Mincho" w:hAnsi="Courier New" w:cs="Courier New"/>
+        </w:rPr>
+        <w:t>│ │</w:t>
+      </w:r>
+      <w:r>
+        <w:rPr>
+          <w:rFonts w:ascii="Courier New" w:eastAsia="MS Mincho" w:hAnsi="Courier New" w:cs="Courier New"/>
+        </w:rPr>
+        <w:t xml:space="preserve"> </w:t>
+      </w:r>
+      <w:r>
+        <w:rPr>
+          <w:rFonts w:ascii="Courier New" w:eastAsia="MS Mincho" w:hAnsi="Courier New" w:cs="Courier New"/>
+        </w:rPr>
+        <w:t xml:space="preserve">├── </w:t>
+      </w:r>
+      <w:r>
+        <w:rPr>
+          <w:rFonts w:ascii="Courier New" w:eastAsia="MS Mincho" w:hAnsi="Courier New" w:cs="Courier New"/>
+        </w:rPr>
+        <w:t>R</w:t>
+      </w:r>
+      <w:r>
+        <w:rPr>
+          <w:rFonts w:ascii="Courier New" w:eastAsia="MS Mincho" w:hAnsi="Courier New" w:cs="Courier New"/>
+        </w:rPr>
+        <w:t xml:space="preserve">eady/               </w:t>
       </w:r>
       <w:r>
         <w:rPr>
@@ -8555,50 +8497,7 @@
           <w:sz w:val="20"/>
           <w:szCs w:val="20"/>
         </w:rPr>
-        <w:t>reject by Chief of Q/A</w:t>
-      </w:r>
-    </w:p>
-    <w:p>
-      <w:pPr>
-        <w:rPr>
-          <w:rFonts w:ascii="Courier New" w:eastAsia="MS Mincho" w:hAnsi="Courier New" w:cs="Courier New"/>
-        </w:rPr>
-      </w:pPr>
-      <w:r>
-        <w:rPr>
-          <w:rFonts w:ascii="Courier New" w:eastAsia="MS Mincho" w:hAnsi="Courier New" w:cs="Courier New"/>
-        </w:rPr>
-        <w:t>│   │</w:t>
-      </w:r>
-      <w:r>
-        <w:rPr>
-          <w:rFonts w:ascii="Courier New" w:eastAsia="MS Mincho" w:hAnsi="Courier New" w:cs="Courier New"/>
-        </w:rPr>
-        <w:t xml:space="preserve"> </w:t>
-      </w:r>
-      <w:r>
-        <w:rPr>
-          <w:rFonts w:ascii="Courier New" w:eastAsia="MS Mincho" w:hAnsi="Courier New" w:cs="Courier New"/>
-        </w:rPr>
-        <w:t>└──</w:t>
-      </w:r>
-      <w:r>
-        <w:rPr>
-          <w:rFonts w:ascii="Courier New" w:hAnsi="Courier New" w:cs="Courier New"/>
-        </w:rPr>
-        <w:t xml:space="preserve"> </w:t>
-      </w:r>
-      <w:r>
-        <w:rPr>
-          <w:rFonts w:ascii="Courier New" w:hAnsi="Courier New" w:cs="Courier New"/>
-        </w:rPr>
-        <w:t>PNG</w:t>
-      </w:r>
-      <w:r>
-        <w:rPr>
-          <w:rFonts w:ascii="Courier New" w:hAnsi="Courier New" w:cs="Courier New"/>
-        </w:rPr>
-        <w:t>/</w:t>
+        <w:t>← IC thinks it's done</w:t>
       </w:r>
     </w:p>
     <w:p>
@@ -8623,50 +8522,13 @@
         <w:rPr>
           <w:rFonts w:ascii="Courier New" w:eastAsia="MS Mincho" w:hAnsi="Courier New" w:cs="Courier New"/>
         </w:rPr>
-        <w:t xml:space="preserve">│ </w:t>
-      </w:r>
-      <w:r>
-        <w:rPr>
-          <w:rFonts w:ascii="Courier New" w:eastAsia="MS Mincho" w:hAnsi="Courier New" w:cs="Courier New"/>
-        </w:rPr>
-        <w:t xml:space="preserve">  </w:t>
-      </w:r>
-      <w:r>
-        <w:rPr>
-          <w:rFonts w:ascii="Courier New" w:eastAsia="MS Mincho" w:hAnsi="Courier New" w:cs="Courier New"/>
-        </w:rPr>
-        <w:t>└── FINAL_</w:t>
-      </w:r>
-      <w:r>
-        <w:rPr>
-          <w:rFonts w:ascii="Courier New" w:eastAsia="MS Mincho" w:hAnsi="Courier New" w:cs="Courier New"/>
-        </w:rPr>
-        <w:t>Component_v01</w:t>
-      </w:r>
-      <w:r>
-        <w:rPr>
-          <w:rFonts w:ascii="Courier New" w:eastAsia="MS Mincho" w:hAnsi="Courier New" w:cs="Courier New"/>
-        </w:rPr>
-        <w:t>.png</w:t>
-      </w:r>
-    </w:p>
-    <w:p>
-      <w:pPr>
-        <w:rPr>
-          <w:rFonts w:ascii="Courier New" w:eastAsia="MS Mincho" w:hAnsi="Courier New" w:cs="Courier New"/>
-        </w:rPr>
-      </w:pPr>
-      <w:r>
-        <w:rPr>
-          <w:rFonts w:ascii="Courier New" w:eastAsia="MS Mincho" w:hAnsi="Courier New" w:cs="Courier New"/>
-        </w:rPr>
-        <w:t>│</w:t>
-      </w:r>
-      <w:r>
-        <w:rPr>
-          <w:rFonts w:ascii="Courier New" w:eastAsia="MS Mincho" w:hAnsi="Courier New" w:cs="Courier New"/>
-        </w:rPr>
-        <w:t xml:space="preserve">   </w:t>
+        <w:t>│ │</w:t>
+      </w:r>
+      <w:r>
+        <w:rPr>
+          <w:rFonts w:ascii="Courier New" w:eastAsia="MS Mincho" w:hAnsi="Courier New" w:cs="Courier New"/>
+        </w:rPr>
+        <w:t xml:space="preserve"> </w:t>
       </w:r>
       <w:r>
         <w:rPr>
@@ -8676,366 +8538,15 @@
       </w:r>
       <w:r>
         <w:rPr>
-          <w:rFonts w:ascii="Courier New" w:hAnsi="Courier New" w:cs="Courier New"/>
-        </w:rPr>
-        <w:t>Milestone_2_First_Dozen_Views/</w:t>
-      </w:r>
-    </w:p>
-    <w:p>
-      <w:pPr>
-        <w:rPr>
-          <w:rFonts w:ascii="Courier New" w:eastAsia="MS Mincho" w:hAnsi="Courier New" w:cs="Courier New"/>
-        </w:rPr>
-      </w:pPr>
-      <w:r>
-        <w:rPr>
-          <w:rFonts w:ascii="Courier New" w:eastAsia="MS Mincho" w:hAnsi="Courier New" w:cs="Courier New"/>
-        </w:rPr>
-        <w:t>│</w:t>
-      </w:r>
-      <w:r>
-        <w:rPr>
-          <w:rFonts w:ascii="Courier New" w:eastAsia="MS Mincho" w:hAnsi="Courier New" w:cs="Courier New"/>
-        </w:rPr>
-        <w:t xml:space="preserve">   </w:t>
-      </w:r>
-      <w:r>
-        <w:rPr>
-          <w:rFonts w:ascii="Courier New" w:eastAsia="MS Mincho" w:hAnsi="Courier New" w:cs="Courier New"/>
-        </w:rPr>
-        <w:t xml:space="preserve">├── </w:t>
-      </w:r>
-      <w:r>
-        <w:rPr>
-          <w:rFonts w:ascii="Courier New" w:hAnsi="Courier New" w:cs="Courier New"/>
-        </w:rPr>
-        <w:t>Milestone_3_Components</w:t>
-      </w:r>
-      <w:r>
-        <w:rPr>
-          <w:rFonts w:ascii="Courier New" w:eastAsia="MS Mincho" w:hAnsi="Courier New" w:cs="Courier New"/>
-        </w:rPr>
-        <w:t>/</w:t>
-      </w:r>
-    </w:p>
-    <w:p>
-      <w:pPr>
-        <w:rPr>
-          <w:rFonts w:ascii="Courier New" w:eastAsia="MS Mincho" w:hAnsi="Courier New" w:cs="Courier New"/>
-        </w:rPr>
-      </w:pPr>
-      <w:r>
-        <w:rPr>
-          <w:rFonts w:ascii="Courier New" w:eastAsia="MS Mincho" w:hAnsi="Courier New" w:cs="Courier New"/>
-        </w:rPr>
-        <w:t>│</w:t>
-      </w:r>
-      <w:r>
-        <w:rPr>
-          <w:rFonts w:ascii="Courier New" w:eastAsia="MS Mincho" w:hAnsi="Courier New" w:cs="Courier New"/>
-        </w:rPr>
-        <w:t xml:space="preserve">   </w:t>
-      </w:r>
-      <w:r>
-        <w:rPr>
-          <w:rFonts w:ascii="Courier New" w:eastAsia="MS Mincho" w:hAnsi="Courier New" w:cs="Courier New"/>
-        </w:rPr>
-        <w:t xml:space="preserve">├── </w:t>
-      </w:r>
-      <w:r>
-        <w:rPr>
-          <w:rFonts w:ascii="Courier New" w:hAnsi="Courier New" w:cs="Courier New"/>
-        </w:rPr>
-        <w:t>Milestone_4_Interfaces_and_Data_Structures</w:t>
-      </w:r>
-      <w:r>
-        <w:rPr>
-          <w:rFonts w:ascii="Courier New" w:eastAsia="MS Mincho" w:hAnsi="Courier New" w:cs="Courier New"/>
-        </w:rPr>
-        <w:t>/</w:t>
-      </w:r>
-    </w:p>
-    <w:p>
-      <w:pPr>
-        <w:rPr>
-          <w:rFonts w:ascii="Courier New" w:eastAsia="MS Mincho" w:hAnsi="Courier New" w:cs="Courier New"/>
-        </w:rPr>
-      </w:pPr>
-      <w:r>
-        <w:rPr>
-          <w:rFonts w:ascii="Courier New" w:eastAsia="MS Mincho" w:hAnsi="Courier New" w:cs="Courier New"/>
-        </w:rPr>
-        <w:t>│</w:t>
-      </w:r>
-      <w:r>
-        <w:rPr>
-          <w:rFonts w:ascii="Courier New" w:eastAsia="MS Mincho" w:hAnsi="Courier New" w:cs="Courier New"/>
-        </w:rPr>
-        <w:t xml:space="preserve">   </w:t>
-      </w:r>
-      <w:r>
-        <w:rPr>
-          <w:rFonts w:ascii="Courier New" w:eastAsia="MS Mincho" w:hAnsi="Courier New" w:cs="Courier New"/>
-        </w:rPr>
-        <w:t xml:space="preserve">├── </w:t>
-      </w:r>
-      <w:r>
-        <w:rPr>
-          <w:rFonts w:ascii="Courier New" w:hAnsi="Courier New" w:cs="Courier New"/>
-        </w:rPr>
-        <w:t>Milestone_5_Algorithms</w:t>
-      </w:r>
-      <w:r>
-        <w:rPr>
-          <w:rFonts w:ascii="Courier New" w:eastAsia="MS Mincho" w:hAnsi="Courier New" w:cs="Courier New"/>
-        </w:rPr>
-        <w:t>/</w:t>
-      </w:r>
-    </w:p>
-    <w:p>
-      <w:pPr>
-        <w:rPr>
-          <w:rFonts w:ascii="Courier New" w:hAnsi="Courier New" w:cs="Courier New"/>
-        </w:rPr>
-      </w:pPr>
-      <w:r>
-        <w:rPr>
-          <w:rFonts w:ascii="Courier New" w:eastAsia="MS Mincho" w:hAnsi="Courier New" w:cs="Courier New"/>
-        </w:rPr>
-        <w:t>│</w:t>
-      </w:r>
-      <w:r>
-        <w:rPr>
-          <w:rFonts w:ascii="Courier New" w:eastAsia="MS Mincho" w:hAnsi="Courier New" w:cs="Courier New"/>
-        </w:rPr>
-        <w:t xml:space="preserve">   </w:t>
-      </w:r>
-      <w:r>
-        <w:rPr>
-          <w:rFonts w:ascii="Courier New" w:eastAsia="MS Mincho" w:hAnsi="Courier New" w:cs="Courier New"/>
-        </w:rPr>
-        <w:t>└──</w:t>
-      </w:r>
-      <w:r>
-        <w:rPr>
-          <w:rFonts w:ascii="Courier New" w:eastAsia="MS Mincho" w:hAnsi="Courier New" w:cs="Courier New"/>
-        </w:rPr>
-        <w:t xml:space="preserve"> </w:t>
-      </w:r>
-      <w:r>
-        <w:rPr>
-          <w:rFonts w:ascii="Courier New" w:hAnsi="Courier New" w:cs="Courier New"/>
-        </w:rPr>
-        <w:t>Milestone_6_Software_Design_Description</w:t>
-      </w:r>
-      <w:r>
-        <w:rPr>
-          <w:rFonts w:ascii="Courier New" w:eastAsia="MS Mincho" w:hAnsi="Courier New" w:cs="Courier New"/>
-        </w:rPr>
-        <w:t>/</w:t>
-      </w:r>
-      <w:r>
-        <w:rPr>
-          <w:rFonts w:ascii="Courier New" w:hAnsi="Courier New" w:cs="Courier New"/>
-        </w:rPr>
-        <w:br/>
-      </w:r>
-      <w:r>
-        <w:rPr>
-          <w:rFonts w:ascii="Courier New" w:eastAsia="MS Mincho" w:hAnsi="Courier New" w:cs="Courier New"/>
-        </w:rPr>
-        <w:t>│</w:t>
-      </w:r>
-      <w:r>
-        <w:rPr>
-          <w:rFonts w:ascii="Courier New" w:hAnsi="Courier New" w:cs="Courier New"/>
-        </w:rPr>
-        <w:t xml:space="preserve"> </w:t>
-      </w:r>
-      <w:r>
-        <w:rPr>
-          <w:rFonts w:ascii="Courier New" w:eastAsia="MS Mincho" w:hAnsi="Courier New" w:cs="Courier New"/>
-        </w:rPr>
-        <w:t>├──</w:t>
-      </w:r>
-      <w:r>
-        <w:rPr>
-          <w:rFonts w:ascii="Courier New" w:hAnsi="Courier New" w:cs="Courier New"/>
-        </w:rPr>
-        <w:t xml:space="preserve"> Team</w:t>
-      </w:r>
-      <w:r>
-        <w:rPr>
-          <w:rFonts w:ascii="Courier New" w:hAnsi="Courier New" w:cs="Courier New"/>
-        </w:rPr>
-        <w:t>6/</w:t>
-      </w:r>
-    </w:p>
-    <w:p>
-      <w:pPr>
-        <w:rPr>
-          <w:rFonts w:ascii="Courier New" w:hAnsi="Courier New" w:cs="Courier New"/>
-        </w:rPr>
-      </w:pPr>
-      <w:r>
-        <w:rPr>
-          <w:rFonts w:ascii="Courier New" w:eastAsia="MS Mincho" w:hAnsi="Courier New" w:cs="Courier New"/>
-        </w:rPr>
-        <w:t>│</w:t>
-      </w:r>
-      <w:r>
-        <w:rPr>
-          <w:rFonts w:ascii="Courier New" w:hAnsi="Courier New" w:cs="Courier New"/>
-        </w:rPr>
-        <w:t xml:space="preserve"> </w:t>
-      </w:r>
-      <w:r>
-        <w:rPr>
-          <w:rFonts w:ascii="Courier New" w:hAnsi="Courier New" w:cs="Courier New"/>
-        </w:rPr>
-        <w:t xml:space="preserve">  </w:t>
-      </w:r>
-      <w:r>
-        <w:rPr>
-          <w:rFonts w:ascii="Courier New" w:eastAsia="MS Mincho" w:hAnsi="Courier New" w:cs="Courier New"/>
-        </w:rPr>
-        <w:t>└──</w:t>
-      </w:r>
-      <w:r>
-        <w:rPr>
-          <w:rFonts w:ascii="Courier New" w:hAnsi="Courier New" w:cs="Courier New"/>
-        </w:rPr>
-        <w:t xml:space="preserve"> </w:t>
-      </w:r>
-      <w:r>
-        <w:rPr>
-          <w:rFonts w:ascii="Courier New" w:hAnsi="Courier New" w:cs="Courier New"/>
-        </w:rPr>
-        <w:t>Milestone_1_Component_Diagram</w:t>
-      </w:r>
-      <w:r>
-        <w:rPr>
-          <w:rFonts w:ascii="Courier New" w:hAnsi="Courier New" w:cs="Courier New"/>
-        </w:rPr>
-        <w:t>/</w:t>
-      </w:r>
-    </w:p>
-    <w:p>
-      <w:pPr>
-        <w:rPr>
-          <w:rFonts w:ascii="Courier New" w:eastAsia="MS Mincho" w:hAnsi="Courier New" w:cs="Courier New"/>
-        </w:rPr>
-      </w:pPr>
-      <w:r>
-        <w:rPr>
-          <w:rFonts w:ascii="Courier New" w:eastAsia="MS Mincho" w:hAnsi="Courier New" w:cs="Courier New"/>
-        </w:rPr>
-        <w:t>│</w:t>
-      </w:r>
-      <w:r>
-        <w:rPr>
-          <w:rFonts w:ascii="Courier New" w:eastAsia="MS Mincho" w:hAnsi="Courier New" w:cs="Courier New"/>
-        </w:rPr>
-        <w:t xml:space="preserve">   </w:t>
-      </w:r>
-      <w:r>
-        <w:rPr>
-          <w:rFonts w:ascii="Courier New" w:eastAsia="MS Mincho" w:hAnsi="Courier New" w:cs="Courier New"/>
-        </w:rPr>
-        <w:t>│</w:t>
-      </w:r>
-      <w:r>
-        <w:rPr>
-          <w:rFonts w:ascii="Courier New" w:eastAsia="MS Mincho" w:hAnsi="Courier New" w:cs="Courier New"/>
-        </w:rPr>
-        <w:t xml:space="preserve"> </w:t>
-      </w:r>
-      <w:r>
-        <w:rPr>
-          <w:rFonts w:ascii="Courier New" w:eastAsia="MS Mincho" w:hAnsi="Courier New" w:cs="Courier New"/>
-        </w:rPr>
-        <w:t xml:space="preserve">├── </w:t>
-      </w:r>
-      <w:proofErr w:type="spellStart"/>
-      <w:r>
-        <w:rPr>
-          <w:rFonts w:ascii="Courier New" w:eastAsia="MS Mincho" w:hAnsi="Courier New" w:cs="Courier New"/>
-        </w:rPr>
-        <w:t>D</w:t>
-      </w:r>
-      <w:r>
-        <w:rPr>
-          <w:rFonts w:ascii="Courier New" w:eastAsia="MS Mincho" w:hAnsi="Courier New" w:cs="Courier New"/>
-        </w:rPr>
-        <w:t>rawio</w:t>
-      </w:r>
-      <w:proofErr w:type="spellEnd"/>
-      <w:r>
-        <w:rPr>
-          <w:rFonts w:ascii="Courier New" w:eastAsia="MS Mincho" w:hAnsi="Courier New" w:cs="Courier New"/>
-        </w:rPr>
-        <w:t>/</w:t>
-      </w:r>
-    </w:p>
-    <w:p>
-      <w:pPr>
-        <w:rPr>
-          <w:rFonts w:ascii="Courier New" w:eastAsia="MS Mincho" w:hAnsi="Courier New" w:cs="Courier New"/>
-        </w:rPr>
-      </w:pPr>
-      <w:r>
-        <w:rPr>
-          <w:rFonts w:ascii="Courier New" w:eastAsia="MS Mincho" w:hAnsi="Courier New" w:cs="Courier New"/>
-        </w:rPr>
-        <w:t>│</w:t>
-      </w:r>
-      <w:r>
-        <w:rPr>
-          <w:rFonts w:ascii="Courier New" w:eastAsia="MS Mincho" w:hAnsi="Courier New" w:cs="Courier New"/>
-        </w:rPr>
-        <w:t xml:space="preserve">   </w:t>
-      </w:r>
-      <w:r>
-        <w:rPr>
-          <w:rFonts w:ascii="Courier New" w:eastAsia="MS Mincho" w:hAnsi="Courier New" w:cs="Courier New"/>
-        </w:rPr>
-        <w:t>│</w:t>
-      </w:r>
-      <w:r>
-        <w:rPr>
-          <w:rFonts w:ascii="Courier New" w:eastAsia="MS Mincho" w:hAnsi="Courier New" w:cs="Courier New"/>
-        </w:rPr>
-        <w:t xml:space="preserve"> </w:t>
-      </w:r>
-      <w:r>
-        <w:rPr>
-          <w:rFonts w:ascii="Courier New" w:eastAsia="MS Mincho" w:hAnsi="Courier New" w:cs="Courier New"/>
-        </w:rPr>
-        <w:t>│</w:t>
-      </w:r>
-      <w:r>
-        <w:rPr>
-          <w:rFonts w:ascii="Courier New" w:eastAsia="MS Mincho" w:hAnsi="Courier New" w:cs="Courier New"/>
-        </w:rPr>
-        <w:t xml:space="preserve"> </w:t>
-      </w:r>
-      <w:r>
-        <w:rPr>
-          <w:rFonts w:ascii="Courier New" w:eastAsia="MS Mincho" w:hAnsi="Courier New" w:cs="Courier New"/>
-        </w:rPr>
-        <w:t xml:space="preserve">├── </w:t>
-      </w:r>
-      <w:r>
-        <w:rPr>
-          <w:rFonts w:ascii="Courier New" w:eastAsia="MS Mincho" w:hAnsi="Courier New" w:cs="Courier New"/>
-        </w:rPr>
-        <w:t>W</w:t>
-      </w:r>
-      <w:r>
-        <w:rPr>
-          <w:rFonts w:ascii="Courier New" w:eastAsia="MS Mincho" w:hAnsi="Courier New" w:cs="Courier New"/>
-        </w:rPr>
-        <w:t xml:space="preserve">orking/             </w:t>
+          <w:rFonts w:ascii="Courier New" w:eastAsia="MS Mincho" w:hAnsi="Courier New" w:cs="Courier New"/>
+        </w:rPr>
+        <w:t>C</w:t>
+      </w:r>
+      <w:r>
+        <w:rPr>
+          <w:rFonts w:ascii="Courier New" w:eastAsia="MS Mincho" w:hAnsi="Courier New" w:cs="Courier New"/>
+        </w:rPr>
+        <w:t xml:space="preserve">hecked/             </w:t>
       </w:r>
       <w:r>
         <w:rPr>
@@ -9043,71 +8554,16 @@
           <w:sz w:val="20"/>
           <w:szCs w:val="20"/>
         </w:rPr>
-        <w:t>← ICs actively editing</w:t>
-      </w:r>
-    </w:p>
-    <w:p>
-      <w:pPr>
-        <w:rPr>
-          <w:rFonts w:ascii="Courier New" w:eastAsia="MS Mincho" w:hAnsi="Courier New" w:cs="Courier New"/>
-        </w:rPr>
-      </w:pPr>
-      <w:r>
-        <w:rPr>
-          <w:rFonts w:ascii="Courier New" w:eastAsia="MS Mincho" w:hAnsi="Courier New" w:cs="Courier New"/>
-        </w:rPr>
-        <w:t>│</w:t>
-      </w:r>
-      <w:r>
-        <w:rPr>
-          <w:rFonts w:ascii="Courier New" w:eastAsia="MS Mincho" w:hAnsi="Courier New" w:cs="Courier New"/>
-        </w:rPr>
-        <w:t xml:space="preserve">   </w:t>
-      </w:r>
-      <w:r>
-        <w:rPr>
-          <w:rFonts w:ascii="Courier New" w:eastAsia="MS Mincho" w:hAnsi="Courier New" w:cs="Courier New"/>
-        </w:rPr>
-        <w:t>│ │</w:t>
-      </w:r>
-      <w:r>
-        <w:rPr>
-          <w:rFonts w:ascii="Courier New" w:eastAsia="MS Mincho" w:hAnsi="Courier New" w:cs="Courier New"/>
-        </w:rPr>
-        <w:t xml:space="preserve"> </w:t>
-      </w:r>
-      <w:r>
-        <w:rPr>
-          <w:rFonts w:ascii="Courier New" w:eastAsia="MS Mincho" w:hAnsi="Courier New" w:cs="Courier New"/>
-        </w:rPr>
-        <w:t xml:space="preserve">├── </w:t>
-      </w:r>
-      <w:r>
-        <w:rPr>
-          <w:rFonts w:ascii="Courier New" w:eastAsia="MS Mincho" w:hAnsi="Courier New" w:cs="Courier New"/>
-        </w:rPr>
-        <w:t>R</w:t>
-      </w:r>
-      <w:r>
-        <w:rPr>
-          <w:rFonts w:ascii="Courier New" w:eastAsia="MS Mincho" w:hAnsi="Courier New" w:cs="Courier New"/>
-        </w:rPr>
-        <w:t xml:space="preserve">eady/               </w:t>
-      </w:r>
-      <w:r>
+        <w:t>← Team QA approved internally</w:t>
+      </w:r>
+    </w:p>
+    <w:p>
+      <w:pPr>
         <w:rPr>
           <w:rFonts w:ascii="Courier New" w:eastAsia="MS Mincho" w:hAnsi="Courier New" w:cs="Courier New"/>
           <w:sz w:val="20"/>
           <w:szCs w:val="20"/>
         </w:rPr>
-        <w:t>← IC thinks it's done</w:t>
-      </w:r>
-    </w:p>
-    <w:p>
-      <w:pPr>
-        <w:rPr>
-          <w:rFonts w:ascii="Courier New" w:eastAsia="MS Mincho" w:hAnsi="Courier New" w:cs="Courier New"/>
-        </w:rPr>
       </w:pPr>
       <w:r>
         <w:rPr>
@@ -9143,13 +8599,25 @@
         <w:rPr>
           <w:rFonts w:ascii="Courier New" w:eastAsia="MS Mincho" w:hAnsi="Courier New" w:cs="Courier New"/>
         </w:rPr>
-        <w:t>C</w:t>
-      </w:r>
-      <w:r>
-        <w:rPr>
-          <w:rFonts w:ascii="Courier New" w:eastAsia="MS Mincho" w:hAnsi="Courier New" w:cs="Courier New"/>
-        </w:rPr>
-        <w:t xml:space="preserve">hecked/             </w:t>
+        <w:t>F</w:t>
+      </w:r>
+      <w:r>
+        <w:rPr>
+          <w:rFonts w:ascii="Courier New" w:eastAsia="MS Mincho" w:hAnsi="Courier New" w:cs="Courier New"/>
+        </w:rPr>
+        <w:t>inal_</w:t>
+      </w:r>
+      <w:r>
+        <w:rPr>
+          <w:rFonts w:ascii="Courier New" w:eastAsia="MS Mincho" w:hAnsi="Courier New" w:cs="Courier New"/>
+        </w:rPr>
+        <w:t>I</w:t>
+      </w:r>
+      <w:r>
+        <w:rPr>
+          <w:rFonts w:ascii="Courier New" w:eastAsia="MS Mincho" w:hAnsi="Courier New" w:cs="Courier New"/>
+        </w:rPr>
+        <w:t xml:space="preserve">ntegrated/    </w:t>
       </w:r>
       <w:r>
         <w:rPr>
@@ -9157,70 +8625,15 @@
           <w:sz w:val="20"/>
           <w:szCs w:val="20"/>
         </w:rPr>
-        <w:t>← Team QA approved internally</w:t>
-      </w:r>
-    </w:p>
-    <w:p>
-      <w:pPr>
+        <w:t xml:space="preserve">← </w:t>
+      </w:r>
+      <w:r>
         <w:rPr>
           <w:rFonts w:ascii="Courier New" w:eastAsia="MS Mincho" w:hAnsi="Courier New" w:cs="Courier New"/>
           <w:sz w:val="20"/>
           <w:szCs w:val="20"/>
         </w:rPr>
-      </w:pPr>
-      <w:r>
-        <w:rPr>
-          <w:rFonts w:ascii="Courier New" w:eastAsia="MS Mincho" w:hAnsi="Courier New" w:cs="Courier New"/>
-        </w:rPr>
-        <w:t>│</w:t>
-      </w:r>
-      <w:r>
-        <w:rPr>
-          <w:rFonts w:ascii="Courier New" w:eastAsia="MS Mincho" w:hAnsi="Courier New" w:cs="Courier New"/>
-        </w:rPr>
-        <w:t xml:space="preserve">   </w:t>
-      </w:r>
-      <w:r>
-        <w:rPr>
-          <w:rFonts w:ascii="Courier New" w:eastAsia="MS Mincho" w:hAnsi="Courier New" w:cs="Courier New"/>
-        </w:rPr>
-        <w:t>│ │</w:t>
-      </w:r>
-      <w:r>
-        <w:rPr>
-          <w:rFonts w:ascii="Courier New" w:eastAsia="MS Mincho" w:hAnsi="Courier New" w:cs="Courier New"/>
-        </w:rPr>
-        <w:t xml:space="preserve"> </w:t>
-      </w:r>
-      <w:r>
-        <w:rPr>
-          <w:rFonts w:ascii="Courier New" w:eastAsia="MS Mincho" w:hAnsi="Courier New" w:cs="Courier New"/>
-        </w:rPr>
-        <w:t xml:space="preserve">├── </w:t>
-      </w:r>
-      <w:r>
-        <w:rPr>
-          <w:rFonts w:ascii="Courier New" w:eastAsia="MS Mincho" w:hAnsi="Courier New" w:cs="Courier New"/>
-        </w:rPr>
-        <w:t>F</w:t>
-      </w:r>
-      <w:r>
-        <w:rPr>
-          <w:rFonts w:ascii="Courier New" w:eastAsia="MS Mincho" w:hAnsi="Courier New" w:cs="Courier New"/>
-        </w:rPr>
-        <w:t>inal_</w:t>
-      </w:r>
-      <w:r>
-        <w:rPr>
-          <w:rFonts w:ascii="Courier New" w:eastAsia="MS Mincho" w:hAnsi="Courier New" w:cs="Courier New"/>
-        </w:rPr>
-        <w:t>I</w:t>
-      </w:r>
-      <w:r>
-        <w:rPr>
-          <w:rFonts w:ascii="Courier New" w:eastAsia="MS Mincho" w:hAnsi="Courier New" w:cs="Courier New"/>
-        </w:rPr>
-        <w:t xml:space="preserve">ntegrated/    </w:t>
+        <w:t>Team Editor's</w:t>
       </w:r>
       <w:r>
         <w:rPr>
@@ -9228,7 +8641,7 @@
           <w:sz w:val="20"/>
           <w:szCs w:val="20"/>
         </w:rPr>
-        <w:t>← Lead’s final combined diagram</w:t>
+        <w:t xml:space="preserve"> final combined diagram</w:t>
       </w:r>
     </w:p>
     <w:p>
@@ -9439,6 +8852,24 @@
         </w:rPr>
         <w:t>.png</w:t>
       </w:r>
+      <w:r>
+        <w:rPr>
+          <w:rFonts w:ascii="Courier New" w:eastAsia="MS Mincho" w:hAnsi="Courier New" w:cs="Courier New"/>
+        </w:rPr>
+        <w:t xml:space="preserve"> </w:t>
+      </w:r>
+      <w:r>
+        <w:rPr>
+          <w:rFonts w:ascii="Courier New" w:eastAsia="MS Mincho" w:hAnsi="Courier New" w:cs="Courier New"/>
+        </w:rPr>
+        <w:t xml:space="preserve">← </w:t>
+      </w:r>
+      <w:r>
+        <w:rPr>
+          <w:rFonts w:ascii="Courier New" w:eastAsia="MS Mincho" w:hAnsi="Courier New" w:cs="Courier New"/>
+        </w:rPr>
+        <w:t>PNG final combined diagram</w:t>
+      </w:r>
     </w:p>
     <w:p>
       <w:pPr>
@@ -9646,7 +9077,7 @@
         <w:rPr>
           <w:rFonts w:ascii="Courier New" w:eastAsia="MS Mincho" w:hAnsi="Courier New" w:cs="Courier New"/>
         </w:rPr>
-        <w:t>└──</w:t>
+        <w:t>├──</w:t>
       </w:r>
       <w:r>
         <w:rPr>
@@ -9658,20 +9089,25 @@
         <w:rPr>
           <w:rFonts w:ascii="Courier New" w:hAnsi="Courier New" w:cs="Courier New"/>
         </w:rPr>
-        <w:t>7/</w:t>
-      </w:r>
-    </w:p>
-    <w:p>
-      <w:pPr>
-        <w:rPr>
-          <w:rFonts w:ascii="Courier New" w:hAnsi="Courier New" w:cs="Courier New"/>
-        </w:rPr>
-      </w:pPr>
-      <w:r>
-        <w:rPr>
-          <w:rFonts w:ascii="Courier New" w:eastAsia="MS Mincho" w:hAnsi="Courier New" w:cs="Courier New"/>
-        </w:rPr>
-        <w:lastRenderedPageBreak/>
+        <w:t>6</w:t>
+      </w:r>
+      <w:r>
+        <w:rPr>
+          <w:rFonts w:ascii="Courier New" w:hAnsi="Courier New" w:cs="Courier New"/>
+        </w:rPr>
+        <w:t>/</w:t>
+      </w:r>
+    </w:p>
+    <w:p>
+      <w:pPr>
+        <w:rPr>
+          <w:rFonts w:ascii="Courier New" w:hAnsi="Courier New" w:cs="Courier New"/>
+        </w:rPr>
+      </w:pPr>
+      <w:r>
+        <w:rPr>
+          <w:rFonts w:ascii="Courier New" w:eastAsia="MS Mincho" w:hAnsi="Courier New" w:cs="Courier New"/>
+        </w:rPr>
         <w:t>│</w:t>
       </w:r>
       <w:r>
@@ -10019,108 +9455,15 @@
           <w:sz w:val="20"/>
           <w:szCs w:val="20"/>
         </w:rPr>
-        <w:t>← Lead’s final combined diagram</w:t>
-      </w:r>
-    </w:p>
-    <w:p>
-      <w:pPr>
+        <w:t xml:space="preserve">← </w:t>
+      </w:r>
+      <w:r>
         <w:rPr>
           <w:rFonts w:ascii="Courier New" w:eastAsia="MS Mincho" w:hAnsi="Courier New" w:cs="Courier New"/>
           <w:sz w:val="20"/>
           <w:szCs w:val="20"/>
         </w:rPr>
-      </w:pPr>
-      <w:r>
-        <w:rPr>
-          <w:rFonts w:ascii="Courier New" w:eastAsia="MS Mincho" w:hAnsi="Courier New" w:cs="Courier New"/>
-        </w:rPr>
-        <w:t>│</w:t>
-      </w:r>
-      <w:r>
-        <w:rPr>
-          <w:rFonts w:ascii="Courier New" w:eastAsia="MS Mincho" w:hAnsi="Courier New" w:cs="Courier New"/>
-        </w:rPr>
-        <w:t xml:space="preserve">   </w:t>
-      </w:r>
-      <w:r>
-        <w:rPr>
-          <w:rFonts w:ascii="Courier New" w:eastAsia="MS Mincho" w:hAnsi="Courier New" w:cs="Courier New"/>
-        </w:rPr>
-        <w:t>│</w:t>
-      </w:r>
-      <w:r>
-        <w:rPr>
-          <w:rFonts w:ascii="Courier New" w:eastAsia="MS Mincho" w:hAnsi="Courier New" w:cs="Courier New"/>
-        </w:rPr>
-        <w:t xml:space="preserve"> </w:t>
-      </w:r>
-      <w:r>
-        <w:rPr>
-          <w:rFonts w:ascii="Courier New" w:eastAsia="MS Mincho" w:hAnsi="Courier New" w:cs="Courier New"/>
-        </w:rPr>
-        <w:t>│</w:t>
-      </w:r>
-      <w:r>
-        <w:rPr>
-          <w:rFonts w:ascii="Courier New" w:eastAsia="MS Mincho" w:hAnsi="Courier New" w:cs="Courier New"/>
-        </w:rPr>
-        <w:t xml:space="preserve"> </w:t>
-      </w:r>
-      <w:r>
-        <w:rPr>
-          <w:rFonts w:ascii="Courier New" w:eastAsia="MS Mincho" w:hAnsi="Courier New" w:cs="Courier New"/>
-        </w:rPr>
-        <w:t>└──</w:t>
-      </w:r>
-      <w:r>
-        <w:rPr>
-          <w:rFonts w:ascii="Courier New" w:eastAsia="MS Mincho" w:hAnsi="Courier New" w:cs="Courier New"/>
-        </w:rPr>
-        <w:t xml:space="preserve"> </w:t>
-      </w:r>
-      <w:proofErr w:type="spellStart"/>
-      <w:r>
-        <w:rPr>
-          <w:rFonts w:ascii="Courier New" w:eastAsia="MS Mincho" w:hAnsi="Courier New" w:cs="Courier New"/>
-        </w:rPr>
-        <w:t>F</w:t>
-      </w:r>
-      <w:r>
-        <w:rPr>
-          <w:rFonts w:ascii="Courier New" w:eastAsia="MS Mincho" w:hAnsi="Courier New" w:cs="Courier New"/>
-        </w:rPr>
-        <w:t>aulty_</w:t>
-      </w:r>
-      <w:r>
-        <w:rPr>
-          <w:rFonts w:ascii="Courier New" w:eastAsia="MS Mincho" w:hAnsi="Courier New" w:cs="Courier New"/>
-        </w:rPr>
-        <w:t>F</w:t>
-      </w:r>
-      <w:r>
-        <w:rPr>
-          <w:rFonts w:ascii="Courier New" w:eastAsia="MS Mincho" w:hAnsi="Courier New" w:cs="Courier New"/>
-        </w:rPr>
-        <w:t>inal_</w:t>
-      </w:r>
-      <w:r>
-        <w:rPr>
-          <w:rFonts w:ascii="Courier New" w:eastAsia="MS Mincho" w:hAnsi="Courier New" w:cs="Courier New"/>
-        </w:rPr>
-        <w:t>I</w:t>
-      </w:r>
-      <w:r>
-        <w:rPr>
-          <w:rFonts w:ascii="Courier New" w:eastAsia="MS Mincho" w:hAnsi="Courier New" w:cs="Courier New"/>
-        </w:rPr>
-        <w:t>ntegrated</w:t>
-      </w:r>
-      <w:proofErr w:type="spellEnd"/>
-      <w:r>
-        <w:rPr>
-          <w:rFonts w:ascii="Courier New" w:eastAsia="MS Mincho" w:hAnsi="Courier New" w:cs="Courier New"/>
-        </w:rPr>
-        <w:t xml:space="preserve">/   </w:t>
+        <w:t>Team Editor's</w:t>
       </w:r>
       <w:r>
         <w:rPr>
@@ -10128,14 +9471,123 @@
           <w:sz w:val="20"/>
           <w:szCs w:val="20"/>
         </w:rPr>
-        <w:t xml:space="preserve">← </w:t>
-      </w:r>
-      <w:r>
+        <w:t xml:space="preserve"> final combined diagram</w:t>
+      </w:r>
+    </w:p>
+    <w:p>
+      <w:pPr>
         <w:rPr>
           <w:rFonts w:ascii="Courier New" w:eastAsia="MS Mincho" w:hAnsi="Courier New" w:cs="Courier New"/>
           <w:sz w:val="20"/>
           <w:szCs w:val="20"/>
         </w:rPr>
+      </w:pPr>
+      <w:r>
+        <w:rPr>
+          <w:rFonts w:ascii="Courier New" w:eastAsia="MS Mincho" w:hAnsi="Courier New" w:cs="Courier New"/>
+        </w:rPr>
+        <w:t>│</w:t>
+      </w:r>
+      <w:r>
+        <w:rPr>
+          <w:rFonts w:ascii="Courier New" w:eastAsia="MS Mincho" w:hAnsi="Courier New" w:cs="Courier New"/>
+        </w:rPr>
+        <w:t xml:space="preserve">   </w:t>
+      </w:r>
+      <w:r>
+        <w:rPr>
+          <w:rFonts w:ascii="Courier New" w:eastAsia="MS Mincho" w:hAnsi="Courier New" w:cs="Courier New"/>
+        </w:rPr>
+        <w:t>│</w:t>
+      </w:r>
+      <w:r>
+        <w:rPr>
+          <w:rFonts w:ascii="Courier New" w:eastAsia="MS Mincho" w:hAnsi="Courier New" w:cs="Courier New"/>
+        </w:rPr>
+        <w:t xml:space="preserve"> </w:t>
+      </w:r>
+      <w:r>
+        <w:rPr>
+          <w:rFonts w:ascii="Courier New" w:eastAsia="MS Mincho" w:hAnsi="Courier New" w:cs="Courier New"/>
+        </w:rPr>
+        <w:t>│</w:t>
+      </w:r>
+      <w:r>
+        <w:rPr>
+          <w:rFonts w:ascii="Courier New" w:eastAsia="MS Mincho" w:hAnsi="Courier New" w:cs="Courier New"/>
+        </w:rPr>
+        <w:t xml:space="preserve"> </w:t>
+      </w:r>
+      <w:r>
+        <w:rPr>
+          <w:rFonts w:ascii="Courier New" w:eastAsia="MS Mincho" w:hAnsi="Courier New" w:cs="Courier New"/>
+        </w:rPr>
+        <w:t>└──</w:t>
+      </w:r>
+      <w:r>
+        <w:rPr>
+          <w:rFonts w:ascii="Courier New" w:eastAsia="MS Mincho" w:hAnsi="Courier New" w:cs="Courier New"/>
+        </w:rPr>
+        <w:t xml:space="preserve"> </w:t>
+      </w:r>
+      <w:proofErr w:type="spellStart"/>
+      <w:r>
+        <w:rPr>
+          <w:rFonts w:ascii="Courier New" w:eastAsia="MS Mincho" w:hAnsi="Courier New" w:cs="Courier New"/>
+        </w:rPr>
+        <w:t>F</w:t>
+      </w:r>
+      <w:r>
+        <w:rPr>
+          <w:rFonts w:ascii="Courier New" w:eastAsia="MS Mincho" w:hAnsi="Courier New" w:cs="Courier New"/>
+        </w:rPr>
+        <w:t>aulty_</w:t>
+      </w:r>
+      <w:r>
+        <w:rPr>
+          <w:rFonts w:ascii="Courier New" w:eastAsia="MS Mincho" w:hAnsi="Courier New" w:cs="Courier New"/>
+        </w:rPr>
+        <w:t>F</w:t>
+      </w:r>
+      <w:r>
+        <w:rPr>
+          <w:rFonts w:ascii="Courier New" w:eastAsia="MS Mincho" w:hAnsi="Courier New" w:cs="Courier New"/>
+        </w:rPr>
+        <w:t>inal_</w:t>
+      </w:r>
+      <w:r>
+        <w:rPr>
+          <w:rFonts w:ascii="Courier New" w:eastAsia="MS Mincho" w:hAnsi="Courier New" w:cs="Courier New"/>
+        </w:rPr>
+        <w:t>I</w:t>
+      </w:r>
+      <w:r>
+        <w:rPr>
+          <w:rFonts w:ascii="Courier New" w:eastAsia="MS Mincho" w:hAnsi="Courier New" w:cs="Courier New"/>
+        </w:rPr>
+        <w:t>ntegrated</w:t>
+      </w:r>
+      <w:proofErr w:type="spellEnd"/>
+      <w:r>
+        <w:rPr>
+          <w:rFonts w:ascii="Courier New" w:eastAsia="MS Mincho" w:hAnsi="Courier New" w:cs="Courier New"/>
+        </w:rPr>
+        <w:t xml:space="preserve">/   </w:t>
+      </w:r>
+      <w:r>
+        <w:rPr>
+          <w:rFonts w:ascii="Courier New" w:eastAsia="MS Mincho" w:hAnsi="Courier New" w:cs="Courier New"/>
+          <w:sz w:val="20"/>
+          <w:szCs w:val="20"/>
+        </w:rPr>
+        <w:t xml:space="preserve">← </w:t>
+      </w:r>
+      <w:r>
+        <w:rPr>
+          <w:rFonts w:ascii="Courier New" w:eastAsia="MS Mincho" w:hAnsi="Courier New" w:cs="Courier New"/>
+          <w:sz w:val="20"/>
+          <w:szCs w:val="20"/>
+        </w:rPr>
         <w:t>reject by Chief of Q/A</w:t>
       </w:r>
     </w:p>
@@ -10229,6 +9681,855 @@
           <w:rFonts w:ascii="Courier New" w:eastAsia="MS Mincho" w:hAnsi="Courier New" w:cs="Courier New"/>
         </w:rPr>
         <w:t>.png</w:t>
+      </w:r>
+      <w:r>
+        <w:rPr>
+          <w:rFonts w:ascii="Courier New" w:eastAsia="MS Mincho" w:hAnsi="Courier New" w:cs="Courier New"/>
+        </w:rPr>
+        <w:t xml:space="preserve"> </w:t>
+      </w:r>
+      <w:r>
+        <w:rPr>
+          <w:rFonts w:ascii="Courier New" w:eastAsia="MS Mincho" w:hAnsi="Courier New" w:cs="Courier New"/>
+        </w:rPr>
+        <w:t xml:space="preserve">← </w:t>
+      </w:r>
+      <w:r>
+        <w:rPr>
+          <w:rFonts w:ascii="Courier New" w:eastAsia="MS Mincho" w:hAnsi="Courier New" w:cs="Courier New"/>
+        </w:rPr>
+        <w:t>PNG final combined diagram</w:t>
+      </w:r>
+    </w:p>
+    <w:p>
+      <w:pPr>
+        <w:rPr>
+          <w:rFonts w:ascii="Courier New" w:eastAsia="MS Mincho" w:hAnsi="Courier New" w:cs="Courier New"/>
+        </w:rPr>
+      </w:pPr>
+      <w:r>
+        <w:rPr>
+          <w:rFonts w:ascii="Courier New" w:eastAsia="MS Mincho" w:hAnsi="Courier New" w:cs="Courier New"/>
+        </w:rPr>
+        <w:t>│</w:t>
+      </w:r>
+      <w:r>
+        <w:rPr>
+          <w:rFonts w:ascii="Courier New" w:eastAsia="MS Mincho" w:hAnsi="Courier New" w:cs="Courier New"/>
+        </w:rPr>
+        <w:t xml:space="preserve">   </w:t>
+      </w:r>
+      <w:r>
+        <w:rPr>
+          <w:rFonts w:ascii="Courier New" w:eastAsia="MS Mincho" w:hAnsi="Courier New" w:cs="Courier New"/>
+        </w:rPr>
+        <w:t xml:space="preserve">├── </w:t>
+      </w:r>
+      <w:r>
+        <w:rPr>
+          <w:rFonts w:ascii="Courier New" w:hAnsi="Courier New" w:cs="Courier New"/>
+        </w:rPr>
+        <w:t>Milestone_2_First_Dozen_Views/</w:t>
+      </w:r>
+    </w:p>
+    <w:p>
+      <w:pPr>
+        <w:rPr>
+          <w:rFonts w:ascii="Courier New" w:eastAsia="MS Mincho" w:hAnsi="Courier New" w:cs="Courier New"/>
+        </w:rPr>
+      </w:pPr>
+      <w:r>
+        <w:rPr>
+          <w:rFonts w:ascii="Courier New" w:eastAsia="MS Mincho" w:hAnsi="Courier New" w:cs="Courier New"/>
+        </w:rPr>
+        <w:t>│</w:t>
+      </w:r>
+      <w:r>
+        <w:rPr>
+          <w:rFonts w:ascii="Courier New" w:eastAsia="MS Mincho" w:hAnsi="Courier New" w:cs="Courier New"/>
+        </w:rPr>
+        <w:t xml:space="preserve">   </w:t>
+      </w:r>
+      <w:r>
+        <w:rPr>
+          <w:rFonts w:ascii="Courier New" w:eastAsia="MS Mincho" w:hAnsi="Courier New" w:cs="Courier New"/>
+        </w:rPr>
+        <w:t xml:space="preserve">├── </w:t>
+      </w:r>
+      <w:r>
+        <w:rPr>
+          <w:rFonts w:ascii="Courier New" w:hAnsi="Courier New" w:cs="Courier New"/>
+        </w:rPr>
+        <w:t>Milestone_3_Components</w:t>
+      </w:r>
+      <w:r>
+        <w:rPr>
+          <w:rFonts w:ascii="Courier New" w:eastAsia="MS Mincho" w:hAnsi="Courier New" w:cs="Courier New"/>
+        </w:rPr>
+        <w:t>/</w:t>
+      </w:r>
+    </w:p>
+    <w:p>
+      <w:pPr>
+        <w:rPr>
+          <w:rFonts w:ascii="Courier New" w:eastAsia="MS Mincho" w:hAnsi="Courier New" w:cs="Courier New"/>
+        </w:rPr>
+      </w:pPr>
+      <w:r>
+        <w:rPr>
+          <w:rFonts w:ascii="Courier New" w:eastAsia="MS Mincho" w:hAnsi="Courier New" w:cs="Courier New"/>
+        </w:rPr>
+        <w:t>│</w:t>
+      </w:r>
+      <w:r>
+        <w:rPr>
+          <w:rFonts w:ascii="Courier New" w:eastAsia="MS Mincho" w:hAnsi="Courier New" w:cs="Courier New"/>
+        </w:rPr>
+        <w:t xml:space="preserve">   </w:t>
+      </w:r>
+      <w:r>
+        <w:rPr>
+          <w:rFonts w:ascii="Courier New" w:eastAsia="MS Mincho" w:hAnsi="Courier New" w:cs="Courier New"/>
+        </w:rPr>
+        <w:t xml:space="preserve">├── </w:t>
+      </w:r>
+      <w:r>
+        <w:rPr>
+          <w:rFonts w:ascii="Courier New" w:hAnsi="Courier New" w:cs="Courier New"/>
+        </w:rPr>
+        <w:t>Milestone_4_Interfaces_and_Data_Structures</w:t>
+      </w:r>
+      <w:r>
+        <w:rPr>
+          <w:rFonts w:ascii="Courier New" w:eastAsia="MS Mincho" w:hAnsi="Courier New" w:cs="Courier New"/>
+        </w:rPr>
+        <w:t>/</w:t>
+      </w:r>
+    </w:p>
+    <w:p>
+      <w:pPr>
+        <w:rPr>
+          <w:rFonts w:ascii="Courier New" w:eastAsia="MS Mincho" w:hAnsi="Courier New" w:cs="Courier New"/>
+        </w:rPr>
+      </w:pPr>
+      <w:r>
+        <w:rPr>
+          <w:rFonts w:ascii="Courier New" w:eastAsia="MS Mincho" w:hAnsi="Courier New" w:cs="Courier New"/>
+        </w:rPr>
+        <w:t>│</w:t>
+      </w:r>
+      <w:r>
+        <w:rPr>
+          <w:rFonts w:ascii="Courier New" w:eastAsia="MS Mincho" w:hAnsi="Courier New" w:cs="Courier New"/>
+        </w:rPr>
+        <w:t xml:space="preserve">   </w:t>
+      </w:r>
+      <w:r>
+        <w:rPr>
+          <w:rFonts w:ascii="Courier New" w:eastAsia="MS Mincho" w:hAnsi="Courier New" w:cs="Courier New"/>
+        </w:rPr>
+        <w:t xml:space="preserve">├── </w:t>
+      </w:r>
+      <w:r>
+        <w:rPr>
+          <w:rFonts w:ascii="Courier New" w:hAnsi="Courier New" w:cs="Courier New"/>
+        </w:rPr>
+        <w:t>Milestone_5_Algorithms</w:t>
+      </w:r>
+      <w:r>
+        <w:rPr>
+          <w:rFonts w:ascii="Courier New" w:eastAsia="MS Mincho" w:hAnsi="Courier New" w:cs="Courier New"/>
+        </w:rPr>
+        <w:t>/</w:t>
+      </w:r>
+    </w:p>
+    <w:p>
+      <w:pPr>
+        <w:rPr>
+          <w:rFonts w:ascii="Courier New" w:hAnsi="Courier New" w:cs="Courier New"/>
+        </w:rPr>
+      </w:pPr>
+      <w:r>
+        <w:rPr>
+          <w:rFonts w:ascii="Courier New" w:eastAsia="MS Mincho" w:hAnsi="Courier New" w:cs="Courier New"/>
+        </w:rPr>
+        <w:lastRenderedPageBreak/>
+        <w:t>│</w:t>
+      </w:r>
+      <w:r>
+        <w:rPr>
+          <w:rFonts w:ascii="Courier New" w:eastAsia="MS Mincho" w:hAnsi="Courier New" w:cs="Courier New"/>
+        </w:rPr>
+        <w:t xml:space="preserve">   </w:t>
+      </w:r>
+      <w:r>
+        <w:rPr>
+          <w:rFonts w:ascii="Courier New" w:eastAsia="MS Mincho" w:hAnsi="Courier New" w:cs="Courier New"/>
+        </w:rPr>
+        <w:t>└──</w:t>
+      </w:r>
+      <w:r>
+        <w:rPr>
+          <w:rFonts w:ascii="Courier New" w:eastAsia="MS Mincho" w:hAnsi="Courier New" w:cs="Courier New"/>
+        </w:rPr>
+        <w:t xml:space="preserve"> </w:t>
+      </w:r>
+      <w:r>
+        <w:rPr>
+          <w:rFonts w:ascii="Courier New" w:hAnsi="Courier New" w:cs="Courier New"/>
+        </w:rPr>
+        <w:t>Milestone_6_Software_Design_Description</w:t>
+      </w:r>
+      <w:r>
+        <w:rPr>
+          <w:rFonts w:ascii="Courier New" w:eastAsia="MS Mincho" w:hAnsi="Courier New" w:cs="Courier New"/>
+        </w:rPr>
+        <w:t>/</w:t>
+      </w:r>
+      <w:r>
+        <w:rPr>
+          <w:rFonts w:ascii="Courier New" w:hAnsi="Courier New" w:cs="Courier New"/>
+        </w:rPr>
+        <w:br/>
+      </w:r>
+      <w:r>
+        <w:rPr>
+          <w:rFonts w:ascii="Courier New" w:eastAsia="MS Mincho" w:hAnsi="Courier New" w:cs="Courier New"/>
+        </w:rPr>
+        <w:t>│</w:t>
+      </w:r>
+      <w:r>
+        <w:rPr>
+          <w:rFonts w:ascii="Courier New" w:hAnsi="Courier New" w:cs="Courier New"/>
+        </w:rPr>
+        <w:t xml:space="preserve"> </w:t>
+      </w:r>
+      <w:r>
+        <w:rPr>
+          <w:rFonts w:ascii="Courier New" w:eastAsia="MS Mincho" w:hAnsi="Courier New" w:cs="Courier New"/>
+        </w:rPr>
+        <w:t>└──</w:t>
+      </w:r>
+      <w:r>
+        <w:rPr>
+          <w:rFonts w:ascii="Courier New" w:hAnsi="Courier New" w:cs="Courier New"/>
+        </w:rPr>
+        <w:t xml:space="preserve"> Team</w:t>
+      </w:r>
+      <w:r>
+        <w:rPr>
+          <w:rFonts w:ascii="Courier New" w:hAnsi="Courier New" w:cs="Courier New"/>
+        </w:rPr>
+        <w:t>7</w:t>
+      </w:r>
+      <w:r>
+        <w:rPr>
+          <w:rFonts w:ascii="Courier New" w:hAnsi="Courier New" w:cs="Courier New"/>
+        </w:rPr>
+        <w:t>/</w:t>
+      </w:r>
+    </w:p>
+    <w:p>
+      <w:pPr>
+        <w:rPr>
+          <w:rFonts w:ascii="Courier New" w:hAnsi="Courier New" w:cs="Courier New"/>
+        </w:rPr>
+      </w:pPr>
+      <w:r>
+        <w:rPr>
+          <w:rFonts w:ascii="Courier New" w:eastAsia="MS Mincho" w:hAnsi="Courier New" w:cs="Courier New"/>
+        </w:rPr>
+        <w:t>│</w:t>
+      </w:r>
+      <w:r>
+        <w:rPr>
+          <w:rFonts w:ascii="Courier New" w:hAnsi="Courier New" w:cs="Courier New"/>
+        </w:rPr>
+        <w:t xml:space="preserve"> </w:t>
+      </w:r>
+      <w:r>
+        <w:rPr>
+          <w:rFonts w:ascii="Courier New" w:hAnsi="Courier New" w:cs="Courier New"/>
+        </w:rPr>
+        <w:t xml:space="preserve">  </w:t>
+      </w:r>
+      <w:r>
+        <w:rPr>
+          <w:rFonts w:ascii="Courier New" w:eastAsia="MS Mincho" w:hAnsi="Courier New" w:cs="Courier New"/>
+        </w:rPr>
+        <w:t>└──</w:t>
+      </w:r>
+      <w:r>
+        <w:rPr>
+          <w:rFonts w:ascii="Courier New" w:hAnsi="Courier New" w:cs="Courier New"/>
+        </w:rPr>
+        <w:t xml:space="preserve"> </w:t>
+      </w:r>
+      <w:r>
+        <w:rPr>
+          <w:rFonts w:ascii="Courier New" w:hAnsi="Courier New" w:cs="Courier New"/>
+        </w:rPr>
+        <w:t>Milestone_1_Component_Diagram</w:t>
+      </w:r>
+      <w:r>
+        <w:rPr>
+          <w:rFonts w:ascii="Courier New" w:hAnsi="Courier New" w:cs="Courier New"/>
+        </w:rPr>
+        <w:t>/</w:t>
+      </w:r>
+    </w:p>
+    <w:p>
+      <w:pPr>
+        <w:rPr>
+          <w:rFonts w:ascii="Courier New" w:eastAsia="MS Mincho" w:hAnsi="Courier New" w:cs="Courier New"/>
+        </w:rPr>
+      </w:pPr>
+      <w:r>
+        <w:rPr>
+          <w:rFonts w:ascii="Courier New" w:eastAsia="MS Mincho" w:hAnsi="Courier New" w:cs="Courier New"/>
+        </w:rPr>
+        <w:t>│</w:t>
+      </w:r>
+      <w:r>
+        <w:rPr>
+          <w:rFonts w:ascii="Courier New" w:eastAsia="MS Mincho" w:hAnsi="Courier New" w:cs="Courier New"/>
+        </w:rPr>
+        <w:t xml:space="preserve">   </w:t>
+      </w:r>
+      <w:r>
+        <w:rPr>
+          <w:rFonts w:ascii="Courier New" w:eastAsia="MS Mincho" w:hAnsi="Courier New" w:cs="Courier New"/>
+        </w:rPr>
+        <w:t>│</w:t>
+      </w:r>
+      <w:r>
+        <w:rPr>
+          <w:rFonts w:ascii="Courier New" w:eastAsia="MS Mincho" w:hAnsi="Courier New" w:cs="Courier New"/>
+        </w:rPr>
+        <w:t xml:space="preserve"> </w:t>
+      </w:r>
+      <w:r>
+        <w:rPr>
+          <w:rFonts w:ascii="Courier New" w:eastAsia="MS Mincho" w:hAnsi="Courier New" w:cs="Courier New"/>
+        </w:rPr>
+        <w:t xml:space="preserve">├── </w:t>
+      </w:r>
+      <w:proofErr w:type="spellStart"/>
+      <w:r>
+        <w:rPr>
+          <w:rFonts w:ascii="Courier New" w:eastAsia="MS Mincho" w:hAnsi="Courier New" w:cs="Courier New"/>
+        </w:rPr>
+        <w:t>D</w:t>
+      </w:r>
+      <w:r>
+        <w:rPr>
+          <w:rFonts w:ascii="Courier New" w:eastAsia="MS Mincho" w:hAnsi="Courier New" w:cs="Courier New"/>
+        </w:rPr>
+        <w:t>rawio</w:t>
+      </w:r>
+      <w:proofErr w:type="spellEnd"/>
+      <w:r>
+        <w:rPr>
+          <w:rFonts w:ascii="Courier New" w:eastAsia="MS Mincho" w:hAnsi="Courier New" w:cs="Courier New"/>
+        </w:rPr>
+        <w:t>/</w:t>
+      </w:r>
+    </w:p>
+    <w:p>
+      <w:pPr>
+        <w:rPr>
+          <w:rFonts w:ascii="Courier New" w:eastAsia="MS Mincho" w:hAnsi="Courier New" w:cs="Courier New"/>
+        </w:rPr>
+      </w:pPr>
+      <w:r>
+        <w:rPr>
+          <w:rFonts w:ascii="Courier New" w:eastAsia="MS Mincho" w:hAnsi="Courier New" w:cs="Courier New"/>
+        </w:rPr>
+        <w:t>│</w:t>
+      </w:r>
+      <w:r>
+        <w:rPr>
+          <w:rFonts w:ascii="Courier New" w:eastAsia="MS Mincho" w:hAnsi="Courier New" w:cs="Courier New"/>
+        </w:rPr>
+        <w:t xml:space="preserve">   </w:t>
+      </w:r>
+      <w:r>
+        <w:rPr>
+          <w:rFonts w:ascii="Courier New" w:eastAsia="MS Mincho" w:hAnsi="Courier New" w:cs="Courier New"/>
+        </w:rPr>
+        <w:t>│</w:t>
+      </w:r>
+      <w:r>
+        <w:rPr>
+          <w:rFonts w:ascii="Courier New" w:eastAsia="MS Mincho" w:hAnsi="Courier New" w:cs="Courier New"/>
+        </w:rPr>
+        <w:t xml:space="preserve"> </w:t>
+      </w:r>
+      <w:r>
+        <w:rPr>
+          <w:rFonts w:ascii="Courier New" w:eastAsia="MS Mincho" w:hAnsi="Courier New" w:cs="Courier New"/>
+        </w:rPr>
+        <w:t>│</w:t>
+      </w:r>
+      <w:r>
+        <w:rPr>
+          <w:rFonts w:ascii="Courier New" w:eastAsia="MS Mincho" w:hAnsi="Courier New" w:cs="Courier New"/>
+        </w:rPr>
+        <w:t xml:space="preserve"> </w:t>
+      </w:r>
+      <w:r>
+        <w:rPr>
+          <w:rFonts w:ascii="Courier New" w:eastAsia="MS Mincho" w:hAnsi="Courier New" w:cs="Courier New"/>
+        </w:rPr>
+        <w:t xml:space="preserve">├── </w:t>
+      </w:r>
+      <w:r>
+        <w:rPr>
+          <w:rFonts w:ascii="Courier New" w:eastAsia="MS Mincho" w:hAnsi="Courier New" w:cs="Courier New"/>
+        </w:rPr>
+        <w:t>W</w:t>
+      </w:r>
+      <w:r>
+        <w:rPr>
+          <w:rFonts w:ascii="Courier New" w:eastAsia="MS Mincho" w:hAnsi="Courier New" w:cs="Courier New"/>
+        </w:rPr>
+        <w:t xml:space="preserve">orking/             </w:t>
+      </w:r>
+      <w:r>
+        <w:rPr>
+          <w:rFonts w:ascii="Courier New" w:eastAsia="MS Mincho" w:hAnsi="Courier New" w:cs="Courier New"/>
+          <w:sz w:val="20"/>
+          <w:szCs w:val="20"/>
+        </w:rPr>
+        <w:t>← ICs actively editing</w:t>
+      </w:r>
+    </w:p>
+    <w:p>
+      <w:pPr>
+        <w:rPr>
+          <w:rFonts w:ascii="Courier New" w:eastAsia="MS Mincho" w:hAnsi="Courier New" w:cs="Courier New"/>
+        </w:rPr>
+      </w:pPr>
+      <w:r>
+        <w:rPr>
+          <w:rFonts w:ascii="Courier New" w:eastAsia="MS Mincho" w:hAnsi="Courier New" w:cs="Courier New"/>
+        </w:rPr>
+        <w:t>│</w:t>
+      </w:r>
+      <w:r>
+        <w:rPr>
+          <w:rFonts w:ascii="Courier New" w:eastAsia="MS Mincho" w:hAnsi="Courier New" w:cs="Courier New"/>
+        </w:rPr>
+        <w:t xml:space="preserve">   </w:t>
+      </w:r>
+      <w:r>
+        <w:rPr>
+          <w:rFonts w:ascii="Courier New" w:eastAsia="MS Mincho" w:hAnsi="Courier New" w:cs="Courier New"/>
+        </w:rPr>
+        <w:t>│ │</w:t>
+      </w:r>
+      <w:r>
+        <w:rPr>
+          <w:rFonts w:ascii="Courier New" w:eastAsia="MS Mincho" w:hAnsi="Courier New" w:cs="Courier New"/>
+        </w:rPr>
+        <w:t xml:space="preserve"> </w:t>
+      </w:r>
+      <w:r>
+        <w:rPr>
+          <w:rFonts w:ascii="Courier New" w:eastAsia="MS Mincho" w:hAnsi="Courier New" w:cs="Courier New"/>
+        </w:rPr>
+        <w:t xml:space="preserve">├── </w:t>
+      </w:r>
+      <w:r>
+        <w:rPr>
+          <w:rFonts w:ascii="Courier New" w:eastAsia="MS Mincho" w:hAnsi="Courier New" w:cs="Courier New"/>
+        </w:rPr>
+        <w:t>R</w:t>
+      </w:r>
+      <w:r>
+        <w:rPr>
+          <w:rFonts w:ascii="Courier New" w:eastAsia="MS Mincho" w:hAnsi="Courier New" w:cs="Courier New"/>
+        </w:rPr>
+        <w:t xml:space="preserve">eady/               </w:t>
+      </w:r>
+      <w:r>
+        <w:rPr>
+          <w:rFonts w:ascii="Courier New" w:eastAsia="MS Mincho" w:hAnsi="Courier New" w:cs="Courier New"/>
+          <w:sz w:val="20"/>
+          <w:szCs w:val="20"/>
+        </w:rPr>
+        <w:t>← IC thinks it's done</w:t>
+      </w:r>
+    </w:p>
+    <w:p>
+      <w:pPr>
+        <w:rPr>
+          <w:rFonts w:ascii="Courier New" w:eastAsia="MS Mincho" w:hAnsi="Courier New" w:cs="Courier New"/>
+        </w:rPr>
+      </w:pPr>
+      <w:r>
+        <w:rPr>
+          <w:rFonts w:ascii="Courier New" w:eastAsia="MS Mincho" w:hAnsi="Courier New" w:cs="Courier New"/>
+        </w:rPr>
+        <w:t>│</w:t>
+      </w:r>
+      <w:r>
+        <w:rPr>
+          <w:rFonts w:ascii="Courier New" w:eastAsia="MS Mincho" w:hAnsi="Courier New" w:cs="Courier New"/>
+        </w:rPr>
+        <w:t xml:space="preserve">   </w:t>
+      </w:r>
+      <w:r>
+        <w:rPr>
+          <w:rFonts w:ascii="Courier New" w:eastAsia="MS Mincho" w:hAnsi="Courier New" w:cs="Courier New"/>
+        </w:rPr>
+        <w:t>│ │</w:t>
+      </w:r>
+      <w:r>
+        <w:rPr>
+          <w:rFonts w:ascii="Courier New" w:eastAsia="MS Mincho" w:hAnsi="Courier New" w:cs="Courier New"/>
+        </w:rPr>
+        <w:t xml:space="preserve"> </w:t>
+      </w:r>
+      <w:r>
+        <w:rPr>
+          <w:rFonts w:ascii="Courier New" w:eastAsia="MS Mincho" w:hAnsi="Courier New" w:cs="Courier New"/>
+        </w:rPr>
+        <w:t xml:space="preserve">├── </w:t>
+      </w:r>
+      <w:r>
+        <w:rPr>
+          <w:rFonts w:ascii="Courier New" w:eastAsia="MS Mincho" w:hAnsi="Courier New" w:cs="Courier New"/>
+        </w:rPr>
+        <w:t>C</w:t>
+      </w:r>
+      <w:r>
+        <w:rPr>
+          <w:rFonts w:ascii="Courier New" w:eastAsia="MS Mincho" w:hAnsi="Courier New" w:cs="Courier New"/>
+        </w:rPr>
+        <w:t xml:space="preserve">hecked/             </w:t>
+      </w:r>
+      <w:r>
+        <w:rPr>
+          <w:rFonts w:ascii="Courier New" w:eastAsia="MS Mincho" w:hAnsi="Courier New" w:cs="Courier New"/>
+          <w:sz w:val="20"/>
+          <w:szCs w:val="20"/>
+        </w:rPr>
+        <w:t>← Team QA approved internally</w:t>
+      </w:r>
+    </w:p>
+    <w:p>
+      <w:pPr>
+        <w:rPr>
+          <w:rFonts w:ascii="Courier New" w:eastAsia="MS Mincho" w:hAnsi="Courier New" w:cs="Courier New"/>
+          <w:sz w:val="20"/>
+          <w:szCs w:val="20"/>
+        </w:rPr>
+      </w:pPr>
+      <w:r>
+        <w:rPr>
+          <w:rFonts w:ascii="Courier New" w:eastAsia="MS Mincho" w:hAnsi="Courier New" w:cs="Courier New"/>
+        </w:rPr>
+        <w:t>│</w:t>
+      </w:r>
+      <w:r>
+        <w:rPr>
+          <w:rFonts w:ascii="Courier New" w:eastAsia="MS Mincho" w:hAnsi="Courier New" w:cs="Courier New"/>
+        </w:rPr>
+        <w:t xml:space="preserve">   </w:t>
+      </w:r>
+      <w:r>
+        <w:rPr>
+          <w:rFonts w:ascii="Courier New" w:eastAsia="MS Mincho" w:hAnsi="Courier New" w:cs="Courier New"/>
+        </w:rPr>
+        <w:t>│ │</w:t>
+      </w:r>
+      <w:r>
+        <w:rPr>
+          <w:rFonts w:ascii="Courier New" w:eastAsia="MS Mincho" w:hAnsi="Courier New" w:cs="Courier New"/>
+        </w:rPr>
+        <w:t xml:space="preserve"> </w:t>
+      </w:r>
+      <w:r>
+        <w:rPr>
+          <w:rFonts w:ascii="Courier New" w:eastAsia="MS Mincho" w:hAnsi="Courier New" w:cs="Courier New"/>
+        </w:rPr>
+        <w:t xml:space="preserve">├── </w:t>
+      </w:r>
+      <w:r>
+        <w:rPr>
+          <w:rFonts w:ascii="Courier New" w:eastAsia="MS Mincho" w:hAnsi="Courier New" w:cs="Courier New"/>
+        </w:rPr>
+        <w:t>F</w:t>
+      </w:r>
+      <w:r>
+        <w:rPr>
+          <w:rFonts w:ascii="Courier New" w:eastAsia="MS Mincho" w:hAnsi="Courier New" w:cs="Courier New"/>
+        </w:rPr>
+        <w:t>inal_</w:t>
+      </w:r>
+      <w:r>
+        <w:rPr>
+          <w:rFonts w:ascii="Courier New" w:eastAsia="MS Mincho" w:hAnsi="Courier New" w:cs="Courier New"/>
+        </w:rPr>
+        <w:t>I</w:t>
+      </w:r>
+      <w:r>
+        <w:rPr>
+          <w:rFonts w:ascii="Courier New" w:eastAsia="MS Mincho" w:hAnsi="Courier New" w:cs="Courier New"/>
+        </w:rPr>
+        <w:t xml:space="preserve">ntegrated/    </w:t>
+      </w:r>
+      <w:r>
+        <w:rPr>
+          <w:rFonts w:ascii="Courier New" w:eastAsia="MS Mincho" w:hAnsi="Courier New" w:cs="Courier New"/>
+          <w:sz w:val="20"/>
+          <w:szCs w:val="20"/>
+        </w:rPr>
+        <w:t xml:space="preserve">← </w:t>
+      </w:r>
+      <w:r>
+        <w:rPr>
+          <w:rFonts w:ascii="Courier New" w:eastAsia="MS Mincho" w:hAnsi="Courier New" w:cs="Courier New"/>
+          <w:sz w:val="20"/>
+          <w:szCs w:val="20"/>
+        </w:rPr>
+        <w:t>Team Editor's</w:t>
+      </w:r>
+      <w:r>
+        <w:rPr>
+          <w:rFonts w:ascii="Courier New" w:eastAsia="MS Mincho" w:hAnsi="Courier New" w:cs="Courier New"/>
+          <w:sz w:val="20"/>
+          <w:szCs w:val="20"/>
+        </w:rPr>
+        <w:t xml:space="preserve"> final combined diagram</w:t>
+      </w:r>
+    </w:p>
+    <w:p>
+      <w:pPr>
+        <w:rPr>
+          <w:rFonts w:ascii="Courier New" w:eastAsia="MS Mincho" w:hAnsi="Courier New" w:cs="Courier New"/>
+          <w:sz w:val="20"/>
+          <w:szCs w:val="20"/>
+        </w:rPr>
+      </w:pPr>
+      <w:r>
+        <w:rPr>
+          <w:rFonts w:ascii="Courier New" w:eastAsia="MS Mincho" w:hAnsi="Courier New" w:cs="Courier New"/>
+        </w:rPr>
+        <w:t>│</w:t>
+      </w:r>
+      <w:r>
+        <w:rPr>
+          <w:rFonts w:ascii="Courier New" w:eastAsia="MS Mincho" w:hAnsi="Courier New" w:cs="Courier New"/>
+        </w:rPr>
+        <w:t xml:space="preserve">   </w:t>
+      </w:r>
+      <w:r>
+        <w:rPr>
+          <w:rFonts w:ascii="Courier New" w:eastAsia="MS Mincho" w:hAnsi="Courier New" w:cs="Courier New"/>
+        </w:rPr>
+        <w:t>│</w:t>
+      </w:r>
+      <w:r>
+        <w:rPr>
+          <w:rFonts w:ascii="Courier New" w:eastAsia="MS Mincho" w:hAnsi="Courier New" w:cs="Courier New"/>
+        </w:rPr>
+        <w:t xml:space="preserve"> </w:t>
+      </w:r>
+      <w:r>
+        <w:rPr>
+          <w:rFonts w:ascii="Courier New" w:eastAsia="MS Mincho" w:hAnsi="Courier New" w:cs="Courier New"/>
+        </w:rPr>
+        <w:t>│</w:t>
+      </w:r>
+      <w:r>
+        <w:rPr>
+          <w:rFonts w:ascii="Courier New" w:eastAsia="MS Mincho" w:hAnsi="Courier New" w:cs="Courier New"/>
+        </w:rPr>
+        <w:t xml:space="preserve"> </w:t>
+      </w:r>
+      <w:r>
+        <w:rPr>
+          <w:rFonts w:ascii="Courier New" w:eastAsia="MS Mincho" w:hAnsi="Courier New" w:cs="Courier New"/>
+        </w:rPr>
+        <w:t>└──</w:t>
+      </w:r>
+      <w:r>
+        <w:rPr>
+          <w:rFonts w:ascii="Courier New" w:eastAsia="MS Mincho" w:hAnsi="Courier New" w:cs="Courier New"/>
+        </w:rPr>
+        <w:t xml:space="preserve"> </w:t>
+      </w:r>
+      <w:proofErr w:type="spellStart"/>
+      <w:r>
+        <w:rPr>
+          <w:rFonts w:ascii="Courier New" w:eastAsia="MS Mincho" w:hAnsi="Courier New" w:cs="Courier New"/>
+        </w:rPr>
+        <w:t>F</w:t>
+      </w:r>
+      <w:r>
+        <w:rPr>
+          <w:rFonts w:ascii="Courier New" w:eastAsia="MS Mincho" w:hAnsi="Courier New" w:cs="Courier New"/>
+        </w:rPr>
+        <w:t>aulty_</w:t>
+      </w:r>
+      <w:r>
+        <w:rPr>
+          <w:rFonts w:ascii="Courier New" w:eastAsia="MS Mincho" w:hAnsi="Courier New" w:cs="Courier New"/>
+        </w:rPr>
+        <w:t>F</w:t>
+      </w:r>
+      <w:r>
+        <w:rPr>
+          <w:rFonts w:ascii="Courier New" w:eastAsia="MS Mincho" w:hAnsi="Courier New" w:cs="Courier New"/>
+        </w:rPr>
+        <w:t>inal_</w:t>
+      </w:r>
+      <w:r>
+        <w:rPr>
+          <w:rFonts w:ascii="Courier New" w:eastAsia="MS Mincho" w:hAnsi="Courier New" w:cs="Courier New"/>
+        </w:rPr>
+        <w:t>I</w:t>
+      </w:r>
+      <w:r>
+        <w:rPr>
+          <w:rFonts w:ascii="Courier New" w:eastAsia="MS Mincho" w:hAnsi="Courier New" w:cs="Courier New"/>
+        </w:rPr>
+        <w:t>ntegrated</w:t>
+      </w:r>
+      <w:proofErr w:type="spellEnd"/>
+      <w:r>
+        <w:rPr>
+          <w:rFonts w:ascii="Courier New" w:eastAsia="MS Mincho" w:hAnsi="Courier New" w:cs="Courier New"/>
+        </w:rPr>
+        <w:t xml:space="preserve">/   </w:t>
+      </w:r>
+      <w:r>
+        <w:rPr>
+          <w:rFonts w:ascii="Courier New" w:eastAsia="MS Mincho" w:hAnsi="Courier New" w:cs="Courier New"/>
+          <w:sz w:val="20"/>
+          <w:szCs w:val="20"/>
+        </w:rPr>
+        <w:t xml:space="preserve">← </w:t>
+      </w:r>
+      <w:r>
+        <w:rPr>
+          <w:rFonts w:ascii="Courier New" w:eastAsia="MS Mincho" w:hAnsi="Courier New" w:cs="Courier New"/>
+          <w:sz w:val="20"/>
+          <w:szCs w:val="20"/>
+        </w:rPr>
+        <w:t>reject by Chief of Q/A</w:t>
+      </w:r>
+    </w:p>
+    <w:p>
+      <w:pPr>
+        <w:rPr>
+          <w:rFonts w:ascii="Courier New" w:eastAsia="MS Mincho" w:hAnsi="Courier New" w:cs="Courier New"/>
+        </w:rPr>
+      </w:pPr>
+      <w:r>
+        <w:rPr>
+          <w:rFonts w:ascii="Courier New" w:eastAsia="MS Mincho" w:hAnsi="Courier New" w:cs="Courier New"/>
+        </w:rPr>
+        <w:t>│   │</w:t>
+      </w:r>
+      <w:r>
+        <w:rPr>
+          <w:rFonts w:ascii="Courier New" w:eastAsia="MS Mincho" w:hAnsi="Courier New" w:cs="Courier New"/>
+        </w:rPr>
+        <w:t xml:space="preserve"> </w:t>
+      </w:r>
+      <w:r>
+        <w:rPr>
+          <w:rFonts w:ascii="Courier New" w:eastAsia="MS Mincho" w:hAnsi="Courier New" w:cs="Courier New"/>
+        </w:rPr>
+        <w:t>└──</w:t>
+      </w:r>
+      <w:r>
+        <w:rPr>
+          <w:rFonts w:ascii="Courier New" w:hAnsi="Courier New" w:cs="Courier New"/>
+        </w:rPr>
+        <w:t xml:space="preserve"> </w:t>
+      </w:r>
+      <w:r>
+        <w:rPr>
+          <w:rFonts w:ascii="Courier New" w:hAnsi="Courier New" w:cs="Courier New"/>
+        </w:rPr>
+        <w:t>PNG</w:t>
+      </w:r>
+      <w:r>
+        <w:rPr>
+          <w:rFonts w:ascii="Courier New" w:hAnsi="Courier New" w:cs="Courier New"/>
+        </w:rPr>
+        <w:t>/</w:t>
+      </w:r>
+    </w:p>
+    <w:p>
+      <w:pPr>
+        <w:rPr>
+          <w:rFonts w:ascii="Courier New" w:eastAsia="MS Mincho" w:hAnsi="Courier New" w:cs="Courier New"/>
+        </w:rPr>
+      </w:pPr>
+      <w:r>
+        <w:rPr>
+          <w:rFonts w:ascii="Courier New" w:eastAsia="MS Mincho" w:hAnsi="Courier New" w:cs="Courier New"/>
+        </w:rPr>
+        <w:t>│</w:t>
+      </w:r>
+      <w:r>
+        <w:rPr>
+          <w:rFonts w:ascii="Courier New" w:eastAsia="MS Mincho" w:hAnsi="Courier New" w:cs="Courier New"/>
+        </w:rPr>
+        <w:t xml:space="preserve">   </w:t>
+      </w:r>
+      <w:r>
+        <w:rPr>
+          <w:rFonts w:ascii="Courier New" w:eastAsia="MS Mincho" w:hAnsi="Courier New" w:cs="Courier New"/>
+        </w:rPr>
+        <w:t xml:space="preserve">│ </w:t>
+      </w:r>
+      <w:r>
+        <w:rPr>
+          <w:rFonts w:ascii="Courier New" w:eastAsia="MS Mincho" w:hAnsi="Courier New" w:cs="Courier New"/>
+        </w:rPr>
+        <w:t xml:space="preserve">  </w:t>
+      </w:r>
+      <w:r>
+        <w:rPr>
+          <w:rFonts w:ascii="Courier New" w:eastAsia="MS Mincho" w:hAnsi="Courier New" w:cs="Courier New"/>
+        </w:rPr>
+        <w:t>└── FINAL_</w:t>
+      </w:r>
+      <w:r>
+        <w:rPr>
+          <w:rFonts w:ascii="Courier New" w:eastAsia="MS Mincho" w:hAnsi="Courier New" w:cs="Courier New"/>
+        </w:rPr>
+        <w:t>Component_v01</w:t>
+      </w:r>
+      <w:r>
+        <w:rPr>
+          <w:rFonts w:ascii="Courier New" w:eastAsia="MS Mincho" w:hAnsi="Courier New" w:cs="Courier New"/>
+        </w:rPr>
+        <w:t>.png</w:t>
+      </w:r>
+      <w:r>
+        <w:rPr>
+          <w:rFonts w:ascii="Courier New" w:eastAsia="MS Mincho" w:hAnsi="Courier New" w:cs="Courier New"/>
+        </w:rPr>
+        <w:t xml:space="preserve"> </w:t>
+      </w:r>
+      <w:r>
+        <w:rPr>
+          <w:rFonts w:ascii="Courier New" w:eastAsia="MS Mincho" w:hAnsi="Courier New" w:cs="Courier New"/>
+        </w:rPr>
+        <w:t xml:space="preserve">← </w:t>
+      </w:r>
+      <w:r>
+        <w:rPr>
+          <w:rFonts w:ascii="Courier New" w:eastAsia="MS Mincho" w:hAnsi="Courier New" w:cs="Courier New"/>
+        </w:rPr>
+        <w:t>PNG final combined diagram</w:t>
       </w:r>
     </w:p>
     <w:p>
